--- a/assets/annotation.docx
+++ b/assets/annotation.docx
@@ -10,7 +10,7 @@
         <mc:AlternateContent>
           <mc:Choice Requires="wps">
             <w:drawing>
-              <wp:anchor distT="0" distB="0" distL="114300" distR="114300" simplePos="0" relativeHeight="251661312" behindDoc="0" locked="0" layoutInCell="1" allowOverlap="1">
+              <wp:anchor distT="0" distB="0" distL="114300" distR="114300" simplePos="0" relativeHeight="251662336" behindDoc="0" locked="0" layoutInCell="1" allowOverlap="1">
                 <wp:simplePos x="0" y="0"/>
                 <wp:positionH relativeFrom="column">
                   <wp:posOffset>3535680</wp:posOffset>
@@ -100,7 +100,7 @@
           </mc:Choice>
           <mc:Fallback>
             <w:pict>
-              <v:shape id="_x0000_s1026" o:spid="_x0000_s1026" o:spt="202" type="#_x0000_t202" style="position:absolute;left:0pt;margin-left:278.4pt;margin-top:-69.35pt;height:90.75pt;width:90.45pt;z-index:251661312;mso-width-relative:page;mso-height-relative:page;" filled="f" stroked="t" coordsize="21600,21600" o:gfxdata="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">
+              <v:shape id="_x0000_s1026" o:spid="_x0000_s1026" o:spt="202" type="#_x0000_t202" style="position:absolute;left:0pt;margin-left:278.4pt;margin-top:-69.35pt;height:90.75pt;width:90.45pt;z-index:251662336;mso-width-relative:page;mso-height-relative:page;" filled="f" stroked="t" coordsize="21600,21600" o:gfxdata="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">
                 <v:fill on="f" focussize="0,0"/>
                 <v:stroke weight="1pt" color="#000000 [3213]" joinstyle="round"/>
                 <v:imagedata o:title=""/>
@@ -150,7 +150,7 @@
         <mc:AlternateContent>
           <mc:Choice Requires="wps">
             <w:drawing>
-              <wp:anchor distT="0" distB="0" distL="114300" distR="114300" simplePos="0" relativeHeight="251677696" behindDoc="0" locked="0" layoutInCell="1" allowOverlap="1">
+              <wp:anchor distT="0" distB="0" distL="114300" distR="114300" simplePos="0" relativeHeight="251678720" behindDoc="0" locked="0" layoutInCell="1" allowOverlap="1">
                 <wp:simplePos x="0" y="0"/>
                 <wp:positionH relativeFrom="column">
                   <wp:posOffset>1023620</wp:posOffset>
@@ -181,15 +181,6 @@
                             <a:schemeClr val="tx1"/>
                           </a:solidFill>
                         </a:ln>
-                        <a:extLst>
-                          <a:ext uri="{909E8E84-426E-40DD-AFC4-6F175D3DCCD1}">
-                            <a14:hiddenFill xmlns:a14="http://schemas.microsoft.com/office/drawing/2010/main">
-                              <a:solidFill>
-                                <a:schemeClr val="lt1"/>
-                              </a:solidFill>
-                            </a14:hiddenFill>
-                          </a:ext>
-                        </a:extLst>
                       </wps:spPr>
                       <wps:style>
                         <a:lnRef idx="0">
@@ -240,7 +231,7 @@
           </mc:Choice>
           <mc:Fallback>
             <w:pict>
-              <v:shape id="_x0000_s1026" o:spid="_x0000_s1026" o:spt="202" type="#_x0000_t202" style="position:absolute;left:0pt;margin-left:80.6pt;margin-top:-69.4pt;height:90.25pt;width:182.05pt;z-index:251677696;mso-width-relative:page;mso-height-relative:page;" filled="f" stroked="t" coordsize="21600,21600" o:gfxdata="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">
+              <v:shape id="_x0000_s1026" o:spid="_x0000_s1026" o:spt="202" type="#_x0000_t202" style="position:absolute;left:0pt;margin-left:80.6pt;margin-top:-69.4pt;height:90.25pt;width:182.05pt;z-index:251678720;mso-width-relative:page;mso-height-relative:page;" filled="f" stroked="t" coordsize="21600,21600" o:gfxdata="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">
                 <v:fill on="f" focussize="0,0"/>
                 <v:stroke weight="1pt" color="#000000 [3213]" joinstyle="round"/>
                 <v:imagedata o:title=""/>
@@ -281,7 +272,7 @@
         <mc:AlternateContent>
           <mc:Choice Requires="wps">
             <w:drawing>
-              <wp:anchor distT="0" distB="0" distL="114300" distR="114300" simplePos="0" relativeHeight="251660288" behindDoc="0" locked="0" layoutInCell="1" allowOverlap="1">
+              <wp:anchor distT="0" distB="0" distL="114300" distR="114300" simplePos="0" relativeHeight="251661312" behindDoc="0" locked="0" layoutInCell="1" allowOverlap="1">
                 <wp:simplePos x="0" y="0"/>
                 <wp:positionH relativeFrom="column">
                   <wp:posOffset>3483610</wp:posOffset>
@@ -310,15 +301,6 @@
                         <a:ln w="6350">
                           <a:noFill/>
                         </a:ln>
-                        <a:extLst>
-                          <a:ext uri="{909E8E84-426E-40DD-AFC4-6F175D3DCCD1}">
-                            <a14:hiddenFill xmlns:a14="http://schemas.microsoft.com/office/drawing/2010/main">
-                              <a:solidFill>
-                                <a:schemeClr val="lt1"/>
-                              </a:solidFill>
-                            </a14:hiddenFill>
-                          </a:ext>
-                        </a:extLst>
                       </wps:spPr>
                       <wps:style>
                         <a:lnRef idx="0">
@@ -425,7 +407,7 @@
           </mc:Choice>
           <mc:Fallback>
             <w:pict>
-              <v:shape id="_x0000_s1026" o:spid="_x0000_s1026" o:spt="202" type="#_x0000_t202" style="position:absolute;left:0pt;margin-left:274.3pt;margin-top:-73.8pt;height:96.2pt;width:101.65pt;rotation:-5898240f;z-index:251660288;mso-width-relative:page;mso-height-relative:page;" filled="f" stroked="f" coordsize="21600,21600" o:gfxdata="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">
+              <v:shape id="_x0000_s1026" o:spid="_x0000_s1026" o:spt="202" type="#_x0000_t202" style="position:absolute;left:0pt;margin-left:274.3pt;margin-top:-73.8pt;height:96.2pt;width:101.65pt;rotation:-5898240f;z-index:251661312;mso-width-relative:page;mso-height-relative:page;" filled="f" stroked="f" coordsize="21600,21600" o:gfxdata="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">
                 <v:fill on="f" focussize="0,0"/>
                 <v:stroke on="f" weight="0.5pt"/>
                 <v:imagedata o:title=""/>
@@ -522,7 +504,7 @@
         <mc:AlternateContent>
           <mc:Choice Requires="wps">
             <w:drawing>
-              <wp:anchor distT="0" distB="0" distL="114300" distR="114300" simplePos="0" relativeHeight="251663360" behindDoc="0" locked="0" layoutInCell="1" allowOverlap="1">
+              <wp:anchor distT="0" distB="0" distL="114300" distR="114300" simplePos="0" relativeHeight="251664384" behindDoc="0" locked="0" layoutInCell="1" allowOverlap="1">
                 <wp:simplePos x="0" y="0"/>
                 <wp:positionH relativeFrom="column">
                   <wp:posOffset>2255520</wp:posOffset>
@@ -640,7 +622,7 @@
           </mc:Choice>
           <mc:Fallback>
             <w:pict>
-              <v:shape id="_x0000_s1026" o:spid="_x0000_s1026" o:spt="202" type="#_x0000_t202" style="position:absolute;left:0pt;margin-left:177.6pt;margin-top:-63pt;height:85.6pt;width:85.7pt;rotation:-5898240f;z-index:251663360;mso-width-relative:page;mso-height-relative:page;" fillcolor="#FFFFFF [3201]" filled="t" stroked="f" coordsize="21600,21600" o:gfxdata="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">
+              <v:shape id="_x0000_s1026" o:spid="_x0000_s1026" o:spt="202" type="#_x0000_t202" style="position:absolute;left:0pt;margin-left:177.6pt;margin-top:-63pt;height:85.6pt;width:85.7pt;rotation:-5898240f;z-index:251664384;mso-width-relative:page;mso-height-relative:page;" fillcolor="#FFFFFF [3201]" filled="t" stroked="f" coordsize="21600,21600" o:gfxdata="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">
                 <v:fill on="t" focussize="0,0"/>
                 <v:stroke on="f" weight="0.5pt"/>
                 <v:imagedata o:title=""/>
@@ -718,7 +700,7 @@
         <mc:AlternateContent>
           <mc:Choice Requires="wps">
             <w:drawing>
-              <wp:anchor distT="0" distB="0" distL="114300" distR="114300" simplePos="0" relativeHeight="251662336" behindDoc="0" locked="0" layoutInCell="1" allowOverlap="1">
+              <wp:anchor distT="0" distB="0" distL="114300" distR="114300" simplePos="0" relativeHeight="251663360" behindDoc="0" locked="0" layoutInCell="1" allowOverlap="1">
                 <wp:simplePos x="0" y="0"/>
                 <wp:positionH relativeFrom="column">
                   <wp:posOffset>960120</wp:posOffset>
@@ -817,7 +799,7 @@
           </mc:Choice>
           <mc:Fallback>
             <w:pict>
-              <v:shape id="_x0000_s1026" o:spid="_x0000_s1026" o:spt="202" type="#_x0000_t202" style="position:absolute;left:0pt;margin-left:75.6pt;margin-top:-58.75pt;height:74.05pt;width:85.7pt;rotation:-5898240f;z-index:251662336;mso-width-relative:page;mso-height-relative:page;" fillcolor="#FFFFFF [3201]" filled="t" stroked="f" coordsize="21600,21600" o:gfxdata="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">
+              <v:shape id="_x0000_s1026" o:spid="_x0000_s1026" o:spt="202" type="#_x0000_t202" style="position:absolute;left:0pt;margin-left:75.6pt;margin-top:-58.75pt;height:74.05pt;width:85.7pt;rotation:-5898240f;z-index:251663360;mso-width-relative:page;mso-height-relative:page;" fillcolor="#FFFFFF [3201]" filled="t" stroked="f" coordsize="21600,21600" o:gfxdata="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">
                 <v:fill on="t" focussize="0,0"/>
                 <v:stroke on="f" weight="0.5pt"/>
                 <v:imagedata o:title=""/>
@@ -878,7 +860,7 @@
         <mc:AlternateContent>
           <mc:Choice Requires="wps">
             <w:drawing>
-              <wp:anchor distT="0" distB="0" distL="114300" distR="114300" simplePos="0" relativeHeight="251674624" behindDoc="0" locked="0" layoutInCell="1" allowOverlap="1">
+              <wp:anchor distT="0" distB="0" distL="114300" distR="114300" simplePos="0" relativeHeight="251675648" behindDoc="0" locked="0" layoutInCell="1" allowOverlap="1">
                 <wp:simplePos x="0" y="0"/>
                 <wp:positionH relativeFrom="column">
                   <wp:posOffset>3839845</wp:posOffset>
@@ -940,7 +922,7 @@
           </mc:Choice>
           <mc:Fallback>
             <w:pict>
-              <v:shape id="_x0000_s1026" o:spid="_x0000_s1026" o:spt="127" type="#_x0000_t127" style="position:absolute;left:0pt;flip:y;margin-left:302.35pt;margin-top:10.15pt;height:22.7pt;width:43.3pt;z-index:251674624;v-text-anchor:middle;mso-width-relative:page;mso-height-relative:page;" fillcolor="#000000 [3213]" filled="t" stroked="t" coordsize="21600,21600" o:gfxdata="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">
+              <v:shape id="_x0000_s1026" o:spid="_x0000_s1026" o:spt="127" type="#_x0000_t127" style="position:absolute;left:0pt;flip:y;margin-left:302.35pt;margin-top:10.15pt;height:22.7pt;width:43.3pt;z-index:251675648;v-text-anchor:middle;mso-width-relative:page;mso-height-relative:page;" fillcolor="#000000 [3213]" filled="t" stroked="t" coordsize="21600,21600" o:gfxdata="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">
                 <v:fill on="t" focussize="0,0"/>
                 <v:stroke weight="1pt" color="#000000 [3213]" miterlimit="8" joinstyle="miter"/>
                 <v:imagedata o:title=""/>
@@ -957,7 +939,7 @@
         <mc:AlternateContent>
           <mc:Choice Requires="wps">
             <w:drawing>
-              <wp:anchor distT="0" distB="0" distL="114300" distR="114300" simplePos="0" relativeHeight="251673600" behindDoc="0" locked="0" layoutInCell="1" allowOverlap="1">
+              <wp:anchor distT="0" distB="0" distL="114300" distR="114300" simplePos="0" relativeHeight="251674624" behindDoc="0" locked="0" layoutInCell="1" allowOverlap="1">
                 <wp:simplePos x="0" y="0"/>
                 <wp:positionH relativeFrom="column">
                   <wp:posOffset>2544445</wp:posOffset>
@@ -1019,7 +1001,7 @@
           </mc:Choice>
           <mc:Fallback>
             <w:pict>
-              <v:shape id="_x0000_s1026" o:spid="_x0000_s1026" o:spt="127" type="#_x0000_t127" style="position:absolute;left:0pt;flip:y;margin-left:200.35pt;margin-top:9.35pt;height:22.7pt;width:43.3pt;z-index:251673600;v-text-anchor:middle;mso-width-relative:page;mso-height-relative:page;" fillcolor="#000000 [3213]" filled="t" stroked="t" coordsize="21600,21600" o:gfxdata="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">
+              <v:shape id="_x0000_s1026" o:spid="_x0000_s1026" o:spt="127" type="#_x0000_t127" style="position:absolute;left:0pt;flip:y;margin-left:200.35pt;margin-top:9.35pt;height:22.7pt;width:43.3pt;z-index:251674624;v-text-anchor:middle;mso-width-relative:page;mso-height-relative:page;" fillcolor="#000000 [3213]" filled="t" stroked="t" coordsize="21600,21600" o:gfxdata="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">
                 <v:fill on="t" focussize="0,0"/>
                 <v:stroke weight="1pt" color="#000000 [3213]" miterlimit="8" joinstyle="miter"/>
                 <v:imagedata o:title=""/>
@@ -1036,7 +1018,7 @@
         <mc:AlternateContent>
           <mc:Choice Requires="wps">
             <w:drawing>
-              <wp:anchor distT="0" distB="0" distL="114300" distR="114300" simplePos="0" relativeHeight="251672576" behindDoc="0" locked="0" layoutInCell="1" allowOverlap="1">
+              <wp:anchor distT="0" distB="0" distL="114300" distR="114300" simplePos="0" relativeHeight="251673600" behindDoc="0" locked="0" layoutInCell="1" allowOverlap="1">
                 <wp:simplePos x="0" y="0"/>
                 <wp:positionH relativeFrom="column">
                   <wp:posOffset>1139190</wp:posOffset>
@@ -1098,7 +1080,7 @@
           </mc:Choice>
           <mc:Fallback>
             <w:pict>
-              <v:shape id="_x0000_s1026" o:spid="_x0000_s1026" o:spt="127" type="#_x0000_t127" style="position:absolute;left:0pt;flip:y;margin-left:89.7pt;margin-top:9.25pt;height:22.7pt;width:43.3pt;z-index:251672576;v-text-anchor:middle;mso-width-relative:page;mso-height-relative:page;" fillcolor="#000000 [3213]" filled="t" stroked="t" coordsize="21600,21600" o:gfxdata="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">
+              <v:shape id="_x0000_s1026" o:spid="_x0000_s1026" o:spt="127" type="#_x0000_t127" style="position:absolute;left:0pt;flip:y;margin-left:89.7pt;margin-top:9.25pt;height:22.7pt;width:43.3pt;z-index:251673600;v-text-anchor:middle;mso-width-relative:page;mso-height-relative:page;" fillcolor="#000000 [3213]" filled="t" stroked="t" coordsize="21600,21600" o:gfxdata="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">
                 <v:fill on="t" focussize="0,0"/>
                 <v:stroke weight="1pt" color="#000000 [3213]" miterlimit="8" joinstyle="miter"/>
                 <v:imagedata o:title=""/>
@@ -1119,7 +1101,129 @@
         <mc:AlternateContent>
           <mc:Choice Requires="wps">
             <w:drawing>
-              <wp:anchor distT="0" distB="0" distL="114300" distR="114300" simplePos="0" relativeHeight="251683840" behindDoc="0" locked="0" layoutInCell="1" allowOverlap="1">
+              <wp:anchor distT="0" distB="0" distL="114300" distR="114300" simplePos="0" relativeHeight="251660288" behindDoc="0" locked="0" layoutInCell="1" allowOverlap="1">
+                <wp:simplePos x="0" y="0"/>
+                <wp:positionH relativeFrom="column">
+                  <wp:posOffset>1024255</wp:posOffset>
+                </wp:positionH>
+                <wp:positionV relativeFrom="paragraph">
+                  <wp:posOffset>3041650</wp:posOffset>
+                </wp:positionV>
+                <wp:extent cx="2400300" cy="1216660"/>
+                <wp:effectExtent l="6350" t="6350" r="6350" b="21590"/>
+                <wp:wrapNone/>
+                <wp:docPr id="26" name="Text Box 26"/>
+                <wp:cNvGraphicFramePr/>
+                <a:graphic xmlns:a="http://schemas.openxmlformats.org/drawingml/2006/main">
+                  <a:graphicData uri="http://schemas.microsoft.com/office/word/2010/wordprocessingShape">
+                    <wps:wsp>
+                      <wps:cNvSpPr txBox="1"/>
+                      <wps:spPr>
+                        <a:xfrm>
+                          <a:off x="0" y="0"/>
+                          <a:ext cx="2400300" cy="1216660"/>
+                        </a:xfrm>
+                        <a:prstGeom prst="rect">
+                          <a:avLst/>
+                        </a:prstGeom>
+                        <a:noFill/>
+                        <a:ln w="12700">
+                          <a:solidFill>
+                            <a:schemeClr val="tx1"/>
+                          </a:solidFill>
+                        </a:ln>
+                      </wps:spPr>
+                      <wps:style>
+                        <a:lnRef idx="0">
+                          <a:schemeClr val="accent1"/>
+                        </a:lnRef>
+                        <a:fillRef idx="0">
+                          <a:schemeClr val="accent1"/>
+                        </a:fillRef>
+                        <a:effectRef idx="0">
+                          <a:schemeClr val="accent1"/>
+                        </a:effectRef>
+                        <a:fontRef idx="minor">
+                          <a:schemeClr val="dk1"/>
+                        </a:fontRef>
+                      </wps:style>
+                      <wps:txbx>
+                        <w:txbxContent>
+                          <w:p>
+                            <w:pPr>
+                              <w:jc w:val="center"/>
+                              <w:rPr>
+                                <w:rFonts w:hint="eastAsia" w:ascii="LiHei Pro" w:hAnsi="LiHei Pro" w:eastAsia="LiHei Pro" w:cs="LiHei Pro"/>
+                                <w:sz w:val="28"/>
+                                <w:szCs w:val="28"/>
+                                <w:lang w:val="en-US" w:eastAsia="zh-CN"/>
+                              </w:rPr>
+                            </w:pPr>
+                            <w:r>
+                              <w:rPr>
+                                <w:rFonts w:hint="eastAsia" w:ascii="Heiti SC Light" w:hAnsi="Heiti SC Light" w:eastAsia="Heiti SC Light" w:cs="Heiti SC Light"/>
+                                <w:sz w:val="28"/>
+                                <w:szCs w:val="28"/>
+                                <w:lang w:val="en-US" w:eastAsia="zh-CN"/>
+                              </w:rPr>
+                              <w:t>电机/舵机</w:t>
+                            </w:r>
+                          </w:p>
+                        </w:txbxContent>
+                      </wps:txbx>
+                      <wps:bodyPr rot="0" spcFirstLastPara="0" vertOverflow="overflow" horzOverflow="overflow" vert="horz" wrap="square" lIns="91440" tIns="45720" rIns="91440" bIns="45720" numCol="1" spcCol="0" rtlCol="0" fromWordArt="0" anchor="b" anchorCtr="0" forceAA="0" compatLnSpc="1">
+                        <a:noAutofit/>
+                      </wps:bodyPr>
+                    </wps:wsp>
+                  </a:graphicData>
+                </a:graphic>
+              </wp:anchor>
+            </w:drawing>
+          </mc:Choice>
+          <mc:Fallback>
+            <w:pict>
+              <v:shape id="_x0000_s1026" o:spid="_x0000_s1026" o:spt="202" type="#_x0000_t202" style="position:absolute;left:0pt;margin-left:80.65pt;margin-top:239.5pt;height:95.8pt;width:189pt;z-index:251660288;v-text-anchor:bottom;mso-width-relative:page;mso-height-relative:page;" filled="f" stroked="t" coordsize="21600,21600" o:gfxdata="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">
+                <v:fill on="f" focussize="0,0"/>
+                <v:stroke weight="1pt" color="#000000 [3213]" joinstyle="round"/>
+                <v:imagedata o:title=""/>
+                <o:lock v:ext="edit" aspectratio="f"/>
+                <v:textbox>
+                  <w:txbxContent>
+                    <w:p>
+                      <w:pPr>
+                        <w:jc w:val="center"/>
+                        <w:rPr>
+                          <w:rFonts w:hint="eastAsia" w:ascii="LiHei Pro" w:hAnsi="LiHei Pro" w:eastAsia="LiHei Pro" w:cs="LiHei Pro"/>
+                          <w:sz w:val="28"/>
+                          <w:szCs w:val="28"/>
+                          <w:lang w:val="en-US" w:eastAsia="zh-CN"/>
+                        </w:rPr>
+                      </w:pPr>
+                      <w:r>
+                        <w:rPr>
+                          <w:rFonts w:hint="eastAsia" w:ascii="Heiti SC Light" w:hAnsi="Heiti SC Light" w:eastAsia="Heiti SC Light" w:cs="Heiti SC Light"/>
+                          <w:sz w:val="28"/>
+                          <w:szCs w:val="28"/>
+                          <w:lang w:val="en-US" w:eastAsia="zh-CN"/>
+                        </w:rPr>
+                        <w:t>电机/舵机</w:t>
+                      </w:r>
+                    </w:p>
+                  </w:txbxContent>
+                </v:textbox>
+              </v:shape>
+            </w:pict>
+          </mc:Fallback>
+        </mc:AlternateContent>
+      </w:r>
+      <w:r>
+        <w:rPr>
+          <w:sz w:val="20"/>
+        </w:rPr>
+        <mc:AlternateContent>
+          <mc:Choice Requires="wps">
+            <w:drawing>
+              <wp:anchor distT="0" distB="0" distL="114300" distR="114300" simplePos="0" relativeHeight="251684864" behindDoc="0" locked="0" layoutInCell="1" allowOverlap="1">
                 <wp:simplePos x="0" y="0"/>
                 <wp:positionH relativeFrom="column">
                   <wp:posOffset>-1034415</wp:posOffset>
@@ -1148,15 +1252,6 @@
                         <a:ln w="6350">
                           <a:noFill/>
                         </a:ln>
-                        <a:extLst>
-                          <a:ext uri="{909E8E84-426E-40DD-AFC4-6F175D3DCCD1}">
-                            <a14:hiddenFill xmlns:a14="http://schemas.microsoft.com/office/drawing/2010/main">
-                              <a:solidFill>
-                                <a:schemeClr val="lt1"/>
-                              </a:solidFill>
-                            </a14:hiddenFill>
-                          </a:ext>
-                        </a:extLst>
                       </wps:spPr>
                       <wps:style>
                         <a:lnRef idx="0">
@@ -1216,7 +1311,7 @@
           </mc:Choice>
           <mc:Fallback>
             <w:pict>
-              <v:shape id="_x0000_s1026" o:spid="_x0000_s1026" o:spt="202" type="#_x0000_t202" style="position:absolute;left:0pt;margin-left:-81.45pt;margin-top:63.3pt;height:23.35pt;width:69.05pt;z-index:251683840;mso-width-relative:page;mso-height-relative:page;" filled="f" stroked="f" coordsize="21600,21600" o:gfxdata="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">
+              <v:shape id="_x0000_s1026" o:spid="_x0000_s1026" o:spt="202" type="#_x0000_t202" style="position:absolute;left:0pt;margin-left:-81.45pt;margin-top:63.3pt;height:23.35pt;width:69.05pt;z-index:251684864;mso-width-relative:page;mso-height-relative:page;" filled="f" stroked="f" coordsize="21600,21600" o:gfxdata="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">
                 <v:fill on="f" focussize="0,0"/>
                 <v:stroke on="f" weight="0.5pt"/>
                 <v:imagedata o:title=""/>
@@ -1309,7 +1404,7 @@
         <mc:AlternateContent>
           <mc:Choice Requires="wps">
             <w:drawing>
-              <wp:anchor distT="0" distB="0" distL="114300" distR="114300" simplePos="0" relativeHeight="251681792" behindDoc="0" locked="0" layoutInCell="1" allowOverlap="1">
+              <wp:anchor distT="0" distB="0" distL="114300" distR="114300" simplePos="0" relativeHeight="251682816" behindDoc="0" locked="0" layoutInCell="1" allowOverlap="1">
                 <wp:simplePos x="0" y="0"/>
                 <wp:positionH relativeFrom="column">
                   <wp:posOffset>-979805</wp:posOffset>
@@ -1410,7 +1505,7 @@
           </mc:Choice>
           <mc:Fallback>
             <w:pict>
-              <v:shape id="_x0000_s1026" o:spid="_x0000_s1026" o:spt="202" type="#_x0000_t202" style="position:absolute;left:0pt;margin-left:-77.15pt;margin-top:85.2pt;height:50pt;width:63.5pt;z-index:251681792;mso-width-relative:page;mso-height-relative:page;" filled="f" stroked="t" coordsize="21600,21600" o:gfxdata="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">
+              <v:shape id="_x0000_s1026" o:spid="_x0000_s1026" o:spt="202" type="#_x0000_t202" style="position:absolute;left:0pt;margin-left:-77.15pt;margin-top:85.2pt;height:50pt;width:63.5pt;z-index:251682816;mso-width-relative:page;mso-height-relative:page;" filled="f" stroked="t" coordsize="21600,21600" o:gfxdata="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">
                 <v:fill on="f" focussize="0,0"/>
                 <v:stroke weight="1pt" color="#000000 [3213]" joinstyle="round"/>
                 <v:imagedata o:title=""/>
@@ -1471,7 +1566,7 @@
         <mc:AlternateContent>
           <mc:Choice Requires="wps">
             <w:drawing>
-              <wp:anchor distT="0" distB="0" distL="114300" distR="114300" simplePos="0" relativeHeight="251682816" behindDoc="0" locked="0" layoutInCell="1" allowOverlap="1">
+              <wp:anchor distT="0" distB="0" distL="114300" distR="114300" simplePos="0" relativeHeight="251683840" behindDoc="0" locked="0" layoutInCell="1" allowOverlap="1">
                 <wp:simplePos x="0" y="0"/>
                 <wp:positionH relativeFrom="column">
                   <wp:posOffset>-250825</wp:posOffset>
@@ -1532,7 +1627,7 @@
           </mc:Choice>
           <mc:Fallback>
             <w:pict>
-              <v:shape id="_x0000_s1026" o:spid="_x0000_s1026" o:spt="127" type="#_x0000_t127" style="position:absolute;left:0pt;margin-left:-19.75pt;margin-top:99.2pt;height:20.9pt;width:33.05pt;rotation:5898240f;z-index:251682816;v-text-anchor:middle;mso-width-relative:page;mso-height-relative:page;" fillcolor="#000000 [3213]" filled="t" stroked="t" coordsize="21600,21600" o:gfxdata="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">
+              <v:shape id="_x0000_s1026" o:spid="_x0000_s1026" o:spt="127" type="#_x0000_t127" style="position:absolute;left:0pt;margin-left:-19.75pt;margin-top:99.2pt;height:20.9pt;width:33.05pt;rotation:5898240f;z-index:251683840;v-text-anchor:middle;mso-width-relative:page;mso-height-relative:page;" fillcolor="#000000 [3213]" filled="t" stroked="t" coordsize="21600,21600" o:gfxdata="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">
                 <v:fill on="t" focussize="0,0"/>
                 <v:stroke weight="1pt" color="#000000 [3213]" miterlimit="8" joinstyle="miter"/>
                 <v:imagedata o:title=""/>
@@ -1549,7 +1644,7 @@
         <mc:AlternateContent>
           <mc:Choice Requires="wps">
             <w:drawing>
-              <wp:anchor distT="0" distB="0" distL="114300" distR="114300" simplePos="0" relativeHeight="251665408" behindDoc="0" locked="0" layoutInCell="1" allowOverlap="1">
+              <wp:anchor distT="0" distB="0" distL="114300" distR="114300" simplePos="0" relativeHeight="251666432" behindDoc="0" locked="0" layoutInCell="1" allowOverlap="1">
                 <wp:simplePos x="0" y="0"/>
                 <wp:positionH relativeFrom="column">
                   <wp:posOffset>2275205</wp:posOffset>
@@ -1578,15 +1673,6 @@
                         <a:ln w="6350">
                           <a:noFill/>
                         </a:ln>
-                        <a:extLst>
-                          <a:ext uri="{909E8E84-426E-40DD-AFC4-6F175D3DCCD1}">
-                            <a14:hiddenFill xmlns:a14="http://schemas.microsoft.com/office/drawing/2010/main">
-                              <a:solidFill>
-                                <a:schemeClr val="lt1"/>
-                              </a:solidFill>
-                            </a14:hiddenFill>
-                          </a:ext>
-                        </a:extLst>
                       </wps:spPr>
                       <wps:style>
                         <a:lnRef idx="0">
@@ -1677,7 +1763,7 @@
           </mc:Choice>
           <mc:Fallback>
             <w:pict>
-              <v:shape id="_x0000_s1026" o:spid="_x0000_s1026" o:spt="202" type="#_x0000_t202" style="position:absolute;left:0pt;margin-left:179.15pt;margin-top:239.5pt;height:85.6pt;width:85.7pt;rotation:-5898240f;z-index:251665408;mso-width-relative:page;mso-height-relative:page;" filled="f" stroked="f" coordsize="21600,21600" o:gfxdata="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">
+              <v:shape id="_x0000_s1026" o:spid="_x0000_s1026" o:spt="202" type="#_x0000_t202" style="position:absolute;left:0pt;margin-left:179.15pt;margin-top:239.5pt;height:85.6pt;width:85.7pt;rotation:-5898240f;z-index:251666432;mso-width-relative:page;mso-height-relative:page;" filled="f" stroked="f" coordsize="21600,21600" o:gfxdata="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">
                 <v:fill on="f" focussize="0,0"/>
                 <v:stroke on="f" weight="0.5pt"/>
                 <v:imagedata o:title=""/>
@@ -1758,7 +1844,7 @@
         <mc:AlternateContent>
           <mc:Choice Requires="wps">
             <w:drawing>
-              <wp:anchor distT="0" distB="0" distL="114300" distR="114300" simplePos="0" relativeHeight="251664384" behindDoc="0" locked="0" layoutInCell="1" allowOverlap="1">
+              <wp:anchor distT="0" distB="0" distL="114300" distR="114300" simplePos="0" relativeHeight="251665408" behindDoc="0" locked="0" layoutInCell="1" allowOverlap="1">
                 <wp:simplePos x="0" y="0"/>
                 <wp:positionH relativeFrom="column">
                   <wp:posOffset>984885</wp:posOffset>
@@ -1787,15 +1873,6 @@
                         <a:ln w="6350">
                           <a:noFill/>
                         </a:ln>
-                        <a:extLst>
-                          <a:ext uri="{909E8E84-426E-40DD-AFC4-6F175D3DCCD1}">
-                            <a14:hiddenFill xmlns:a14="http://schemas.microsoft.com/office/drawing/2010/main">
-                              <a:solidFill>
-                                <a:schemeClr val="lt1"/>
-                              </a:solidFill>
-                            </a14:hiddenFill>
-                          </a:ext>
-                        </a:extLst>
                       </wps:spPr>
                       <wps:style>
                         <a:lnRef idx="0">
@@ -1866,7 +1943,7 @@
           </mc:Choice>
           <mc:Fallback>
             <w:pict>
-              <v:shape id="_x0000_s1026" o:spid="_x0000_s1026" o:spt="202" type="#_x0000_t202" style="position:absolute;left:0pt;margin-left:77.55pt;margin-top:246.75pt;height:74.05pt;width:85.7pt;rotation:-5898240f;z-index:251664384;mso-width-relative:page;mso-height-relative:page;" filled="f" stroked="f" coordsize="21600,21600" o:gfxdata="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">
+              <v:shape id="_x0000_s1026" o:spid="_x0000_s1026" o:spt="202" type="#_x0000_t202" style="position:absolute;left:0pt;margin-left:77.55pt;margin-top:246.75pt;height:74.05pt;width:85.7pt;rotation:-5898240f;z-index:251665408;mso-width-relative:page;mso-height-relative:page;" filled="f" stroked="f" coordsize="21600,21600" o:gfxdata="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">
                 <v:fill on="f" focussize="0,0"/>
                 <v:stroke on="f" weight="0.5pt"/>
                 <v:imagedata o:title=""/>
@@ -1927,7 +2004,7 @@
         <mc:AlternateContent>
           <mc:Choice Requires="wps">
             <w:drawing>
-              <wp:anchor distT="0" distB="0" distL="114300" distR="114300" simplePos="0" relativeHeight="251675648" behindDoc="0" locked="0" layoutInCell="1" allowOverlap="1">
+              <wp:anchor distT="0" distB="0" distL="114300" distR="114300" simplePos="0" relativeHeight="251676672" behindDoc="0" locked="0" layoutInCell="1" allowOverlap="1">
                 <wp:simplePos x="0" y="0"/>
                 <wp:positionH relativeFrom="column">
                   <wp:posOffset>1119505</wp:posOffset>
@@ -1989,7 +2066,7 @@
           </mc:Choice>
           <mc:Fallback>
             <w:pict>
-              <v:shape id="_x0000_s1026" o:spid="_x0000_s1026" o:spt="128" type="#_x0000_t128" style="position:absolute;left:0pt;flip:y;margin-left:88.15pt;margin-top:216.8pt;height:22.7pt;width:43.3pt;z-index:251675648;v-text-anchor:middle;mso-width-relative:page;mso-height-relative:page;" fillcolor="#000000 [3213]" filled="t" stroked="t" coordsize="21600,21600" o:gfxdata="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">
+              <v:shape id="_x0000_s1026" o:spid="_x0000_s1026" o:spt="128" type="#_x0000_t128" style="position:absolute;left:0pt;flip:y;margin-left:88.15pt;margin-top:216.8pt;height:22.7pt;width:43.3pt;z-index:251676672;v-text-anchor:middle;mso-width-relative:page;mso-height-relative:page;" fillcolor="#000000 [3213]" filled="t" stroked="t" coordsize="21600,21600" o:gfxdata="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">
                 <v:fill on="t" focussize="0,0"/>
                 <v:stroke weight="1pt" color="#000000 [3213]" miterlimit="8" joinstyle="miter"/>
                 <v:imagedata o:title=""/>
@@ -2006,7 +2083,7 @@
         <mc:AlternateContent>
           <mc:Choice Requires="wps">
             <w:drawing>
-              <wp:anchor distT="0" distB="0" distL="114300" distR="114300" simplePos="0" relativeHeight="251676672" behindDoc="0" locked="0" layoutInCell="1" allowOverlap="1">
+              <wp:anchor distT="0" distB="0" distL="114300" distR="114300" simplePos="0" relativeHeight="251677696" behindDoc="0" locked="0" layoutInCell="1" allowOverlap="1">
                 <wp:simplePos x="0" y="0"/>
                 <wp:positionH relativeFrom="column">
                   <wp:posOffset>2512695</wp:posOffset>
@@ -2068,133 +2145,11 @@
           </mc:Choice>
           <mc:Fallback>
             <w:pict>
-              <v:shape id="_x0000_s1026" o:spid="_x0000_s1026" o:spt="128" type="#_x0000_t128" style="position:absolute;left:0pt;flip:y;margin-left:197.85pt;margin-top:216.75pt;height:22.7pt;width:43.3pt;z-index:251676672;v-text-anchor:middle;mso-width-relative:page;mso-height-relative:page;" fillcolor="#000000 [3213]" filled="t" stroked="t" coordsize="21600,21600" o:gfxdata="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">
+              <v:shape id="_x0000_s1026" o:spid="_x0000_s1026" o:spt="128" type="#_x0000_t128" style="position:absolute;left:0pt;flip:y;margin-left:197.85pt;margin-top:216.75pt;height:22.7pt;width:43.3pt;z-index:251677696;v-text-anchor:middle;mso-width-relative:page;mso-height-relative:page;" fillcolor="#000000 [3213]" filled="t" stroked="t" coordsize="21600,21600" o:gfxdata="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">
                 <v:fill on="t" focussize="0,0"/>
                 <v:stroke weight="1pt" color="#000000 [3213]" miterlimit="8" joinstyle="miter"/>
                 <v:imagedata o:title=""/>
                 <o:lock v:ext="edit" aspectratio="f"/>
-              </v:shape>
-            </w:pict>
-          </mc:Fallback>
-        </mc:AlternateContent>
-      </w:r>
-      <w:r>
-        <w:rPr>
-          <w:sz w:val="20"/>
-        </w:rPr>
-        <mc:AlternateContent>
-          <mc:Choice Requires="wps">
-            <w:drawing>
-              <wp:anchor distT="0" distB="0" distL="114300" distR="114300" simplePos="0" relativeHeight="251659264" behindDoc="0" locked="0" layoutInCell="1" allowOverlap="1">
-                <wp:simplePos x="0" y="0"/>
-                <wp:positionH relativeFrom="column">
-                  <wp:posOffset>979805</wp:posOffset>
-                </wp:positionH>
-                <wp:positionV relativeFrom="paragraph">
-                  <wp:posOffset>307975</wp:posOffset>
-                </wp:positionV>
-                <wp:extent cx="2400300" cy="1216660"/>
-                <wp:effectExtent l="6350" t="6350" r="6350" b="21590"/>
-                <wp:wrapNone/>
-                <wp:docPr id="26" name="Text Box 26"/>
-                <wp:cNvGraphicFramePr/>
-                <a:graphic xmlns:a="http://schemas.openxmlformats.org/drawingml/2006/main">
-                  <a:graphicData uri="http://schemas.microsoft.com/office/word/2010/wordprocessingShape">
-                    <wps:wsp>
-                      <wps:cNvSpPr txBox="1"/>
-                      <wps:spPr>
-                        <a:xfrm>
-                          <a:off x="0" y="0"/>
-                          <a:ext cx="2400300" cy="1216660"/>
-                        </a:xfrm>
-                        <a:prstGeom prst="rect">
-                          <a:avLst/>
-                        </a:prstGeom>
-                        <a:noFill/>
-                        <a:ln w="12700">
-                          <a:solidFill>
-                            <a:schemeClr val="tx1"/>
-                          </a:solidFill>
-                        </a:ln>
-                      </wps:spPr>
-                      <wps:style>
-                        <a:lnRef idx="0">
-                          <a:schemeClr val="accent1"/>
-                        </a:lnRef>
-                        <a:fillRef idx="0">
-                          <a:schemeClr val="accent1"/>
-                        </a:fillRef>
-                        <a:effectRef idx="0">
-                          <a:schemeClr val="accent1"/>
-                        </a:effectRef>
-                        <a:fontRef idx="minor">
-                          <a:schemeClr val="dk1"/>
-                        </a:fontRef>
-                      </wps:style>
-                      <wps:txbx>
-                        <w:txbxContent>
-                          <w:p>
-                            <w:pPr>
-                              <w:jc w:val="center"/>
-                              <w:rPr>
-                                <w:rFonts w:hint="eastAsia" w:ascii="LiHei Pro" w:hAnsi="LiHei Pro" w:eastAsia="LiHei Pro" w:cs="LiHei Pro"/>
-                                <w:sz w:val="28"/>
-                                <w:szCs w:val="28"/>
-                                <w:lang w:val="en-US" w:eastAsia="zh-CN"/>
-                              </w:rPr>
-                            </w:pPr>
-                            <w:r>
-                              <w:rPr>
-                                <w:rFonts w:hint="eastAsia" w:ascii="Heiti SC Light" w:hAnsi="Heiti SC Light" w:eastAsia="Heiti SC Light" w:cs="Heiti SC Light"/>
-                                <w:sz w:val="28"/>
-                                <w:szCs w:val="28"/>
-                                <w:lang w:val="en-US" w:eastAsia="zh-CN"/>
-                              </w:rPr>
-                              <w:t>电机/舵机</w:t>
-                            </w:r>
-                          </w:p>
-                        </w:txbxContent>
-                      </wps:txbx>
-                      <wps:bodyPr rot="0" spcFirstLastPara="0" vertOverflow="overflow" horzOverflow="overflow" vert="horz" wrap="square" lIns="91440" tIns="45720" rIns="91440" bIns="45720" numCol="1" spcCol="0" rtlCol="0" fromWordArt="0" anchor="b" anchorCtr="0" forceAA="0" compatLnSpc="1">
-                        <a:noAutofit/>
-                      </wps:bodyPr>
-                    </wps:wsp>
-                  </a:graphicData>
-                </a:graphic>
-              </wp:anchor>
-            </w:drawing>
-          </mc:Choice>
-          <mc:Fallback>
-            <w:pict>
-              <v:shape id="_x0000_s1026" o:spid="_x0000_s1026" o:spt="202" type="#_x0000_t202" style="position:absolute;left:0pt;margin-left:77.15pt;margin-top:24.25pt;height:95.8pt;width:189pt;z-index:251659264;v-text-anchor:bottom;mso-width-relative:page;mso-height-relative:page;" filled="f" stroked="t" coordsize="21600,21600" o:gfxdata="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">
-                <v:fill on="f" focussize="0,0"/>
-                <v:stroke weight="1pt" color="#000000 [3213]" joinstyle="round"/>
-                <v:imagedata o:title=""/>
-                <o:lock v:ext="edit" aspectratio="f"/>
-                <v:textbox>
-                  <w:txbxContent>
-                    <w:p>
-                      <w:pPr>
-                        <w:jc w:val="center"/>
-                        <w:rPr>
-                          <w:rFonts w:hint="eastAsia" w:ascii="LiHei Pro" w:hAnsi="LiHei Pro" w:eastAsia="LiHei Pro" w:cs="LiHei Pro"/>
-                          <w:sz w:val="28"/>
-                          <w:szCs w:val="28"/>
-                          <w:lang w:val="en-US" w:eastAsia="zh-CN"/>
-                        </w:rPr>
-                      </w:pPr>
-                      <w:r>
-                        <w:rPr>
-                          <w:rFonts w:hint="eastAsia" w:ascii="Heiti SC Light" w:hAnsi="Heiti SC Light" w:eastAsia="Heiti SC Light" w:cs="Heiti SC Light"/>
-                          <w:sz w:val="28"/>
-                          <w:szCs w:val="28"/>
-                          <w:lang w:val="en-US" w:eastAsia="zh-CN"/>
-                        </w:rPr>
-                        <w:t>电机/舵机</w:t>
-                      </w:r>
-                    </w:p>
-                  </w:txbxContent>
-                </v:textbox>
               </v:shape>
             </w:pict>
           </mc:Fallback>
@@ -2212,7 +2167,7 @@
         <mc:AlternateContent>
           <mc:Choice Requires="wps">
             <w:drawing>
-              <wp:anchor distT="0" distB="0" distL="114300" distR="114300" simplePos="0" relativeHeight="251685888" behindDoc="0" locked="0" layoutInCell="1" allowOverlap="1">
+              <wp:anchor distT="0" distB="0" distL="114300" distR="114300" simplePos="0" relativeHeight="251686912" behindDoc="0" locked="0" layoutInCell="1" allowOverlap="1">
                 <wp:simplePos x="0" y="0"/>
                 <wp:positionH relativeFrom="column">
                   <wp:posOffset>1062990</wp:posOffset>
@@ -2300,7 +2255,7 @@
           </mc:Choice>
           <mc:Fallback>
             <w:pict>
-              <v:shape id="_x0000_s1026" o:spid="_x0000_s1026" o:spt="202" type="#_x0000_t202" style="position:absolute;left:0pt;margin-left:83.7pt;margin-top:316.35pt;height:24.05pt;width:137.05pt;z-index:251685888;mso-width-relative:page;mso-height-relative:page;" filled="f" stroked="f" coordsize="21600,21600" o:gfxdata="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">
+              <v:shape id="_x0000_s1026" o:spid="_x0000_s1026" o:spt="202" type="#_x0000_t202" style="position:absolute;left:0pt;margin-left:83.7pt;margin-top:316.35pt;height:24.05pt;width:137.05pt;z-index:251686912;mso-width-relative:page;mso-height-relative:page;" filled="f" stroked="f" coordsize="21600,21600" o:gfxdata="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">
                 <v:fill on="f" focussize="0,0"/>
                 <v:stroke on="f" weight="0.5pt"/>
                 <v:imagedata o:title=""/>
@@ -2350,7 +2305,7 @@
         <mc:AlternateContent>
           <mc:Choice Requires="wps">
             <w:drawing>
-              <wp:anchor distT="0" distB="0" distL="114300" distR="114300" simplePos="0" relativeHeight="251684864" behindDoc="0" locked="0" layoutInCell="1" allowOverlap="1">
+              <wp:anchor distT="0" distB="0" distL="114300" distR="114300" simplePos="0" relativeHeight="251685888" behindDoc="0" locked="0" layoutInCell="1" allowOverlap="1">
                 <wp:simplePos x="0" y="0"/>
                 <wp:positionH relativeFrom="column">
                   <wp:posOffset>2948305</wp:posOffset>
@@ -2379,15 +2334,6 @@
                         <a:ln w="6350">
                           <a:noFill/>
                         </a:ln>
-                        <a:extLst>
-                          <a:ext uri="{909E8E84-426E-40DD-AFC4-6F175D3DCCD1}">
-                            <a14:hiddenFill xmlns:a14="http://schemas.microsoft.com/office/drawing/2010/main">
-                              <a:solidFill>
-                                <a:schemeClr val="lt1"/>
-                              </a:solidFill>
-                            </a14:hiddenFill>
-                          </a:ext>
-                        </a:extLst>
                       </wps:spPr>
                       <wps:style>
                         <a:lnRef idx="0">
@@ -2447,7 +2393,7 @@
           </mc:Choice>
           <mc:Fallback>
             <w:pict>
-              <v:shape id="_x0000_s1026" o:spid="_x0000_s1026" o:spt="202" type="#_x0000_t202" style="position:absolute;left:0pt;margin-left:232.15pt;margin-top:316.4pt;height:24.05pt;width:137.85pt;z-index:251684864;mso-width-relative:page;mso-height-relative:page;" filled="f" stroked="f" coordsize="21600,21600" o:gfxdata="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">
+              <v:shape id="_x0000_s1026" o:spid="_x0000_s1026" o:spt="202" type="#_x0000_t202" style="position:absolute;left:0pt;margin-left:232.15pt;margin-top:316.4pt;height:24.05pt;width:137.85pt;z-index:251685888;mso-width-relative:page;mso-height-relative:page;" filled="f" stroked="f" coordsize="21600,21600" o:gfxdata="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">
                 <v:fill on="f" focussize="0,0"/>
                 <v:stroke on="f" weight="0.5pt"/>
                 <v:imagedata o:title=""/>
@@ -2497,7 +2443,7 @@
         <mc:AlternateContent>
           <mc:Choice Requires="wps">
             <w:drawing>
-              <wp:anchor distT="0" distB="0" distL="114300" distR="114300" simplePos="0" relativeHeight="251668480" behindDoc="0" locked="0" layoutInCell="1" allowOverlap="1">
+              <wp:anchor distT="0" distB="0" distL="114300" distR="114300" simplePos="0" relativeHeight="251669504" behindDoc="0" locked="0" layoutInCell="1" allowOverlap="1">
                 <wp:simplePos x="0" y="0"/>
                 <wp:positionH relativeFrom="column">
                   <wp:posOffset>2279015</wp:posOffset>
@@ -2557,7 +2503,7 @@
           </mc:Choice>
           <mc:Fallback>
             <w:pict>
-              <v:rect id="_x0000_s1026" o:spid="_x0000_s1026" o:spt="1" style="position:absolute;left:0pt;margin-left:179.45pt;margin-top:186.45pt;height:13.7pt;width:100.35pt;z-index:251668480;v-text-anchor:middle;mso-width-relative:page;mso-height-relative:page;" filled="f" stroked="t" coordsize="21600,21600" o:gfxdata="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">
+              <v:rect id="_x0000_s1026" o:spid="_x0000_s1026" o:spt="1" style="position:absolute;left:0pt;margin-left:179.45pt;margin-top:186.45pt;height:13.7pt;width:100.35pt;z-index:251669504;v-text-anchor:middle;mso-width-relative:page;mso-height-relative:page;" filled="f" stroked="t" coordsize="21600,21600" o:gfxdata="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">
                 <v:fill on="f" focussize="0,0"/>
                 <v:stroke weight="3pt" color="#4874CB [3204]" miterlimit="8" joinstyle="miter"/>
                 <v:imagedata o:title=""/>
@@ -2574,7 +2520,7 @@
         <mc:AlternateContent>
           <mc:Choice Requires="wps">
             <w:drawing>
-              <wp:anchor distT="0" distB="0" distL="114300" distR="114300" simplePos="0" relativeHeight="251680768" behindDoc="0" locked="0" layoutInCell="1" allowOverlap="1">
+              <wp:anchor distT="0" distB="0" distL="114300" distR="114300" simplePos="0" relativeHeight="251681792" behindDoc="0" locked="0" layoutInCell="1" allowOverlap="1">
                 <wp:simplePos x="0" y="0"/>
                 <wp:positionH relativeFrom="column">
                   <wp:posOffset>-1021715</wp:posOffset>
@@ -2603,15 +2549,6 @@
                         <a:ln w="6350">
                           <a:noFill/>
                         </a:ln>
-                        <a:extLst>
-                          <a:ext uri="{909E8E84-426E-40DD-AFC4-6F175D3DCCD1}">
-                            <a14:hiddenFill xmlns:a14="http://schemas.microsoft.com/office/drawing/2010/main">
-                              <a:solidFill>
-                                <a:schemeClr val="lt1"/>
-                              </a:solidFill>
-                            </a14:hiddenFill>
-                          </a:ext>
-                        </a:extLst>
                       </wps:spPr>
                       <wps:style>
                         <a:lnRef idx="0">
@@ -2671,7 +2608,7 @@
           </mc:Choice>
           <mc:Fallback>
             <w:pict>
-              <v:shape id="_x0000_s1026" o:spid="_x0000_s1026" o:spt="202" type="#_x0000_t202" style="position:absolute;left:0pt;margin-left:-80.45pt;margin-top:56.95pt;height:29.25pt;width:72.65pt;z-index:251680768;mso-width-relative:page;mso-height-relative:page;" filled="f" stroked="f" coordsize="21600,21600" o:gfxdata="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">
+              <v:shape id="_x0000_s1026" o:spid="_x0000_s1026" o:spt="202" type="#_x0000_t202" style="position:absolute;left:0pt;margin-left:-80.45pt;margin-top:56.95pt;height:29.25pt;width:72.65pt;z-index:251681792;mso-width-relative:page;mso-height-relative:page;" filled="f" stroked="f" coordsize="21600,21600" o:gfxdata="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">
                 <v:fill on="f" focussize="0,0"/>
                 <v:stroke on="f" weight="0.5pt"/>
                 <v:imagedata o:title=""/>
@@ -2721,7 +2658,7 @@
         <mc:AlternateContent>
           <mc:Choice Requires="wps">
             <w:drawing>
-              <wp:anchor distT="0" distB="0" distL="114300" distR="114300" simplePos="0" relativeHeight="251678720" behindDoc="0" locked="0" layoutInCell="1" allowOverlap="1">
+              <wp:anchor distT="0" distB="0" distL="114300" distR="114300" simplePos="0" relativeHeight="251679744" behindDoc="0" locked="0" layoutInCell="1" allowOverlap="1">
                 <wp:simplePos x="0" y="0"/>
                 <wp:positionH relativeFrom="column">
                   <wp:posOffset>-918210</wp:posOffset>
@@ -2752,15 +2689,6 @@
                             <a:schemeClr val="tx1"/>
                           </a:solidFill>
                         </a:ln>
-                        <a:extLst>
-                          <a:ext uri="{909E8E84-426E-40DD-AFC4-6F175D3DCCD1}">
-                            <a14:hiddenFill xmlns:a14="http://schemas.microsoft.com/office/drawing/2010/main">
-                              <a:solidFill>
-                                <a:schemeClr val="lt1"/>
-                              </a:solidFill>
-                            </a14:hiddenFill>
-                          </a:ext>
-                        </a:extLst>
                       </wps:spPr>
                       <wps:style>
                         <a:lnRef idx="0">
@@ -2831,7 +2759,7 @@
           </mc:Choice>
           <mc:Fallback>
             <w:pict>
-              <v:shape id="_x0000_s1026" o:spid="_x0000_s1026" o:spt="202" type="#_x0000_t202" style="position:absolute;left:0pt;margin-left:-72.3pt;margin-top:81.45pt;height:49.15pt;width:56.35pt;z-index:251678720;mso-width-relative:page;mso-height-relative:page;" filled="f" stroked="t" coordsize="21600,21600" o:gfxdata="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">
+              <v:shape id="_x0000_s1026" o:spid="_x0000_s1026" o:spt="202" type="#_x0000_t202" style="position:absolute;left:0pt;margin-left:-72.3pt;margin-top:81.45pt;height:49.15pt;width:56.35pt;z-index:251679744;mso-width-relative:page;mso-height-relative:page;" filled="f" stroked="t" coordsize="21600,21600" o:gfxdata="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">
                 <v:fill on="f" focussize="0,0"/>
                 <v:stroke weight="1pt" color="#000000 [3213]" joinstyle="round"/>
                 <v:imagedata o:title=""/>
@@ -2892,7 +2820,7 @@
         <mc:AlternateContent>
           <mc:Choice Requires="wps">
             <w:drawing>
-              <wp:anchor distT="0" distB="0" distL="114300" distR="114300" simplePos="0" relativeHeight="251679744" behindDoc="0" locked="0" layoutInCell="1" allowOverlap="1">
+              <wp:anchor distT="0" distB="0" distL="114300" distR="114300" simplePos="0" relativeHeight="251680768" behindDoc="0" locked="0" layoutInCell="1" allowOverlap="1">
                 <wp:simplePos x="0" y="0"/>
                 <wp:positionH relativeFrom="column">
                   <wp:posOffset>-276225</wp:posOffset>
@@ -2953,7 +2881,7 @@
           </mc:Choice>
           <mc:Fallback>
             <w:pict>
-              <v:shape id="_x0000_s1026" o:spid="_x0000_s1026" o:spt="127" type="#_x0000_t127" style="position:absolute;left:0pt;margin-left:-21.75pt;margin-top:96.4pt;height:20.9pt;width:33.05pt;rotation:5898240f;z-index:251679744;v-text-anchor:middle;mso-width-relative:page;mso-height-relative:page;" fillcolor="#000000 [3213]" filled="t" stroked="t" coordsize="21600,21600" o:gfxdata="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">
+              <v:shape id="_x0000_s1026" o:spid="_x0000_s1026" o:spt="127" type="#_x0000_t127" style="position:absolute;left:0pt;margin-left:-21.75pt;margin-top:96.4pt;height:20.9pt;width:33.05pt;rotation:5898240f;z-index:251680768;v-text-anchor:middle;mso-width-relative:page;mso-height-relative:page;" fillcolor="#000000 [3213]" filled="t" stroked="t" coordsize="21600,21600" o:gfxdata="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">
                 <v:fill on="t" focussize="0,0"/>
                 <v:stroke weight="1pt" color="#000000 [3213]" miterlimit="8" joinstyle="miter"/>
                 <v:imagedata o:title=""/>
@@ -2970,7 +2898,7 @@
         <mc:AlternateContent>
           <mc:Choice Requires="wps">
             <w:drawing>
-              <wp:anchor distT="0" distB="0" distL="114300" distR="114300" simplePos="0" relativeHeight="251666432" behindDoc="0" locked="0" layoutInCell="1" allowOverlap="1">
+              <wp:anchor distT="0" distB="0" distL="114300" distR="114300" simplePos="0" relativeHeight="251667456" behindDoc="0" locked="0" layoutInCell="1" allowOverlap="1">
                 <wp:simplePos x="0" y="0"/>
                 <wp:positionH relativeFrom="column">
                   <wp:posOffset>1172845</wp:posOffset>
@@ -3262,7 +3190,7 @@
           </mc:Choice>
           <mc:Fallback>
             <w:pict>
-              <v:shape id="_x0000_s1026" o:spid="_x0000_s1026" o:spt="202" type="#_x0000_t202" style="position:absolute;left:0pt;margin-left:92.35pt;margin-top:212.35pt;height:136.75pt;width:119.3pt;rotation:-5898240f;z-index:251666432;mso-width-relative:page;mso-height-relative:page;" fillcolor="#FFFFFF [3201]" filled="t" stroked="t" coordsize="21600,21600" o:gfxdata="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">
+              <v:shape id="_x0000_s1026" o:spid="_x0000_s1026" o:spt="202" type="#_x0000_t202" style="position:absolute;left:0pt;margin-left:92.35pt;margin-top:212.35pt;height:136.75pt;width:119.3pt;rotation:-5898240f;z-index:251667456;mso-width-relative:page;mso-height-relative:page;" fillcolor="#FFFFFF [3201]" filled="t" stroked="t" coordsize="21600,21600" o:gfxdata="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">
                 <v:fill on="t" focussize="0,0"/>
                 <v:stroke weight="0.5pt" color="#7030A0 [3204]" joinstyle="round"/>
                 <v:imagedata o:title=""/>
@@ -3505,7 +3433,7 @@
         <mc:AlternateContent>
           <mc:Choice Requires="wps">
             <w:drawing>
-              <wp:anchor distT="0" distB="0" distL="114300" distR="114300" simplePos="0" relativeHeight="251670528" behindDoc="0" locked="0" layoutInCell="1" allowOverlap="1">
+              <wp:anchor distT="0" distB="0" distL="114300" distR="114300" simplePos="0" relativeHeight="251671552" behindDoc="0" locked="0" layoutInCell="1" allowOverlap="1">
                 <wp:simplePos x="0" y="0"/>
                 <wp:positionH relativeFrom="column">
                   <wp:posOffset>3553460</wp:posOffset>
@@ -3558,7 +3486,7 @@
           </mc:Choice>
           <mc:Fallback>
             <w:pict>
-              <v:shape id="_x0000_s1026" o:spid="_x0000_s1026" o:spt="33" type="#_x0000_t33" style="position:absolute;left:0pt;margin-left:279.8pt;margin-top:193.3pt;height:27.65pt;width:21.3pt;z-index:251670528;mso-width-relative:page;mso-height-relative:page;" filled="f" stroked="t" coordsize="21600,21600" o:gfxdata="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">
+              <v:shape id="_x0000_s1026" o:spid="_x0000_s1026" o:spt="33" type="#_x0000_t33" style="position:absolute;left:0pt;margin-left:279.8pt;margin-top:193.3pt;height:27.65pt;width:21.3pt;z-index:251671552;mso-width-relative:page;mso-height-relative:page;" filled="f" stroked="t" coordsize="21600,21600" o:gfxdata="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">
                 <v:fill on="f" focussize="0,0"/>
                 <v:stroke weight="3pt" color="#4874CB [3204]" miterlimit="8" joinstyle="miter"/>
                 <v:imagedata o:title=""/>
@@ -3575,7 +3503,7 @@
         <mc:AlternateContent>
           <mc:Choice Requires="wps">
             <w:drawing>
-              <wp:anchor distT="0" distB="0" distL="114300" distR="114300" simplePos="0" relativeHeight="251667456" behindDoc="0" locked="0" layoutInCell="1" allowOverlap="1">
+              <wp:anchor distT="0" distB="0" distL="114300" distR="114300" simplePos="0" relativeHeight="251668480" behindDoc="0" locked="0" layoutInCell="1" allowOverlap="1">
                 <wp:simplePos x="0" y="0"/>
                 <wp:positionH relativeFrom="column">
                   <wp:posOffset>3063875</wp:posOffset>
@@ -3839,7 +3767,7 @@
           </mc:Choice>
           <mc:Fallback>
             <w:pict>
-              <v:shape id="_x0000_s1026" o:spid="_x0000_s1026" o:spt="202" type="#_x0000_t202" style="position:absolute;left:0pt;margin-left:241.25pt;margin-top:211.75pt;height:137.95pt;width:119.6pt;rotation:-5898240f;z-index:251667456;mso-width-relative:page;mso-height-relative:page;" fillcolor="#FFFFFF [3201]" filled="t" stroked="t" coordsize="21600,21600" o:gfxdata="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">
+              <v:shape id="_x0000_s1026" o:spid="_x0000_s1026" o:spt="202" type="#_x0000_t202" style="position:absolute;left:0pt;margin-left:241.25pt;margin-top:211.75pt;height:137.95pt;width:119.6pt;rotation:-5898240f;z-index:251668480;mso-width-relative:page;mso-height-relative:page;" fillcolor="#FFFFFF [3201]" filled="t" stroked="t" coordsize="21600,21600" o:gfxdata="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">
                 <v:fill on="t" focussize="0,0"/>
                 <v:stroke weight="0.5pt" color="#4874CB [3204]" joinstyle="round"/>
                 <v:imagedata o:title=""/>
@@ -4053,7 +3981,7 @@
         <mc:AlternateContent>
           <mc:Choice Requires="wps">
             <w:drawing>
-              <wp:anchor distT="0" distB="0" distL="114300" distR="114300" simplePos="0" relativeHeight="251671552" behindDoc="0" locked="0" layoutInCell="1" allowOverlap="1">
+              <wp:anchor distT="0" distB="0" distL="114300" distR="114300" simplePos="0" relativeHeight="251672576" behindDoc="0" locked="0" layoutInCell="1" allowOverlap="1">
                 <wp:simplePos x="0" y="0"/>
                 <wp:positionH relativeFrom="column">
                   <wp:posOffset>1931035</wp:posOffset>
@@ -4110,7 +4038,7 @@
           </mc:Choice>
           <mc:Fallback>
             <w:pict>
-              <v:shape id="_x0000_s1026" o:spid="_x0000_s1026" o:spt="33" type="#_x0000_t33" style="position:absolute;left:0pt;flip:y;margin-left:152.05pt;margin-top:177.8pt;height:43.3pt;width:27.5pt;rotation:11796480f;z-index:251671552;mso-width-relative:page;mso-height-relative:page;" filled="f" stroked="t" coordsize="21600,21600" o:gfxdata="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">
+              <v:shape id="_x0000_s1026" o:spid="_x0000_s1026" o:spt="33" type="#_x0000_t33" style="position:absolute;left:0pt;flip:y;margin-left:152.05pt;margin-top:177.8pt;height:43.3pt;width:27.5pt;rotation:11796480f;z-index:251672576;mso-width-relative:page;mso-height-relative:page;" filled="f" stroked="t" coordsize="21600,21600" o:gfxdata="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">
                 <v:fill on="f" focussize="0,0"/>
                 <v:stroke weight="3pt" color="#7030A0 [3204]" miterlimit="8" joinstyle="miter"/>
                 <v:imagedata o:title=""/>
@@ -4127,7 +4055,7 @@
         <mc:AlternateContent>
           <mc:Choice Requires="wps">
             <w:drawing>
-              <wp:anchor distT="0" distB="0" distL="114300" distR="114300" simplePos="0" relativeHeight="251669504" behindDoc="0" locked="0" layoutInCell="1" allowOverlap="1">
+              <wp:anchor distT="0" distB="0" distL="114300" distR="114300" simplePos="0" relativeHeight="251670528" behindDoc="0" locked="0" layoutInCell="1" allowOverlap="1">
                 <wp:simplePos x="0" y="0"/>
                 <wp:positionH relativeFrom="column">
                   <wp:posOffset>2280285</wp:posOffset>
@@ -4186,7 +4114,7 @@
           </mc:Choice>
           <mc:Fallback>
             <w:pict>
-              <v:rect id="_x0000_s1026" o:spid="_x0000_s1026" o:spt="1" style="position:absolute;left:0pt;margin-left:179.55pt;margin-top:171.3pt;height:12.95pt;width:100.15pt;z-index:251669504;v-text-anchor:middle;mso-width-relative:page;mso-height-relative:page;" filled="f" stroked="t" coordsize="21600,21600" o:gfxdata="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">
+              <v:rect id="_x0000_s1026" o:spid="_x0000_s1026" o:spt="1" style="position:absolute;left:0pt;margin-left:179.55pt;margin-top:171.3pt;height:12.95pt;width:100.15pt;z-index:251670528;v-text-anchor:middle;mso-width-relative:page;mso-height-relative:page;" filled="f" stroked="t" coordsize="21600,21600" o:gfxdata="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">
                 <v:fill on="f" focussize="0,0"/>
                 <v:stroke weight="3pt" color="#7030A0 [3204]" miterlimit="8" joinstyle="miter"/>
                 <v:imagedata o:title=""/>
@@ -4239,8 +4167,1626 @@
           </wp:inline>
         </w:drawing>
       </w:r>
+    </w:p>
+    <w:p>
+      <w:r>
+        <w:br w:type="page"/>
+      </w:r>
+    </w:p>
+    <w:p>
       <w:bookmarkStart w:id="0" w:name="_GoBack"/>
       <w:bookmarkEnd w:id="0"/>
+      <w:r>
+        <w:rPr>
+          <w:sz w:val="20"/>
+        </w:rPr>
+        <mc:AlternateContent>
+          <mc:Choice Requires="wps">
+            <w:drawing>
+              <wp:anchor distT="0" distB="0" distL="114300" distR="114300" simplePos="0" relativeHeight="251702272" behindDoc="0" locked="0" layoutInCell="1" allowOverlap="1">
+                <wp:simplePos x="0" y="0"/>
+                <wp:positionH relativeFrom="column">
+                  <wp:posOffset>-379095</wp:posOffset>
+                </wp:positionH>
+                <wp:positionV relativeFrom="paragraph">
+                  <wp:posOffset>-3580765</wp:posOffset>
+                </wp:positionV>
+                <wp:extent cx="75565" cy="75565"/>
+                <wp:effectExtent l="6350" t="6350" r="19685" b="19685"/>
+                <wp:wrapNone/>
+                <wp:docPr id="46" name="Rectangle 46"/>
+                <wp:cNvGraphicFramePr/>
+                <a:graphic xmlns:a="http://schemas.openxmlformats.org/drawingml/2006/main">
+                  <a:graphicData uri="http://schemas.microsoft.com/office/word/2010/wordprocessingShape">
+                    <wps:wsp>
+                      <wps:cNvSpPr/>
+                      <wps:spPr>
+                        <a:xfrm>
+                          <a:off x="575310" y="1440815"/>
+                          <a:ext cx="75565" cy="75565"/>
+                        </a:xfrm>
+                        <a:prstGeom prst="rect">
+                          <a:avLst/>
+                        </a:prstGeom>
+                        <a:ln>
+                          <a:solidFill>
+                            <a:schemeClr val="tx1"/>
+                          </a:solidFill>
+                        </a:ln>
+                      </wps:spPr>
+                      <wps:style>
+                        <a:lnRef idx="2">
+                          <a:schemeClr val="accent1"/>
+                        </a:lnRef>
+                        <a:fillRef idx="0">
+                          <a:srgbClr val="FFFFFF"/>
+                        </a:fillRef>
+                        <a:effectRef idx="0">
+                          <a:srgbClr val="FFFFFF"/>
+                        </a:effectRef>
+                        <a:fontRef idx="minor">
+                          <a:schemeClr val="tx1"/>
+                        </a:fontRef>
+                      </wps:style>
+                      <wps:bodyPr rot="0" spcFirstLastPara="0" vertOverflow="overflow" horzOverflow="overflow" vert="horz" wrap="square" lIns="91440" tIns="45720" rIns="91440" bIns="45720" numCol="1" spcCol="0" rtlCol="0" fromWordArt="0" anchor="ctr" anchorCtr="0" forceAA="0" compatLnSpc="1">
+                        <a:noAutofit/>
+                      </wps:bodyPr>
+                    </wps:wsp>
+                  </a:graphicData>
+                </a:graphic>
+              </wp:anchor>
+            </w:drawing>
+          </mc:Choice>
+          <mc:Fallback>
+            <w:pict>
+              <v:rect id="_x0000_s1026" o:spid="_x0000_s1026" o:spt="1" style="position:absolute;left:0pt;margin-left:-29.85pt;margin-top:-281.95pt;height:5.95pt;width:5.95pt;z-index:251702272;v-text-anchor:middle;mso-width-relative:page;mso-height-relative:page;" filled="f" stroked="t" coordsize="21600,21600" o:gfxdata="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">
+                <v:fill on="f" focussize="0,0"/>
+                <v:stroke weight="1pt" color="#000000 [3213]" miterlimit="8" joinstyle="miter"/>
+                <v:imagedata o:title=""/>
+                <o:lock v:ext="edit" aspectratio="f"/>
+              </v:rect>
+            </w:pict>
+          </mc:Fallback>
+        </mc:AlternateContent>
+      </w:r>
+      <w:r>
+        <w:rPr>
+          <w:sz w:val="20"/>
+        </w:rPr>
+        <mc:AlternateContent>
+          <mc:Choice Requires="wps">
+            <w:drawing>
+              <wp:anchor distT="0" distB="0" distL="114300" distR="114300" simplePos="0" relativeHeight="251701248" behindDoc="0" locked="0" layoutInCell="1" allowOverlap="1">
+                <wp:simplePos x="0" y="0"/>
+                <wp:positionH relativeFrom="column">
+                  <wp:posOffset>-379095</wp:posOffset>
+                </wp:positionH>
+                <wp:positionV relativeFrom="paragraph">
+                  <wp:posOffset>-3773170</wp:posOffset>
+                </wp:positionV>
+                <wp:extent cx="75565" cy="75565"/>
+                <wp:effectExtent l="6350" t="6350" r="19685" b="19685"/>
+                <wp:wrapNone/>
+                <wp:docPr id="45" name="Rectangle 45"/>
+                <wp:cNvGraphicFramePr/>
+                <a:graphic xmlns:a="http://schemas.openxmlformats.org/drawingml/2006/main">
+                  <a:graphicData uri="http://schemas.microsoft.com/office/word/2010/wordprocessingShape">
+                    <wps:wsp>
+                      <wps:cNvSpPr/>
+                      <wps:spPr>
+                        <a:xfrm>
+                          <a:off x="575310" y="1226185"/>
+                          <a:ext cx="75565" cy="75565"/>
+                        </a:xfrm>
+                        <a:prstGeom prst="rect">
+                          <a:avLst/>
+                        </a:prstGeom>
+                        <a:ln>
+                          <a:solidFill>
+                            <a:schemeClr val="tx1"/>
+                          </a:solidFill>
+                        </a:ln>
+                      </wps:spPr>
+                      <wps:style>
+                        <a:lnRef idx="2">
+                          <a:schemeClr val="accent1"/>
+                        </a:lnRef>
+                        <a:fillRef idx="0">
+                          <a:srgbClr val="FFFFFF"/>
+                        </a:fillRef>
+                        <a:effectRef idx="0">
+                          <a:srgbClr val="FFFFFF"/>
+                        </a:effectRef>
+                        <a:fontRef idx="minor">
+                          <a:schemeClr val="tx1"/>
+                        </a:fontRef>
+                      </wps:style>
+                      <wps:bodyPr rot="0" spcFirstLastPara="0" vertOverflow="overflow" horzOverflow="overflow" vert="horz" wrap="square" lIns="91440" tIns="45720" rIns="91440" bIns="45720" numCol="1" spcCol="0" rtlCol="0" fromWordArt="0" anchor="ctr" anchorCtr="0" forceAA="0" compatLnSpc="1">
+                        <a:noAutofit/>
+                      </wps:bodyPr>
+                    </wps:wsp>
+                  </a:graphicData>
+                </a:graphic>
+              </wp:anchor>
+            </w:drawing>
+          </mc:Choice>
+          <mc:Fallback>
+            <w:pict>
+              <v:rect id="_x0000_s1026" o:spid="_x0000_s1026" o:spt="1" style="position:absolute;left:0pt;margin-left:-29.85pt;margin-top:-297.1pt;height:5.95pt;width:5.95pt;z-index:251701248;v-text-anchor:middle;mso-width-relative:page;mso-height-relative:page;" filled="f" stroked="t" coordsize="21600,21600" o:gfxdata="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">
+                <v:fill on="f" focussize="0,0"/>
+                <v:stroke weight="1pt" color="#000000 [3213]" miterlimit="8" joinstyle="miter"/>
+                <v:imagedata o:title=""/>
+                <o:lock v:ext="edit" aspectratio="f"/>
+              </v:rect>
+            </w:pict>
+          </mc:Fallback>
+        </mc:AlternateContent>
+      </w:r>
+      <w:r>
+        <w:rPr>
+          <w:sz w:val="20"/>
+        </w:rPr>
+        <mc:AlternateContent>
+          <mc:Choice Requires="wps">
+            <w:drawing>
+              <wp:anchor distT="0" distB="0" distL="114300" distR="114300" simplePos="0" relativeHeight="251659264" behindDoc="0" locked="0" layoutInCell="1" allowOverlap="1">
+                <wp:simplePos x="0" y="0"/>
+                <wp:positionH relativeFrom="column">
+                  <wp:posOffset>-685800</wp:posOffset>
+                </wp:positionH>
+                <wp:positionV relativeFrom="paragraph">
+                  <wp:posOffset>-3886835</wp:posOffset>
+                </wp:positionV>
+                <wp:extent cx="579120" cy="496570"/>
+                <wp:effectExtent l="6350" t="6350" r="24130" b="30480"/>
+                <wp:wrapNone/>
+                <wp:docPr id="42" name="Rectangle 42"/>
+                <wp:cNvGraphicFramePr/>
+                <a:graphic xmlns:a="http://schemas.openxmlformats.org/drawingml/2006/main">
+                  <a:graphicData uri="http://schemas.microsoft.com/office/word/2010/wordprocessingShape">
+                    <wps:wsp>
+                      <wps:cNvSpPr/>
+                      <wps:spPr>
+                        <a:xfrm>
+                          <a:off x="459105" y="1098550"/>
+                          <a:ext cx="579120" cy="496570"/>
+                        </a:xfrm>
+                        <a:prstGeom prst="rect">
+                          <a:avLst/>
+                        </a:prstGeom>
+                        <a:noFill/>
+                        <a:ln>
+                          <a:solidFill>
+                            <a:schemeClr val="tx1"/>
+                          </a:solidFill>
+                        </a:ln>
+                        <a:extLst>
+                          <a:ext uri="{909E8E84-426E-40DD-AFC4-6F175D3DCCD1}">
+                            <a14:hiddenFill xmlns:a14="http://schemas.microsoft.com/office/drawing/2010/main">
+                              <a:solidFill>
+                                <a:schemeClr val="accent1"/>
+                              </a:solidFill>
+                            </a14:hiddenFill>
+                          </a:ext>
+                        </a:extLst>
+                      </wps:spPr>
+                      <wps:style>
+                        <a:lnRef idx="2">
+                          <a:schemeClr val="accent1">
+                            <a:lumMod val="75000"/>
+                          </a:schemeClr>
+                        </a:lnRef>
+                        <a:fillRef idx="1">
+                          <a:schemeClr val="accent1"/>
+                        </a:fillRef>
+                        <a:effectRef idx="0">
+                          <a:srgbClr val="FFFFFF"/>
+                        </a:effectRef>
+                        <a:fontRef idx="minor">
+                          <a:schemeClr val="lt1"/>
+                        </a:fontRef>
+                      </wps:style>
+                      <wps:bodyPr rot="0" spcFirstLastPara="0" vertOverflow="overflow" horzOverflow="overflow" vert="horz" wrap="square" lIns="91440" tIns="45720" rIns="91440" bIns="45720" numCol="1" spcCol="0" rtlCol="0" fromWordArt="0" anchor="ctr" anchorCtr="0" forceAA="0" compatLnSpc="1">
+                        <a:noAutofit/>
+                      </wps:bodyPr>
+                    </wps:wsp>
+                  </a:graphicData>
+                </a:graphic>
+              </wp:anchor>
+            </w:drawing>
+          </mc:Choice>
+          <mc:Fallback>
+            <w:pict>
+              <v:rect id="_x0000_s1026" o:spid="_x0000_s1026" o:spt="1" style="position:absolute;left:0pt;margin-left:-54pt;margin-top:-306.05pt;height:39.1pt;width:45.6pt;z-index:251659264;v-text-anchor:middle;mso-width-relative:page;mso-height-relative:page;" filled="f" stroked="t" coordsize="21600,21600" o:gfxdata="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">
+                <v:fill on="f" focussize="0,0"/>
+                <v:stroke weight="1pt" color="#000000 [3213]" miterlimit="8" joinstyle="miter"/>
+                <v:imagedata o:title=""/>
+                <o:lock v:ext="edit" aspectratio="f"/>
+              </v:rect>
+            </w:pict>
+          </mc:Fallback>
+        </mc:AlternateContent>
+      </w:r>
+      <w:r>
+        <w:rPr>
+          <w:sz w:val="20"/>
+        </w:rPr>
+        <mc:AlternateContent>
+          <mc:Choice Requires="wps">
+            <w:drawing>
+              <wp:anchor distT="0" distB="0" distL="114300" distR="114300" simplePos="0" relativeHeight="251699200" behindDoc="0" locked="0" layoutInCell="1" allowOverlap="1">
+                <wp:simplePos x="0" y="0"/>
+                <wp:positionH relativeFrom="column">
+                  <wp:posOffset>-114935</wp:posOffset>
+                </wp:positionH>
+                <wp:positionV relativeFrom="paragraph">
+                  <wp:posOffset>-4008120</wp:posOffset>
+                </wp:positionV>
+                <wp:extent cx="1161415" cy="727710"/>
+                <wp:effectExtent l="6350" t="6350" r="26035" b="27940"/>
+                <wp:wrapNone/>
+                <wp:docPr id="41" name="Text Box 41"/>
+                <wp:cNvGraphicFramePr/>
+                <a:graphic xmlns:a="http://schemas.openxmlformats.org/drawingml/2006/main">
+                  <a:graphicData uri="http://schemas.microsoft.com/office/word/2010/wordprocessingShape">
+                    <wps:wsp>
+                      <wps:cNvSpPr txBox="1"/>
+                      <wps:spPr>
+                        <a:xfrm>
+                          <a:off x="1209040" y="916305"/>
+                          <a:ext cx="1161415" cy="727710"/>
+                        </a:xfrm>
+                        <a:prstGeom prst="rect">
+                          <a:avLst/>
+                        </a:prstGeom>
+                        <a:gradFill>
+                          <a:gsLst>
+                            <a:gs pos="0">
+                              <a:schemeClr val="accent1">
+                                <a:lumMod val="5000"/>
+                                <a:lumOff val="95000"/>
+                              </a:schemeClr>
+                            </a:gs>
+                            <a:gs pos="88000">
+                              <a:schemeClr val="bg2">
+                                <a:lumMod val="90000"/>
+                              </a:schemeClr>
+                            </a:gs>
+                          </a:gsLst>
+                          <a:lin ang="5400000" scaled="0"/>
+                        </a:gradFill>
+                        <a:ln w="12700">
+                          <a:solidFill>
+                            <a:schemeClr val="tx1"/>
+                          </a:solidFill>
+                        </a:ln>
+                      </wps:spPr>
+                      <wps:style>
+                        <a:lnRef idx="0">
+                          <a:schemeClr val="accent1"/>
+                        </a:lnRef>
+                        <a:fillRef idx="0">
+                          <a:schemeClr val="accent1"/>
+                        </a:fillRef>
+                        <a:effectRef idx="0">
+                          <a:schemeClr val="accent1"/>
+                        </a:effectRef>
+                        <a:fontRef idx="minor">
+                          <a:schemeClr val="dk1"/>
+                        </a:fontRef>
+                      </wps:style>
+                      <wps:txbx>
+                        <w:txbxContent>
+                          <w:p>
+                            <w:pPr>
+                              <w:jc w:val="center"/>
+                              <w:rPr>
+                                <w:rFonts w:hint="default"/>
+                                <w:lang w:val="en-US" w:eastAsia="zh-CN"/>
+                              </w:rPr>
+                            </w:pPr>
+                            <w:r>
+                              <w:rPr>
+                                <w:rFonts w:hint="default"/>
+                                <w:lang w:val="en-US"/>
+                              </w:rPr>
+                              <w:t>USB</w:t>
+                            </w:r>
+                            <w:r>
+                              <w:rPr>
+                                <w:rFonts w:hint="eastAsia"/>
+                                <w:lang w:val="en-US" w:eastAsia="zh-CN"/>
+                              </w:rPr>
+                              <w:t>-TTL</w:t>
+                            </w:r>
+                          </w:p>
+                        </w:txbxContent>
+                      </wps:txbx>
+                      <wps:bodyPr rot="0" spcFirstLastPara="0" vertOverflow="overflow" horzOverflow="overflow" vert="horz" wrap="square" lIns="91440" tIns="45720" rIns="91440" bIns="45720" numCol="1" spcCol="0" rtlCol="0" fromWordArt="0" anchor="ctr" anchorCtr="0" forceAA="0" compatLnSpc="1">
+                        <a:noAutofit/>
+                      </wps:bodyPr>
+                    </wps:wsp>
+                  </a:graphicData>
+                </a:graphic>
+              </wp:anchor>
+            </w:drawing>
+          </mc:Choice>
+          <mc:Fallback>
+            <w:pict>
+              <v:shape id="_x0000_s1026" o:spid="_x0000_s1026" o:spt="202" type="#_x0000_t202" style="position:absolute;left:0pt;margin-left:-9.05pt;margin-top:-315.6pt;height:57.3pt;width:91.45pt;z-index:251699200;v-text-anchor:middle;mso-width-relative:page;mso-height-relative:page;" fillcolor="#F6F8FC [180]" filled="t" stroked="t" coordsize="21600,21600" o:gfxdata="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">
+                <v:fill type="gradient" on="t" color2="#D0CECE [2894]" focus="100%" focussize="0,0" rotate="t">
+                  <o:fill type="gradientUnscaled" v:ext="backwardCompatible"/>
+                </v:fill>
+                <v:stroke weight="1pt" color="#000000 [3213]" joinstyle="round"/>
+                <v:imagedata o:title=""/>
+                <o:lock v:ext="edit" aspectratio="f"/>
+                <v:textbox>
+                  <w:txbxContent>
+                    <w:p>
+                      <w:pPr>
+                        <w:jc w:val="center"/>
+                        <w:rPr>
+                          <w:rFonts w:hint="default"/>
+                          <w:lang w:val="en-US" w:eastAsia="zh-CN"/>
+                        </w:rPr>
+                      </w:pPr>
+                      <w:r>
+                        <w:rPr>
+                          <w:rFonts w:hint="default"/>
+                          <w:lang w:val="en-US"/>
+                        </w:rPr>
+                        <w:t>USB</w:t>
+                      </w:r>
+                      <w:r>
+                        <w:rPr>
+                          <w:rFonts w:hint="eastAsia"/>
+                          <w:lang w:val="en-US" w:eastAsia="zh-CN"/>
+                        </w:rPr>
+                        <w:t>-TTL</w:t>
+                      </w:r>
+                    </w:p>
+                  </w:txbxContent>
+                </v:textbox>
+              </v:shape>
+            </w:pict>
+          </mc:Fallback>
+        </mc:AlternateContent>
+      </w:r>
+      <w:r>
+        <w:rPr>
+          <w:sz w:val="20"/>
+        </w:rPr>
+        <mc:AlternateContent>
+          <mc:Choice Requires="wps">
+            <w:drawing>
+              <wp:anchor distT="0" distB="0" distL="114300" distR="114300" simplePos="0" relativeHeight="251700224" behindDoc="0" locked="0" layoutInCell="1" allowOverlap="1">
+                <wp:simplePos x="0" y="0"/>
+                <wp:positionH relativeFrom="column">
+                  <wp:posOffset>1102360</wp:posOffset>
+                </wp:positionH>
+                <wp:positionV relativeFrom="paragraph">
+                  <wp:posOffset>-4322445</wp:posOffset>
+                </wp:positionV>
+                <wp:extent cx="1753870" cy="267970"/>
+                <wp:effectExtent l="0" t="0" r="24130" b="11430"/>
+                <wp:wrapNone/>
+                <wp:docPr id="43" name="Text Box 43"/>
+                <wp:cNvGraphicFramePr/>
+                <a:graphic xmlns:a="http://schemas.openxmlformats.org/drawingml/2006/main">
+                  <a:graphicData uri="http://schemas.microsoft.com/office/word/2010/wordprocessingShape">
+                    <wps:wsp>
+                      <wps:cNvSpPr txBox="1"/>
+                      <wps:spPr>
+                        <a:xfrm>
+                          <a:off x="2366645" y="662305"/>
+                          <a:ext cx="1753870" cy="267970"/>
+                        </a:xfrm>
+                        <a:prstGeom prst="rect">
+                          <a:avLst/>
+                        </a:prstGeom>
+                        <a:solidFill>
+                          <a:schemeClr val="lt1"/>
+                        </a:solidFill>
+                        <a:ln w="6350">
+                          <a:noFill/>
+                        </a:ln>
+                      </wps:spPr>
+                      <wps:style>
+                        <a:lnRef idx="0">
+                          <a:schemeClr val="accent1"/>
+                        </a:lnRef>
+                        <a:fillRef idx="0">
+                          <a:schemeClr val="accent1"/>
+                        </a:fillRef>
+                        <a:effectRef idx="0">
+                          <a:schemeClr val="accent1"/>
+                        </a:effectRef>
+                        <a:fontRef idx="minor">
+                          <a:schemeClr val="dk1"/>
+                        </a:fontRef>
+                      </wps:style>
+                      <wps:txbx>
+                        <w:txbxContent>
+                          <w:p>
+                            <w:pPr>
+                              <w:jc w:val="center"/>
+                              <w:rPr>
+                                <w:rFonts w:hint="default" w:eastAsiaTheme="minorEastAsia"/>
+                                <w:lang w:val="en-US" w:eastAsia="zh-CN"/>
+                              </w:rPr>
+                            </w:pPr>
+                            <w:r>
+                              <w:rPr>
+                                <w:rFonts w:hint="eastAsia" w:ascii="Heiti SC Light" w:hAnsi="Heiti SC Light" w:eastAsia="Heiti SC Light" w:cs="Heiti SC Light"/>
+                                <w:lang w:val="en-US" w:eastAsia="zh-CN"/>
+                              </w:rPr>
+                              <w:t>使用</w:t>
+                            </w:r>
+                            <w:r>
+                              <w:rPr>
+                                <w:rFonts w:hint="eastAsia"/>
+                                <w:lang w:val="en-US" w:eastAsia="zh-CN"/>
+                              </w:rPr>
+                              <w:t>SH1.0-4P</w:t>
+                            </w:r>
+                            <w:r>
+                              <w:rPr>
+                                <w:rFonts w:hint="eastAsia" w:ascii="Heiti SC Light" w:hAnsi="Heiti SC Light" w:eastAsia="Heiti SC Light" w:cs="Heiti SC Light"/>
+                                <w:lang w:val="en-US" w:eastAsia="zh-CN"/>
+                              </w:rPr>
+                              <w:t>转杜邦线</w:t>
+                            </w:r>
+                          </w:p>
+                        </w:txbxContent>
+                      </wps:txbx>
+                      <wps:bodyPr rot="0" spcFirstLastPara="0" vertOverflow="overflow" horzOverflow="overflow" vert="horz" wrap="square" lIns="91440" tIns="45720" rIns="91440" bIns="45720" numCol="1" spcCol="0" rtlCol="0" fromWordArt="0" anchor="t" anchorCtr="0" forceAA="0" compatLnSpc="1">
+                        <a:noAutofit/>
+                      </wps:bodyPr>
+                    </wps:wsp>
+                  </a:graphicData>
+                </a:graphic>
+              </wp:anchor>
+            </w:drawing>
+          </mc:Choice>
+          <mc:Fallback>
+            <w:pict>
+              <v:shape id="_x0000_s1026" o:spid="_x0000_s1026" o:spt="202" type="#_x0000_t202" style="position:absolute;left:0pt;margin-left:86.8pt;margin-top:-340.35pt;height:21.1pt;width:138.1pt;z-index:251700224;mso-width-relative:page;mso-height-relative:page;" fillcolor="#FFFFFF [3201]" filled="t" stroked="f" coordsize="21600,21600" o:gfxdata="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">
+                <v:fill on="t" focussize="0,0"/>
+                <v:stroke on="f" weight="0.5pt"/>
+                <v:imagedata o:title=""/>
+                <o:lock v:ext="edit" aspectratio="f"/>
+                <v:textbox>
+                  <w:txbxContent>
+                    <w:p>
+                      <w:pPr>
+                        <w:jc w:val="center"/>
+                        <w:rPr>
+                          <w:rFonts w:hint="default" w:eastAsiaTheme="minorEastAsia"/>
+                          <w:lang w:val="en-US" w:eastAsia="zh-CN"/>
+                        </w:rPr>
+                      </w:pPr>
+                      <w:r>
+                        <w:rPr>
+                          <w:rFonts w:hint="eastAsia" w:ascii="Heiti SC Light" w:hAnsi="Heiti SC Light" w:eastAsia="Heiti SC Light" w:cs="Heiti SC Light"/>
+                          <w:lang w:val="en-US" w:eastAsia="zh-CN"/>
+                        </w:rPr>
+                        <w:t>使用</w:t>
+                      </w:r>
+                      <w:r>
+                        <w:rPr>
+                          <w:rFonts w:hint="eastAsia"/>
+                          <w:lang w:val="en-US" w:eastAsia="zh-CN"/>
+                        </w:rPr>
+                        <w:t>SH1.0-4P</w:t>
+                      </w:r>
+                      <w:r>
+                        <w:rPr>
+                          <w:rFonts w:hint="eastAsia" w:ascii="Heiti SC Light" w:hAnsi="Heiti SC Light" w:eastAsia="Heiti SC Light" w:cs="Heiti SC Light"/>
+                          <w:lang w:val="en-US" w:eastAsia="zh-CN"/>
+                        </w:rPr>
+                        <w:t>转杜邦线</w:t>
+                      </w:r>
+                    </w:p>
+                  </w:txbxContent>
+                </v:textbox>
+              </v:shape>
+            </w:pict>
+          </mc:Fallback>
+        </mc:AlternateContent>
+      </w:r>
+      <w:r>
+        <w:rPr>
+          <w:sz w:val="20"/>
+        </w:rPr>
+        <mc:AlternateContent>
+          <mc:Choice Requires="wps">
+            <w:drawing>
+              <wp:anchor distT="0" distB="0" distL="114300" distR="114300" simplePos="0" relativeHeight="251697152" behindDoc="0" locked="0" layoutInCell="1" allowOverlap="1">
+                <wp:simplePos x="0" y="0"/>
+                <wp:positionH relativeFrom="column">
+                  <wp:posOffset>1818640</wp:posOffset>
+                </wp:positionH>
+                <wp:positionV relativeFrom="paragraph">
+                  <wp:posOffset>-3558540</wp:posOffset>
+                </wp:positionV>
+                <wp:extent cx="243840" cy="167640"/>
+                <wp:effectExtent l="13970" t="13970" r="21590" b="21590"/>
+                <wp:wrapNone/>
+                <wp:docPr id="39" name="Straight Connector 39"/>
+                <wp:cNvGraphicFramePr/>
+                <a:graphic xmlns:a="http://schemas.openxmlformats.org/drawingml/2006/main">
+                  <a:graphicData uri="http://schemas.microsoft.com/office/word/2010/wordprocessingShape">
+                    <wps:wsp>
+                      <wps:cNvCnPr/>
+                      <wps:spPr>
+                        <a:xfrm flipH="1" flipV="1">
+                          <a:off x="0" y="0"/>
+                          <a:ext cx="243840" cy="167640"/>
+                        </a:xfrm>
+                        <a:prstGeom prst="line">
+                          <a:avLst/>
+                        </a:prstGeom>
+                        <a:ln w="28575" cap="rnd">
+                          <a:solidFill>
+                            <a:srgbClr val="00B0F0"/>
+                          </a:solidFill>
+                          <a:headEnd type="none" w="med" len="med"/>
+                          <a:tailEnd type="none" w="med" len="med"/>
+                        </a:ln>
+                      </wps:spPr>
+                      <wps:style>
+                        <a:lnRef idx="2">
+                          <a:schemeClr val="accent1"/>
+                        </a:lnRef>
+                        <a:fillRef idx="0">
+                          <a:srgbClr val="FFFFFF"/>
+                        </a:fillRef>
+                        <a:effectRef idx="0">
+                          <a:srgbClr val="FFFFFF"/>
+                        </a:effectRef>
+                        <a:fontRef idx="minor">
+                          <a:schemeClr val="tx1"/>
+                        </a:fontRef>
+                      </wps:style>
+                      <wps:bodyPr/>
+                    </wps:wsp>
+                  </a:graphicData>
+                </a:graphic>
+              </wp:anchor>
+            </w:drawing>
+          </mc:Choice>
+          <mc:Fallback>
+            <w:pict>
+              <v:line id="_x0000_s1026" o:spid="_x0000_s1026" o:spt="20" style="position:absolute;left:0pt;flip:x y;margin-left:143.2pt;margin-top:-280.2pt;height:13.2pt;width:19.2pt;z-index:251697152;mso-width-relative:page;mso-height-relative:page;" filled="f" stroked="t" coordsize="21600,21600" o:gfxdata="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">
+                <v:fill on="f" focussize="0,0"/>
+                <v:stroke weight="2.25pt" color="#00B0F0 [3204]" miterlimit="8" joinstyle="miter" endcap="round"/>
+                <v:imagedata o:title=""/>
+                <o:lock v:ext="edit" aspectratio="f"/>
+              </v:line>
+            </w:pict>
+          </mc:Fallback>
+        </mc:AlternateContent>
+      </w:r>
+      <w:r>
+        <w:rPr>
+          <w:sz w:val="20"/>
+        </w:rPr>
+        <mc:AlternateContent>
+          <mc:Choice Requires="wps">
+            <w:drawing>
+              <wp:anchor distT="0" distB="0" distL="114300" distR="114300" simplePos="0" relativeHeight="251696128" behindDoc="0" locked="0" layoutInCell="1" allowOverlap="1">
+                <wp:simplePos x="0" y="0"/>
+                <wp:positionH relativeFrom="column">
+                  <wp:posOffset>1028700</wp:posOffset>
+                </wp:positionH>
+                <wp:positionV relativeFrom="paragraph">
+                  <wp:posOffset>-3557905</wp:posOffset>
+                </wp:positionV>
+                <wp:extent cx="787400" cy="0"/>
+                <wp:effectExtent l="0" t="13970" r="0" b="24130"/>
+                <wp:wrapNone/>
+                <wp:docPr id="38" name="Straight Connector 38"/>
+                <wp:cNvGraphicFramePr/>
+                <a:graphic xmlns:a="http://schemas.openxmlformats.org/drawingml/2006/main">
+                  <a:graphicData uri="http://schemas.microsoft.com/office/word/2010/wordprocessingShape">
+                    <wps:wsp>
+                      <wps:cNvCnPr/>
+                      <wps:spPr>
+                        <a:xfrm flipH="1">
+                          <a:off x="0" y="0"/>
+                          <a:ext cx="787400" cy="0"/>
+                        </a:xfrm>
+                        <a:prstGeom prst="line">
+                          <a:avLst/>
+                        </a:prstGeom>
+                        <a:ln w="28575">
+                          <a:solidFill>
+                            <a:srgbClr val="00B0F0"/>
+                          </a:solidFill>
+                        </a:ln>
+                      </wps:spPr>
+                      <wps:style>
+                        <a:lnRef idx="2">
+                          <a:schemeClr val="accent1"/>
+                        </a:lnRef>
+                        <a:fillRef idx="0">
+                          <a:srgbClr val="FFFFFF"/>
+                        </a:fillRef>
+                        <a:effectRef idx="0">
+                          <a:srgbClr val="FFFFFF"/>
+                        </a:effectRef>
+                        <a:fontRef idx="minor">
+                          <a:schemeClr val="tx1"/>
+                        </a:fontRef>
+                      </wps:style>
+                      <wps:bodyPr/>
+                    </wps:wsp>
+                  </a:graphicData>
+                </a:graphic>
+              </wp:anchor>
+            </w:drawing>
+          </mc:Choice>
+          <mc:Fallback>
+            <w:pict>
+              <v:line id="_x0000_s1026" o:spid="_x0000_s1026" o:spt="20" style="position:absolute;left:0pt;flip:x;margin-left:81pt;margin-top:-280.15pt;height:0pt;width:62pt;z-index:251696128;mso-width-relative:page;mso-height-relative:page;" filled="f" stroked="t" coordsize="21600,21600" o:gfxdata="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">
+                <v:fill on="f" focussize="0,0"/>
+                <v:stroke weight="2.25pt" color="#00B0F0 [3204]" miterlimit="8" joinstyle="miter"/>
+                <v:imagedata o:title=""/>
+                <o:lock v:ext="edit" aspectratio="f"/>
+              </v:line>
+            </w:pict>
+          </mc:Fallback>
+        </mc:AlternateContent>
+      </w:r>
+      <w:r>
+        <w:rPr>
+          <w:sz w:val="20"/>
+        </w:rPr>
+        <mc:AlternateContent>
+          <mc:Choice Requires="wps">
+            <w:drawing>
+              <wp:anchor distT="0" distB="0" distL="114300" distR="114300" simplePos="0" relativeHeight="251698176" behindDoc="0" locked="0" layoutInCell="1" allowOverlap="1">
+                <wp:simplePos x="0" y="0"/>
+                <wp:positionH relativeFrom="column">
+                  <wp:posOffset>1823720</wp:posOffset>
+                </wp:positionH>
+                <wp:positionV relativeFrom="paragraph">
+                  <wp:posOffset>-3556000</wp:posOffset>
+                </wp:positionV>
+                <wp:extent cx="238760" cy="167640"/>
+                <wp:effectExtent l="13970" t="13970" r="26670" b="21590"/>
+                <wp:wrapNone/>
+                <wp:docPr id="40" name="Straight Connector 40"/>
+                <wp:cNvGraphicFramePr/>
+                <a:graphic xmlns:a="http://schemas.openxmlformats.org/drawingml/2006/main">
+                  <a:graphicData uri="http://schemas.microsoft.com/office/word/2010/wordprocessingShape">
+                    <wps:wsp>
+                      <wps:cNvCnPr/>
+                      <wps:spPr>
+                        <a:xfrm flipH="1">
+                          <a:off x="0" y="0"/>
+                          <a:ext cx="238760" cy="167640"/>
+                        </a:xfrm>
+                        <a:prstGeom prst="line">
+                          <a:avLst/>
+                        </a:prstGeom>
+                        <a:ln w="28575" cap="rnd">
+                          <a:solidFill>
+                            <a:srgbClr val="00B050"/>
+                          </a:solidFill>
+                        </a:ln>
+                      </wps:spPr>
+                      <wps:style>
+                        <a:lnRef idx="2">
+                          <a:schemeClr val="accent1"/>
+                        </a:lnRef>
+                        <a:fillRef idx="0">
+                          <a:srgbClr val="FFFFFF"/>
+                        </a:fillRef>
+                        <a:effectRef idx="0">
+                          <a:srgbClr val="FFFFFF"/>
+                        </a:effectRef>
+                        <a:fontRef idx="minor">
+                          <a:schemeClr val="tx1"/>
+                        </a:fontRef>
+                      </wps:style>
+                      <wps:bodyPr/>
+                    </wps:wsp>
+                  </a:graphicData>
+                </a:graphic>
+              </wp:anchor>
+            </w:drawing>
+          </mc:Choice>
+          <mc:Fallback>
+            <w:pict>
+              <v:line id="_x0000_s1026" o:spid="_x0000_s1026" o:spt="20" style="position:absolute;left:0pt;flip:x;margin-left:143.6pt;margin-top:-280pt;height:13.2pt;width:18.8pt;z-index:251698176;mso-width-relative:page;mso-height-relative:page;" filled="f" stroked="t" coordsize="21600,21600" o:gfxdata="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">
+                <v:fill on="f" focussize="0,0"/>
+                <v:stroke weight="2.25pt" color="#00B050 [3204]" miterlimit="8" joinstyle="miter" endcap="round"/>
+                <v:imagedata o:title=""/>
+                <o:lock v:ext="edit" aspectratio="f"/>
+              </v:line>
+            </w:pict>
+          </mc:Fallback>
+        </mc:AlternateContent>
+      </w:r>
+      <w:r>
+        <w:rPr>
+          <w:sz w:val="20"/>
+        </w:rPr>
+        <mc:AlternateContent>
+          <mc:Choice Requires="wps">
+            <w:drawing>
+              <wp:anchor distT="0" distB="0" distL="114300" distR="114300" simplePos="0" relativeHeight="251695104" behindDoc="0" locked="0" layoutInCell="1" allowOverlap="1">
+                <wp:simplePos x="0" y="0"/>
+                <wp:positionH relativeFrom="column">
+                  <wp:posOffset>1037590</wp:posOffset>
+                </wp:positionH>
+                <wp:positionV relativeFrom="paragraph">
+                  <wp:posOffset>-3388360</wp:posOffset>
+                </wp:positionV>
+                <wp:extent cx="768350" cy="0"/>
+                <wp:effectExtent l="13970" t="13970" r="30480" b="24130"/>
+                <wp:wrapNone/>
+                <wp:docPr id="31" name="Straight Connector 31"/>
+                <wp:cNvGraphicFramePr/>
+                <a:graphic xmlns:a="http://schemas.openxmlformats.org/drawingml/2006/main">
+                  <a:graphicData uri="http://schemas.microsoft.com/office/word/2010/wordprocessingShape">
+                    <wps:wsp>
+                      <wps:cNvCnPr/>
+                      <wps:spPr>
+                        <a:xfrm flipH="1">
+                          <a:off x="0" y="0"/>
+                          <a:ext cx="768350" cy="0"/>
+                        </a:xfrm>
+                        <a:prstGeom prst="line">
+                          <a:avLst/>
+                        </a:prstGeom>
+                        <a:ln w="28575" cap="sq">
+                          <a:solidFill>
+                            <a:srgbClr val="00B050"/>
+                          </a:solidFill>
+                        </a:ln>
+                      </wps:spPr>
+                      <wps:style>
+                        <a:lnRef idx="2">
+                          <a:schemeClr val="accent1"/>
+                        </a:lnRef>
+                        <a:fillRef idx="0">
+                          <a:srgbClr val="FFFFFF"/>
+                        </a:fillRef>
+                        <a:effectRef idx="0">
+                          <a:srgbClr val="FFFFFF"/>
+                        </a:effectRef>
+                        <a:fontRef idx="minor">
+                          <a:schemeClr val="tx1"/>
+                        </a:fontRef>
+                      </wps:style>
+                      <wps:bodyPr/>
+                    </wps:wsp>
+                  </a:graphicData>
+                </a:graphic>
+              </wp:anchor>
+            </w:drawing>
+          </mc:Choice>
+          <mc:Fallback>
+            <w:pict>
+              <v:line id="_x0000_s1026" o:spid="_x0000_s1026" o:spt="20" style="position:absolute;left:0pt;flip:x;margin-left:81.7pt;margin-top:-266.8pt;height:0pt;width:60.5pt;z-index:251695104;mso-width-relative:page;mso-height-relative:page;" filled="f" stroked="t" coordsize="21600,21600" o:gfxdata="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">
+                <v:fill on="f" focussize="0,0"/>
+                <v:stroke weight="2.25pt" color="#00B050 [3204]" miterlimit="8" joinstyle="miter" endcap="square"/>
+                <v:imagedata o:title=""/>
+                <o:lock v:ext="edit" aspectratio="f"/>
+              </v:line>
+            </w:pict>
+          </mc:Fallback>
+        </mc:AlternateContent>
+      </w:r>
+      <w:r>
+        <w:rPr>
+          <w:sz w:val="20"/>
+        </w:rPr>
+        <mc:AlternateContent>
+          <mc:Choice Requires="wps">
+            <w:drawing>
+              <wp:anchor distT="0" distB="0" distL="114300" distR="114300" simplePos="0" relativeHeight="251694080" behindDoc="0" locked="0" layoutInCell="1" allowOverlap="1">
+                <wp:simplePos x="0" y="0"/>
+                <wp:positionH relativeFrom="column">
+                  <wp:posOffset>1033780</wp:posOffset>
+                </wp:positionH>
+                <wp:positionV relativeFrom="paragraph">
+                  <wp:posOffset>-4110990</wp:posOffset>
+                </wp:positionV>
+                <wp:extent cx="674370" cy="821690"/>
+                <wp:effectExtent l="0" t="0" r="0" b="0"/>
+                <wp:wrapNone/>
+                <wp:docPr id="30" name="Text Box 30"/>
+                <wp:cNvGraphicFramePr/>
+                <a:graphic xmlns:a="http://schemas.openxmlformats.org/drawingml/2006/main">
+                  <a:graphicData uri="http://schemas.microsoft.com/office/word/2010/wordprocessingShape">
+                    <wps:wsp>
+                      <wps:cNvSpPr txBox="1"/>
+                      <wps:spPr>
+                        <a:xfrm>
+                          <a:off x="0" y="0"/>
+                          <a:ext cx="674370" cy="821690"/>
+                        </a:xfrm>
+                        <a:prstGeom prst="rect">
+                          <a:avLst/>
+                        </a:prstGeom>
+                        <a:noFill/>
+                        <a:ln w="6350">
+                          <a:noFill/>
+                        </a:ln>
+                      </wps:spPr>
+                      <wps:style>
+                        <a:lnRef idx="0">
+                          <a:schemeClr val="accent1"/>
+                        </a:lnRef>
+                        <a:fillRef idx="0">
+                          <a:schemeClr val="accent1"/>
+                        </a:fillRef>
+                        <a:effectRef idx="0">
+                          <a:schemeClr val="accent1"/>
+                        </a:effectRef>
+                        <a:fontRef idx="minor">
+                          <a:schemeClr val="dk1"/>
+                        </a:fontRef>
+                      </wps:style>
+                      <wps:txbx>
+                        <w:txbxContent>
+                          <w:p>
+                            <w:pPr>
+                              <w:rPr>
+                                <w:rFonts w:hint="eastAsia"/>
+                                <w:sz w:val="22"/>
+                                <w:szCs w:val="22"/>
+                                <w:lang w:val="en-US" w:eastAsia="zh-CN"/>
+                              </w:rPr>
+                            </w:pPr>
+                            <w:r>
+                              <w:rPr>
+                                <w:rFonts w:hint="eastAsia"/>
+                                <w:sz w:val="22"/>
+                                <w:szCs w:val="22"/>
+                                <w:lang w:val="en-US" w:eastAsia="zh-CN"/>
+                              </w:rPr>
+                              <w:t>5V</w:t>
+                            </w:r>
+                          </w:p>
+                          <w:p>
+                            <w:pPr>
+                              <w:rPr>
+                                <w:rFonts w:hint="eastAsia"/>
+                                <w:sz w:val="22"/>
+                                <w:szCs w:val="22"/>
+                                <w:lang w:val="en-US" w:eastAsia="zh-CN"/>
+                              </w:rPr>
+                            </w:pPr>
+                            <w:r>
+                              <w:rPr>
+                                <w:rFonts w:hint="eastAsia"/>
+                                <w:sz w:val="22"/>
+                                <w:szCs w:val="22"/>
+                                <w:lang w:val="en-US" w:eastAsia="zh-CN"/>
+                              </w:rPr>
+                              <w:t>GND</w:t>
+                            </w:r>
+                          </w:p>
+                          <w:p>
+                            <w:pPr>
+                              <w:rPr>
+                                <w:rFonts w:hint="default"/>
+                                <w:sz w:val="22"/>
+                                <w:szCs w:val="22"/>
+                                <w:lang w:val="en-US" w:eastAsia="zh-CN"/>
+                              </w:rPr>
+                            </w:pPr>
+                            <w:r>
+                              <w:rPr>
+                                <w:rFonts w:hint="eastAsia"/>
+                                <w:sz w:val="22"/>
+                                <w:szCs w:val="22"/>
+                                <w:lang w:val="en-US" w:eastAsia="zh-CN"/>
+                              </w:rPr>
+                              <w:t>RX</w:t>
+                            </w:r>
+                          </w:p>
+                          <w:p>
+                            <w:pPr>
+                              <w:rPr>
+                                <w:rFonts w:hint="default"/>
+                                <w:sz w:val="22"/>
+                                <w:szCs w:val="22"/>
+                                <w:lang w:val="en-US" w:eastAsia="zh-CN"/>
+                              </w:rPr>
+                            </w:pPr>
+                            <w:r>
+                              <w:rPr>
+                                <w:rFonts w:hint="eastAsia"/>
+                                <w:sz w:val="22"/>
+                                <w:szCs w:val="22"/>
+                                <w:lang w:val="en-US" w:eastAsia="zh-CN"/>
+                              </w:rPr>
+                              <w:t>TX</w:t>
+                            </w:r>
+                          </w:p>
+                        </w:txbxContent>
+                      </wps:txbx>
+                      <wps:bodyPr rot="0" spcFirstLastPara="0" vertOverflow="overflow" horzOverflow="overflow" vert="horz" wrap="square" lIns="91440" tIns="45720" rIns="91440" bIns="45720" numCol="1" spcCol="0" rtlCol="0" fromWordArt="0" anchor="t" anchorCtr="0" forceAA="0" compatLnSpc="1">
+                        <a:noAutofit/>
+                      </wps:bodyPr>
+                    </wps:wsp>
+                  </a:graphicData>
+                </a:graphic>
+              </wp:anchor>
+            </w:drawing>
+          </mc:Choice>
+          <mc:Fallback>
+            <w:pict>
+              <v:shape id="_x0000_s1026" o:spid="_x0000_s1026" o:spt="202" type="#_x0000_t202" style="position:absolute;left:0pt;margin-left:81.4pt;margin-top:-323.7pt;height:64.7pt;width:53.1pt;z-index:251694080;mso-width-relative:page;mso-height-relative:page;" filled="f" stroked="f" coordsize="21600,21600" o:gfxdata="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">
+                <v:fill on="f" focussize="0,0"/>
+                <v:stroke on="f" weight="0.5pt"/>
+                <v:imagedata o:title=""/>
+                <o:lock v:ext="edit" aspectratio="f"/>
+                <v:textbox>
+                  <w:txbxContent>
+                    <w:p>
+                      <w:pPr>
+                        <w:rPr>
+                          <w:rFonts w:hint="eastAsia"/>
+                          <w:sz w:val="22"/>
+                          <w:szCs w:val="22"/>
+                          <w:lang w:val="en-US" w:eastAsia="zh-CN"/>
+                        </w:rPr>
+                      </w:pPr>
+                      <w:r>
+                        <w:rPr>
+                          <w:rFonts w:hint="eastAsia"/>
+                          <w:sz w:val="22"/>
+                          <w:szCs w:val="22"/>
+                          <w:lang w:val="en-US" w:eastAsia="zh-CN"/>
+                        </w:rPr>
+                        <w:t>5V</w:t>
+                      </w:r>
+                    </w:p>
+                    <w:p>
+                      <w:pPr>
+                        <w:rPr>
+                          <w:rFonts w:hint="eastAsia"/>
+                          <w:sz w:val="22"/>
+                          <w:szCs w:val="22"/>
+                          <w:lang w:val="en-US" w:eastAsia="zh-CN"/>
+                        </w:rPr>
+                      </w:pPr>
+                      <w:r>
+                        <w:rPr>
+                          <w:rFonts w:hint="eastAsia"/>
+                          <w:sz w:val="22"/>
+                          <w:szCs w:val="22"/>
+                          <w:lang w:val="en-US" w:eastAsia="zh-CN"/>
+                        </w:rPr>
+                        <w:t>GND</w:t>
+                      </w:r>
+                    </w:p>
+                    <w:p>
+                      <w:pPr>
+                        <w:rPr>
+                          <w:rFonts w:hint="default"/>
+                          <w:sz w:val="22"/>
+                          <w:szCs w:val="22"/>
+                          <w:lang w:val="en-US" w:eastAsia="zh-CN"/>
+                        </w:rPr>
+                      </w:pPr>
+                      <w:r>
+                        <w:rPr>
+                          <w:rFonts w:hint="eastAsia"/>
+                          <w:sz w:val="22"/>
+                          <w:szCs w:val="22"/>
+                          <w:lang w:val="en-US" w:eastAsia="zh-CN"/>
+                        </w:rPr>
+                        <w:t>RX</w:t>
+                      </w:r>
+                    </w:p>
+                    <w:p>
+                      <w:pPr>
+                        <w:rPr>
+                          <w:rFonts w:hint="default"/>
+                          <w:sz w:val="22"/>
+                          <w:szCs w:val="22"/>
+                          <w:lang w:val="en-US" w:eastAsia="zh-CN"/>
+                        </w:rPr>
+                      </w:pPr>
+                      <w:r>
+                        <w:rPr>
+                          <w:rFonts w:hint="eastAsia"/>
+                          <w:sz w:val="22"/>
+                          <w:szCs w:val="22"/>
+                          <w:lang w:val="en-US" w:eastAsia="zh-CN"/>
+                        </w:rPr>
+                        <w:t>TX</w:t>
+                      </w:r>
+                    </w:p>
+                  </w:txbxContent>
+                </v:textbox>
+              </v:shape>
+            </w:pict>
+          </mc:Fallback>
+        </mc:AlternateContent>
+      </w:r>
+      <w:r>
+        <w:rPr>
+          <w:sz w:val="20"/>
+        </w:rPr>
+        <mc:AlternateContent>
+          <mc:Choice Requires="wps">
+            <w:drawing>
+              <wp:anchor distT="0" distB="0" distL="114300" distR="114300" simplePos="0" relativeHeight="251693056" behindDoc="0" locked="0" layoutInCell="1" allowOverlap="1">
+                <wp:simplePos x="0" y="0"/>
+                <wp:positionH relativeFrom="column">
+                  <wp:posOffset>2065020</wp:posOffset>
+                </wp:positionH>
+                <wp:positionV relativeFrom="paragraph">
+                  <wp:posOffset>-3390265</wp:posOffset>
+                </wp:positionV>
+                <wp:extent cx="1584960" cy="0"/>
+                <wp:effectExtent l="0" t="13970" r="15240" b="24130"/>
+                <wp:wrapNone/>
+                <wp:docPr id="24" name="Straight Connector 24"/>
+                <wp:cNvGraphicFramePr/>
+                <a:graphic xmlns:a="http://schemas.openxmlformats.org/drawingml/2006/main">
+                  <a:graphicData uri="http://schemas.microsoft.com/office/word/2010/wordprocessingShape">
+                    <wps:wsp>
+                      <wps:cNvCnPr/>
+                      <wps:spPr>
+                        <a:xfrm flipH="1">
+                          <a:off x="0" y="0"/>
+                          <a:ext cx="1584960" cy="0"/>
+                        </a:xfrm>
+                        <a:prstGeom prst="line">
+                          <a:avLst/>
+                        </a:prstGeom>
+                        <a:ln w="28575" cap="flat">
+                          <a:solidFill>
+                            <a:srgbClr val="00B0F0"/>
+                          </a:solidFill>
+                        </a:ln>
+                      </wps:spPr>
+                      <wps:style>
+                        <a:lnRef idx="2">
+                          <a:schemeClr val="accent1"/>
+                        </a:lnRef>
+                        <a:fillRef idx="0">
+                          <a:srgbClr val="FFFFFF"/>
+                        </a:fillRef>
+                        <a:effectRef idx="0">
+                          <a:srgbClr val="FFFFFF"/>
+                        </a:effectRef>
+                        <a:fontRef idx="minor">
+                          <a:schemeClr val="tx1"/>
+                        </a:fontRef>
+                      </wps:style>
+                      <wps:bodyPr/>
+                    </wps:wsp>
+                  </a:graphicData>
+                </a:graphic>
+              </wp:anchor>
+            </w:drawing>
+          </mc:Choice>
+          <mc:Fallback>
+            <w:pict>
+              <v:line id="_x0000_s1026" o:spid="_x0000_s1026" o:spt="20" style="position:absolute;left:0pt;flip:x;margin-left:162.6pt;margin-top:-266.95pt;height:0pt;width:124.8pt;z-index:251693056;mso-width-relative:page;mso-height-relative:page;" filled="f" stroked="t" coordsize="21600,21600" o:gfxdata="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">
+                <v:fill on="f" focussize="0,0"/>
+                <v:stroke weight="2.25pt" color="#00B0F0 [3204]" miterlimit="8" joinstyle="miter"/>
+                <v:imagedata o:title=""/>
+                <o:lock v:ext="edit" aspectratio="f"/>
+              </v:line>
+            </w:pict>
+          </mc:Fallback>
+        </mc:AlternateContent>
+      </w:r>
+      <w:r>
+        <w:rPr>
+          <w:sz w:val="20"/>
+        </w:rPr>
+        <mc:AlternateContent>
+          <mc:Choice Requires="wps">
+            <w:drawing>
+              <wp:anchor distT="0" distB="0" distL="114300" distR="114300" simplePos="0" relativeHeight="251692032" behindDoc="0" locked="0" layoutInCell="1" allowOverlap="1">
+                <wp:simplePos x="0" y="0"/>
+                <wp:positionH relativeFrom="column">
+                  <wp:posOffset>2062480</wp:posOffset>
+                </wp:positionH>
+                <wp:positionV relativeFrom="paragraph">
+                  <wp:posOffset>-3557905</wp:posOffset>
+                </wp:positionV>
+                <wp:extent cx="1587500" cy="0"/>
+                <wp:effectExtent l="0" t="13970" r="12700" b="24130"/>
+                <wp:wrapNone/>
+                <wp:docPr id="23" name="Straight Connector 23"/>
+                <wp:cNvGraphicFramePr/>
+                <a:graphic xmlns:a="http://schemas.openxmlformats.org/drawingml/2006/main">
+                  <a:graphicData uri="http://schemas.microsoft.com/office/word/2010/wordprocessingShape">
+                    <wps:wsp>
+                      <wps:cNvCnPr/>
+                      <wps:spPr>
+                        <a:xfrm flipH="1">
+                          <a:off x="0" y="0"/>
+                          <a:ext cx="1587500" cy="0"/>
+                        </a:xfrm>
+                        <a:prstGeom prst="line">
+                          <a:avLst/>
+                        </a:prstGeom>
+                        <a:ln w="28575" cap="flat">
+                          <a:solidFill>
+                            <a:srgbClr val="00B050"/>
+                          </a:solidFill>
+                        </a:ln>
+                      </wps:spPr>
+                      <wps:style>
+                        <a:lnRef idx="2">
+                          <a:schemeClr val="accent1"/>
+                        </a:lnRef>
+                        <a:fillRef idx="0">
+                          <a:srgbClr val="FFFFFF"/>
+                        </a:fillRef>
+                        <a:effectRef idx="0">
+                          <a:srgbClr val="FFFFFF"/>
+                        </a:effectRef>
+                        <a:fontRef idx="minor">
+                          <a:schemeClr val="tx1"/>
+                        </a:fontRef>
+                      </wps:style>
+                      <wps:bodyPr/>
+                    </wps:wsp>
+                  </a:graphicData>
+                </a:graphic>
+              </wp:anchor>
+            </w:drawing>
+          </mc:Choice>
+          <mc:Fallback>
+            <w:pict>
+              <v:line id="_x0000_s1026" o:spid="_x0000_s1026" o:spt="20" style="position:absolute;left:0pt;flip:x;margin-left:162.4pt;margin-top:-280.15pt;height:0pt;width:125pt;z-index:251692032;mso-width-relative:page;mso-height-relative:page;" filled="f" stroked="t" coordsize="21600,21600" o:gfxdata="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">
+                <v:fill on="f" focussize="0,0"/>
+                <v:stroke weight="2.25pt" color="#00B050 [3204]" miterlimit="8" joinstyle="miter"/>
+                <v:imagedata o:title=""/>
+                <o:lock v:ext="edit" aspectratio="f"/>
+              </v:line>
+            </w:pict>
+          </mc:Fallback>
+        </mc:AlternateContent>
+      </w:r>
+      <w:r>
+        <w:rPr>
+          <w:sz w:val="20"/>
+        </w:rPr>
+        <mc:AlternateContent>
+          <mc:Choice Requires="wps">
+            <w:drawing>
+              <wp:anchor distT="0" distB="0" distL="114300" distR="114300" simplePos="0" relativeHeight="251688960" behindDoc="0" locked="0" layoutInCell="1" allowOverlap="1">
+                <wp:simplePos x="0" y="0"/>
+                <wp:positionH relativeFrom="column">
+                  <wp:posOffset>2268855</wp:posOffset>
+                </wp:positionH>
+                <wp:positionV relativeFrom="paragraph">
+                  <wp:posOffset>-4105910</wp:posOffset>
+                </wp:positionV>
+                <wp:extent cx="674370" cy="821690"/>
+                <wp:effectExtent l="0" t="0" r="0" b="0"/>
+                <wp:wrapNone/>
+                <wp:docPr id="3" name="Text Box 3"/>
+                <wp:cNvGraphicFramePr/>
+                <a:graphic xmlns:a="http://schemas.openxmlformats.org/drawingml/2006/main">
+                  <a:graphicData uri="http://schemas.microsoft.com/office/word/2010/wordprocessingShape">
+                    <wps:wsp>
+                      <wps:cNvSpPr txBox="1"/>
+                      <wps:spPr>
+                        <a:xfrm>
+                          <a:off x="0" y="0"/>
+                          <a:ext cx="674370" cy="821690"/>
+                        </a:xfrm>
+                        <a:prstGeom prst="rect">
+                          <a:avLst/>
+                        </a:prstGeom>
+                        <a:noFill/>
+                        <a:ln w="6350">
+                          <a:noFill/>
+                        </a:ln>
+                      </wps:spPr>
+                      <wps:style>
+                        <a:lnRef idx="0">
+                          <a:schemeClr val="accent1"/>
+                        </a:lnRef>
+                        <a:fillRef idx="0">
+                          <a:schemeClr val="accent1"/>
+                        </a:fillRef>
+                        <a:effectRef idx="0">
+                          <a:schemeClr val="accent1"/>
+                        </a:effectRef>
+                        <a:fontRef idx="minor">
+                          <a:schemeClr val="dk1"/>
+                        </a:fontRef>
+                      </wps:style>
+                      <wps:txbx>
+                        <w:txbxContent>
+                          <w:p>
+                            <w:pPr>
+                              <w:jc w:val="right"/>
+                              <w:rPr>
+                                <w:rFonts w:hint="eastAsia"/>
+                                <w:sz w:val="22"/>
+                                <w:szCs w:val="22"/>
+                                <w:lang w:val="en-US" w:eastAsia="zh-CN"/>
+                              </w:rPr>
+                            </w:pPr>
+                            <w:r>
+                              <w:rPr>
+                                <w:rFonts w:hint="eastAsia"/>
+                                <w:sz w:val="22"/>
+                                <w:szCs w:val="22"/>
+                                <w:lang w:val="en-US" w:eastAsia="zh-CN"/>
+                              </w:rPr>
+                              <w:t>VBAT</w:t>
+                            </w:r>
+                          </w:p>
+                          <w:p>
+                            <w:pPr>
+                              <w:jc w:val="right"/>
+                              <w:rPr>
+                                <w:rFonts w:hint="eastAsia"/>
+                                <w:sz w:val="22"/>
+                                <w:szCs w:val="22"/>
+                                <w:lang w:val="en-US" w:eastAsia="zh-CN"/>
+                              </w:rPr>
+                            </w:pPr>
+                            <w:r>
+                              <w:rPr>
+                                <w:rFonts w:hint="eastAsia"/>
+                                <w:sz w:val="22"/>
+                                <w:szCs w:val="22"/>
+                                <w:lang w:val="en-US" w:eastAsia="zh-CN"/>
+                              </w:rPr>
+                              <w:t>GND</w:t>
+                            </w:r>
+                          </w:p>
+                          <w:p>
+                            <w:pPr>
+                              <w:jc w:val="right"/>
+                              <w:rPr>
+                                <w:rFonts w:hint="default"/>
+                                <w:sz w:val="22"/>
+                                <w:szCs w:val="22"/>
+                                <w:lang w:val="en-US" w:eastAsia="zh-CN"/>
+                              </w:rPr>
+                            </w:pPr>
+                            <w:r>
+                              <w:rPr>
+                                <w:rFonts w:hint="eastAsia"/>
+                                <w:sz w:val="22"/>
+                                <w:szCs w:val="22"/>
+                                <w:lang w:val="en-US" w:eastAsia="zh-CN"/>
+                              </w:rPr>
+                              <w:t>U1_RX</w:t>
+                            </w:r>
+                          </w:p>
+                          <w:p>
+                            <w:pPr>
+                              <w:jc w:val="right"/>
+                              <w:rPr>
+                                <w:rFonts w:hint="default"/>
+                                <w:sz w:val="22"/>
+                                <w:szCs w:val="22"/>
+                                <w:lang w:val="en-US" w:eastAsia="zh-CN"/>
+                              </w:rPr>
+                            </w:pPr>
+                            <w:r>
+                              <w:rPr>
+                                <w:rFonts w:hint="eastAsia"/>
+                                <w:sz w:val="22"/>
+                                <w:szCs w:val="22"/>
+                                <w:lang w:val="en-US" w:eastAsia="zh-CN"/>
+                              </w:rPr>
+                              <w:t>U1_TX</w:t>
+                            </w:r>
+                          </w:p>
+                        </w:txbxContent>
+                      </wps:txbx>
+                      <wps:bodyPr rot="0" spcFirstLastPara="0" vertOverflow="overflow" horzOverflow="overflow" vert="horz" wrap="square" lIns="91440" tIns="45720" rIns="91440" bIns="45720" numCol="1" spcCol="0" rtlCol="0" fromWordArt="0" anchor="t" anchorCtr="0" forceAA="0" compatLnSpc="1">
+                        <a:noAutofit/>
+                      </wps:bodyPr>
+                    </wps:wsp>
+                  </a:graphicData>
+                </a:graphic>
+              </wp:anchor>
+            </w:drawing>
+          </mc:Choice>
+          <mc:Fallback>
+            <w:pict>
+              <v:shape id="_x0000_s1026" o:spid="_x0000_s1026" o:spt="202" type="#_x0000_t202" style="position:absolute;left:0pt;margin-left:178.65pt;margin-top:-323.3pt;height:64.7pt;width:53.1pt;z-index:251688960;mso-width-relative:page;mso-height-relative:page;" filled="f" stroked="f" coordsize="21600,21600" o:gfxdata="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">
+                <v:fill on="f" focussize="0,0"/>
+                <v:stroke on="f" weight="0.5pt"/>
+                <v:imagedata o:title=""/>
+                <o:lock v:ext="edit" aspectratio="f"/>
+                <v:textbox>
+                  <w:txbxContent>
+                    <w:p>
+                      <w:pPr>
+                        <w:jc w:val="right"/>
+                        <w:rPr>
+                          <w:rFonts w:hint="eastAsia"/>
+                          <w:sz w:val="22"/>
+                          <w:szCs w:val="22"/>
+                          <w:lang w:val="en-US" w:eastAsia="zh-CN"/>
+                        </w:rPr>
+                      </w:pPr>
+                      <w:r>
+                        <w:rPr>
+                          <w:rFonts w:hint="eastAsia"/>
+                          <w:sz w:val="22"/>
+                          <w:szCs w:val="22"/>
+                          <w:lang w:val="en-US" w:eastAsia="zh-CN"/>
+                        </w:rPr>
+                        <w:t>VBAT</w:t>
+                      </w:r>
+                    </w:p>
+                    <w:p>
+                      <w:pPr>
+                        <w:jc w:val="right"/>
+                        <w:rPr>
+                          <w:rFonts w:hint="eastAsia"/>
+                          <w:sz w:val="22"/>
+                          <w:szCs w:val="22"/>
+                          <w:lang w:val="en-US" w:eastAsia="zh-CN"/>
+                        </w:rPr>
+                      </w:pPr>
+                      <w:r>
+                        <w:rPr>
+                          <w:rFonts w:hint="eastAsia"/>
+                          <w:sz w:val="22"/>
+                          <w:szCs w:val="22"/>
+                          <w:lang w:val="en-US" w:eastAsia="zh-CN"/>
+                        </w:rPr>
+                        <w:t>GND</w:t>
+                      </w:r>
+                    </w:p>
+                    <w:p>
+                      <w:pPr>
+                        <w:jc w:val="right"/>
+                        <w:rPr>
+                          <w:rFonts w:hint="default"/>
+                          <w:sz w:val="22"/>
+                          <w:szCs w:val="22"/>
+                          <w:lang w:val="en-US" w:eastAsia="zh-CN"/>
+                        </w:rPr>
+                      </w:pPr>
+                      <w:r>
+                        <w:rPr>
+                          <w:rFonts w:hint="eastAsia"/>
+                          <w:sz w:val="22"/>
+                          <w:szCs w:val="22"/>
+                          <w:lang w:val="en-US" w:eastAsia="zh-CN"/>
+                        </w:rPr>
+                        <w:t>U1_RX</w:t>
+                      </w:r>
+                    </w:p>
+                    <w:p>
+                      <w:pPr>
+                        <w:jc w:val="right"/>
+                        <w:rPr>
+                          <w:rFonts w:hint="default"/>
+                          <w:sz w:val="22"/>
+                          <w:szCs w:val="22"/>
+                          <w:lang w:val="en-US" w:eastAsia="zh-CN"/>
+                        </w:rPr>
+                      </w:pPr>
+                      <w:r>
+                        <w:rPr>
+                          <w:rFonts w:hint="eastAsia"/>
+                          <w:sz w:val="22"/>
+                          <w:szCs w:val="22"/>
+                          <w:lang w:val="en-US" w:eastAsia="zh-CN"/>
+                        </w:rPr>
+                        <w:t>U1_TX</w:t>
+                      </w:r>
+                    </w:p>
+                  </w:txbxContent>
+                </v:textbox>
+              </v:shape>
+            </w:pict>
+          </mc:Fallback>
+        </mc:AlternateContent>
+      </w:r>
+      <w:r>
+        <w:rPr>
+          <w:sz w:val="20"/>
+        </w:rPr>
+        <mc:AlternateContent>
+          <mc:Choice Requires="wps">
+            <w:drawing>
+              <wp:anchor distT="0" distB="0" distL="114300" distR="114300" simplePos="0" relativeHeight="251691008" behindDoc="0" locked="0" layoutInCell="1" allowOverlap="1">
+                <wp:simplePos x="0" y="0"/>
+                <wp:positionH relativeFrom="column">
+                  <wp:posOffset>1032510</wp:posOffset>
+                </wp:positionH>
+                <wp:positionV relativeFrom="paragraph">
+                  <wp:posOffset>-3726815</wp:posOffset>
+                </wp:positionV>
+                <wp:extent cx="2620010" cy="0"/>
+                <wp:effectExtent l="0" t="13970" r="21590" b="24130"/>
+                <wp:wrapNone/>
+                <wp:docPr id="21" name="Straight Connector 21"/>
+                <wp:cNvGraphicFramePr/>
+                <a:graphic xmlns:a="http://schemas.openxmlformats.org/drawingml/2006/main">
+                  <a:graphicData uri="http://schemas.microsoft.com/office/word/2010/wordprocessingShape">
+                    <wps:wsp>
+                      <wps:cNvCnPr/>
+                      <wps:spPr>
+                        <a:xfrm flipH="1">
+                          <a:off x="0" y="0"/>
+                          <a:ext cx="2620010" cy="0"/>
+                        </a:xfrm>
+                        <a:prstGeom prst="line">
+                          <a:avLst/>
+                        </a:prstGeom>
+                        <a:ln w="28575">
+                          <a:solidFill>
+                            <a:schemeClr val="tx1"/>
+                          </a:solidFill>
+                        </a:ln>
+                      </wps:spPr>
+                      <wps:style>
+                        <a:lnRef idx="2">
+                          <a:schemeClr val="accent1"/>
+                        </a:lnRef>
+                        <a:fillRef idx="0">
+                          <a:srgbClr val="FFFFFF"/>
+                        </a:fillRef>
+                        <a:effectRef idx="0">
+                          <a:srgbClr val="FFFFFF"/>
+                        </a:effectRef>
+                        <a:fontRef idx="minor">
+                          <a:schemeClr val="tx1"/>
+                        </a:fontRef>
+                      </wps:style>
+                      <wps:bodyPr/>
+                    </wps:wsp>
+                  </a:graphicData>
+                </a:graphic>
+              </wp:anchor>
+            </w:drawing>
+          </mc:Choice>
+          <mc:Fallback>
+            <w:pict>
+              <v:line id="_x0000_s1026" o:spid="_x0000_s1026" o:spt="20" style="position:absolute;left:0pt;flip:x;margin-left:81.3pt;margin-top:-293.45pt;height:0pt;width:206.3pt;z-index:251691008;mso-width-relative:page;mso-height-relative:page;" filled="f" stroked="t" coordsize="21600,21600" o:gfxdata="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">
+                <v:fill on="f" focussize="0,0"/>
+                <v:stroke weight="2.25pt" color="#000000 [3213]" miterlimit="8" joinstyle="miter"/>
+                <v:imagedata o:title=""/>
+                <o:lock v:ext="edit" aspectratio="f"/>
+              </v:line>
+            </w:pict>
+          </mc:Fallback>
+        </mc:AlternateContent>
+      </w:r>
+      <w:r>
+        <w:rPr>
+          <w:sz w:val="20"/>
+        </w:rPr>
+        <mc:AlternateContent>
+          <mc:Choice Requires="wps">
+            <w:drawing>
+              <wp:anchor distT="0" distB="0" distL="114300" distR="114300" simplePos="0" relativeHeight="251689984" behindDoc="0" locked="0" layoutInCell="1" allowOverlap="1">
+                <wp:simplePos x="0" y="0"/>
+                <wp:positionH relativeFrom="column">
+                  <wp:posOffset>1032510</wp:posOffset>
+                </wp:positionH>
+                <wp:positionV relativeFrom="paragraph">
+                  <wp:posOffset>-3890645</wp:posOffset>
+                </wp:positionV>
+                <wp:extent cx="2620010" cy="0"/>
+                <wp:effectExtent l="0" t="13970" r="21590" b="24130"/>
+                <wp:wrapNone/>
+                <wp:docPr id="4" name="Straight Connector 4"/>
+                <wp:cNvGraphicFramePr/>
+                <a:graphic xmlns:a="http://schemas.openxmlformats.org/drawingml/2006/main">
+                  <a:graphicData uri="http://schemas.microsoft.com/office/word/2010/wordprocessingShape">
+                    <wps:wsp>
+                      <wps:cNvCnPr/>
+                      <wps:spPr>
+                        <a:xfrm flipH="1">
+                          <a:off x="2194560" y="1041400"/>
+                          <a:ext cx="2620010" cy="0"/>
+                        </a:xfrm>
+                        <a:prstGeom prst="line">
+                          <a:avLst/>
+                        </a:prstGeom>
+                        <a:ln w="28575">
+                          <a:solidFill>
+                            <a:srgbClr val="FF0000"/>
+                          </a:solidFill>
+                        </a:ln>
+                      </wps:spPr>
+                      <wps:style>
+                        <a:lnRef idx="2">
+                          <a:schemeClr val="accent1"/>
+                        </a:lnRef>
+                        <a:fillRef idx="0">
+                          <a:srgbClr val="FFFFFF"/>
+                        </a:fillRef>
+                        <a:effectRef idx="0">
+                          <a:srgbClr val="FFFFFF"/>
+                        </a:effectRef>
+                        <a:fontRef idx="minor">
+                          <a:schemeClr val="tx1"/>
+                        </a:fontRef>
+                      </wps:style>
+                      <wps:bodyPr/>
+                    </wps:wsp>
+                  </a:graphicData>
+                </a:graphic>
+              </wp:anchor>
+            </w:drawing>
+          </mc:Choice>
+          <mc:Fallback>
+            <w:pict>
+              <v:line id="_x0000_s1026" o:spid="_x0000_s1026" o:spt="20" style="position:absolute;left:0pt;flip:x;margin-left:81.3pt;margin-top:-306.35pt;height:0pt;width:206.3pt;z-index:251689984;mso-width-relative:page;mso-height-relative:page;" filled="f" stroked="t" coordsize="21600,21600" o:gfxdata="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">
+                <v:fill on="f" focussize="0,0"/>
+                <v:stroke weight="2.25pt" color="#FF0000 [3204]" miterlimit="8" joinstyle="miter"/>
+                <v:imagedata o:title=""/>
+                <o:lock v:ext="edit" aspectratio="f"/>
+              </v:line>
+            </w:pict>
+          </mc:Fallback>
+        </mc:AlternateContent>
+      </w:r>
+      <w:r>
+        <w:drawing>
+          <wp:anchor distT="0" distB="0" distL="114300" distR="114300" simplePos="0" relativeHeight="251687936" behindDoc="0" locked="0" layoutInCell="1" allowOverlap="1">
+            <wp:simplePos x="0" y="0"/>
+            <wp:positionH relativeFrom="column">
+              <wp:posOffset>1564640</wp:posOffset>
+            </wp:positionH>
+            <wp:positionV relativeFrom="paragraph">
+              <wp:posOffset>596265</wp:posOffset>
+            </wp:positionV>
+            <wp:extent cx="5253990" cy="2728595"/>
+            <wp:effectExtent l="0" t="0" r="14605" b="3810"/>
+            <wp:wrapTopAndBottom/>
+            <wp:docPr id="2" name="Picture 2"/>
+            <wp:cNvGraphicFramePr>
+              <a:graphicFrameLocks xmlns:a="http://schemas.openxmlformats.org/drawingml/2006/main" noChangeAspect="1"/>
+            </wp:cNvGraphicFramePr>
+            <a:graphic xmlns:a="http://schemas.openxmlformats.org/drawingml/2006/main">
+              <a:graphicData uri="http://schemas.openxmlformats.org/drawingml/2006/picture">
+                <pic:pic xmlns:pic="http://schemas.openxmlformats.org/drawingml/2006/picture">
+                  <pic:nvPicPr>
+                    <pic:cNvPr id="2" name="Picture 2"/>
+                    <pic:cNvPicPr>
+                      <a:picLocks noChangeAspect="1"/>
+                    </pic:cNvPicPr>
+                  </pic:nvPicPr>
+                  <pic:blipFill>
+                    <a:blip r:embed="rId4"/>
+                    <a:stretch>
+                      <a:fillRect/>
+                    </a:stretch>
+                  </pic:blipFill>
+                  <pic:spPr>
+                    <a:xfrm rot="16200000">
+                      <a:off x="0" y="0"/>
+                      <a:ext cx="5253990" cy="2728595"/>
+                    </a:xfrm>
+                    <a:prstGeom prst="rect">
+                      <a:avLst/>
+                    </a:prstGeom>
+                    <a:noFill/>
+                    <a:ln>
+                      <a:noFill/>
+                    </a:ln>
+                  </pic:spPr>
+                </pic:pic>
+              </a:graphicData>
+            </a:graphic>
+          </wp:anchor>
+        </w:drawing>
+      </w:r>
     </w:p>
     <w:sectPr>
       <w:pgSz w:w="11909" w:h="9360" w:orient="landscape"/>

--- a/assets/annotation.docx
+++ b/assets/annotation.docx
@@ -4174,8 +4174,6 @@
       </w:r>
     </w:p>
     <w:p>
-      <w:bookmarkStart w:id="0" w:name="_GoBack"/>
-      <w:bookmarkEnd w:id="0"/>
       <w:r>
         <w:rPr>
           <w:sz w:val="20"/>
@@ -4239,7 +4237,7 @@
           </mc:Choice>
           <mc:Fallback>
             <w:pict>
-              <v:rect id="_x0000_s1026" o:spid="_x0000_s1026" o:spt="1" style="position:absolute;left:0pt;margin-left:-29.85pt;margin-top:-281.95pt;height:5.95pt;width:5.95pt;z-index:251702272;v-text-anchor:middle;mso-width-relative:page;mso-height-relative:page;" filled="f" stroked="t" coordsize="21600,21600" o:gfxdata="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">
+              <v:rect id="_x0000_s1026" o:spid="_x0000_s1026" o:spt="1" style="position:absolute;left:0pt;margin-left:-29.85pt;margin-top:-281.95pt;height:5.95pt;width:5.95pt;z-index:251702272;v-text-anchor:middle;mso-width-relative:page;mso-height-relative:page;" filled="f" stroked="t" coordsize="21600,21600" o:gfxdata="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">
                 <v:fill on="f" focussize="0,0"/>
                 <v:stroke weight="1pt" color="#000000 [3213]" miterlimit="8" joinstyle="miter"/>
                 <v:imagedata o:title=""/>
@@ -4312,7 +4310,7 @@
           </mc:Choice>
           <mc:Fallback>
             <w:pict>
-              <v:rect id="_x0000_s1026" o:spid="_x0000_s1026" o:spt="1" style="position:absolute;left:0pt;margin-left:-29.85pt;margin-top:-297.1pt;height:5.95pt;width:5.95pt;z-index:251701248;v-text-anchor:middle;mso-width-relative:page;mso-height-relative:page;" filled="f" stroked="t" coordsize="21600,21600" o:gfxdata="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">
+              <v:rect id="_x0000_s1026" o:spid="_x0000_s1026" o:spt="1" style="position:absolute;left:0pt;margin-left:-29.85pt;margin-top:-297.1pt;height:5.95pt;width:5.95pt;z-index:251701248;v-text-anchor:middle;mso-width-relative:page;mso-height-relative:page;" filled="f" stroked="t" coordsize="21600,21600" o:gfxdata="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">
                 <v:fill on="f" focussize="0,0"/>
                 <v:stroke weight="1pt" color="#000000 [3213]" miterlimit="8" joinstyle="miter"/>
                 <v:imagedata o:title=""/>
@@ -4360,15 +4358,6 @@
                             <a:schemeClr val="tx1"/>
                           </a:solidFill>
                         </a:ln>
-                        <a:extLst>
-                          <a:ext uri="{909E8E84-426E-40DD-AFC4-6F175D3DCCD1}">
-                            <a14:hiddenFill xmlns:a14="http://schemas.microsoft.com/office/drawing/2010/main">
-                              <a:solidFill>
-                                <a:schemeClr val="accent1"/>
-                              </a:solidFill>
-                            </a14:hiddenFill>
-                          </a:ext>
-                        </a:extLst>
                       </wps:spPr>
                       <wps:style>
                         <a:lnRef idx="2">
@@ -4397,7 +4386,7 @@
           </mc:Choice>
           <mc:Fallback>
             <w:pict>
-              <v:rect id="_x0000_s1026" o:spid="_x0000_s1026" o:spt="1" style="position:absolute;left:0pt;margin-left:-54pt;margin-top:-306.05pt;height:39.1pt;width:45.6pt;z-index:251659264;v-text-anchor:middle;mso-width-relative:page;mso-height-relative:page;" filled="f" stroked="t" coordsize="21600,21600" o:gfxdata="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">
+              <v:rect id="_x0000_s1026" o:spid="_x0000_s1026" o:spt="1" style="position:absolute;left:0pt;margin-left:-54pt;margin-top:-306.05pt;height:39.1pt;width:45.6pt;z-index:251659264;v-text-anchor:middle;mso-width-relative:page;mso-height-relative:page;" filled="f" stroked="t" coordsize="21600,21600" o:gfxdata="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">
                 <v:fill on="f" focussize="0,0"/>
                 <v:stroke weight="1pt" color="#000000 [3213]" miterlimit="8" joinstyle="miter"/>
                 <v:imagedata o:title=""/>
@@ -5500,7 +5489,7 @@
           </mc:Choice>
           <mc:Fallback>
             <w:pict>
-              <v:shape id="_x0000_s1026" o:spid="_x0000_s1026" o:spt="202" type="#_x0000_t202" style="position:absolute;left:0pt;margin-left:178.65pt;margin-top:-323.3pt;height:64.7pt;width:53.1pt;z-index:251688960;mso-width-relative:page;mso-height-relative:page;" filled="f" stroked="f" coordsize="21600,21600" o:gfxdata="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">
+              <v:shape id="_x0000_s1026" o:spid="_x0000_s1026" o:spt="202" type="#_x0000_t202" style="position:absolute;left:0pt;margin-left:178.65pt;margin-top:-323.3pt;height:64.7pt;width:53.1pt;z-index:251688960;mso-width-relative:page;mso-height-relative:page;" filled="f" stroked="f" coordsize="21600,21600" o:gfxdata="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">
                 <v:fill on="f" focussize="0,0"/>
                 <v:stroke on="f" weight="0.5pt"/>
                 <v:imagedata o:title=""/>
@@ -5736,6 +5725,7 @@
           </mc:Fallback>
         </mc:AlternateContent>
       </w:r>
+      <w:bookmarkStart w:id="0" w:name="_GoBack"/>
       <w:r>
         <w:drawing>
           <wp:anchor distT="0" distB="0" distL="114300" distR="114300" simplePos="0" relativeHeight="251687936" behindDoc="0" locked="0" layoutInCell="1" allowOverlap="1">
@@ -5787,6 +5777,7 @@
           </wp:anchor>
         </w:drawing>
       </w:r>
+      <w:bookmarkEnd w:id="0"/>
     </w:p>
     <w:sectPr>
       <w:pgSz w:w="11909" w:h="9360" w:orient="landscape"/>

--- a/assets/annotation.docx
+++ b/assets/annotation.docx
@@ -10,7 +10,7 @@
         <mc:AlternateContent>
           <mc:Choice Requires="wps">
             <w:drawing>
-              <wp:anchor distT="0" distB="0" distL="114300" distR="114300" simplePos="0" relativeHeight="251662336" behindDoc="0" locked="0" layoutInCell="1" allowOverlap="1">
+              <wp:anchor distT="0" distB="0" distL="114300" distR="114300" simplePos="0" relativeHeight="251665408" behindDoc="0" locked="0" layoutInCell="1" allowOverlap="1">
                 <wp:simplePos x="0" y="0"/>
                 <wp:positionH relativeFrom="column">
                   <wp:posOffset>3535680</wp:posOffset>
@@ -100,7 +100,7 @@
           </mc:Choice>
           <mc:Fallback>
             <w:pict>
-              <v:shape id="_x0000_s1026" o:spid="_x0000_s1026" o:spt="202" type="#_x0000_t202" style="position:absolute;left:0pt;margin-left:278.4pt;margin-top:-69.35pt;height:90.75pt;width:90.45pt;z-index:251662336;mso-width-relative:page;mso-height-relative:page;" filled="f" stroked="t" coordsize="21600,21600" o:gfxdata="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">
+              <v:shape id="_x0000_s1026" o:spid="_x0000_s1026" o:spt="202" type="#_x0000_t202" style="position:absolute;left:0pt;margin-left:278.4pt;margin-top:-69.35pt;height:90.75pt;width:90.45pt;z-index:251665408;mso-width-relative:page;mso-height-relative:page;" filled="f" stroked="t" coordsize="21600,21600" o:gfxdata="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">
                 <v:fill on="f" focussize="0,0"/>
                 <v:stroke weight="1pt" color="#000000 [3213]" joinstyle="round"/>
                 <v:imagedata o:title=""/>
@@ -150,7 +150,7 @@
         <mc:AlternateContent>
           <mc:Choice Requires="wps">
             <w:drawing>
-              <wp:anchor distT="0" distB="0" distL="114300" distR="114300" simplePos="0" relativeHeight="251678720" behindDoc="0" locked="0" layoutInCell="1" allowOverlap="1">
+              <wp:anchor distT="0" distB="0" distL="114300" distR="114300" simplePos="0" relativeHeight="251681792" behindDoc="0" locked="0" layoutInCell="1" allowOverlap="1">
                 <wp:simplePos x="0" y="0"/>
                 <wp:positionH relativeFrom="column">
                   <wp:posOffset>1023620</wp:posOffset>
@@ -231,7 +231,7 @@
           </mc:Choice>
           <mc:Fallback>
             <w:pict>
-              <v:shape id="_x0000_s1026" o:spid="_x0000_s1026" o:spt="202" type="#_x0000_t202" style="position:absolute;left:0pt;margin-left:80.6pt;margin-top:-69.4pt;height:90.25pt;width:182.05pt;z-index:251678720;mso-width-relative:page;mso-height-relative:page;" filled="f" stroked="t" coordsize="21600,21600" o:gfxdata="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">
+              <v:shape id="_x0000_s1026" o:spid="_x0000_s1026" o:spt="202" type="#_x0000_t202" style="position:absolute;left:0pt;margin-left:80.6pt;margin-top:-69.4pt;height:90.25pt;width:182.05pt;z-index:251681792;mso-width-relative:page;mso-height-relative:page;" filled="f" stroked="t" coordsize="21600,21600" o:gfxdata="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">
                 <v:fill on="f" focussize="0,0"/>
                 <v:stroke weight="1pt" color="#000000 [3213]" joinstyle="round"/>
                 <v:imagedata o:title=""/>
@@ -272,7 +272,7 @@
         <mc:AlternateContent>
           <mc:Choice Requires="wps">
             <w:drawing>
-              <wp:anchor distT="0" distB="0" distL="114300" distR="114300" simplePos="0" relativeHeight="251661312" behindDoc="0" locked="0" layoutInCell="1" allowOverlap="1">
+              <wp:anchor distT="0" distB="0" distL="114300" distR="114300" simplePos="0" relativeHeight="251664384" behindDoc="0" locked="0" layoutInCell="1" allowOverlap="1">
                 <wp:simplePos x="0" y="0"/>
                 <wp:positionH relativeFrom="column">
                   <wp:posOffset>3483610</wp:posOffset>
@@ -407,7 +407,7 @@
           </mc:Choice>
           <mc:Fallback>
             <w:pict>
-              <v:shape id="_x0000_s1026" o:spid="_x0000_s1026" o:spt="202" type="#_x0000_t202" style="position:absolute;left:0pt;margin-left:274.3pt;margin-top:-73.8pt;height:96.2pt;width:101.65pt;rotation:-5898240f;z-index:251661312;mso-width-relative:page;mso-height-relative:page;" filled="f" stroked="f" coordsize="21600,21600" o:gfxdata="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">
+              <v:shape id="_x0000_s1026" o:spid="_x0000_s1026" o:spt="202" type="#_x0000_t202" style="position:absolute;left:0pt;margin-left:274.3pt;margin-top:-73.8pt;height:96.2pt;width:101.65pt;rotation:-5898240f;z-index:251664384;mso-width-relative:page;mso-height-relative:page;" filled="f" stroked="f" coordsize="21600,21600" o:gfxdata="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">
                 <v:fill on="f" focussize="0,0"/>
                 <v:stroke on="f" weight="0.5pt"/>
                 <v:imagedata o:title=""/>
@@ -504,7 +504,7 @@
         <mc:AlternateContent>
           <mc:Choice Requires="wps">
             <w:drawing>
-              <wp:anchor distT="0" distB="0" distL="114300" distR="114300" simplePos="0" relativeHeight="251664384" behindDoc="0" locked="0" layoutInCell="1" allowOverlap="1">
+              <wp:anchor distT="0" distB="0" distL="114300" distR="114300" simplePos="0" relativeHeight="251667456" behindDoc="0" locked="0" layoutInCell="1" allowOverlap="1">
                 <wp:simplePos x="0" y="0"/>
                 <wp:positionH relativeFrom="column">
                   <wp:posOffset>2255520</wp:posOffset>
@@ -622,7 +622,7 @@
           </mc:Choice>
           <mc:Fallback>
             <w:pict>
-              <v:shape id="_x0000_s1026" o:spid="_x0000_s1026" o:spt="202" type="#_x0000_t202" style="position:absolute;left:0pt;margin-left:177.6pt;margin-top:-63pt;height:85.6pt;width:85.7pt;rotation:-5898240f;z-index:251664384;mso-width-relative:page;mso-height-relative:page;" fillcolor="#FFFFFF [3201]" filled="t" stroked="f" coordsize="21600,21600" o:gfxdata="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">
+              <v:shape id="_x0000_s1026" o:spid="_x0000_s1026" o:spt="202" type="#_x0000_t202" style="position:absolute;left:0pt;margin-left:177.6pt;margin-top:-63pt;height:85.6pt;width:85.7pt;rotation:-5898240f;z-index:251667456;mso-width-relative:page;mso-height-relative:page;" fillcolor="#FFFFFF [3201]" filled="t" stroked="f" coordsize="21600,21600" o:gfxdata="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">
                 <v:fill on="t" focussize="0,0"/>
                 <v:stroke on="f" weight="0.5pt"/>
                 <v:imagedata o:title=""/>
@@ -700,7 +700,7 @@
         <mc:AlternateContent>
           <mc:Choice Requires="wps">
             <w:drawing>
-              <wp:anchor distT="0" distB="0" distL="114300" distR="114300" simplePos="0" relativeHeight="251663360" behindDoc="0" locked="0" layoutInCell="1" allowOverlap="1">
+              <wp:anchor distT="0" distB="0" distL="114300" distR="114300" simplePos="0" relativeHeight="251666432" behindDoc="0" locked="0" layoutInCell="1" allowOverlap="1">
                 <wp:simplePos x="0" y="0"/>
                 <wp:positionH relativeFrom="column">
                   <wp:posOffset>960120</wp:posOffset>
@@ -799,7 +799,7 @@
           </mc:Choice>
           <mc:Fallback>
             <w:pict>
-              <v:shape id="_x0000_s1026" o:spid="_x0000_s1026" o:spt="202" type="#_x0000_t202" style="position:absolute;left:0pt;margin-left:75.6pt;margin-top:-58.75pt;height:74.05pt;width:85.7pt;rotation:-5898240f;z-index:251663360;mso-width-relative:page;mso-height-relative:page;" fillcolor="#FFFFFF [3201]" filled="t" stroked="f" coordsize="21600,21600" o:gfxdata="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">
+              <v:shape id="_x0000_s1026" o:spid="_x0000_s1026" o:spt="202" type="#_x0000_t202" style="position:absolute;left:0pt;margin-left:75.6pt;margin-top:-58.75pt;height:74.05pt;width:85.7pt;rotation:-5898240f;z-index:251666432;mso-width-relative:page;mso-height-relative:page;" fillcolor="#FFFFFF [3201]" filled="t" stroked="f" coordsize="21600,21600" o:gfxdata="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">
                 <v:fill on="t" focussize="0,0"/>
                 <v:stroke on="f" weight="0.5pt"/>
                 <v:imagedata o:title=""/>
@@ -860,7 +860,7 @@
         <mc:AlternateContent>
           <mc:Choice Requires="wps">
             <w:drawing>
-              <wp:anchor distT="0" distB="0" distL="114300" distR="114300" simplePos="0" relativeHeight="251675648" behindDoc="0" locked="0" layoutInCell="1" allowOverlap="1">
+              <wp:anchor distT="0" distB="0" distL="114300" distR="114300" simplePos="0" relativeHeight="251678720" behindDoc="0" locked="0" layoutInCell="1" allowOverlap="1">
                 <wp:simplePos x="0" y="0"/>
                 <wp:positionH relativeFrom="column">
                   <wp:posOffset>3839845</wp:posOffset>
@@ -922,7 +922,7 @@
           </mc:Choice>
           <mc:Fallback>
             <w:pict>
-              <v:shape id="_x0000_s1026" o:spid="_x0000_s1026" o:spt="127" type="#_x0000_t127" style="position:absolute;left:0pt;flip:y;margin-left:302.35pt;margin-top:10.15pt;height:22.7pt;width:43.3pt;z-index:251675648;v-text-anchor:middle;mso-width-relative:page;mso-height-relative:page;" fillcolor="#000000 [3213]" filled="t" stroked="t" coordsize="21600,21600" o:gfxdata="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">
+              <v:shape id="_x0000_s1026" o:spid="_x0000_s1026" o:spt="127" type="#_x0000_t127" style="position:absolute;left:0pt;flip:y;margin-left:302.35pt;margin-top:10.15pt;height:22.7pt;width:43.3pt;z-index:251678720;v-text-anchor:middle;mso-width-relative:page;mso-height-relative:page;" fillcolor="#000000 [3213]" filled="t" stroked="t" coordsize="21600,21600" o:gfxdata="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">
                 <v:fill on="t" focussize="0,0"/>
                 <v:stroke weight="1pt" color="#000000 [3213]" miterlimit="8" joinstyle="miter"/>
                 <v:imagedata o:title=""/>
@@ -939,7 +939,7 @@
         <mc:AlternateContent>
           <mc:Choice Requires="wps">
             <w:drawing>
-              <wp:anchor distT="0" distB="0" distL="114300" distR="114300" simplePos="0" relativeHeight="251674624" behindDoc="0" locked="0" layoutInCell="1" allowOverlap="1">
+              <wp:anchor distT="0" distB="0" distL="114300" distR="114300" simplePos="0" relativeHeight="251677696" behindDoc="0" locked="0" layoutInCell="1" allowOverlap="1">
                 <wp:simplePos x="0" y="0"/>
                 <wp:positionH relativeFrom="column">
                   <wp:posOffset>2544445</wp:posOffset>
@@ -1001,7 +1001,7 @@
           </mc:Choice>
           <mc:Fallback>
             <w:pict>
-              <v:shape id="_x0000_s1026" o:spid="_x0000_s1026" o:spt="127" type="#_x0000_t127" style="position:absolute;left:0pt;flip:y;margin-left:200.35pt;margin-top:9.35pt;height:22.7pt;width:43.3pt;z-index:251674624;v-text-anchor:middle;mso-width-relative:page;mso-height-relative:page;" fillcolor="#000000 [3213]" filled="t" stroked="t" coordsize="21600,21600" o:gfxdata="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">
+              <v:shape id="_x0000_s1026" o:spid="_x0000_s1026" o:spt="127" type="#_x0000_t127" style="position:absolute;left:0pt;flip:y;margin-left:200.35pt;margin-top:9.35pt;height:22.7pt;width:43.3pt;z-index:251677696;v-text-anchor:middle;mso-width-relative:page;mso-height-relative:page;" fillcolor="#000000 [3213]" filled="t" stroked="t" coordsize="21600,21600" o:gfxdata="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">
                 <v:fill on="t" focussize="0,0"/>
                 <v:stroke weight="1pt" color="#000000 [3213]" miterlimit="8" joinstyle="miter"/>
                 <v:imagedata o:title=""/>
@@ -1018,7 +1018,7 @@
         <mc:AlternateContent>
           <mc:Choice Requires="wps">
             <w:drawing>
-              <wp:anchor distT="0" distB="0" distL="114300" distR="114300" simplePos="0" relativeHeight="251673600" behindDoc="0" locked="0" layoutInCell="1" allowOverlap="1">
+              <wp:anchor distT="0" distB="0" distL="114300" distR="114300" simplePos="0" relativeHeight="251676672" behindDoc="0" locked="0" layoutInCell="1" allowOverlap="1">
                 <wp:simplePos x="0" y="0"/>
                 <wp:positionH relativeFrom="column">
                   <wp:posOffset>1139190</wp:posOffset>
@@ -1080,7 +1080,7 @@
           </mc:Choice>
           <mc:Fallback>
             <w:pict>
-              <v:shape id="_x0000_s1026" o:spid="_x0000_s1026" o:spt="127" type="#_x0000_t127" style="position:absolute;left:0pt;flip:y;margin-left:89.7pt;margin-top:9.25pt;height:22.7pt;width:43.3pt;z-index:251673600;v-text-anchor:middle;mso-width-relative:page;mso-height-relative:page;" fillcolor="#000000 [3213]" filled="t" stroked="t" coordsize="21600,21600" o:gfxdata="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">
+              <v:shape id="_x0000_s1026" o:spid="_x0000_s1026" o:spt="127" type="#_x0000_t127" style="position:absolute;left:0pt;flip:y;margin-left:89.7pt;margin-top:9.25pt;height:22.7pt;width:43.3pt;z-index:251676672;v-text-anchor:middle;mso-width-relative:page;mso-height-relative:page;" fillcolor="#000000 [3213]" filled="t" stroked="t" coordsize="21600,21600" o:gfxdata="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">
                 <v:fill on="t" focussize="0,0"/>
                 <v:stroke weight="1pt" color="#000000 [3213]" miterlimit="8" joinstyle="miter"/>
                 <v:imagedata o:title=""/>
@@ -1101,7 +1101,7 @@
         <mc:AlternateContent>
           <mc:Choice Requires="wps">
             <w:drawing>
-              <wp:anchor distT="0" distB="0" distL="114300" distR="114300" simplePos="0" relativeHeight="251660288" behindDoc="0" locked="0" layoutInCell="1" allowOverlap="1">
+              <wp:anchor distT="0" distB="0" distL="114300" distR="114300" simplePos="0" relativeHeight="251663360" behindDoc="0" locked="0" layoutInCell="1" allowOverlap="1">
                 <wp:simplePos x="0" y="0"/>
                 <wp:positionH relativeFrom="column">
                   <wp:posOffset>1024255</wp:posOffset>
@@ -1182,7 +1182,7 @@
           </mc:Choice>
           <mc:Fallback>
             <w:pict>
-              <v:shape id="_x0000_s1026" o:spid="_x0000_s1026" o:spt="202" type="#_x0000_t202" style="position:absolute;left:0pt;margin-left:80.65pt;margin-top:239.5pt;height:95.8pt;width:189pt;z-index:251660288;v-text-anchor:bottom;mso-width-relative:page;mso-height-relative:page;" filled="f" stroked="t" coordsize="21600,21600" o:gfxdata="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">
+              <v:shape id="_x0000_s1026" o:spid="_x0000_s1026" o:spt="202" type="#_x0000_t202" style="position:absolute;left:0pt;margin-left:80.65pt;margin-top:239.5pt;height:95.8pt;width:189pt;z-index:251663360;v-text-anchor:bottom;mso-width-relative:page;mso-height-relative:page;" filled="f" stroked="t" coordsize="21600,21600" o:gfxdata="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">
                 <v:fill on="f" focussize="0,0"/>
                 <v:stroke weight="1pt" color="#000000 [3213]" joinstyle="round"/>
                 <v:imagedata o:title=""/>
@@ -1223,7 +1223,7 @@
         <mc:AlternateContent>
           <mc:Choice Requires="wps">
             <w:drawing>
-              <wp:anchor distT="0" distB="0" distL="114300" distR="114300" simplePos="0" relativeHeight="251684864" behindDoc="0" locked="0" layoutInCell="1" allowOverlap="1">
+              <wp:anchor distT="0" distB="0" distL="114300" distR="114300" simplePos="0" relativeHeight="251687936" behindDoc="0" locked="0" layoutInCell="1" allowOverlap="1">
                 <wp:simplePos x="0" y="0"/>
                 <wp:positionH relativeFrom="column">
                   <wp:posOffset>-1034415</wp:posOffset>
@@ -1311,7 +1311,7 @@
           </mc:Choice>
           <mc:Fallback>
             <w:pict>
-              <v:shape id="_x0000_s1026" o:spid="_x0000_s1026" o:spt="202" type="#_x0000_t202" style="position:absolute;left:0pt;margin-left:-81.45pt;margin-top:63.3pt;height:23.35pt;width:69.05pt;z-index:251684864;mso-width-relative:page;mso-height-relative:page;" filled="f" stroked="f" coordsize="21600,21600" o:gfxdata="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">
+              <v:shape id="_x0000_s1026" o:spid="_x0000_s1026" o:spt="202" type="#_x0000_t202" style="position:absolute;left:0pt;margin-left:-81.45pt;margin-top:63.3pt;height:23.35pt;width:69.05pt;z-index:251687936;mso-width-relative:page;mso-height-relative:page;" filled="f" stroked="f" coordsize="21600,21600" o:gfxdata="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">
                 <v:fill on="f" focussize="0,0"/>
                 <v:stroke on="f" weight="0.5pt"/>
                 <v:imagedata o:title=""/>
@@ -1404,7 +1404,7 @@
         <mc:AlternateContent>
           <mc:Choice Requires="wps">
             <w:drawing>
-              <wp:anchor distT="0" distB="0" distL="114300" distR="114300" simplePos="0" relativeHeight="251682816" behindDoc="0" locked="0" layoutInCell="1" allowOverlap="1">
+              <wp:anchor distT="0" distB="0" distL="114300" distR="114300" simplePos="0" relativeHeight="251685888" behindDoc="0" locked="0" layoutInCell="1" allowOverlap="1">
                 <wp:simplePos x="0" y="0"/>
                 <wp:positionH relativeFrom="column">
                   <wp:posOffset>-979805</wp:posOffset>
@@ -1505,7 +1505,7 @@
           </mc:Choice>
           <mc:Fallback>
             <w:pict>
-              <v:shape id="_x0000_s1026" o:spid="_x0000_s1026" o:spt="202" type="#_x0000_t202" style="position:absolute;left:0pt;margin-left:-77.15pt;margin-top:85.2pt;height:50pt;width:63.5pt;z-index:251682816;mso-width-relative:page;mso-height-relative:page;" filled="f" stroked="t" coordsize="21600,21600" o:gfxdata="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">
+              <v:shape id="_x0000_s1026" o:spid="_x0000_s1026" o:spt="202" type="#_x0000_t202" style="position:absolute;left:0pt;margin-left:-77.15pt;margin-top:85.2pt;height:50pt;width:63.5pt;z-index:251685888;mso-width-relative:page;mso-height-relative:page;" filled="f" stroked="t" coordsize="21600,21600" o:gfxdata="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">
                 <v:fill on="f" focussize="0,0"/>
                 <v:stroke weight="1pt" color="#000000 [3213]" joinstyle="round"/>
                 <v:imagedata o:title=""/>
@@ -1566,7 +1566,7 @@
         <mc:AlternateContent>
           <mc:Choice Requires="wps">
             <w:drawing>
-              <wp:anchor distT="0" distB="0" distL="114300" distR="114300" simplePos="0" relativeHeight="251683840" behindDoc="0" locked="0" layoutInCell="1" allowOverlap="1">
+              <wp:anchor distT="0" distB="0" distL="114300" distR="114300" simplePos="0" relativeHeight="251686912" behindDoc="0" locked="0" layoutInCell="1" allowOverlap="1">
                 <wp:simplePos x="0" y="0"/>
                 <wp:positionH relativeFrom="column">
                   <wp:posOffset>-250825</wp:posOffset>
@@ -1627,7 +1627,7 @@
           </mc:Choice>
           <mc:Fallback>
             <w:pict>
-              <v:shape id="_x0000_s1026" o:spid="_x0000_s1026" o:spt="127" type="#_x0000_t127" style="position:absolute;left:0pt;margin-left:-19.75pt;margin-top:99.2pt;height:20.9pt;width:33.05pt;rotation:5898240f;z-index:251683840;v-text-anchor:middle;mso-width-relative:page;mso-height-relative:page;" fillcolor="#000000 [3213]" filled="t" stroked="t" coordsize="21600,21600" o:gfxdata="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">
+              <v:shape id="_x0000_s1026" o:spid="_x0000_s1026" o:spt="127" type="#_x0000_t127" style="position:absolute;left:0pt;margin-left:-19.75pt;margin-top:99.2pt;height:20.9pt;width:33.05pt;rotation:5898240f;z-index:251686912;v-text-anchor:middle;mso-width-relative:page;mso-height-relative:page;" fillcolor="#000000 [3213]" filled="t" stroked="t" coordsize="21600,21600" o:gfxdata="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">
                 <v:fill on="t" focussize="0,0"/>
                 <v:stroke weight="1pt" color="#000000 [3213]" miterlimit="8" joinstyle="miter"/>
                 <v:imagedata o:title=""/>
@@ -1644,7 +1644,7 @@
         <mc:AlternateContent>
           <mc:Choice Requires="wps">
             <w:drawing>
-              <wp:anchor distT="0" distB="0" distL="114300" distR="114300" simplePos="0" relativeHeight="251666432" behindDoc="0" locked="0" layoutInCell="1" allowOverlap="1">
+              <wp:anchor distT="0" distB="0" distL="114300" distR="114300" simplePos="0" relativeHeight="251669504" behindDoc="0" locked="0" layoutInCell="1" allowOverlap="1">
                 <wp:simplePos x="0" y="0"/>
                 <wp:positionH relativeFrom="column">
                   <wp:posOffset>2275205</wp:posOffset>
@@ -1763,7 +1763,7 @@
           </mc:Choice>
           <mc:Fallback>
             <w:pict>
-              <v:shape id="_x0000_s1026" o:spid="_x0000_s1026" o:spt="202" type="#_x0000_t202" style="position:absolute;left:0pt;margin-left:179.15pt;margin-top:239.5pt;height:85.6pt;width:85.7pt;rotation:-5898240f;z-index:251666432;mso-width-relative:page;mso-height-relative:page;" filled="f" stroked="f" coordsize="21600,21600" o:gfxdata="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">
+              <v:shape id="_x0000_s1026" o:spid="_x0000_s1026" o:spt="202" type="#_x0000_t202" style="position:absolute;left:0pt;margin-left:179.15pt;margin-top:239.5pt;height:85.6pt;width:85.7pt;rotation:-5898240f;z-index:251669504;mso-width-relative:page;mso-height-relative:page;" filled="f" stroked="f" coordsize="21600,21600" o:gfxdata="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">
                 <v:fill on="f" focussize="0,0"/>
                 <v:stroke on="f" weight="0.5pt"/>
                 <v:imagedata o:title=""/>
@@ -1844,7 +1844,7 @@
         <mc:AlternateContent>
           <mc:Choice Requires="wps">
             <w:drawing>
-              <wp:anchor distT="0" distB="0" distL="114300" distR="114300" simplePos="0" relativeHeight="251665408" behindDoc="0" locked="0" layoutInCell="1" allowOverlap="1">
+              <wp:anchor distT="0" distB="0" distL="114300" distR="114300" simplePos="0" relativeHeight="251668480" behindDoc="0" locked="0" layoutInCell="1" allowOverlap="1">
                 <wp:simplePos x="0" y="0"/>
                 <wp:positionH relativeFrom="column">
                   <wp:posOffset>984885</wp:posOffset>
@@ -1943,7 +1943,7 @@
           </mc:Choice>
           <mc:Fallback>
             <w:pict>
-              <v:shape id="_x0000_s1026" o:spid="_x0000_s1026" o:spt="202" type="#_x0000_t202" style="position:absolute;left:0pt;margin-left:77.55pt;margin-top:246.75pt;height:74.05pt;width:85.7pt;rotation:-5898240f;z-index:251665408;mso-width-relative:page;mso-height-relative:page;" filled="f" stroked="f" coordsize="21600,21600" o:gfxdata="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">
+              <v:shape id="_x0000_s1026" o:spid="_x0000_s1026" o:spt="202" type="#_x0000_t202" style="position:absolute;left:0pt;margin-left:77.55pt;margin-top:246.75pt;height:74.05pt;width:85.7pt;rotation:-5898240f;z-index:251668480;mso-width-relative:page;mso-height-relative:page;" filled="f" stroked="f" coordsize="21600,21600" o:gfxdata="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">
                 <v:fill on="f" focussize="0,0"/>
                 <v:stroke on="f" weight="0.5pt"/>
                 <v:imagedata o:title=""/>
@@ -2004,7 +2004,7 @@
         <mc:AlternateContent>
           <mc:Choice Requires="wps">
             <w:drawing>
-              <wp:anchor distT="0" distB="0" distL="114300" distR="114300" simplePos="0" relativeHeight="251676672" behindDoc="0" locked="0" layoutInCell="1" allowOverlap="1">
+              <wp:anchor distT="0" distB="0" distL="114300" distR="114300" simplePos="0" relativeHeight="251679744" behindDoc="0" locked="0" layoutInCell="1" allowOverlap="1">
                 <wp:simplePos x="0" y="0"/>
                 <wp:positionH relativeFrom="column">
                   <wp:posOffset>1119505</wp:posOffset>
@@ -2066,7 +2066,7 @@
           </mc:Choice>
           <mc:Fallback>
             <w:pict>
-              <v:shape id="_x0000_s1026" o:spid="_x0000_s1026" o:spt="128" type="#_x0000_t128" style="position:absolute;left:0pt;flip:y;margin-left:88.15pt;margin-top:216.8pt;height:22.7pt;width:43.3pt;z-index:251676672;v-text-anchor:middle;mso-width-relative:page;mso-height-relative:page;" fillcolor="#000000 [3213]" filled="t" stroked="t" coordsize="21600,21600" o:gfxdata="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">
+              <v:shape id="_x0000_s1026" o:spid="_x0000_s1026" o:spt="128" type="#_x0000_t128" style="position:absolute;left:0pt;flip:y;margin-left:88.15pt;margin-top:216.8pt;height:22.7pt;width:43.3pt;z-index:251679744;v-text-anchor:middle;mso-width-relative:page;mso-height-relative:page;" fillcolor="#000000 [3213]" filled="t" stroked="t" coordsize="21600,21600" o:gfxdata="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">
                 <v:fill on="t" focussize="0,0"/>
                 <v:stroke weight="1pt" color="#000000 [3213]" miterlimit="8" joinstyle="miter"/>
                 <v:imagedata o:title=""/>
@@ -2083,7 +2083,7 @@
         <mc:AlternateContent>
           <mc:Choice Requires="wps">
             <w:drawing>
-              <wp:anchor distT="0" distB="0" distL="114300" distR="114300" simplePos="0" relativeHeight="251677696" behindDoc="0" locked="0" layoutInCell="1" allowOverlap="1">
+              <wp:anchor distT="0" distB="0" distL="114300" distR="114300" simplePos="0" relativeHeight="251680768" behindDoc="0" locked="0" layoutInCell="1" allowOverlap="1">
                 <wp:simplePos x="0" y="0"/>
                 <wp:positionH relativeFrom="column">
                   <wp:posOffset>2512695</wp:posOffset>
@@ -2145,7 +2145,7 @@
           </mc:Choice>
           <mc:Fallback>
             <w:pict>
-              <v:shape id="_x0000_s1026" o:spid="_x0000_s1026" o:spt="128" type="#_x0000_t128" style="position:absolute;left:0pt;flip:y;margin-left:197.85pt;margin-top:216.75pt;height:22.7pt;width:43.3pt;z-index:251677696;v-text-anchor:middle;mso-width-relative:page;mso-height-relative:page;" fillcolor="#000000 [3213]" filled="t" stroked="t" coordsize="21600,21600" o:gfxdata="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">
+              <v:shape id="_x0000_s1026" o:spid="_x0000_s1026" o:spt="128" type="#_x0000_t128" style="position:absolute;left:0pt;flip:y;margin-left:197.85pt;margin-top:216.75pt;height:22.7pt;width:43.3pt;z-index:251680768;v-text-anchor:middle;mso-width-relative:page;mso-height-relative:page;" fillcolor="#000000 [3213]" filled="t" stroked="t" coordsize="21600,21600" o:gfxdata="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">
                 <v:fill on="t" focussize="0,0"/>
                 <v:stroke weight="1pt" color="#000000 [3213]" miterlimit="8" joinstyle="miter"/>
                 <v:imagedata o:title=""/>
@@ -2167,7 +2167,7 @@
         <mc:AlternateContent>
           <mc:Choice Requires="wps">
             <w:drawing>
-              <wp:anchor distT="0" distB="0" distL="114300" distR="114300" simplePos="0" relativeHeight="251686912" behindDoc="0" locked="0" layoutInCell="1" allowOverlap="1">
+              <wp:anchor distT="0" distB="0" distL="114300" distR="114300" simplePos="0" relativeHeight="251689984" behindDoc="0" locked="0" layoutInCell="1" allowOverlap="1">
                 <wp:simplePos x="0" y="0"/>
                 <wp:positionH relativeFrom="column">
                   <wp:posOffset>1062990</wp:posOffset>
@@ -2255,7 +2255,7 @@
           </mc:Choice>
           <mc:Fallback>
             <w:pict>
-              <v:shape id="_x0000_s1026" o:spid="_x0000_s1026" o:spt="202" type="#_x0000_t202" style="position:absolute;left:0pt;margin-left:83.7pt;margin-top:316.35pt;height:24.05pt;width:137.05pt;z-index:251686912;mso-width-relative:page;mso-height-relative:page;" filled="f" stroked="f" coordsize="21600,21600" o:gfxdata="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">
+              <v:shape id="_x0000_s1026" o:spid="_x0000_s1026" o:spt="202" type="#_x0000_t202" style="position:absolute;left:0pt;margin-left:83.7pt;margin-top:316.35pt;height:24.05pt;width:137.05pt;z-index:251689984;mso-width-relative:page;mso-height-relative:page;" filled="f" stroked="f" coordsize="21600,21600" o:gfxdata="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">
                 <v:fill on="f" focussize="0,0"/>
                 <v:stroke on="f" weight="0.5pt"/>
                 <v:imagedata o:title=""/>
@@ -2305,7 +2305,7 @@
         <mc:AlternateContent>
           <mc:Choice Requires="wps">
             <w:drawing>
-              <wp:anchor distT="0" distB="0" distL="114300" distR="114300" simplePos="0" relativeHeight="251685888" behindDoc="0" locked="0" layoutInCell="1" allowOverlap="1">
+              <wp:anchor distT="0" distB="0" distL="114300" distR="114300" simplePos="0" relativeHeight="251688960" behindDoc="0" locked="0" layoutInCell="1" allowOverlap="1">
                 <wp:simplePos x="0" y="0"/>
                 <wp:positionH relativeFrom="column">
                   <wp:posOffset>2948305</wp:posOffset>
@@ -2393,7 +2393,7 @@
           </mc:Choice>
           <mc:Fallback>
             <w:pict>
-              <v:shape id="_x0000_s1026" o:spid="_x0000_s1026" o:spt="202" type="#_x0000_t202" style="position:absolute;left:0pt;margin-left:232.15pt;margin-top:316.4pt;height:24.05pt;width:137.85pt;z-index:251685888;mso-width-relative:page;mso-height-relative:page;" filled="f" stroked="f" coordsize="21600,21600" o:gfxdata="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">
+              <v:shape id="_x0000_s1026" o:spid="_x0000_s1026" o:spt="202" type="#_x0000_t202" style="position:absolute;left:0pt;margin-left:232.15pt;margin-top:316.4pt;height:24.05pt;width:137.85pt;z-index:251688960;mso-width-relative:page;mso-height-relative:page;" filled="f" stroked="f" coordsize="21600,21600" o:gfxdata="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">
                 <v:fill on="f" focussize="0,0"/>
                 <v:stroke on="f" weight="0.5pt"/>
                 <v:imagedata o:title=""/>
@@ -2443,7 +2443,7 @@
         <mc:AlternateContent>
           <mc:Choice Requires="wps">
             <w:drawing>
-              <wp:anchor distT="0" distB="0" distL="114300" distR="114300" simplePos="0" relativeHeight="251669504" behindDoc="0" locked="0" layoutInCell="1" allowOverlap="1">
+              <wp:anchor distT="0" distB="0" distL="114300" distR="114300" simplePos="0" relativeHeight="251672576" behindDoc="0" locked="0" layoutInCell="1" allowOverlap="1">
                 <wp:simplePos x="0" y="0"/>
                 <wp:positionH relativeFrom="column">
                   <wp:posOffset>2279015</wp:posOffset>
@@ -2503,7 +2503,7 @@
           </mc:Choice>
           <mc:Fallback>
             <w:pict>
-              <v:rect id="_x0000_s1026" o:spid="_x0000_s1026" o:spt="1" style="position:absolute;left:0pt;margin-left:179.45pt;margin-top:186.45pt;height:13.7pt;width:100.35pt;z-index:251669504;v-text-anchor:middle;mso-width-relative:page;mso-height-relative:page;" filled="f" stroked="t" coordsize="21600,21600" o:gfxdata="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">
+              <v:rect id="_x0000_s1026" o:spid="_x0000_s1026" o:spt="1" style="position:absolute;left:0pt;margin-left:179.45pt;margin-top:186.45pt;height:13.7pt;width:100.35pt;z-index:251672576;v-text-anchor:middle;mso-width-relative:page;mso-height-relative:page;" filled="f" stroked="t" coordsize="21600,21600" o:gfxdata="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">
                 <v:fill on="f" focussize="0,0"/>
                 <v:stroke weight="3pt" color="#4874CB [3204]" miterlimit="8" joinstyle="miter"/>
                 <v:imagedata o:title=""/>
@@ -2520,7 +2520,7 @@
         <mc:AlternateContent>
           <mc:Choice Requires="wps">
             <w:drawing>
-              <wp:anchor distT="0" distB="0" distL="114300" distR="114300" simplePos="0" relativeHeight="251681792" behindDoc="0" locked="0" layoutInCell="1" allowOverlap="1">
+              <wp:anchor distT="0" distB="0" distL="114300" distR="114300" simplePos="0" relativeHeight="251684864" behindDoc="0" locked="0" layoutInCell="1" allowOverlap="1">
                 <wp:simplePos x="0" y="0"/>
                 <wp:positionH relativeFrom="column">
                   <wp:posOffset>-1021715</wp:posOffset>
@@ -2608,7 +2608,7 @@
           </mc:Choice>
           <mc:Fallback>
             <w:pict>
-              <v:shape id="_x0000_s1026" o:spid="_x0000_s1026" o:spt="202" type="#_x0000_t202" style="position:absolute;left:0pt;margin-left:-80.45pt;margin-top:56.95pt;height:29.25pt;width:72.65pt;z-index:251681792;mso-width-relative:page;mso-height-relative:page;" filled="f" stroked="f" coordsize="21600,21600" o:gfxdata="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">
+              <v:shape id="_x0000_s1026" o:spid="_x0000_s1026" o:spt="202" type="#_x0000_t202" style="position:absolute;left:0pt;margin-left:-80.45pt;margin-top:56.95pt;height:29.25pt;width:72.65pt;z-index:251684864;mso-width-relative:page;mso-height-relative:page;" filled="f" stroked="f" coordsize="21600,21600" o:gfxdata="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">
                 <v:fill on="f" focussize="0,0"/>
                 <v:stroke on="f" weight="0.5pt"/>
                 <v:imagedata o:title=""/>
@@ -2658,7 +2658,7 @@
         <mc:AlternateContent>
           <mc:Choice Requires="wps">
             <w:drawing>
-              <wp:anchor distT="0" distB="0" distL="114300" distR="114300" simplePos="0" relativeHeight="251679744" behindDoc="0" locked="0" layoutInCell="1" allowOverlap="1">
+              <wp:anchor distT="0" distB="0" distL="114300" distR="114300" simplePos="0" relativeHeight="251682816" behindDoc="0" locked="0" layoutInCell="1" allowOverlap="1">
                 <wp:simplePos x="0" y="0"/>
                 <wp:positionH relativeFrom="column">
                   <wp:posOffset>-918210</wp:posOffset>
@@ -2759,7 +2759,7 @@
           </mc:Choice>
           <mc:Fallback>
             <w:pict>
-              <v:shape id="_x0000_s1026" o:spid="_x0000_s1026" o:spt="202" type="#_x0000_t202" style="position:absolute;left:0pt;margin-left:-72.3pt;margin-top:81.45pt;height:49.15pt;width:56.35pt;z-index:251679744;mso-width-relative:page;mso-height-relative:page;" filled="f" stroked="t" coordsize="21600,21600" o:gfxdata="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">
+              <v:shape id="_x0000_s1026" o:spid="_x0000_s1026" o:spt="202" type="#_x0000_t202" style="position:absolute;left:0pt;margin-left:-72.3pt;margin-top:81.45pt;height:49.15pt;width:56.35pt;z-index:251682816;mso-width-relative:page;mso-height-relative:page;" filled="f" stroked="t" coordsize="21600,21600" o:gfxdata="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">
                 <v:fill on="f" focussize="0,0"/>
                 <v:stroke weight="1pt" color="#000000 [3213]" joinstyle="round"/>
                 <v:imagedata o:title=""/>
@@ -2820,7 +2820,7 @@
         <mc:AlternateContent>
           <mc:Choice Requires="wps">
             <w:drawing>
-              <wp:anchor distT="0" distB="0" distL="114300" distR="114300" simplePos="0" relativeHeight="251680768" behindDoc="0" locked="0" layoutInCell="1" allowOverlap="1">
+              <wp:anchor distT="0" distB="0" distL="114300" distR="114300" simplePos="0" relativeHeight="251683840" behindDoc="0" locked="0" layoutInCell="1" allowOverlap="1">
                 <wp:simplePos x="0" y="0"/>
                 <wp:positionH relativeFrom="column">
                   <wp:posOffset>-276225</wp:posOffset>
@@ -2881,7 +2881,7 @@
           </mc:Choice>
           <mc:Fallback>
             <w:pict>
-              <v:shape id="_x0000_s1026" o:spid="_x0000_s1026" o:spt="127" type="#_x0000_t127" style="position:absolute;left:0pt;margin-left:-21.75pt;margin-top:96.4pt;height:20.9pt;width:33.05pt;rotation:5898240f;z-index:251680768;v-text-anchor:middle;mso-width-relative:page;mso-height-relative:page;" fillcolor="#000000 [3213]" filled="t" stroked="t" coordsize="21600,21600" o:gfxdata="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">
+              <v:shape id="_x0000_s1026" o:spid="_x0000_s1026" o:spt="127" type="#_x0000_t127" style="position:absolute;left:0pt;margin-left:-21.75pt;margin-top:96.4pt;height:20.9pt;width:33.05pt;rotation:5898240f;z-index:251683840;v-text-anchor:middle;mso-width-relative:page;mso-height-relative:page;" fillcolor="#000000 [3213]" filled="t" stroked="t" coordsize="21600,21600" o:gfxdata="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">
                 <v:fill on="t" focussize="0,0"/>
                 <v:stroke weight="1pt" color="#000000 [3213]" miterlimit="8" joinstyle="miter"/>
                 <v:imagedata o:title=""/>
@@ -2898,7 +2898,7 @@
         <mc:AlternateContent>
           <mc:Choice Requires="wps">
             <w:drawing>
-              <wp:anchor distT="0" distB="0" distL="114300" distR="114300" simplePos="0" relativeHeight="251667456" behindDoc="0" locked="0" layoutInCell="1" allowOverlap="1">
+              <wp:anchor distT="0" distB="0" distL="114300" distR="114300" simplePos="0" relativeHeight="251670528" behindDoc="0" locked="0" layoutInCell="1" allowOverlap="1">
                 <wp:simplePos x="0" y="0"/>
                 <wp:positionH relativeFrom="column">
                   <wp:posOffset>1172845</wp:posOffset>
@@ -3190,7 +3190,7 @@
           </mc:Choice>
           <mc:Fallback>
             <w:pict>
-              <v:shape id="_x0000_s1026" o:spid="_x0000_s1026" o:spt="202" type="#_x0000_t202" style="position:absolute;left:0pt;margin-left:92.35pt;margin-top:212.35pt;height:136.75pt;width:119.3pt;rotation:-5898240f;z-index:251667456;mso-width-relative:page;mso-height-relative:page;" fillcolor="#FFFFFF [3201]" filled="t" stroked="t" coordsize="21600,21600" o:gfxdata="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">
+              <v:shape id="_x0000_s1026" o:spid="_x0000_s1026" o:spt="202" type="#_x0000_t202" style="position:absolute;left:0pt;margin-left:92.35pt;margin-top:212.35pt;height:136.75pt;width:119.3pt;rotation:-5898240f;z-index:251670528;mso-width-relative:page;mso-height-relative:page;" fillcolor="#FFFFFF [3201]" filled="t" stroked="t" coordsize="21600,21600" o:gfxdata="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">
                 <v:fill on="t" focussize="0,0"/>
                 <v:stroke weight="0.5pt" color="#7030A0 [3204]" joinstyle="round"/>
                 <v:imagedata o:title=""/>
@@ -3433,7 +3433,7 @@
         <mc:AlternateContent>
           <mc:Choice Requires="wps">
             <w:drawing>
-              <wp:anchor distT="0" distB="0" distL="114300" distR="114300" simplePos="0" relativeHeight="251671552" behindDoc="0" locked="0" layoutInCell="1" allowOverlap="1">
+              <wp:anchor distT="0" distB="0" distL="114300" distR="114300" simplePos="0" relativeHeight="251674624" behindDoc="0" locked="0" layoutInCell="1" allowOverlap="1">
                 <wp:simplePos x="0" y="0"/>
                 <wp:positionH relativeFrom="column">
                   <wp:posOffset>3553460</wp:posOffset>
@@ -3486,7 +3486,7 @@
           </mc:Choice>
           <mc:Fallback>
             <w:pict>
-              <v:shape id="_x0000_s1026" o:spid="_x0000_s1026" o:spt="33" type="#_x0000_t33" style="position:absolute;left:0pt;margin-left:279.8pt;margin-top:193.3pt;height:27.65pt;width:21.3pt;z-index:251671552;mso-width-relative:page;mso-height-relative:page;" filled="f" stroked="t" coordsize="21600,21600" o:gfxdata="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">
+              <v:shape id="_x0000_s1026" o:spid="_x0000_s1026" o:spt="33" type="#_x0000_t33" style="position:absolute;left:0pt;margin-left:279.8pt;margin-top:193.3pt;height:27.65pt;width:21.3pt;z-index:251674624;mso-width-relative:page;mso-height-relative:page;" filled="f" stroked="t" coordsize="21600,21600" o:gfxdata="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">
                 <v:fill on="f" focussize="0,0"/>
                 <v:stroke weight="3pt" color="#4874CB [3204]" miterlimit="8" joinstyle="miter"/>
                 <v:imagedata o:title=""/>
@@ -3503,7 +3503,7 @@
         <mc:AlternateContent>
           <mc:Choice Requires="wps">
             <w:drawing>
-              <wp:anchor distT="0" distB="0" distL="114300" distR="114300" simplePos="0" relativeHeight="251668480" behindDoc="0" locked="0" layoutInCell="1" allowOverlap="1">
+              <wp:anchor distT="0" distB="0" distL="114300" distR="114300" simplePos="0" relativeHeight="251671552" behindDoc="0" locked="0" layoutInCell="1" allowOverlap="1">
                 <wp:simplePos x="0" y="0"/>
                 <wp:positionH relativeFrom="column">
                   <wp:posOffset>3063875</wp:posOffset>
@@ -3767,7 +3767,7 @@
           </mc:Choice>
           <mc:Fallback>
             <w:pict>
-              <v:shape id="_x0000_s1026" o:spid="_x0000_s1026" o:spt="202" type="#_x0000_t202" style="position:absolute;left:0pt;margin-left:241.25pt;margin-top:211.75pt;height:137.95pt;width:119.6pt;rotation:-5898240f;z-index:251668480;mso-width-relative:page;mso-height-relative:page;" fillcolor="#FFFFFF [3201]" filled="t" stroked="t" coordsize="21600,21600" o:gfxdata="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">
+              <v:shape id="_x0000_s1026" o:spid="_x0000_s1026" o:spt="202" type="#_x0000_t202" style="position:absolute;left:0pt;margin-left:241.25pt;margin-top:211.75pt;height:137.95pt;width:119.6pt;rotation:-5898240f;z-index:251671552;mso-width-relative:page;mso-height-relative:page;" fillcolor="#FFFFFF [3201]" filled="t" stroked="t" coordsize="21600,21600" o:gfxdata="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">
                 <v:fill on="t" focussize="0,0"/>
                 <v:stroke weight="0.5pt" color="#4874CB [3204]" joinstyle="round"/>
                 <v:imagedata o:title=""/>
@@ -3981,7 +3981,7 @@
         <mc:AlternateContent>
           <mc:Choice Requires="wps">
             <w:drawing>
-              <wp:anchor distT="0" distB="0" distL="114300" distR="114300" simplePos="0" relativeHeight="251672576" behindDoc="0" locked="0" layoutInCell="1" allowOverlap="1">
+              <wp:anchor distT="0" distB="0" distL="114300" distR="114300" simplePos="0" relativeHeight="251675648" behindDoc="0" locked="0" layoutInCell="1" allowOverlap="1">
                 <wp:simplePos x="0" y="0"/>
                 <wp:positionH relativeFrom="column">
                   <wp:posOffset>1931035</wp:posOffset>
@@ -4038,7 +4038,7 @@
           </mc:Choice>
           <mc:Fallback>
             <w:pict>
-              <v:shape id="_x0000_s1026" o:spid="_x0000_s1026" o:spt="33" type="#_x0000_t33" style="position:absolute;left:0pt;flip:y;margin-left:152.05pt;margin-top:177.8pt;height:43.3pt;width:27.5pt;rotation:11796480f;z-index:251672576;mso-width-relative:page;mso-height-relative:page;" filled="f" stroked="t" coordsize="21600,21600" o:gfxdata="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">
+              <v:shape id="_x0000_s1026" o:spid="_x0000_s1026" o:spt="33" type="#_x0000_t33" style="position:absolute;left:0pt;flip:y;margin-left:152.05pt;margin-top:177.8pt;height:43.3pt;width:27.5pt;rotation:11796480f;z-index:251675648;mso-width-relative:page;mso-height-relative:page;" filled="f" stroked="t" coordsize="21600,21600" o:gfxdata="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">
                 <v:fill on="f" focussize="0,0"/>
                 <v:stroke weight="3pt" color="#7030A0 [3204]" miterlimit="8" joinstyle="miter"/>
                 <v:imagedata o:title=""/>
@@ -4055,7 +4055,7 @@
         <mc:AlternateContent>
           <mc:Choice Requires="wps">
             <w:drawing>
-              <wp:anchor distT="0" distB="0" distL="114300" distR="114300" simplePos="0" relativeHeight="251670528" behindDoc="0" locked="0" layoutInCell="1" allowOverlap="1">
+              <wp:anchor distT="0" distB="0" distL="114300" distR="114300" simplePos="0" relativeHeight="251673600" behindDoc="0" locked="0" layoutInCell="1" allowOverlap="1">
                 <wp:simplePos x="0" y="0"/>
                 <wp:positionH relativeFrom="column">
                   <wp:posOffset>2280285</wp:posOffset>
@@ -4114,7 +4114,7 @@
           </mc:Choice>
           <mc:Fallback>
             <w:pict>
-              <v:rect id="_x0000_s1026" o:spid="_x0000_s1026" o:spt="1" style="position:absolute;left:0pt;margin-left:179.55pt;margin-top:171.3pt;height:12.95pt;width:100.15pt;z-index:251670528;v-text-anchor:middle;mso-width-relative:page;mso-height-relative:page;" filled="f" stroked="t" coordsize="21600,21600" o:gfxdata="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">
+              <v:rect id="_x0000_s1026" o:spid="_x0000_s1026" o:spt="1" style="position:absolute;left:0pt;margin-left:179.55pt;margin-top:171.3pt;height:12.95pt;width:100.15pt;z-index:251673600;v-text-anchor:middle;mso-width-relative:page;mso-height-relative:page;" filled="f" stroked="t" coordsize="21600,21600" o:gfxdata="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">
                 <v:fill on="f" focussize="0,0"/>
                 <v:stroke weight="3pt" color="#7030A0 [3204]" miterlimit="8" joinstyle="miter"/>
                 <v:imagedata o:title=""/>
@@ -4169,11 +4169,15 @@
       </w:r>
     </w:p>
     <w:p>
-      <w:r>
-        <w:br w:type="page"/>
-      </w:r>
-    </w:p>
-    <w:p>
+      <w:pPr>
+        <w:sectPr>
+          <w:pgSz w:w="11909" w:h="9360" w:orient="landscape"/>
+          <w:pgMar w:top="1440" w:right="1800" w:bottom="1440" w:left="1800" w:header="720" w:footer="720" w:gutter="0"/>
+          <w:cols w:space="0" w:num="1"/>
+          <w:rtlGutter w:val="0"/>
+          <w:docGrid w:linePitch="360" w:charSpace="0"/>
+        </w:sectPr>
+      </w:pPr>
       <w:r>
         <w:rPr>
           <w:sz w:val="20"/>
@@ -4181,13 +4185,1248 @@
         <mc:AlternateContent>
           <mc:Choice Requires="wps">
             <w:drawing>
-              <wp:anchor distT="0" distB="0" distL="114300" distR="114300" simplePos="0" relativeHeight="251702272" behindDoc="0" locked="0" layoutInCell="1" allowOverlap="1">
+              <wp:anchor distT="0" distB="0" distL="114300" distR="114300" simplePos="0" relativeHeight="251703296" behindDoc="0" locked="0" layoutInCell="1" allowOverlap="1">
                 <wp:simplePos x="0" y="0"/>
                 <wp:positionH relativeFrom="column">
-                  <wp:posOffset>-379095</wp:posOffset>
+                  <wp:posOffset>1181100</wp:posOffset>
                 </wp:positionH>
                 <wp:positionV relativeFrom="paragraph">
-                  <wp:posOffset>-3580765</wp:posOffset>
+                  <wp:posOffset>-34925</wp:posOffset>
+                </wp:positionV>
+                <wp:extent cx="1753870" cy="267970"/>
+                <wp:effectExtent l="0" t="0" r="24130" b="11430"/>
+                <wp:wrapNone/>
+                <wp:docPr id="43" name="Text Box 43"/>
+                <wp:cNvGraphicFramePr/>
+                <a:graphic xmlns:a="http://schemas.openxmlformats.org/drawingml/2006/main">
+                  <a:graphicData uri="http://schemas.microsoft.com/office/word/2010/wordprocessingShape">
+                    <wps:wsp>
+                      <wps:cNvSpPr txBox="1"/>
+                      <wps:spPr>
+                        <a:xfrm>
+                          <a:off x="2366645" y="662305"/>
+                          <a:ext cx="1753870" cy="267970"/>
+                        </a:xfrm>
+                        <a:prstGeom prst="rect">
+                          <a:avLst/>
+                        </a:prstGeom>
+                        <a:solidFill>
+                          <a:schemeClr val="lt1"/>
+                        </a:solidFill>
+                        <a:ln w="6350">
+                          <a:noFill/>
+                        </a:ln>
+                      </wps:spPr>
+                      <wps:style>
+                        <a:lnRef idx="0">
+                          <a:schemeClr val="accent1"/>
+                        </a:lnRef>
+                        <a:fillRef idx="0">
+                          <a:schemeClr val="accent1"/>
+                        </a:fillRef>
+                        <a:effectRef idx="0">
+                          <a:schemeClr val="accent1"/>
+                        </a:effectRef>
+                        <a:fontRef idx="minor">
+                          <a:schemeClr val="dk1"/>
+                        </a:fontRef>
+                      </wps:style>
+                      <wps:txbx>
+                        <w:txbxContent>
+                          <w:p>
+                            <w:pPr>
+                              <w:jc w:val="center"/>
+                              <w:rPr>
+                                <w:rFonts w:hint="default" w:eastAsiaTheme="minorEastAsia"/>
+                                <w:lang w:val="en-US" w:eastAsia="zh-CN"/>
+                              </w:rPr>
+                            </w:pPr>
+                            <w:r>
+                              <w:rPr>
+                                <w:rFonts w:hint="eastAsia" w:ascii="Heiti SC Light" w:hAnsi="Heiti SC Light" w:eastAsia="Heiti SC Light" w:cs="Heiti SC Light"/>
+                                <w:lang w:val="en-US" w:eastAsia="zh-CN"/>
+                              </w:rPr>
+                              <w:t>使用</w:t>
+                            </w:r>
+                            <w:r>
+                              <w:rPr>
+                                <w:rFonts w:hint="eastAsia"/>
+                                <w:lang w:val="en-US" w:eastAsia="zh-CN"/>
+                              </w:rPr>
+                              <w:t>SH1.0-4P</w:t>
+                            </w:r>
+                            <w:r>
+                              <w:rPr>
+                                <w:rFonts w:hint="eastAsia" w:ascii="Heiti SC Light" w:hAnsi="Heiti SC Light" w:eastAsia="Heiti SC Light" w:cs="Heiti SC Light"/>
+                                <w:lang w:val="en-US" w:eastAsia="zh-CN"/>
+                              </w:rPr>
+                              <w:t>转杜邦线</w:t>
+                            </w:r>
+                          </w:p>
+                        </w:txbxContent>
+                      </wps:txbx>
+                      <wps:bodyPr rot="0" spcFirstLastPara="0" vertOverflow="overflow" horzOverflow="overflow" vert="horz" wrap="square" lIns="91440" tIns="45720" rIns="91440" bIns="45720" numCol="1" spcCol="0" rtlCol="0" fromWordArt="0" anchor="t" anchorCtr="0" forceAA="0" compatLnSpc="1">
+                        <a:noAutofit/>
+                      </wps:bodyPr>
+                    </wps:wsp>
+                  </a:graphicData>
+                </a:graphic>
+              </wp:anchor>
+            </w:drawing>
+          </mc:Choice>
+          <mc:Fallback>
+            <w:pict>
+              <v:shape id="_x0000_s1026" o:spid="_x0000_s1026" o:spt="202" type="#_x0000_t202" style="position:absolute;left:0pt;margin-left:93pt;margin-top:-2.75pt;height:21.1pt;width:138.1pt;z-index:251703296;mso-width-relative:page;mso-height-relative:page;" fillcolor="#FFFFFF [3201]" filled="t" stroked="f" coordsize="21600,21600" o:gfxdata="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">
+                <v:fill on="t" focussize="0,0"/>
+                <v:stroke on="f" weight="0.5pt"/>
+                <v:imagedata o:title=""/>
+                <o:lock v:ext="edit" aspectratio="f"/>
+                <v:textbox>
+                  <w:txbxContent>
+                    <w:p>
+                      <w:pPr>
+                        <w:jc w:val="center"/>
+                        <w:rPr>
+                          <w:rFonts w:hint="default" w:eastAsiaTheme="minorEastAsia"/>
+                          <w:lang w:val="en-US" w:eastAsia="zh-CN"/>
+                        </w:rPr>
+                      </w:pPr>
+                      <w:r>
+                        <w:rPr>
+                          <w:rFonts w:hint="eastAsia" w:ascii="Heiti SC Light" w:hAnsi="Heiti SC Light" w:eastAsia="Heiti SC Light" w:cs="Heiti SC Light"/>
+                          <w:lang w:val="en-US" w:eastAsia="zh-CN"/>
+                        </w:rPr>
+                        <w:t>使用</w:t>
+                      </w:r>
+                      <w:r>
+                        <w:rPr>
+                          <w:rFonts w:hint="eastAsia"/>
+                          <w:lang w:val="en-US" w:eastAsia="zh-CN"/>
+                        </w:rPr>
+                        <w:t>SH1.0-4P</w:t>
+                      </w:r>
+                      <w:r>
+                        <w:rPr>
+                          <w:rFonts w:hint="eastAsia" w:ascii="Heiti SC Light" w:hAnsi="Heiti SC Light" w:eastAsia="Heiti SC Light" w:cs="Heiti SC Light"/>
+                          <w:lang w:val="en-US" w:eastAsia="zh-CN"/>
+                        </w:rPr>
+                        <w:t>转杜邦线</w:t>
+                      </w:r>
+                    </w:p>
+                  </w:txbxContent>
+                </v:textbox>
+              </v:shape>
+            </w:pict>
+          </mc:Fallback>
+        </mc:AlternateContent>
+      </w:r>
+      <w:r>
+        <w:rPr>
+          <w:sz w:val="20"/>
+        </w:rPr>
+        <mc:AlternateContent>
+          <mc:Choice Requires="wps">
+            <w:drawing>
+              <wp:anchor distT="0" distB="0" distL="114300" distR="114300" simplePos="0" relativeHeight="251700224" behindDoc="0" locked="0" layoutInCell="1" allowOverlap="1">
+                <wp:simplePos x="0" y="0"/>
+                <wp:positionH relativeFrom="column">
+                  <wp:posOffset>1897380</wp:posOffset>
+                </wp:positionH>
+                <wp:positionV relativeFrom="paragraph">
+                  <wp:posOffset>728980</wp:posOffset>
+                </wp:positionV>
+                <wp:extent cx="243840" cy="167640"/>
+                <wp:effectExtent l="13970" t="13970" r="21590" b="21590"/>
+                <wp:wrapNone/>
+                <wp:docPr id="39" name="Straight Connector 39"/>
+                <wp:cNvGraphicFramePr/>
+                <a:graphic xmlns:a="http://schemas.openxmlformats.org/drawingml/2006/main">
+                  <a:graphicData uri="http://schemas.microsoft.com/office/word/2010/wordprocessingShape">
+                    <wps:wsp>
+                      <wps:cNvCnPr/>
+                      <wps:spPr>
+                        <a:xfrm flipH="1" flipV="1">
+                          <a:off x="0" y="0"/>
+                          <a:ext cx="243840" cy="167640"/>
+                        </a:xfrm>
+                        <a:prstGeom prst="line">
+                          <a:avLst/>
+                        </a:prstGeom>
+                        <a:ln w="28575" cap="rnd">
+                          <a:solidFill>
+                            <a:srgbClr val="00B0F0"/>
+                          </a:solidFill>
+                          <a:headEnd type="none" w="med" len="med"/>
+                          <a:tailEnd type="none" w="med" len="med"/>
+                        </a:ln>
+                      </wps:spPr>
+                      <wps:style>
+                        <a:lnRef idx="2">
+                          <a:schemeClr val="accent1"/>
+                        </a:lnRef>
+                        <a:fillRef idx="0">
+                          <a:srgbClr val="FFFFFF"/>
+                        </a:fillRef>
+                        <a:effectRef idx="0">
+                          <a:srgbClr val="FFFFFF"/>
+                        </a:effectRef>
+                        <a:fontRef idx="minor">
+                          <a:schemeClr val="tx1"/>
+                        </a:fontRef>
+                      </wps:style>
+                      <wps:bodyPr/>
+                    </wps:wsp>
+                  </a:graphicData>
+                </a:graphic>
+              </wp:anchor>
+            </w:drawing>
+          </mc:Choice>
+          <mc:Fallback>
+            <w:pict>
+              <v:line id="_x0000_s1026" o:spid="_x0000_s1026" o:spt="20" style="position:absolute;left:0pt;flip:x y;margin-left:149.4pt;margin-top:57.4pt;height:13.2pt;width:19.2pt;z-index:251700224;mso-width-relative:page;mso-height-relative:page;" filled="f" stroked="t" coordsize="21600,21600" o:gfxdata="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">
+                <v:fill on="f" focussize="0,0"/>
+                <v:stroke weight="2.25pt" color="#00B0F0 [3204]" miterlimit="8" joinstyle="miter" endcap="round"/>
+                <v:imagedata o:title=""/>
+                <o:lock v:ext="edit" aspectratio="f"/>
+              </v:line>
+            </w:pict>
+          </mc:Fallback>
+        </mc:AlternateContent>
+      </w:r>
+      <w:r>
+        <w:rPr>
+          <w:sz w:val="20"/>
+        </w:rPr>
+        <mc:AlternateContent>
+          <mc:Choice Requires="wps">
+            <w:drawing>
+              <wp:anchor distT="0" distB="0" distL="114300" distR="114300" simplePos="0" relativeHeight="251699200" behindDoc="0" locked="0" layoutInCell="1" allowOverlap="1">
+                <wp:simplePos x="0" y="0"/>
+                <wp:positionH relativeFrom="column">
+                  <wp:posOffset>1107440</wp:posOffset>
+                </wp:positionH>
+                <wp:positionV relativeFrom="paragraph">
+                  <wp:posOffset>729615</wp:posOffset>
+                </wp:positionV>
+                <wp:extent cx="787400" cy="0"/>
+                <wp:effectExtent l="0" t="13970" r="0" b="24130"/>
+                <wp:wrapNone/>
+                <wp:docPr id="38" name="Straight Connector 38"/>
+                <wp:cNvGraphicFramePr/>
+                <a:graphic xmlns:a="http://schemas.openxmlformats.org/drawingml/2006/main">
+                  <a:graphicData uri="http://schemas.microsoft.com/office/word/2010/wordprocessingShape">
+                    <wps:wsp>
+                      <wps:cNvCnPr/>
+                      <wps:spPr>
+                        <a:xfrm flipH="1">
+                          <a:off x="0" y="0"/>
+                          <a:ext cx="787400" cy="0"/>
+                        </a:xfrm>
+                        <a:prstGeom prst="line">
+                          <a:avLst/>
+                        </a:prstGeom>
+                        <a:ln w="28575">
+                          <a:solidFill>
+                            <a:srgbClr val="00B0F0"/>
+                          </a:solidFill>
+                        </a:ln>
+                      </wps:spPr>
+                      <wps:style>
+                        <a:lnRef idx="2">
+                          <a:schemeClr val="accent1"/>
+                        </a:lnRef>
+                        <a:fillRef idx="0">
+                          <a:srgbClr val="FFFFFF"/>
+                        </a:fillRef>
+                        <a:effectRef idx="0">
+                          <a:srgbClr val="FFFFFF"/>
+                        </a:effectRef>
+                        <a:fontRef idx="minor">
+                          <a:schemeClr val="tx1"/>
+                        </a:fontRef>
+                      </wps:style>
+                      <wps:bodyPr/>
+                    </wps:wsp>
+                  </a:graphicData>
+                </a:graphic>
+              </wp:anchor>
+            </w:drawing>
+          </mc:Choice>
+          <mc:Fallback>
+            <w:pict>
+              <v:line id="_x0000_s1026" o:spid="_x0000_s1026" o:spt="20" style="position:absolute;left:0pt;flip:x;margin-left:87.2pt;margin-top:57.45pt;height:0pt;width:62pt;z-index:251699200;mso-width-relative:page;mso-height-relative:page;" filled="f" stroked="t" coordsize="21600,21600" o:gfxdata="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">
+                <v:fill on="f" focussize="0,0"/>
+                <v:stroke weight="2.25pt" color="#00B0F0 [3204]" miterlimit="8" joinstyle="miter"/>
+                <v:imagedata o:title=""/>
+                <o:lock v:ext="edit" aspectratio="f"/>
+              </v:line>
+            </w:pict>
+          </mc:Fallback>
+        </mc:AlternateContent>
+      </w:r>
+      <w:r>
+        <w:rPr>
+          <w:sz w:val="20"/>
+        </w:rPr>
+        <mc:AlternateContent>
+          <mc:Choice Requires="wps">
+            <w:drawing>
+              <wp:anchor distT="0" distB="0" distL="114300" distR="114300" simplePos="0" relativeHeight="251701248" behindDoc="0" locked="0" layoutInCell="1" allowOverlap="1">
+                <wp:simplePos x="0" y="0"/>
+                <wp:positionH relativeFrom="column">
+                  <wp:posOffset>1902460</wp:posOffset>
+                </wp:positionH>
+                <wp:positionV relativeFrom="paragraph">
+                  <wp:posOffset>731520</wp:posOffset>
+                </wp:positionV>
+                <wp:extent cx="238760" cy="167640"/>
+                <wp:effectExtent l="13970" t="13970" r="26670" b="21590"/>
+                <wp:wrapNone/>
+                <wp:docPr id="40" name="Straight Connector 40"/>
+                <wp:cNvGraphicFramePr/>
+                <a:graphic xmlns:a="http://schemas.openxmlformats.org/drawingml/2006/main">
+                  <a:graphicData uri="http://schemas.microsoft.com/office/word/2010/wordprocessingShape">
+                    <wps:wsp>
+                      <wps:cNvCnPr/>
+                      <wps:spPr>
+                        <a:xfrm flipH="1">
+                          <a:off x="0" y="0"/>
+                          <a:ext cx="238760" cy="167640"/>
+                        </a:xfrm>
+                        <a:prstGeom prst="line">
+                          <a:avLst/>
+                        </a:prstGeom>
+                        <a:ln w="28575" cap="rnd">
+                          <a:solidFill>
+                            <a:srgbClr val="00B050"/>
+                          </a:solidFill>
+                        </a:ln>
+                      </wps:spPr>
+                      <wps:style>
+                        <a:lnRef idx="2">
+                          <a:schemeClr val="accent1"/>
+                        </a:lnRef>
+                        <a:fillRef idx="0">
+                          <a:srgbClr val="FFFFFF"/>
+                        </a:fillRef>
+                        <a:effectRef idx="0">
+                          <a:srgbClr val="FFFFFF"/>
+                        </a:effectRef>
+                        <a:fontRef idx="minor">
+                          <a:schemeClr val="tx1"/>
+                        </a:fontRef>
+                      </wps:style>
+                      <wps:bodyPr/>
+                    </wps:wsp>
+                  </a:graphicData>
+                </a:graphic>
+              </wp:anchor>
+            </w:drawing>
+          </mc:Choice>
+          <mc:Fallback>
+            <w:pict>
+              <v:line id="_x0000_s1026" o:spid="_x0000_s1026" o:spt="20" style="position:absolute;left:0pt;flip:x;margin-left:149.8pt;margin-top:57.6pt;height:13.2pt;width:18.8pt;z-index:251701248;mso-width-relative:page;mso-height-relative:page;" filled="f" stroked="t" coordsize="21600,21600" o:gfxdata="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">
+                <v:fill on="f" focussize="0,0"/>
+                <v:stroke weight="2.25pt" color="#00B050 [3204]" miterlimit="8" joinstyle="miter" endcap="round"/>
+                <v:imagedata o:title=""/>
+                <o:lock v:ext="edit" aspectratio="f"/>
+              </v:line>
+            </w:pict>
+          </mc:Fallback>
+        </mc:AlternateContent>
+      </w:r>
+      <w:r>
+        <w:rPr>
+          <w:sz w:val="20"/>
+        </w:rPr>
+        <mc:AlternateContent>
+          <mc:Choice Requires="wps">
+            <w:drawing>
+              <wp:anchor distT="0" distB="0" distL="114300" distR="114300" simplePos="0" relativeHeight="251698176" behindDoc="0" locked="0" layoutInCell="1" allowOverlap="1">
+                <wp:simplePos x="0" y="0"/>
+                <wp:positionH relativeFrom="column">
+                  <wp:posOffset>1116330</wp:posOffset>
+                </wp:positionH>
+                <wp:positionV relativeFrom="paragraph">
+                  <wp:posOffset>899160</wp:posOffset>
+                </wp:positionV>
+                <wp:extent cx="768350" cy="0"/>
+                <wp:effectExtent l="13970" t="13970" r="30480" b="24130"/>
+                <wp:wrapNone/>
+                <wp:docPr id="31" name="Straight Connector 31"/>
+                <wp:cNvGraphicFramePr/>
+                <a:graphic xmlns:a="http://schemas.openxmlformats.org/drawingml/2006/main">
+                  <a:graphicData uri="http://schemas.microsoft.com/office/word/2010/wordprocessingShape">
+                    <wps:wsp>
+                      <wps:cNvCnPr/>
+                      <wps:spPr>
+                        <a:xfrm flipH="1">
+                          <a:off x="0" y="0"/>
+                          <a:ext cx="768350" cy="0"/>
+                        </a:xfrm>
+                        <a:prstGeom prst="line">
+                          <a:avLst/>
+                        </a:prstGeom>
+                        <a:ln w="28575" cap="sq">
+                          <a:solidFill>
+                            <a:srgbClr val="00B050"/>
+                          </a:solidFill>
+                        </a:ln>
+                      </wps:spPr>
+                      <wps:style>
+                        <a:lnRef idx="2">
+                          <a:schemeClr val="accent1"/>
+                        </a:lnRef>
+                        <a:fillRef idx="0">
+                          <a:srgbClr val="FFFFFF"/>
+                        </a:fillRef>
+                        <a:effectRef idx="0">
+                          <a:srgbClr val="FFFFFF"/>
+                        </a:effectRef>
+                        <a:fontRef idx="minor">
+                          <a:schemeClr val="tx1"/>
+                        </a:fontRef>
+                      </wps:style>
+                      <wps:bodyPr/>
+                    </wps:wsp>
+                  </a:graphicData>
+                </a:graphic>
+              </wp:anchor>
+            </w:drawing>
+          </mc:Choice>
+          <mc:Fallback>
+            <w:pict>
+              <v:line id="_x0000_s1026" o:spid="_x0000_s1026" o:spt="20" style="position:absolute;left:0pt;flip:x;margin-left:87.9pt;margin-top:70.8pt;height:0pt;width:60.5pt;z-index:251698176;mso-width-relative:page;mso-height-relative:page;" filled="f" stroked="t" coordsize="21600,21600" o:gfxdata="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">
+                <v:fill on="f" focussize="0,0"/>
+                <v:stroke weight="2.25pt" color="#00B050 [3204]" miterlimit="8" joinstyle="miter" endcap="square"/>
+                <v:imagedata o:title=""/>
+                <o:lock v:ext="edit" aspectratio="f"/>
+              </v:line>
+            </w:pict>
+          </mc:Fallback>
+        </mc:AlternateContent>
+      </w:r>
+      <w:r>
+        <w:rPr>
+          <w:sz w:val="20"/>
+        </w:rPr>
+        <mc:AlternateContent>
+          <mc:Choice Requires="wps">
+            <w:drawing>
+              <wp:anchor distT="0" distB="0" distL="114300" distR="114300" simplePos="0" relativeHeight="251697152" behindDoc="0" locked="0" layoutInCell="1" allowOverlap="1">
+                <wp:simplePos x="0" y="0"/>
+                <wp:positionH relativeFrom="column">
+                  <wp:posOffset>1112520</wp:posOffset>
+                </wp:positionH>
+                <wp:positionV relativeFrom="paragraph">
+                  <wp:posOffset>176530</wp:posOffset>
+                </wp:positionV>
+                <wp:extent cx="674370" cy="821690"/>
+                <wp:effectExtent l="0" t="0" r="0" b="0"/>
+                <wp:wrapNone/>
+                <wp:docPr id="30" name="Text Box 30"/>
+                <wp:cNvGraphicFramePr/>
+                <a:graphic xmlns:a="http://schemas.openxmlformats.org/drawingml/2006/main">
+                  <a:graphicData uri="http://schemas.microsoft.com/office/word/2010/wordprocessingShape">
+                    <wps:wsp>
+                      <wps:cNvSpPr txBox="1"/>
+                      <wps:spPr>
+                        <a:xfrm>
+                          <a:off x="0" y="0"/>
+                          <a:ext cx="674370" cy="821690"/>
+                        </a:xfrm>
+                        <a:prstGeom prst="rect">
+                          <a:avLst/>
+                        </a:prstGeom>
+                        <a:noFill/>
+                        <a:ln w="6350">
+                          <a:noFill/>
+                        </a:ln>
+                      </wps:spPr>
+                      <wps:style>
+                        <a:lnRef idx="0">
+                          <a:schemeClr val="accent1"/>
+                        </a:lnRef>
+                        <a:fillRef idx="0">
+                          <a:schemeClr val="accent1"/>
+                        </a:fillRef>
+                        <a:effectRef idx="0">
+                          <a:schemeClr val="accent1"/>
+                        </a:effectRef>
+                        <a:fontRef idx="minor">
+                          <a:schemeClr val="dk1"/>
+                        </a:fontRef>
+                      </wps:style>
+                      <wps:txbx>
+                        <w:txbxContent>
+                          <w:p>
+                            <w:pPr>
+                              <w:rPr>
+                                <w:rFonts w:hint="eastAsia"/>
+                                <w:sz w:val="22"/>
+                                <w:szCs w:val="22"/>
+                                <w:lang w:val="en-US" w:eastAsia="zh-CN"/>
+                              </w:rPr>
+                            </w:pPr>
+                            <w:r>
+                              <w:rPr>
+                                <w:rFonts w:hint="eastAsia"/>
+                                <w:sz w:val="22"/>
+                                <w:szCs w:val="22"/>
+                                <w:lang w:val="en-US" w:eastAsia="zh-CN"/>
+                              </w:rPr>
+                              <w:t>5V</w:t>
+                            </w:r>
+                          </w:p>
+                          <w:p>
+                            <w:pPr>
+                              <w:rPr>
+                                <w:rFonts w:hint="eastAsia"/>
+                                <w:sz w:val="22"/>
+                                <w:szCs w:val="22"/>
+                                <w:lang w:val="en-US" w:eastAsia="zh-CN"/>
+                              </w:rPr>
+                            </w:pPr>
+                            <w:r>
+                              <w:rPr>
+                                <w:rFonts w:hint="eastAsia"/>
+                                <w:sz w:val="22"/>
+                                <w:szCs w:val="22"/>
+                                <w:lang w:val="en-US" w:eastAsia="zh-CN"/>
+                              </w:rPr>
+                              <w:t>GND</w:t>
+                            </w:r>
+                          </w:p>
+                          <w:p>
+                            <w:pPr>
+                              <w:rPr>
+                                <w:rFonts w:hint="default"/>
+                                <w:sz w:val="22"/>
+                                <w:szCs w:val="22"/>
+                                <w:lang w:val="en-US" w:eastAsia="zh-CN"/>
+                              </w:rPr>
+                            </w:pPr>
+                            <w:r>
+                              <w:rPr>
+                                <w:rFonts w:hint="eastAsia"/>
+                                <w:sz w:val="22"/>
+                                <w:szCs w:val="22"/>
+                                <w:lang w:val="en-US" w:eastAsia="zh-CN"/>
+                              </w:rPr>
+                              <w:t>RX</w:t>
+                            </w:r>
+                          </w:p>
+                          <w:p>
+                            <w:pPr>
+                              <w:rPr>
+                                <w:rFonts w:hint="default"/>
+                                <w:sz w:val="22"/>
+                                <w:szCs w:val="22"/>
+                                <w:lang w:val="en-US" w:eastAsia="zh-CN"/>
+                              </w:rPr>
+                            </w:pPr>
+                            <w:r>
+                              <w:rPr>
+                                <w:rFonts w:hint="eastAsia"/>
+                                <w:sz w:val="22"/>
+                                <w:szCs w:val="22"/>
+                                <w:lang w:val="en-US" w:eastAsia="zh-CN"/>
+                              </w:rPr>
+                              <w:t>TX</w:t>
+                            </w:r>
+                          </w:p>
+                        </w:txbxContent>
+                      </wps:txbx>
+                      <wps:bodyPr rot="0" spcFirstLastPara="0" vertOverflow="overflow" horzOverflow="overflow" vert="horz" wrap="square" lIns="91440" tIns="45720" rIns="91440" bIns="45720" numCol="1" spcCol="0" rtlCol="0" fromWordArt="0" anchor="t" anchorCtr="0" forceAA="0" compatLnSpc="1">
+                        <a:noAutofit/>
+                      </wps:bodyPr>
+                    </wps:wsp>
+                  </a:graphicData>
+                </a:graphic>
+              </wp:anchor>
+            </w:drawing>
+          </mc:Choice>
+          <mc:Fallback>
+            <w:pict>
+              <v:shape id="_x0000_s1026" o:spid="_x0000_s1026" o:spt="202" type="#_x0000_t202" style="position:absolute;left:0pt;margin-left:87.6pt;margin-top:13.9pt;height:64.7pt;width:53.1pt;z-index:251697152;mso-width-relative:page;mso-height-relative:page;" filled="f" stroked="f" coordsize="21600,21600" o:gfxdata="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">
+                <v:fill on="f" focussize="0,0"/>
+                <v:stroke on="f" weight="0.5pt"/>
+                <v:imagedata o:title=""/>
+                <o:lock v:ext="edit" aspectratio="f"/>
+                <v:textbox>
+                  <w:txbxContent>
+                    <w:p>
+                      <w:pPr>
+                        <w:rPr>
+                          <w:rFonts w:hint="eastAsia"/>
+                          <w:sz w:val="22"/>
+                          <w:szCs w:val="22"/>
+                          <w:lang w:val="en-US" w:eastAsia="zh-CN"/>
+                        </w:rPr>
+                      </w:pPr>
+                      <w:r>
+                        <w:rPr>
+                          <w:rFonts w:hint="eastAsia"/>
+                          <w:sz w:val="22"/>
+                          <w:szCs w:val="22"/>
+                          <w:lang w:val="en-US" w:eastAsia="zh-CN"/>
+                        </w:rPr>
+                        <w:t>5V</w:t>
+                      </w:r>
+                    </w:p>
+                    <w:p>
+                      <w:pPr>
+                        <w:rPr>
+                          <w:rFonts w:hint="eastAsia"/>
+                          <w:sz w:val="22"/>
+                          <w:szCs w:val="22"/>
+                          <w:lang w:val="en-US" w:eastAsia="zh-CN"/>
+                        </w:rPr>
+                      </w:pPr>
+                      <w:r>
+                        <w:rPr>
+                          <w:rFonts w:hint="eastAsia"/>
+                          <w:sz w:val="22"/>
+                          <w:szCs w:val="22"/>
+                          <w:lang w:val="en-US" w:eastAsia="zh-CN"/>
+                        </w:rPr>
+                        <w:t>GND</w:t>
+                      </w:r>
+                    </w:p>
+                    <w:p>
+                      <w:pPr>
+                        <w:rPr>
+                          <w:rFonts w:hint="default"/>
+                          <w:sz w:val="22"/>
+                          <w:szCs w:val="22"/>
+                          <w:lang w:val="en-US" w:eastAsia="zh-CN"/>
+                        </w:rPr>
+                      </w:pPr>
+                      <w:r>
+                        <w:rPr>
+                          <w:rFonts w:hint="eastAsia"/>
+                          <w:sz w:val="22"/>
+                          <w:szCs w:val="22"/>
+                          <w:lang w:val="en-US" w:eastAsia="zh-CN"/>
+                        </w:rPr>
+                        <w:t>RX</w:t>
+                      </w:r>
+                    </w:p>
+                    <w:p>
+                      <w:pPr>
+                        <w:rPr>
+                          <w:rFonts w:hint="default"/>
+                          <w:sz w:val="22"/>
+                          <w:szCs w:val="22"/>
+                          <w:lang w:val="en-US" w:eastAsia="zh-CN"/>
+                        </w:rPr>
+                      </w:pPr>
+                      <w:r>
+                        <w:rPr>
+                          <w:rFonts w:hint="eastAsia"/>
+                          <w:sz w:val="22"/>
+                          <w:szCs w:val="22"/>
+                          <w:lang w:val="en-US" w:eastAsia="zh-CN"/>
+                        </w:rPr>
+                        <w:t>TX</w:t>
+                      </w:r>
+                    </w:p>
+                  </w:txbxContent>
+                </v:textbox>
+              </v:shape>
+            </w:pict>
+          </mc:Fallback>
+        </mc:AlternateContent>
+      </w:r>
+      <w:r>
+        <w:rPr>
+          <w:sz w:val="20"/>
+        </w:rPr>
+        <mc:AlternateContent>
+          <mc:Choice Requires="wps">
+            <w:drawing>
+              <wp:anchor distT="0" distB="0" distL="114300" distR="114300" simplePos="0" relativeHeight="251696128" behindDoc="0" locked="0" layoutInCell="1" allowOverlap="1">
+                <wp:simplePos x="0" y="0"/>
+                <wp:positionH relativeFrom="column">
+                  <wp:posOffset>2143760</wp:posOffset>
+                </wp:positionH>
+                <wp:positionV relativeFrom="paragraph">
+                  <wp:posOffset>897255</wp:posOffset>
+                </wp:positionV>
+                <wp:extent cx="1584960" cy="0"/>
+                <wp:effectExtent l="0" t="13970" r="15240" b="24130"/>
+                <wp:wrapNone/>
+                <wp:docPr id="24" name="Straight Connector 24"/>
+                <wp:cNvGraphicFramePr/>
+                <a:graphic xmlns:a="http://schemas.openxmlformats.org/drawingml/2006/main">
+                  <a:graphicData uri="http://schemas.microsoft.com/office/word/2010/wordprocessingShape">
+                    <wps:wsp>
+                      <wps:cNvCnPr/>
+                      <wps:spPr>
+                        <a:xfrm flipH="1">
+                          <a:off x="0" y="0"/>
+                          <a:ext cx="1584960" cy="0"/>
+                        </a:xfrm>
+                        <a:prstGeom prst="line">
+                          <a:avLst/>
+                        </a:prstGeom>
+                        <a:ln w="28575" cap="flat">
+                          <a:solidFill>
+                            <a:srgbClr val="00B0F0"/>
+                          </a:solidFill>
+                        </a:ln>
+                      </wps:spPr>
+                      <wps:style>
+                        <a:lnRef idx="2">
+                          <a:schemeClr val="accent1"/>
+                        </a:lnRef>
+                        <a:fillRef idx="0">
+                          <a:srgbClr val="FFFFFF"/>
+                        </a:fillRef>
+                        <a:effectRef idx="0">
+                          <a:srgbClr val="FFFFFF"/>
+                        </a:effectRef>
+                        <a:fontRef idx="minor">
+                          <a:schemeClr val="tx1"/>
+                        </a:fontRef>
+                      </wps:style>
+                      <wps:bodyPr/>
+                    </wps:wsp>
+                  </a:graphicData>
+                </a:graphic>
+              </wp:anchor>
+            </w:drawing>
+          </mc:Choice>
+          <mc:Fallback>
+            <w:pict>
+              <v:line id="_x0000_s1026" o:spid="_x0000_s1026" o:spt="20" style="position:absolute;left:0pt;flip:x;margin-left:168.8pt;margin-top:70.65pt;height:0pt;width:124.8pt;z-index:251696128;mso-width-relative:page;mso-height-relative:page;" filled="f" stroked="t" coordsize="21600,21600" o:gfxdata="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">
+                <v:fill on="f" focussize="0,0"/>
+                <v:stroke weight="2.25pt" color="#00B0F0 [3204]" miterlimit="8" joinstyle="miter"/>
+                <v:imagedata o:title=""/>
+                <o:lock v:ext="edit" aspectratio="f"/>
+              </v:line>
+            </w:pict>
+          </mc:Fallback>
+        </mc:AlternateContent>
+      </w:r>
+      <w:r>
+        <w:rPr>
+          <w:sz w:val="20"/>
+        </w:rPr>
+        <mc:AlternateContent>
+          <mc:Choice Requires="wps">
+            <w:drawing>
+              <wp:anchor distT="0" distB="0" distL="114300" distR="114300" simplePos="0" relativeHeight="251695104" behindDoc="0" locked="0" layoutInCell="1" allowOverlap="1">
+                <wp:simplePos x="0" y="0"/>
+                <wp:positionH relativeFrom="column">
+                  <wp:posOffset>2141220</wp:posOffset>
+                </wp:positionH>
+                <wp:positionV relativeFrom="paragraph">
+                  <wp:posOffset>729615</wp:posOffset>
+                </wp:positionV>
+                <wp:extent cx="1587500" cy="0"/>
+                <wp:effectExtent l="0" t="13970" r="12700" b="24130"/>
+                <wp:wrapNone/>
+                <wp:docPr id="23" name="Straight Connector 23"/>
+                <wp:cNvGraphicFramePr/>
+                <a:graphic xmlns:a="http://schemas.openxmlformats.org/drawingml/2006/main">
+                  <a:graphicData uri="http://schemas.microsoft.com/office/word/2010/wordprocessingShape">
+                    <wps:wsp>
+                      <wps:cNvCnPr/>
+                      <wps:spPr>
+                        <a:xfrm flipH="1">
+                          <a:off x="0" y="0"/>
+                          <a:ext cx="1587500" cy="0"/>
+                        </a:xfrm>
+                        <a:prstGeom prst="line">
+                          <a:avLst/>
+                        </a:prstGeom>
+                        <a:ln w="28575" cap="flat">
+                          <a:solidFill>
+                            <a:srgbClr val="00B050"/>
+                          </a:solidFill>
+                        </a:ln>
+                      </wps:spPr>
+                      <wps:style>
+                        <a:lnRef idx="2">
+                          <a:schemeClr val="accent1"/>
+                        </a:lnRef>
+                        <a:fillRef idx="0">
+                          <a:srgbClr val="FFFFFF"/>
+                        </a:fillRef>
+                        <a:effectRef idx="0">
+                          <a:srgbClr val="FFFFFF"/>
+                        </a:effectRef>
+                        <a:fontRef idx="minor">
+                          <a:schemeClr val="tx1"/>
+                        </a:fontRef>
+                      </wps:style>
+                      <wps:bodyPr/>
+                    </wps:wsp>
+                  </a:graphicData>
+                </a:graphic>
+              </wp:anchor>
+            </w:drawing>
+          </mc:Choice>
+          <mc:Fallback>
+            <w:pict>
+              <v:line id="_x0000_s1026" o:spid="_x0000_s1026" o:spt="20" style="position:absolute;left:0pt;flip:x;margin-left:168.6pt;margin-top:57.45pt;height:0pt;width:125pt;z-index:251695104;mso-width-relative:page;mso-height-relative:page;" filled="f" stroked="t" coordsize="21600,21600" o:gfxdata="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">
+                <v:fill on="f" focussize="0,0"/>
+                <v:stroke weight="2.25pt" color="#00B050 [3204]" miterlimit="8" joinstyle="miter"/>
+                <v:imagedata o:title=""/>
+                <o:lock v:ext="edit" aspectratio="f"/>
+              </v:line>
+            </w:pict>
+          </mc:Fallback>
+        </mc:AlternateContent>
+      </w:r>
+      <w:r>
+        <w:rPr>
+          <w:sz w:val="20"/>
+        </w:rPr>
+        <mc:AlternateContent>
+          <mc:Choice Requires="wps">
+            <w:drawing>
+              <wp:anchor distT="0" distB="0" distL="114300" distR="114300" simplePos="0" relativeHeight="251692032" behindDoc="0" locked="0" layoutInCell="1" allowOverlap="1">
+                <wp:simplePos x="0" y="0"/>
+                <wp:positionH relativeFrom="column">
+                  <wp:posOffset>2347595</wp:posOffset>
+                </wp:positionH>
+                <wp:positionV relativeFrom="paragraph">
+                  <wp:posOffset>181610</wp:posOffset>
+                </wp:positionV>
+                <wp:extent cx="674370" cy="821690"/>
+                <wp:effectExtent l="0" t="0" r="0" b="0"/>
+                <wp:wrapNone/>
+                <wp:docPr id="3" name="Text Box 3"/>
+                <wp:cNvGraphicFramePr/>
+                <a:graphic xmlns:a="http://schemas.openxmlformats.org/drawingml/2006/main">
+                  <a:graphicData uri="http://schemas.microsoft.com/office/word/2010/wordprocessingShape">
+                    <wps:wsp>
+                      <wps:cNvSpPr txBox="1"/>
+                      <wps:spPr>
+                        <a:xfrm>
+                          <a:off x="0" y="0"/>
+                          <a:ext cx="674370" cy="821690"/>
+                        </a:xfrm>
+                        <a:prstGeom prst="rect">
+                          <a:avLst/>
+                        </a:prstGeom>
+                        <a:noFill/>
+                        <a:ln w="6350">
+                          <a:noFill/>
+                        </a:ln>
+                      </wps:spPr>
+                      <wps:style>
+                        <a:lnRef idx="0">
+                          <a:schemeClr val="accent1"/>
+                        </a:lnRef>
+                        <a:fillRef idx="0">
+                          <a:schemeClr val="accent1"/>
+                        </a:fillRef>
+                        <a:effectRef idx="0">
+                          <a:schemeClr val="accent1"/>
+                        </a:effectRef>
+                        <a:fontRef idx="minor">
+                          <a:schemeClr val="dk1"/>
+                        </a:fontRef>
+                      </wps:style>
+                      <wps:txbx>
+                        <w:txbxContent>
+                          <w:p>
+                            <w:pPr>
+                              <w:jc w:val="right"/>
+                              <w:rPr>
+                                <w:rFonts w:hint="eastAsia"/>
+                                <w:sz w:val="22"/>
+                                <w:szCs w:val="22"/>
+                                <w:lang w:val="en-US" w:eastAsia="zh-CN"/>
+                              </w:rPr>
+                            </w:pPr>
+                            <w:r>
+                              <w:rPr>
+                                <w:rFonts w:hint="eastAsia"/>
+                                <w:sz w:val="22"/>
+                                <w:szCs w:val="22"/>
+                                <w:lang w:val="en-US" w:eastAsia="zh-CN"/>
+                              </w:rPr>
+                              <w:t>VBAT</w:t>
+                            </w:r>
+                          </w:p>
+                          <w:p>
+                            <w:pPr>
+                              <w:jc w:val="right"/>
+                              <w:rPr>
+                                <w:rFonts w:hint="eastAsia"/>
+                                <w:sz w:val="22"/>
+                                <w:szCs w:val="22"/>
+                                <w:lang w:val="en-US" w:eastAsia="zh-CN"/>
+                              </w:rPr>
+                            </w:pPr>
+                            <w:r>
+                              <w:rPr>
+                                <w:rFonts w:hint="eastAsia"/>
+                                <w:sz w:val="22"/>
+                                <w:szCs w:val="22"/>
+                                <w:lang w:val="en-US" w:eastAsia="zh-CN"/>
+                              </w:rPr>
+                              <w:t>GND</w:t>
+                            </w:r>
+                          </w:p>
+                          <w:p>
+                            <w:pPr>
+                              <w:jc w:val="right"/>
+                              <w:rPr>
+                                <w:rFonts w:hint="default"/>
+                                <w:sz w:val="22"/>
+                                <w:szCs w:val="22"/>
+                                <w:lang w:val="en-US" w:eastAsia="zh-CN"/>
+                              </w:rPr>
+                            </w:pPr>
+                            <w:r>
+                              <w:rPr>
+                                <w:rFonts w:hint="eastAsia"/>
+                                <w:sz w:val="22"/>
+                                <w:szCs w:val="22"/>
+                                <w:lang w:val="en-US" w:eastAsia="zh-CN"/>
+                              </w:rPr>
+                              <w:t>U1_RX</w:t>
+                            </w:r>
+                          </w:p>
+                          <w:p>
+                            <w:pPr>
+                              <w:jc w:val="right"/>
+                              <w:rPr>
+                                <w:rFonts w:hint="default"/>
+                                <w:sz w:val="22"/>
+                                <w:szCs w:val="22"/>
+                                <w:lang w:val="en-US" w:eastAsia="zh-CN"/>
+                              </w:rPr>
+                            </w:pPr>
+                            <w:r>
+                              <w:rPr>
+                                <w:rFonts w:hint="eastAsia"/>
+                                <w:sz w:val="22"/>
+                                <w:szCs w:val="22"/>
+                                <w:lang w:val="en-US" w:eastAsia="zh-CN"/>
+                              </w:rPr>
+                              <w:t>U1_TX</w:t>
+                            </w:r>
+                          </w:p>
+                        </w:txbxContent>
+                      </wps:txbx>
+                      <wps:bodyPr rot="0" spcFirstLastPara="0" vertOverflow="overflow" horzOverflow="overflow" vert="horz" wrap="square" lIns="91440" tIns="45720" rIns="91440" bIns="45720" numCol="1" spcCol="0" rtlCol="0" fromWordArt="0" anchor="t" anchorCtr="0" forceAA="0" compatLnSpc="1">
+                        <a:noAutofit/>
+                      </wps:bodyPr>
+                    </wps:wsp>
+                  </a:graphicData>
+                </a:graphic>
+              </wp:anchor>
+            </w:drawing>
+          </mc:Choice>
+          <mc:Fallback>
+            <w:pict>
+              <v:shape id="_x0000_s1026" o:spid="_x0000_s1026" o:spt="202" type="#_x0000_t202" style="position:absolute;left:0pt;margin-left:184.85pt;margin-top:14.3pt;height:64.7pt;width:53.1pt;z-index:251692032;mso-width-relative:page;mso-height-relative:page;" filled="f" stroked="f" coordsize="21600,21600" o:gfxdata="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">
+                <v:fill on="f" focussize="0,0"/>
+                <v:stroke on="f" weight="0.5pt"/>
+                <v:imagedata o:title=""/>
+                <o:lock v:ext="edit" aspectratio="f"/>
+                <v:textbox>
+                  <w:txbxContent>
+                    <w:p>
+                      <w:pPr>
+                        <w:jc w:val="right"/>
+                        <w:rPr>
+                          <w:rFonts w:hint="eastAsia"/>
+                          <w:sz w:val="22"/>
+                          <w:szCs w:val="22"/>
+                          <w:lang w:val="en-US" w:eastAsia="zh-CN"/>
+                        </w:rPr>
+                      </w:pPr>
+                      <w:r>
+                        <w:rPr>
+                          <w:rFonts w:hint="eastAsia"/>
+                          <w:sz w:val="22"/>
+                          <w:szCs w:val="22"/>
+                          <w:lang w:val="en-US" w:eastAsia="zh-CN"/>
+                        </w:rPr>
+                        <w:t>VBAT</w:t>
+                      </w:r>
+                    </w:p>
+                    <w:p>
+                      <w:pPr>
+                        <w:jc w:val="right"/>
+                        <w:rPr>
+                          <w:rFonts w:hint="eastAsia"/>
+                          <w:sz w:val="22"/>
+                          <w:szCs w:val="22"/>
+                          <w:lang w:val="en-US" w:eastAsia="zh-CN"/>
+                        </w:rPr>
+                      </w:pPr>
+                      <w:r>
+                        <w:rPr>
+                          <w:rFonts w:hint="eastAsia"/>
+                          <w:sz w:val="22"/>
+                          <w:szCs w:val="22"/>
+                          <w:lang w:val="en-US" w:eastAsia="zh-CN"/>
+                        </w:rPr>
+                        <w:t>GND</w:t>
+                      </w:r>
+                    </w:p>
+                    <w:p>
+                      <w:pPr>
+                        <w:jc w:val="right"/>
+                        <w:rPr>
+                          <w:rFonts w:hint="default"/>
+                          <w:sz w:val="22"/>
+                          <w:szCs w:val="22"/>
+                          <w:lang w:val="en-US" w:eastAsia="zh-CN"/>
+                        </w:rPr>
+                      </w:pPr>
+                      <w:r>
+                        <w:rPr>
+                          <w:rFonts w:hint="eastAsia"/>
+                          <w:sz w:val="22"/>
+                          <w:szCs w:val="22"/>
+                          <w:lang w:val="en-US" w:eastAsia="zh-CN"/>
+                        </w:rPr>
+                        <w:t>U1_RX</w:t>
+                      </w:r>
+                    </w:p>
+                    <w:p>
+                      <w:pPr>
+                        <w:jc w:val="right"/>
+                        <w:rPr>
+                          <w:rFonts w:hint="default"/>
+                          <w:sz w:val="22"/>
+                          <w:szCs w:val="22"/>
+                          <w:lang w:val="en-US" w:eastAsia="zh-CN"/>
+                        </w:rPr>
+                      </w:pPr>
+                      <w:r>
+                        <w:rPr>
+                          <w:rFonts w:hint="eastAsia"/>
+                          <w:sz w:val="22"/>
+                          <w:szCs w:val="22"/>
+                          <w:lang w:val="en-US" w:eastAsia="zh-CN"/>
+                        </w:rPr>
+                        <w:t>U1_TX</w:t>
+                      </w:r>
+                    </w:p>
+                  </w:txbxContent>
+                </v:textbox>
+              </v:shape>
+            </w:pict>
+          </mc:Fallback>
+        </mc:AlternateContent>
+      </w:r>
+      <w:r>
+        <w:rPr>
+          <w:sz w:val="20"/>
+        </w:rPr>
+        <mc:AlternateContent>
+          <mc:Choice Requires="wps">
+            <w:drawing>
+              <wp:anchor distT="0" distB="0" distL="114300" distR="114300" simplePos="0" relativeHeight="251694080" behindDoc="0" locked="0" layoutInCell="1" allowOverlap="1">
+                <wp:simplePos x="0" y="0"/>
+                <wp:positionH relativeFrom="column">
+                  <wp:posOffset>1111250</wp:posOffset>
+                </wp:positionH>
+                <wp:positionV relativeFrom="paragraph">
+                  <wp:posOffset>560705</wp:posOffset>
+                </wp:positionV>
+                <wp:extent cx="2620010" cy="0"/>
+                <wp:effectExtent l="0" t="13970" r="21590" b="24130"/>
+                <wp:wrapNone/>
+                <wp:docPr id="21" name="Straight Connector 21"/>
+                <wp:cNvGraphicFramePr/>
+                <a:graphic xmlns:a="http://schemas.openxmlformats.org/drawingml/2006/main">
+                  <a:graphicData uri="http://schemas.microsoft.com/office/word/2010/wordprocessingShape">
+                    <wps:wsp>
+                      <wps:cNvCnPr/>
+                      <wps:spPr>
+                        <a:xfrm flipH="1">
+                          <a:off x="0" y="0"/>
+                          <a:ext cx="2620010" cy="0"/>
+                        </a:xfrm>
+                        <a:prstGeom prst="line">
+                          <a:avLst/>
+                        </a:prstGeom>
+                        <a:ln w="28575">
+                          <a:solidFill>
+                            <a:schemeClr val="tx1"/>
+                          </a:solidFill>
+                        </a:ln>
+                      </wps:spPr>
+                      <wps:style>
+                        <a:lnRef idx="2">
+                          <a:schemeClr val="accent1"/>
+                        </a:lnRef>
+                        <a:fillRef idx="0">
+                          <a:srgbClr val="FFFFFF"/>
+                        </a:fillRef>
+                        <a:effectRef idx="0">
+                          <a:srgbClr val="FFFFFF"/>
+                        </a:effectRef>
+                        <a:fontRef idx="minor">
+                          <a:schemeClr val="tx1"/>
+                        </a:fontRef>
+                      </wps:style>
+                      <wps:bodyPr/>
+                    </wps:wsp>
+                  </a:graphicData>
+                </a:graphic>
+              </wp:anchor>
+            </w:drawing>
+          </mc:Choice>
+          <mc:Fallback>
+            <w:pict>
+              <v:line id="_x0000_s1026" o:spid="_x0000_s1026" o:spt="20" style="position:absolute;left:0pt;flip:x;margin-left:87.5pt;margin-top:44.15pt;height:0pt;width:206.3pt;z-index:251694080;mso-width-relative:page;mso-height-relative:page;" filled="f" stroked="t" coordsize="21600,21600" o:gfxdata="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">
+                <v:fill on="f" focussize="0,0"/>
+                <v:stroke weight="2.25pt" color="#000000 [3213]" miterlimit="8" joinstyle="miter"/>
+                <v:imagedata o:title=""/>
+                <o:lock v:ext="edit" aspectratio="f"/>
+              </v:line>
+            </w:pict>
+          </mc:Fallback>
+        </mc:AlternateContent>
+      </w:r>
+      <w:r>
+        <w:rPr>
+          <w:sz w:val="20"/>
+        </w:rPr>
+        <mc:AlternateContent>
+          <mc:Choice Requires="wps">
+            <w:drawing>
+              <wp:anchor distT="0" distB="0" distL="114300" distR="114300" simplePos="0" relativeHeight="251693056" behindDoc="0" locked="0" layoutInCell="1" allowOverlap="1">
+                <wp:simplePos x="0" y="0"/>
+                <wp:positionH relativeFrom="column">
+                  <wp:posOffset>1111250</wp:posOffset>
+                </wp:positionH>
+                <wp:positionV relativeFrom="paragraph">
+                  <wp:posOffset>396875</wp:posOffset>
+                </wp:positionV>
+                <wp:extent cx="2620010" cy="0"/>
+                <wp:effectExtent l="0" t="13970" r="21590" b="24130"/>
+                <wp:wrapNone/>
+                <wp:docPr id="4" name="Straight Connector 4"/>
+                <wp:cNvGraphicFramePr/>
+                <a:graphic xmlns:a="http://schemas.openxmlformats.org/drawingml/2006/main">
+                  <a:graphicData uri="http://schemas.microsoft.com/office/word/2010/wordprocessingShape">
+                    <wps:wsp>
+                      <wps:cNvCnPr/>
+                      <wps:spPr>
+                        <a:xfrm flipH="1">
+                          <a:off x="2194560" y="1041400"/>
+                          <a:ext cx="2620010" cy="0"/>
+                        </a:xfrm>
+                        <a:prstGeom prst="line">
+                          <a:avLst/>
+                        </a:prstGeom>
+                        <a:ln w="28575">
+                          <a:solidFill>
+                            <a:srgbClr val="FF0000"/>
+                          </a:solidFill>
+                        </a:ln>
+                      </wps:spPr>
+                      <wps:style>
+                        <a:lnRef idx="2">
+                          <a:schemeClr val="accent1"/>
+                        </a:lnRef>
+                        <a:fillRef idx="0">
+                          <a:srgbClr val="FFFFFF"/>
+                        </a:fillRef>
+                        <a:effectRef idx="0">
+                          <a:srgbClr val="FFFFFF"/>
+                        </a:effectRef>
+                        <a:fontRef idx="minor">
+                          <a:schemeClr val="tx1"/>
+                        </a:fontRef>
+                      </wps:style>
+                      <wps:bodyPr/>
+                    </wps:wsp>
+                  </a:graphicData>
+                </a:graphic>
+              </wp:anchor>
+            </w:drawing>
+          </mc:Choice>
+          <mc:Fallback>
+            <w:pict>
+              <v:line id="_x0000_s1026" o:spid="_x0000_s1026" o:spt="20" style="position:absolute;left:0pt;flip:x;margin-left:87.5pt;margin-top:31.25pt;height:0pt;width:206.3pt;z-index:251693056;mso-width-relative:page;mso-height-relative:page;" filled="f" stroked="t" coordsize="21600,21600" o:gfxdata="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">
+                <v:fill on="f" focussize="0,0"/>
+                <v:stroke weight="2.25pt" color="#FF0000 [3204]" miterlimit="8" joinstyle="miter"/>
+                <v:imagedata o:title=""/>
+                <o:lock v:ext="edit" aspectratio="f"/>
+              </v:line>
+            </w:pict>
+          </mc:Fallback>
+        </mc:AlternateContent>
+      </w:r>
+      <w:r>
+        <w:drawing>
+          <wp:anchor distT="0" distB="0" distL="114300" distR="114300" simplePos="0" relativeHeight="251691008" behindDoc="0" locked="0" layoutInCell="1" allowOverlap="1">
+            <wp:simplePos x="0" y="0"/>
+            <wp:positionH relativeFrom="column">
+              <wp:posOffset>1643380</wp:posOffset>
+            </wp:positionH>
+            <wp:positionV relativeFrom="paragraph">
+              <wp:posOffset>768985</wp:posOffset>
+            </wp:positionV>
+            <wp:extent cx="5253990" cy="2728595"/>
+            <wp:effectExtent l="0" t="0" r="14605" b="3810"/>
+            <wp:wrapTopAndBottom/>
+            <wp:docPr id="2" name="Picture 2"/>
+            <wp:cNvGraphicFramePr>
+              <a:graphicFrameLocks xmlns:a="http://schemas.openxmlformats.org/drawingml/2006/main" noChangeAspect="1"/>
+            </wp:cNvGraphicFramePr>
+            <a:graphic xmlns:a="http://schemas.openxmlformats.org/drawingml/2006/main">
+              <a:graphicData uri="http://schemas.openxmlformats.org/drawingml/2006/picture">
+                <pic:pic xmlns:pic="http://schemas.openxmlformats.org/drawingml/2006/picture">
+                  <pic:nvPicPr>
+                    <pic:cNvPr id="2" name="Picture 2"/>
+                    <pic:cNvPicPr>
+                      <a:picLocks noChangeAspect="1"/>
+                    </pic:cNvPicPr>
+                  </pic:nvPicPr>
+                  <pic:blipFill>
+                    <a:blip r:embed="rId4"/>
+                    <a:stretch>
+                      <a:fillRect/>
+                    </a:stretch>
+                  </pic:blipFill>
+                  <pic:spPr>
+                    <a:xfrm rot="16200000">
+                      <a:off x="0" y="0"/>
+                      <a:ext cx="5253990" cy="2728595"/>
+                    </a:xfrm>
+                    <a:prstGeom prst="rect">
+                      <a:avLst/>
+                    </a:prstGeom>
+                    <a:noFill/>
+                    <a:ln>
+                      <a:noFill/>
+                    </a:ln>
+                  </pic:spPr>
+                </pic:pic>
+              </a:graphicData>
+            </a:graphic>
+          </wp:anchor>
+        </w:drawing>
+      </w:r>
+      <w:r>
+        <w:rPr>
+          <w:sz w:val="20"/>
+        </w:rPr>
+        <mc:AlternateContent>
+          <mc:Choice Requires="wps">
+            <w:drawing>
+              <wp:anchor distT="0" distB="0" distL="114300" distR="114300" simplePos="0" relativeHeight="251705344" behindDoc="0" locked="0" layoutInCell="1" allowOverlap="1">
+                <wp:simplePos x="0" y="0"/>
+                <wp:positionH relativeFrom="column">
+                  <wp:posOffset>-300355</wp:posOffset>
+                </wp:positionH>
+                <wp:positionV relativeFrom="paragraph">
+                  <wp:posOffset>706755</wp:posOffset>
                 </wp:positionV>
                 <wp:extent cx="75565" cy="75565"/>
                 <wp:effectExtent l="6350" t="6350" r="19685" b="19685"/>
@@ -4237,7 +5476,7 @@
           </mc:Choice>
           <mc:Fallback>
             <w:pict>
-              <v:rect id="_x0000_s1026" o:spid="_x0000_s1026" o:spt="1" style="position:absolute;left:0pt;margin-left:-29.85pt;margin-top:-281.95pt;height:5.95pt;width:5.95pt;z-index:251702272;v-text-anchor:middle;mso-width-relative:page;mso-height-relative:page;" filled="f" stroked="t" coordsize="21600,21600" o:gfxdata="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">
+              <v:rect id="_x0000_s1026" o:spid="_x0000_s1026" o:spt="1" style="position:absolute;left:0pt;margin-left:-23.65pt;margin-top:55.65pt;height:5.95pt;width:5.95pt;z-index:251705344;v-text-anchor:middle;mso-width-relative:page;mso-height-relative:page;" filled="f" stroked="t" coordsize="21600,21600" o:gfxdata="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">
                 <v:fill on="f" focussize="0,0"/>
                 <v:stroke weight="1pt" color="#000000 [3213]" miterlimit="8" joinstyle="miter"/>
                 <v:imagedata o:title=""/>
@@ -4254,13 +5493,13 @@
         <mc:AlternateContent>
           <mc:Choice Requires="wps">
             <w:drawing>
-              <wp:anchor distT="0" distB="0" distL="114300" distR="114300" simplePos="0" relativeHeight="251701248" behindDoc="0" locked="0" layoutInCell="1" allowOverlap="1">
+              <wp:anchor distT="0" distB="0" distL="114300" distR="114300" simplePos="0" relativeHeight="251704320" behindDoc="0" locked="0" layoutInCell="1" allowOverlap="1">
                 <wp:simplePos x="0" y="0"/>
                 <wp:positionH relativeFrom="column">
-                  <wp:posOffset>-379095</wp:posOffset>
+                  <wp:posOffset>-300355</wp:posOffset>
                 </wp:positionH>
                 <wp:positionV relativeFrom="paragraph">
-                  <wp:posOffset>-3773170</wp:posOffset>
+                  <wp:posOffset>514350</wp:posOffset>
                 </wp:positionV>
                 <wp:extent cx="75565" cy="75565"/>
                 <wp:effectExtent l="6350" t="6350" r="19685" b="19685"/>
@@ -4310,7 +5549,7 @@
           </mc:Choice>
           <mc:Fallback>
             <w:pict>
-              <v:rect id="_x0000_s1026" o:spid="_x0000_s1026" o:spt="1" style="position:absolute;left:0pt;margin-left:-29.85pt;margin-top:-297.1pt;height:5.95pt;width:5.95pt;z-index:251701248;v-text-anchor:middle;mso-width-relative:page;mso-height-relative:page;" filled="f" stroked="t" coordsize="21600,21600" o:gfxdata="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">
+              <v:rect id="_x0000_s1026" o:spid="_x0000_s1026" o:spt="1" style="position:absolute;left:0pt;margin-left:-23.65pt;margin-top:40.5pt;height:5.95pt;width:5.95pt;z-index:251704320;v-text-anchor:middle;mso-width-relative:page;mso-height-relative:page;" filled="f" stroked="t" coordsize="21600,21600" o:gfxdata="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">
                 <v:fill on="f" focussize="0,0"/>
                 <v:stroke weight="1pt" color="#000000 [3213]" miterlimit="8" joinstyle="miter"/>
                 <v:imagedata o:title=""/>
@@ -4327,13 +5566,13 @@
         <mc:AlternateContent>
           <mc:Choice Requires="wps">
             <w:drawing>
-              <wp:anchor distT="0" distB="0" distL="114300" distR="114300" simplePos="0" relativeHeight="251659264" behindDoc="0" locked="0" layoutInCell="1" allowOverlap="1">
+              <wp:anchor distT="0" distB="0" distL="114300" distR="114300" simplePos="0" relativeHeight="251662336" behindDoc="0" locked="0" layoutInCell="1" allowOverlap="1">
                 <wp:simplePos x="0" y="0"/>
                 <wp:positionH relativeFrom="column">
-                  <wp:posOffset>-685800</wp:posOffset>
+                  <wp:posOffset>-607060</wp:posOffset>
                 </wp:positionH>
                 <wp:positionV relativeFrom="paragraph">
-                  <wp:posOffset>-3886835</wp:posOffset>
+                  <wp:posOffset>400685</wp:posOffset>
                 </wp:positionV>
                 <wp:extent cx="579120" cy="496570"/>
                 <wp:effectExtent l="6350" t="6350" r="24130" b="30480"/>
@@ -4386,7 +5625,7 @@
           </mc:Choice>
           <mc:Fallback>
             <w:pict>
-              <v:rect id="_x0000_s1026" o:spid="_x0000_s1026" o:spt="1" style="position:absolute;left:0pt;margin-left:-54pt;margin-top:-306.05pt;height:39.1pt;width:45.6pt;z-index:251659264;v-text-anchor:middle;mso-width-relative:page;mso-height-relative:page;" filled="f" stroked="t" coordsize="21600,21600" o:gfxdata="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">
+              <v:rect id="_x0000_s1026" o:spid="_x0000_s1026" o:spt="1" style="position:absolute;left:0pt;margin-left:-47.8pt;margin-top:31.55pt;height:39.1pt;width:45.6pt;z-index:251662336;v-text-anchor:middle;mso-width-relative:page;mso-height-relative:page;" filled="f" stroked="t" coordsize="21600,21600" o:gfxdata="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">
                 <v:fill on="f" focussize="0,0"/>
                 <v:stroke weight="1pt" color="#000000 [3213]" miterlimit="8" joinstyle="miter"/>
                 <v:imagedata o:title=""/>
@@ -4403,13 +5642,13 @@
         <mc:AlternateContent>
           <mc:Choice Requires="wps">
             <w:drawing>
-              <wp:anchor distT="0" distB="0" distL="114300" distR="114300" simplePos="0" relativeHeight="251699200" behindDoc="0" locked="0" layoutInCell="1" allowOverlap="1">
+              <wp:anchor distT="0" distB="0" distL="114300" distR="114300" simplePos="0" relativeHeight="251702272" behindDoc="0" locked="0" layoutInCell="1" allowOverlap="1">
                 <wp:simplePos x="0" y="0"/>
                 <wp:positionH relativeFrom="column">
-                  <wp:posOffset>-114935</wp:posOffset>
+                  <wp:posOffset>-36195</wp:posOffset>
                 </wp:positionH>
                 <wp:positionV relativeFrom="paragraph">
-                  <wp:posOffset>-4008120</wp:posOffset>
+                  <wp:posOffset>279400</wp:posOffset>
                 </wp:positionV>
                 <wp:extent cx="1161415" cy="727710"/>
                 <wp:effectExtent l="6350" t="6350" r="26035" b="27940"/>
@@ -4502,7 +5741,7 @@
           </mc:Choice>
           <mc:Fallback>
             <w:pict>
-              <v:shape id="_x0000_s1026" o:spid="_x0000_s1026" o:spt="202" type="#_x0000_t202" style="position:absolute;left:0pt;margin-left:-9.05pt;margin-top:-315.6pt;height:57.3pt;width:91.45pt;z-index:251699200;v-text-anchor:middle;mso-width-relative:page;mso-height-relative:page;" fillcolor="#F6F8FC [180]" filled="t" stroked="t" coordsize="21600,21600" o:gfxdata="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">
+              <v:shape id="_x0000_s1026" o:spid="_x0000_s1026" o:spt="202" type="#_x0000_t202" style="position:absolute;left:0pt;margin-left:-2.85pt;margin-top:22pt;height:57.3pt;width:91.45pt;z-index:251702272;v-text-anchor:middle;mso-width-relative:page;mso-height-relative:page;" fillcolor="#F6F8FC [180]" filled="t" stroked="t" coordsize="21600,21600" o:gfxdata="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">
                 <v:fill type="gradient" on="t" color2="#D0CECE [2894]" focus="100%" focussize="0,0" rotate="t">
                   <o:fill type="gradientUnscaled" v:ext="backwardCompatible"/>
                 </v:fill>
@@ -4532,6 +5771,120 @@
                           <w:lang w:val="en-US" w:eastAsia="zh-CN"/>
                         </w:rPr>
                         <w:t>-TTL</w:t>
+                      </w:r>
+                    </w:p>
+                  </w:txbxContent>
+                </v:textbox>
+              </v:shape>
+            </w:pict>
+          </mc:Fallback>
+        </mc:AlternateContent>
+      </w:r>
+    </w:p>
+    <w:p>
+      <w:r>
+        <w:rPr>
+          <w:sz w:val="20"/>
+        </w:rPr>
+        <mc:AlternateContent>
+          <mc:Choice Requires="wps">
+            <w:drawing>
+              <wp:anchor distT="0" distB="0" distL="114300" distR="114300" simplePos="0" relativeHeight="251729920" behindDoc="0" locked="0" layoutInCell="1" allowOverlap="1">
+                <wp:simplePos x="0" y="0"/>
+                <wp:positionH relativeFrom="column">
+                  <wp:posOffset>799465</wp:posOffset>
+                </wp:positionH>
+                <wp:positionV relativeFrom="paragraph">
+                  <wp:posOffset>594360</wp:posOffset>
+                </wp:positionV>
+                <wp:extent cx="829310" cy="254000"/>
+                <wp:effectExtent l="0" t="0" r="8890" b="0"/>
+                <wp:wrapNone/>
+                <wp:docPr id="216" name="Text Box 216"/>
+                <wp:cNvGraphicFramePr/>
+                <a:graphic xmlns:a="http://schemas.openxmlformats.org/drawingml/2006/main">
+                  <a:graphicData uri="http://schemas.microsoft.com/office/word/2010/wordprocessingShape">
+                    <wps:wsp>
+                      <wps:cNvSpPr txBox="1"/>
+                      <wps:spPr>
+                        <a:xfrm>
+                          <a:off x="0" y="0"/>
+                          <a:ext cx="829310" cy="254000"/>
+                        </a:xfrm>
+                        <a:prstGeom prst="rect">
+                          <a:avLst/>
+                        </a:prstGeom>
+                        <a:solidFill>
+                          <a:schemeClr val="bg1"/>
+                        </a:solidFill>
+                        <a:ln w="6350">
+                          <a:noFill/>
+                        </a:ln>
+                      </wps:spPr>
+                      <wps:style>
+                        <a:lnRef idx="0">
+                          <a:schemeClr val="accent1"/>
+                        </a:lnRef>
+                        <a:fillRef idx="0">
+                          <a:schemeClr val="accent1"/>
+                        </a:fillRef>
+                        <a:effectRef idx="0">
+                          <a:schemeClr val="accent1"/>
+                        </a:effectRef>
+                        <a:fontRef idx="minor">
+                          <a:schemeClr val="dk1"/>
+                        </a:fontRef>
+                      </wps:style>
+                      <wps:txbx>
+                        <w:txbxContent>
+                          <w:p>
+                            <w:pPr>
+                              <w:rPr>
+                                <w:rFonts w:hint="default" w:eastAsia="Heiti SC Medium"/>
+                                <w:lang w:val="en-US" w:eastAsia="zh-CN"/>
+                              </w:rPr>
+                            </w:pPr>
+                            <w:r>
+                              <w:rPr>
+                                <w:rFonts w:hint="eastAsia"/>
+                                <w:lang w:val="en-US" w:eastAsia="zh-CN"/>
+                              </w:rPr>
+                              <w:t>Motor 2</w:t>
+                            </w:r>
+                          </w:p>
+                        </w:txbxContent>
+                      </wps:txbx>
+                      <wps:bodyPr rot="0" spcFirstLastPara="0" vertOverflow="overflow" horzOverflow="overflow" vert="horz" wrap="square" lIns="91440" tIns="45720" rIns="91440" bIns="45720" numCol="1" spcCol="0" rtlCol="0" fromWordArt="0" anchor="t" anchorCtr="0" forceAA="0" compatLnSpc="1">
+                        <a:noAutofit/>
+                      </wps:bodyPr>
+                    </wps:wsp>
+                  </a:graphicData>
+                </a:graphic>
+              </wp:anchor>
+            </w:drawing>
+          </mc:Choice>
+          <mc:Fallback>
+            <w:pict>
+              <v:shape id="_x0000_s1026" o:spid="_x0000_s1026" o:spt="202" type="#_x0000_t202" style="position:absolute;left:0pt;margin-left:62.95pt;margin-top:46.8pt;height:20pt;width:65.3pt;z-index:251729920;mso-width-relative:page;mso-height-relative:page;" fillcolor="#FFFFFF [3212]" filled="t" stroked="f" coordsize="21600,21600" o:gfxdata="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">
+                <v:fill on="t" focussize="0,0"/>
+                <v:stroke on="f" weight="0.5pt"/>
+                <v:imagedata o:title=""/>
+                <o:lock v:ext="edit" aspectratio="f"/>
+                <v:textbox>
+                  <w:txbxContent>
+                    <w:p>
+                      <w:pPr>
+                        <w:rPr>
+                          <w:rFonts w:hint="default" w:eastAsia="Heiti SC Medium"/>
+                          <w:lang w:val="en-US" w:eastAsia="zh-CN"/>
+                        </w:rPr>
+                      </w:pPr>
+                      <w:r>
+                        <w:rPr>
+                          <w:rFonts w:hint="eastAsia"/>
+                          <w:lang w:val="en-US" w:eastAsia="zh-CN"/>
+                        </w:rPr>
+                        <w:t>Motor 2</w:t>
                       </w:r>
                     </w:p>
                   </w:txbxContent>
@@ -4548,18 +5901,18 @@
         <mc:AlternateContent>
           <mc:Choice Requires="wps">
             <w:drawing>
-              <wp:anchor distT="0" distB="0" distL="114300" distR="114300" simplePos="0" relativeHeight="251700224" behindDoc="0" locked="0" layoutInCell="1" allowOverlap="1">
+              <wp:anchor distT="0" distB="0" distL="114300" distR="114300" simplePos="0" relativeHeight="251728896" behindDoc="0" locked="0" layoutInCell="1" allowOverlap="1">
                 <wp:simplePos x="0" y="0"/>
                 <wp:positionH relativeFrom="column">
-                  <wp:posOffset>1102360</wp:posOffset>
+                  <wp:posOffset>856615</wp:posOffset>
                 </wp:positionH>
                 <wp:positionV relativeFrom="paragraph">
-                  <wp:posOffset>-4322445</wp:posOffset>
+                  <wp:posOffset>3557270</wp:posOffset>
                 </wp:positionV>
-                <wp:extent cx="1753870" cy="267970"/>
-                <wp:effectExtent l="0" t="0" r="24130" b="11430"/>
+                <wp:extent cx="829310" cy="254000"/>
+                <wp:effectExtent l="0" t="0" r="8890" b="0"/>
                 <wp:wrapNone/>
-                <wp:docPr id="43" name="Text Box 43"/>
+                <wp:docPr id="215" name="Text Box 215"/>
                 <wp:cNvGraphicFramePr/>
                 <a:graphic xmlns:a="http://schemas.openxmlformats.org/drawingml/2006/main">
                   <a:graphicData uri="http://schemas.microsoft.com/office/word/2010/wordprocessingShape">
@@ -4567,14 +5920,14 @@
                       <wps:cNvSpPr txBox="1"/>
                       <wps:spPr>
                         <a:xfrm>
-                          <a:off x="2366645" y="662305"/>
-                          <a:ext cx="1753870" cy="267970"/>
+                          <a:off x="1775460" y="4374515"/>
+                          <a:ext cx="829310" cy="254000"/>
                         </a:xfrm>
                         <a:prstGeom prst="rect">
                           <a:avLst/>
                         </a:prstGeom>
                         <a:solidFill>
-                          <a:schemeClr val="lt1"/>
+                          <a:schemeClr val="bg1"/>
                         </a:solidFill>
                         <a:ln w="6350">
                           <a:noFill/>
@@ -4598,32 +5951,17 @@
                         <w:txbxContent>
                           <w:p>
                             <w:pPr>
-                              <w:jc w:val="center"/>
-                              <w:rPr>
-                                <w:rFonts w:hint="default" w:eastAsiaTheme="minorEastAsia"/>
+                              <w:rPr>
+                                <w:rFonts w:hint="default" w:eastAsia="Heiti SC Medium"/>
                                 <w:lang w:val="en-US" w:eastAsia="zh-CN"/>
                               </w:rPr>
                             </w:pPr>
                             <w:r>
                               <w:rPr>
-                                <w:rFonts w:hint="eastAsia" w:ascii="Heiti SC Light" w:hAnsi="Heiti SC Light" w:eastAsia="Heiti SC Light" w:cs="Heiti SC Light"/>
-                                <w:lang w:val="en-US" w:eastAsia="zh-CN"/>
-                              </w:rPr>
-                              <w:t>使用</w:t>
-                            </w:r>
-                            <w:r>
-                              <w:rPr>
                                 <w:rFonts w:hint="eastAsia"/>
                                 <w:lang w:val="en-US" w:eastAsia="zh-CN"/>
                               </w:rPr>
-                              <w:t>SH1.0-4P</w:t>
-                            </w:r>
-                            <w:r>
-                              <w:rPr>
-                                <w:rFonts w:hint="eastAsia" w:ascii="Heiti SC Light" w:hAnsi="Heiti SC Light" w:eastAsia="Heiti SC Light" w:cs="Heiti SC Light"/>
-                                <w:lang w:val="en-US" w:eastAsia="zh-CN"/>
-                              </w:rPr>
-                              <w:t>转杜邦线</w:t>
+                              <w:t>Motor 1</w:t>
                             </w:r>
                           </w:p>
                         </w:txbxContent>
@@ -4639,7 +5977,7 @@
           </mc:Choice>
           <mc:Fallback>
             <w:pict>
-              <v:shape id="_x0000_s1026" o:spid="_x0000_s1026" o:spt="202" type="#_x0000_t202" style="position:absolute;left:0pt;margin-left:86.8pt;margin-top:-340.35pt;height:21.1pt;width:138.1pt;z-index:251700224;mso-width-relative:page;mso-height-relative:page;" fillcolor="#FFFFFF [3201]" filled="t" stroked="f" coordsize="21600,21600" o:gfxdata="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">
+              <v:shape id="_x0000_s1026" o:spid="_x0000_s1026" o:spt="202" type="#_x0000_t202" style="position:absolute;left:0pt;margin-left:67.45pt;margin-top:280.1pt;height:20pt;width:65.3pt;z-index:251728896;mso-width-relative:page;mso-height-relative:page;" fillcolor="#FFFFFF [3212]" filled="t" stroked="f" coordsize="21600,21600" o:gfxdata="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">
                 <v:fill on="t" focussize="0,0"/>
                 <v:stroke on="f" weight="0.5pt"/>
                 <v:imagedata o:title=""/>
@@ -4648,32 +5986,17 @@
                   <w:txbxContent>
                     <w:p>
                       <w:pPr>
-                        <w:jc w:val="center"/>
-                        <w:rPr>
-                          <w:rFonts w:hint="default" w:eastAsiaTheme="minorEastAsia"/>
+                        <w:rPr>
+                          <w:rFonts w:hint="default" w:eastAsia="Heiti SC Medium"/>
                           <w:lang w:val="en-US" w:eastAsia="zh-CN"/>
                         </w:rPr>
                       </w:pPr>
                       <w:r>
                         <w:rPr>
-                          <w:rFonts w:hint="eastAsia" w:ascii="Heiti SC Light" w:hAnsi="Heiti SC Light" w:eastAsia="Heiti SC Light" w:cs="Heiti SC Light"/>
-                          <w:lang w:val="en-US" w:eastAsia="zh-CN"/>
-                        </w:rPr>
-                        <w:t>使用</w:t>
-                      </w:r>
-                      <w:r>
-                        <w:rPr>
                           <w:rFonts w:hint="eastAsia"/>
                           <w:lang w:val="en-US" w:eastAsia="zh-CN"/>
                         </w:rPr>
-                        <w:t>SH1.0-4P</w:t>
-                      </w:r>
-                      <w:r>
-                        <w:rPr>
-                          <w:rFonts w:hint="eastAsia" w:ascii="Heiti SC Light" w:hAnsi="Heiti SC Light" w:eastAsia="Heiti SC Light" w:cs="Heiti SC Light"/>
-                          <w:lang w:val="en-US" w:eastAsia="zh-CN"/>
-                        </w:rPr>
-                        <w:t>转杜邦线</w:t>
+                        <w:t>Motor 1</w:t>
                       </w:r>
                     </w:p>
                   </w:txbxContent>
@@ -4690,37 +6013,1511 @@
         <mc:AlternateContent>
           <mc:Choice Requires="wps">
             <w:drawing>
-              <wp:anchor distT="0" distB="0" distL="114300" distR="114300" simplePos="0" relativeHeight="251697152" behindDoc="0" locked="0" layoutInCell="1" allowOverlap="1">
+              <wp:anchor distT="0" distB="0" distL="114300" distR="114300" simplePos="0" relativeHeight="251727872" behindDoc="0" locked="0" layoutInCell="1" allowOverlap="1">
                 <wp:simplePos x="0" y="0"/>
                 <wp:positionH relativeFrom="column">
-                  <wp:posOffset>1818640</wp:posOffset>
+                  <wp:posOffset>3463925</wp:posOffset>
                 </wp:positionH>
                 <wp:positionV relativeFrom="paragraph">
-                  <wp:posOffset>-3558540</wp:posOffset>
+                  <wp:posOffset>201295</wp:posOffset>
                 </wp:positionV>
-                <wp:extent cx="243840" cy="167640"/>
-                <wp:effectExtent l="13970" t="13970" r="21590" b="21590"/>
+                <wp:extent cx="488315" cy="182245"/>
+                <wp:effectExtent l="6350" t="6350" r="13335" b="14605"/>
                 <wp:wrapNone/>
-                <wp:docPr id="39" name="Straight Connector 39"/>
+                <wp:docPr id="214" name="Rectangle 214"/>
+                <wp:cNvGraphicFramePr/>
+                <a:graphic xmlns:a="http://schemas.openxmlformats.org/drawingml/2006/main">
+                  <a:graphicData uri="http://schemas.microsoft.com/office/word/2010/wordprocessingShape">
+                    <wps:wsp>
+                      <wps:cNvSpPr/>
+                      <wps:spPr>
+                        <a:xfrm>
+                          <a:off x="4606925" y="1115695"/>
+                          <a:ext cx="488315" cy="182245"/>
+                        </a:xfrm>
+                        <a:prstGeom prst="rect">
+                          <a:avLst/>
+                        </a:prstGeom>
+                        <a:solidFill>
+                          <a:schemeClr val="bg1"/>
+                        </a:solidFill>
+                        <a:ln>
+                          <a:solidFill>
+                            <a:schemeClr val="bg1"/>
+                          </a:solidFill>
+                        </a:ln>
+                      </wps:spPr>
+                      <wps:style>
+                        <a:lnRef idx="2">
+                          <a:schemeClr val="accent1">
+                            <a:lumMod val="75000"/>
+                          </a:schemeClr>
+                        </a:lnRef>
+                        <a:fillRef idx="1">
+                          <a:schemeClr val="accent1"/>
+                        </a:fillRef>
+                        <a:effectRef idx="0">
+                          <a:srgbClr val="FFFFFF"/>
+                        </a:effectRef>
+                        <a:fontRef idx="minor">
+                          <a:schemeClr val="lt1"/>
+                        </a:fontRef>
+                      </wps:style>
+                      <wps:bodyPr rot="0" spcFirstLastPara="0" vertOverflow="overflow" horzOverflow="overflow" vert="horz" wrap="square" lIns="91440" tIns="45720" rIns="91440" bIns="45720" numCol="1" spcCol="0" rtlCol="0" fromWordArt="0" anchor="ctr" anchorCtr="0" forceAA="0" compatLnSpc="1">
+                        <a:noAutofit/>
+                      </wps:bodyPr>
+                    </wps:wsp>
+                  </a:graphicData>
+                </a:graphic>
+              </wp:anchor>
+            </w:drawing>
+          </mc:Choice>
+          <mc:Fallback>
+            <w:pict>
+              <v:rect id="_x0000_s1026" o:spid="_x0000_s1026" o:spt="1" style="position:absolute;left:0pt;margin-left:272.75pt;margin-top:15.85pt;height:14.35pt;width:38.45pt;z-index:251727872;v-text-anchor:middle;mso-width-relative:page;mso-height-relative:page;" fillcolor="#FFFFFF [3212]" filled="t" stroked="t" coordsize="21600,21600" o:gfxdata="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">
+                <v:fill on="t" focussize="0,0"/>
+                <v:stroke weight="1pt" color="#FFFFFF [3212]" miterlimit="8" joinstyle="miter"/>
+                <v:imagedata o:title=""/>
+                <o:lock v:ext="edit" aspectratio="f"/>
+              </v:rect>
+            </w:pict>
+          </mc:Fallback>
+        </mc:AlternateContent>
+      </w:r>
+      <w:r>
+        <w:rPr>
+          <w:sz w:val="20"/>
+        </w:rPr>
+        <mc:AlternateContent>
+          <mc:Choice Requires="wps">
+            <w:drawing>
+              <wp:anchor distT="0" distB="0" distL="114300" distR="114300" simplePos="0" relativeHeight="251726848" behindDoc="0" locked="0" layoutInCell="1" allowOverlap="1">
+                <wp:simplePos x="0" y="0"/>
+                <wp:positionH relativeFrom="column">
+                  <wp:posOffset>3947160</wp:posOffset>
+                </wp:positionH>
+                <wp:positionV relativeFrom="paragraph">
+                  <wp:posOffset>1253490</wp:posOffset>
+                </wp:positionV>
+                <wp:extent cx="985520" cy="433705"/>
+                <wp:effectExtent l="0" t="0" r="5080" b="23495"/>
+                <wp:wrapNone/>
+                <wp:docPr id="213" name="Text Box 213"/>
+                <wp:cNvGraphicFramePr/>
+                <a:graphic xmlns:a="http://schemas.openxmlformats.org/drawingml/2006/main">
+                  <a:graphicData uri="http://schemas.microsoft.com/office/word/2010/wordprocessingShape">
+                    <wps:wsp>
+                      <wps:cNvSpPr txBox="1"/>
+                      <wps:spPr>
+                        <a:xfrm>
+                          <a:off x="0" y="0"/>
+                          <a:ext cx="985520" cy="433705"/>
+                        </a:xfrm>
+                        <a:prstGeom prst="rect">
+                          <a:avLst/>
+                        </a:prstGeom>
+                        <a:solidFill>
+                          <a:schemeClr val="bg1"/>
+                        </a:solidFill>
+                        <a:ln w="6350">
+                          <a:noFill/>
+                        </a:ln>
+                      </wps:spPr>
+                      <wps:style>
+                        <a:lnRef idx="0">
+                          <a:schemeClr val="accent1"/>
+                        </a:lnRef>
+                        <a:fillRef idx="0">
+                          <a:schemeClr val="accent1"/>
+                        </a:fillRef>
+                        <a:effectRef idx="0">
+                          <a:schemeClr val="accent1"/>
+                        </a:effectRef>
+                        <a:fontRef idx="minor">
+                          <a:schemeClr val="dk1"/>
+                        </a:fontRef>
+                      </wps:style>
+                      <wps:txbx>
+                        <w:txbxContent>
+                          <w:p>
+                            <w:pPr>
+                              <w:rPr>
+                                <w:rFonts w:hint="default" w:eastAsiaTheme="minorEastAsia"/>
+                                <w:lang w:val="en-US" w:eastAsia="zh-CN"/>
+                              </w:rPr>
+                            </w:pPr>
+                            <w:r>
+                              <w:rPr>
+                                <w:rFonts w:hint="eastAsia"/>
+                                <w:lang w:val="en-US" w:eastAsia="zh-CN"/>
+                              </w:rPr>
+                              <w:t>请勿连接VBAT电源线</w:t>
+                            </w:r>
+                          </w:p>
+                        </w:txbxContent>
+                      </wps:txbx>
+                      <wps:bodyPr rot="0" spcFirstLastPara="0" vertOverflow="overflow" horzOverflow="overflow" vert="horz" wrap="square" lIns="91440" tIns="45720" rIns="91440" bIns="45720" numCol="1" spcCol="0" rtlCol="0" fromWordArt="0" anchor="t" anchorCtr="0" forceAA="0" compatLnSpc="1">
+                        <a:noAutofit/>
+                      </wps:bodyPr>
+                    </wps:wsp>
+                  </a:graphicData>
+                </a:graphic>
+              </wp:anchor>
+            </w:drawing>
+          </mc:Choice>
+          <mc:Fallback>
+            <w:pict>
+              <v:shape id="_x0000_s1026" o:spid="_x0000_s1026" o:spt="202" type="#_x0000_t202" style="position:absolute;left:0pt;margin-left:310.8pt;margin-top:98.7pt;height:34.15pt;width:77.6pt;z-index:251726848;mso-width-relative:page;mso-height-relative:page;" fillcolor="#FFFFFF [3212]" filled="t" stroked="f" coordsize="21600,21600" o:gfxdata="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">
+                <v:fill on="t" focussize="0,0"/>
+                <v:stroke on="f" weight="0.5pt"/>
+                <v:imagedata o:title=""/>
+                <o:lock v:ext="edit" aspectratio="f"/>
+                <v:textbox>
+                  <w:txbxContent>
+                    <w:p>
+                      <w:pPr>
+                        <w:rPr>
+                          <w:rFonts w:hint="default" w:eastAsiaTheme="minorEastAsia"/>
+                          <w:lang w:val="en-US" w:eastAsia="zh-CN"/>
+                        </w:rPr>
+                      </w:pPr>
+                      <w:r>
+                        <w:rPr>
+                          <w:rFonts w:hint="eastAsia"/>
+                          <w:lang w:val="en-US" w:eastAsia="zh-CN"/>
+                        </w:rPr>
+                        <w:t>请勿连接VBAT电源线</w:t>
+                      </w:r>
+                    </w:p>
+                  </w:txbxContent>
+                </v:textbox>
+              </v:shape>
+            </w:pict>
+          </mc:Fallback>
+        </mc:AlternateContent>
+      </w:r>
+      <w:r>
+        <w:rPr>
+          <w:sz w:val="20"/>
+        </w:rPr>
+        <mc:AlternateContent>
+          <mc:Choice Requires="wps">
+            <w:drawing>
+              <wp:anchor distT="0" distB="0" distL="114300" distR="114300" simplePos="0" relativeHeight="251725824" behindDoc="0" locked="0" layoutInCell="1" allowOverlap="1">
+                <wp:simplePos x="0" y="0"/>
+                <wp:positionH relativeFrom="column">
+                  <wp:posOffset>3443605</wp:posOffset>
+                </wp:positionH>
+                <wp:positionV relativeFrom="paragraph">
+                  <wp:posOffset>1673860</wp:posOffset>
+                </wp:positionV>
+                <wp:extent cx="490855" cy="469900"/>
+                <wp:effectExtent l="10795" t="0" r="0" b="0"/>
+                <wp:wrapNone/>
+                <wp:docPr id="212" name="Text Box 212"/>
+                <wp:cNvGraphicFramePr/>
+                <a:graphic xmlns:a="http://schemas.openxmlformats.org/drawingml/2006/main">
+                  <a:graphicData uri="http://schemas.microsoft.com/office/word/2010/wordprocessingShape">
+                    <wps:wsp>
+                      <wps:cNvSpPr txBox="1"/>
+                      <wps:spPr>
+                        <a:xfrm rot="5400000">
+                          <a:off x="0" y="0"/>
+                          <a:ext cx="490855" cy="469900"/>
+                        </a:xfrm>
+                        <a:prstGeom prst="rect">
+                          <a:avLst/>
+                        </a:prstGeom>
+                        <a:noFill/>
+                        <a:ln w="6350">
+                          <a:noFill/>
+                        </a:ln>
+                      </wps:spPr>
+                      <wps:style>
+                        <a:lnRef idx="0">
+                          <a:schemeClr val="accent1"/>
+                        </a:lnRef>
+                        <a:fillRef idx="0">
+                          <a:schemeClr val="accent1"/>
+                        </a:fillRef>
+                        <a:effectRef idx="0">
+                          <a:schemeClr val="accent1"/>
+                        </a:effectRef>
+                        <a:fontRef idx="minor">
+                          <a:schemeClr val="dk1"/>
+                        </a:fontRef>
+                      </wps:style>
+                      <wps:txbx>
+                        <w:txbxContent>
+                          <w:p>
+                            <w:pPr>
+                              <w:keepNext w:val="0"/>
+                              <w:keepLines w:val="0"/>
+                              <w:pageBreakBefore w:val="0"/>
+                              <w:widowControl/>
+                              <w:kinsoku/>
+                              <w:wordWrap/>
+                              <w:overflowPunct/>
+                              <w:topLinePunct w:val="0"/>
+                              <w:bidi w:val="0"/>
+                              <w:adjustRightInd/>
+                              <w:snapToGrid/>
+                              <w:spacing w:line="130" w:lineRule="exact"/>
+                              <w:textAlignment w:val="auto"/>
+                              <w:rPr>
+                                <w:rFonts w:hint="eastAsia"/>
+                                <w:sz w:val="13"/>
+                                <w:szCs w:val="13"/>
+                                <w:lang w:val="en-US" w:eastAsia="zh-CN"/>
+                              </w:rPr>
+                            </w:pPr>
+                            <w:r>
+                              <w:rPr>
+                                <w:rFonts w:hint="eastAsia"/>
+                                <w:sz w:val="13"/>
+                                <w:szCs w:val="13"/>
+                                <w:lang w:val="en-US" w:eastAsia="zh-CN"/>
+                              </w:rPr>
+                              <w:t>VBAT</w:t>
+                            </w:r>
+                          </w:p>
+                          <w:p>
+                            <w:pPr>
+                              <w:keepNext w:val="0"/>
+                              <w:keepLines w:val="0"/>
+                              <w:pageBreakBefore w:val="0"/>
+                              <w:widowControl/>
+                              <w:kinsoku/>
+                              <w:wordWrap/>
+                              <w:overflowPunct/>
+                              <w:topLinePunct w:val="0"/>
+                              <w:bidi w:val="0"/>
+                              <w:adjustRightInd/>
+                              <w:snapToGrid/>
+                              <w:spacing w:line="130" w:lineRule="exact"/>
+                              <w:textAlignment w:val="auto"/>
+                              <w:rPr>
+                                <w:rFonts w:hint="default"/>
+                                <w:sz w:val="13"/>
+                                <w:szCs w:val="13"/>
+                                <w:lang w:val="en-US" w:eastAsia="zh-CN"/>
+                              </w:rPr>
+                            </w:pPr>
+                            <w:r>
+                              <w:rPr>
+                                <w:rFonts w:hint="default"/>
+                                <w:sz w:val="13"/>
+                                <w:szCs w:val="13"/>
+                                <w:lang w:val="en-US" w:eastAsia="zh-CN"/>
+                              </w:rPr>
+                              <w:t>GND</w:t>
+                            </w:r>
+                          </w:p>
+                          <w:p>
+                            <w:pPr>
+                              <w:keepNext w:val="0"/>
+                              <w:keepLines w:val="0"/>
+                              <w:pageBreakBefore w:val="0"/>
+                              <w:widowControl/>
+                              <w:kinsoku/>
+                              <w:wordWrap/>
+                              <w:overflowPunct/>
+                              <w:topLinePunct w:val="0"/>
+                              <w:bidi w:val="0"/>
+                              <w:adjustRightInd/>
+                              <w:snapToGrid/>
+                              <w:spacing w:line="130" w:lineRule="exact"/>
+                              <w:textAlignment w:val="auto"/>
+                              <w:rPr>
+                                <w:rFonts w:hint="default"/>
+                                <w:sz w:val="13"/>
+                                <w:szCs w:val="13"/>
+                                <w:lang w:val="en-US" w:eastAsia="zh-CN"/>
+                              </w:rPr>
+                            </w:pPr>
+                            <w:r>
+                              <w:rPr>
+                                <w:rFonts w:hint="default"/>
+                                <w:sz w:val="13"/>
+                                <w:szCs w:val="13"/>
+                                <w:lang w:val="en-US" w:eastAsia="zh-CN"/>
+                              </w:rPr>
+                              <w:t>RX</w:t>
+                            </w:r>
+                          </w:p>
+                          <w:p>
+                            <w:pPr>
+                              <w:keepNext w:val="0"/>
+                              <w:keepLines w:val="0"/>
+                              <w:pageBreakBefore w:val="0"/>
+                              <w:widowControl/>
+                              <w:kinsoku/>
+                              <w:wordWrap/>
+                              <w:overflowPunct/>
+                              <w:topLinePunct w:val="0"/>
+                              <w:bidi w:val="0"/>
+                              <w:adjustRightInd/>
+                              <w:snapToGrid/>
+                              <w:spacing w:line="130" w:lineRule="exact"/>
+                              <w:textAlignment w:val="auto"/>
+                              <w:rPr>
+                                <w:rFonts w:hint="default"/>
+                                <w:sz w:val="13"/>
+                                <w:szCs w:val="13"/>
+                                <w:lang w:val="en-US" w:eastAsia="zh-CN"/>
+                              </w:rPr>
+                            </w:pPr>
+                            <w:r>
+                              <w:rPr>
+                                <w:rFonts w:hint="default"/>
+                                <w:sz w:val="13"/>
+                                <w:szCs w:val="13"/>
+                                <w:lang w:val="en-US" w:eastAsia="zh-CN"/>
+                              </w:rPr>
+                              <w:t>TX</w:t>
+                            </w:r>
+                          </w:p>
+                        </w:txbxContent>
+                      </wps:txbx>
+                      <wps:bodyPr rot="0" spcFirstLastPara="0" vertOverflow="overflow" horzOverflow="overflow" vert="horz" wrap="square" lIns="91440" tIns="45720" rIns="91440" bIns="45720" numCol="1" spcCol="0" rtlCol="0" fromWordArt="0" anchor="t" anchorCtr="0" forceAA="0" compatLnSpc="1">
+                        <a:noAutofit/>
+                      </wps:bodyPr>
+                    </wps:wsp>
+                  </a:graphicData>
+                </a:graphic>
+              </wp:anchor>
+            </w:drawing>
+          </mc:Choice>
+          <mc:Fallback>
+            <w:pict>
+              <v:shape id="_x0000_s1026" o:spid="_x0000_s1026" o:spt="202" type="#_x0000_t202" style="position:absolute;left:0pt;margin-left:271.15pt;margin-top:131.8pt;height:37pt;width:38.65pt;rotation:5898240f;z-index:251725824;mso-width-relative:page;mso-height-relative:page;" filled="f" stroked="f" coordsize="21600,21600" o:gfxdata="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">
+                <v:fill on="f" focussize="0,0"/>
+                <v:stroke on="f" weight="0.5pt"/>
+                <v:imagedata o:title=""/>
+                <o:lock v:ext="edit" aspectratio="f"/>
+                <v:textbox>
+                  <w:txbxContent>
+                    <w:p>
+                      <w:pPr>
+                        <w:keepNext w:val="0"/>
+                        <w:keepLines w:val="0"/>
+                        <w:pageBreakBefore w:val="0"/>
+                        <w:widowControl/>
+                        <w:kinsoku/>
+                        <w:wordWrap/>
+                        <w:overflowPunct/>
+                        <w:topLinePunct w:val="0"/>
+                        <w:bidi w:val="0"/>
+                        <w:adjustRightInd/>
+                        <w:snapToGrid/>
+                        <w:spacing w:line="130" w:lineRule="exact"/>
+                        <w:textAlignment w:val="auto"/>
+                        <w:rPr>
+                          <w:rFonts w:hint="eastAsia"/>
+                          <w:sz w:val="13"/>
+                          <w:szCs w:val="13"/>
+                          <w:lang w:val="en-US" w:eastAsia="zh-CN"/>
+                        </w:rPr>
+                      </w:pPr>
+                      <w:r>
+                        <w:rPr>
+                          <w:rFonts w:hint="eastAsia"/>
+                          <w:sz w:val="13"/>
+                          <w:szCs w:val="13"/>
+                          <w:lang w:val="en-US" w:eastAsia="zh-CN"/>
+                        </w:rPr>
+                        <w:t>VBAT</w:t>
+                      </w:r>
+                    </w:p>
+                    <w:p>
+                      <w:pPr>
+                        <w:keepNext w:val="0"/>
+                        <w:keepLines w:val="0"/>
+                        <w:pageBreakBefore w:val="0"/>
+                        <w:widowControl/>
+                        <w:kinsoku/>
+                        <w:wordWrap/>
+                        <w:overflowPunct/>
+                        <w:topLinePunct w:val="0"/>
+                        <w:bidi w:val="0"/>
+                        <w:adjustRightInd/>
+                        <w:snapToGrid/>
+                        <w:spacing w:line="130" w:lineRule="exact"/>
+                        <w:textAlignment w:val="auto"/>
+                        <w:rPr>
+                          <w:rFonts w:hint="default"/>
+                          <w:sz w:val="13"/>
+                          <w:szCs w:val="13"/>
+                          <w:lang w:val="en-US" w:eastAsia="zh-CN"/>
+                        </w:rPr>
+                      </w:pPr>
+                      <w:r>
+                        <w:rPr>
+                          <w:rFonts w:hint="default"/>
+                          <w:sz w:val="13"/>
+                          <w:szCs w:val="13"/>
+                          <w:lang w:val="en-US" w:eastAsia="zh-CN"/>
+                        </w:rPr>
+                        <w:t>GND</w:t>
+                      </w:r>
+                    </w:p>
+                    <w:p>
+                      <w:pPr>
+                        <w:keepNext w:val="0"/>
+                        <w:keepLines w:val="0"/>
+                        <w:pageBreakBefore w:val="0"/>
+                        <w:widowControl/>
+                        <w:kinsoku/>
+                        <w:wordWrap/>
+                        <w:overflowPunct/>
+                        <w:topLinePunct w:val="0"/>
+                        <w:bidi w:val="0"/>
+                        <w:adjustRightInd/>
+                        <w:snapToGrid/>
+                        <w:spacing w:line="130" w:lineRule="exact"/>
+                        <w:textAlignment w:val="auto"/>
+                        <w:rPr>
+                          <w:rFonts w:hint="default"/>
+                          <w:sz w:val="13"/>
+                          <w:szCs w:val="13"/>
+                          <w:lang w:val="en-US" w:eastAsia="zh-CN"/>
+                        </w:rPr>
+                      </w:pPr>
+                      <w:r>
+                        <w:rPr>
+                          <w:rFonts w:hint="default"/>
+                          <w:sz w:val="13"/>
+                          <w:szCs w:val="13"/>
+                          <w:lang w:val="en-US" w:eastAsia="zh-CN"/>
+                        </w:rPr>
+                        <w:t>RX</w:t>
+                      </w:r>
+                    </w:p>
+                    <w:p>
+                      <w:pPr>
+                        <w:keepNext w:val="0"/>
+                        <w:keepLines w:val="0"/>
+                        <w:pageBreakBefore w:val="0"/>
+                        <w:widowControl/>
+                        <w:kinsoku/>
+                        <w:wordWrap/>
+                        <w:overflowPunct/>
+                        <w:topLinePunct w:val="0"/>
+                        <w:bidi w:val="0"/>
+                        <w:adjustRightInd/>
+                        <w:snapToGrid/>
+                        <w:spacing w:line="130" w:lineRule="exact"/>
+                        <w:textAlignment w:val="auto"/>
+                        <w:rPr>
+                          <w:rFonts w:hint="default"/>
+                          <w:sz w:val="13"/>
+                          <w:szCs w:val="13"/>
+                          <w:lang w:val="en-US" w:eastAsia="zh-CN"/>
+                        </w:rPr>
+                      </w:pPr>
+                      <w:r>
+                        <w:rPr>
+                          <w:rFonts w:hint="default"/>
+                          <w:sz w:val="13"/>
+                          <w:szCs w:val="13"/>
+                          <w:lang w:val="en-US" w:eastAsia="zh-CN"/>
+                        </w:rPr>
+                        <w:t>TX</w:t>
+                      </w:r>
+                    </w:p>
+                  </w:txbxContent>
+                </v:textbox>
+              </v:shape>
+            </w:pict>
+          </mc:Fallback>
+        </mc:AlternateContent>
+      </w:r>
+      <w:r>
+        <w:drawing>
+          <wp:anchor distT="0" distB="0" distL="114300" distR="114300" simplePos="0" relativeHeight="251724800" behindDoc="0" locked="0" layoutInCell="1" allowOverlap="1">
+            <wp:simplePos x="0" y="0"/>
+            <wp:positionH relativeFrom="column">
+              <wp:posOffset>1769745</wp:posOffset>
+            </wp:positionH>
+            <wp:positionV relativeFrom="paragraph">
+              <wp:posOffset>1627505</wp:posOffset>
+            </wp:positionV>
+            <wp:extent cx="2485390" cy="1290955"/>
+            <wp:effectExtent l="0" t="0" r="3810" b="4445"/>
+            <wp:wrapTopAndBottom/>
+            <wp:docPr id="211" name="Picture 211"/>
+            <wp:cNvGraphicFramePr>
+              <a:graphicFrameLocks xmlns:a="http://schemas.openxmlformats.org/drawingml/2006/main" noChangeAspect="1"/>
+            </wp:cNvGraphicFramePr>
+            <a:graphic xmlns:a="http://schemas.openxmlformats.org/drawingml/2006/main">
+              <a:graphicData uri="http://schemas.openxmlformats.org/drawingml/2006/picture">
+                <pic:pic xmlns:pic="http://schemas.openxmlformats.org/drawingml/2006/picture">
+                  <pic:nvPicPr>
+                    <pic:cNvPr id="211" name="Picture 211"/>
+                    <pic:cNvPicPr>
+                      <a:picLocks noChangeAspect="1"/>
+                    </pic:cNvPicPr>
+                  </pic:nvPicPr>
+                  <pic:blipFill>
+                    <a:blip r:embed="rId4"/>
+                    <a:stretch>
+                      <a:fillRect/>
+                    </a:stretch>
+                  </pic:blipFill>
+                  <pic:spPr>
+                    <a:xfrm>
+                      <a:off x="0" y="0"/>
+                      <a:ext cx="2485390" cy="1290955"/>
+                    </a:xfrm>
+                    <a:prstGeom prst="rect">
+                      <a:avLst/>
+                    </a:prstGeom>
+                    <a:noFill/>
+                    <a:ln>
+                      <a:noFill/>
+                    </a:ln>
+                  </pic:spPr>
+                </pic:pic>
+              </a:graphicData>
+            </a:graphic>
+          </wp:anchor>
+        </w:drawing>
+      </w:r>
+      <w:r>
+        <w:drawing>
+          <wp:anchor distT="0" distB="0" distL="114300" distR="114300" simplePos="0" relativeHeight="251659264" behindDoc="0" locked="0" layoutInCell="1" allowOverlap="1">
+            <wp:simplePos x="0" y="0"/>
+            <wp:positionH relativeFrom="column">
+              <wp:posOffset>0</wp:posOffset>
+            </wp:positionH>
+            <wp:positionV relativeFrom="paragraph">
+              <wp:posOffset>0</wp:posOffset>
+            </wp:positionV>
+            <wp:extent cx="5273675" cy="4344035"/>
+            <wp:effectExtent l="0" t="0" r="0" b="0"/>
+            <wp:wrapNone/>
+            <wp:docPr id="210" name="Picture 14"/>
+            <wp:cNvGraphicFramePr>
+              <a:graphicFrameLocks xmlns:a="http://schemas.openxmlformats.org/drawingml/2006/main" noChangeAspect="1"/>
+            </wp:cNvGraphicFramePr>
+            <a:graphic xmlns:a="http://schemas.openxmlformats.org/drawingml/2006/main">
+              <a:graphicData uri="http://schemas.openxmlformats.org/drawingml/2006/picture">
+                <pic:pic xmlns:pic="http://schemas.openxmlformats.org/drawingml/2006/picture">
+                  <pic:nvPicPr>
+                    <pic:cNvPr id="210" name="Picture 14"/>
+                    <pic:cNvPicPr>
+                      <a:picLocks noChangeAspect="1"/>
+                    </pic:cNvPicPr>
+                  </pic:nvPicPr>
+                  <pic:blipFill>
+                    <a:blip r:embed="rId6"/>
+                    <a:srcRect t="7441" b="10187"/>
+                    <a:stretch>
+                      <a:fillRect/>
+                    </a:stretch>
+                  </pic:blipFill>
+                  <pic:spPr>
+                    <a:xfrm>
+                      <a:off x="0" y="0"/>
+                      <a:ext cx="5273675" cy="4344035"/>
+                    </a:xfrm>
+                    <a:prstGeom prst="rect">
+                      <a:avLst/>
+                    </a:prstGeom>
+                    <a:noFill/>
+                    <a:ln>
+                      <a:noFill/>
+                    </a:ln>
+                  </pic:spPr>
+                </pic:pic>
+              </a:graphicData>
+            </a:graphic>
+          </wp:anchor>
+        </w:drawing>
+      </w:r>
+    </w:p>
+    <w:p>
+      <w:pPr>
+        <w:sectPr>
+          <w:pgSz w:w="11909" w:h="9360" w:orient="landscape"/>
+          <w:pgMar w:top="1440" w:right="1800" w:bottom="1440" w:left="1800" w:header="720" w:footer="720" w:gutter="0"/>
+          <w:cols w:space="0" w:num="1"/>
+          <w:rtlGutter w:val="0"/>
+          <w:docGrid w:linePitch="360" w:charSpace="0"/>
+        </w:sectPr>
+      </w:pPr>
+    </w:p>
+    <w:p>
+      <w:r>
+        <w:rPr>
+          <w:sz w:val="20"/>
+        </w:rPr>
+        <mc:AlternateContent>
+          <mc:Choice Requires="wps">
+            <w:drawing>
+              <wp:anchor distT="0" distB="0" distL="114300" distR="114300" simplePos="0" relativeHeight="251720704" behindDoc="0" locked="0" layoutInCell="1" allowOverlap="1">
+                <wp:simplePos x="0" y="0"/>
+                <wp:positionH relativeFrom="column">
+                  <wp:posOffset>3714750</wp:posOffset>
+                </wp:positionH>
+                <wp:positionV relativeFrom="paragraph">
+                  <wp:posOffset>-358775</wp:posOffset>
+                </wp:positionV>
+                <wp:extent cx="654050" cy="254635"/>
+                <wp:effectExtent l="0" t="0" r="0" b="0"/>
+                <wp:wrapNone/>
+                <wp:docPr id="199" name="Text Box 199"/>
+                <wp:cNvGraphicFramePr/>
+                <a:graphic xmlns:a="http://schemas.openxmlformats.org/drawingml/2006/main">
+                  <a:graphicData uri="http://schemas.microsoft.com/office/word/2010/wordprocessingShape">
+                    <wps:wsp>
+                      <wps:cNvSpPr txBox="1"/>
+                      <wps:spPr>
+                        <a:xfrm>
+                          <a:off x="4926965" y="564515"/>
+                          <a:ext cx="654050" cy="254635"/>
+                        </a:xfrm>
+                        <a:prstGeom prst="rect">
+                          <a:avLst/>
+                        </a:prstGeom>
+                        <a:noFill/>
+                        <a:ln w="6350">
+                          <a:noFill/>
+                        </a:ln>
+                      </wps:spPr>
+                      <wps:style>
+                        <a:lnRef idx="0">
+                          <a:schemeClr val="accent1"/>
+                        </a:lnRef>
+                        <a:fillRef idx="0">
+                          <a:schemeClr val="accent1"/>
+                        </a:fillRef>
+                        <a:effectRef idx="0">
+                          <a:schemeClr val="accent1"/>
+                        </a:effectRef>
+                        <a:fontRef idx="minor">
+                          <a:schemeClr val="dk1"/>
+                        </a:fontRef>
+                      </wps:style>
+                      <wps:txbx>
+                        <w:txbxContent>
+                          <w:p>
+                            <w:pPr>
+                              <w:rPr>
+                                <w:rFonts w:hint="eastAsia" w:eastAsiaTheme="minorEastAsia"/>
+                                <w:lang w:val="en-US" w:eastAsia="zh-CN"/>
+                              </w:rPr>
+                            </w:pPr>
+                            <w:r>
+                              <w:rPr>
+                                <w:rFonts w:hint="eastAsia"/>
+                                <w:lang w:val="en-US" w:eastAsia="zh-CN"/>
+                              </w:rPr>
+                              <w:t>杜邦线</w:t>
+                            </w:r>
+                          </w:p>
+                        </w:txbxContent>
+                      </wps:txbx>
+                      <wps:bodyPr rot="0" spcFirstLastPara="0" vertOverflow="overflow" horzOverflow="overflow" vert="horz" wrap="square" lIns="91440" tIns="45720" rIns="91440" bIns="45720" numCol="1" spcCol="0" rtlCol="0" fromWordArt="0" anchor="t" anchorCtr="0" forceAA="0" compatLnSpc="1">
+                        <a:noAutofit/>
+                      </wps:bodyPr>
+                    </wps:wsp>
+                  </a:graphicData>
+                </a:graphic>
+              </wp:anchor>
+            </w:drawing>
+          </mc:Choice>
+          <mc:Fallback>
+            <w:pict>
+              <v:shape id="_x0000_s1026" o:spid="_x0000_s1026" o:spt="202" type="#_x0000_t202" style="position:absolute;left:0pt;margin-left:292.5pt;margin-top:-28.25pt;height:20.05pt;width:51.5pt;z-index:251720704;mso-width-relative:page;mso-height-relative:page;" filled="f" stroked="f" coordsize="21600,21600" o:gfxdata="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">
+                <v:fill on="f" focussize="0,0"/>
+                <v:stroke on="f" weight="0.5pt"/>
+                <v:imagedata o:title=""/>
+                <o:lock v:ext="edit" aspectratio="f"/>
+                <v:textbox>
+                  <w:txbxContent>
+                    <w:p>
+                      <w:pPr>
+                        <w:rPr>
+                          <w:rFonts w:hint="eastAsia" w:eastAsiaTheme="minorEastAsia"/>
+                          <w:lang w:val="en-US" w:eastAsia="zh-CN"/>
+                        </w:rPr>
+                      </w:pPr>
+                      <w:r>
+                        <w:rPr>
+                          <w:rFonts w:hint="eastAsia"/>
+                          <w:lang w:val="en-US" w:eastAsia="zh-CN"/>
+                        </w:rPr>
+                        <w:t>杜邦线</w:t>
+                      </w:r>
+                    </w:p>
+                  </w:txbxContent>
+                </v:textbox>
+              </v:shape>
+            </w:pict>
+          </mc:Fallback>
+        </mc:AlternateContent>
+      </w:r>
+      <w:r>
+        <w:rPr>
+          <w:sz w:val="20"/>
+        </w:rPr>
+        <mc:AlternateContent>
+          <mc:Choice Requires="wps">
+            <w:drawing>
+              <wp:anchor distT="0" distB="0" distL="114300" distR="114300" simplePos="0" relativeHeight="251723776" behindDoc="0" locked="0" layoutInCell="1" allowOverlap="1">
+                <wp:simplePos x="0" y="0"/>
+                <wp:positionH relativeFrom="column">
+                  <wp:posOffset>4347845</wp:posOffset>
+                </wp:positionH>
+                <wp:positionV relativeFrom="paragraph">
+                  <wp:posOffset>844550</wp:posOffset>
+                </wp:positionV>
+                <wp:extent cx="985520" cy="487045"/>
+                <wp:effectExtent l="0" t="0" r="0" b="0"/>
+                <wp:wrapNone/>
+                <wp:docPr id="209" name="Text Box 209"/>
+                <wp:cNvGraphicFramePr/>
+                <a:graphic xmlns:a="http://schemas.openxmlformats.org/drawingml/2006/main">
+                  <a:graphicData uri="http://schemas.microsoft.com/office/word/2010/wordprocessingShape">
+                    <wps:wsp>
+                      <wps:cNvSpPr txBox="1"/>
+                      <wps:spPr>
+                        <a:xfrm>
+                          <a:off x="6217285" y="1731010"/>
+                          <a:ext cx="985520" cy="487045"/>
+                        </a:xfrm>
+                        <a:prstGeom prst="rect">
+                          <a:avLst/>
+                        </a:prstGeom>
+                        <a:noFill/>
+                        <a:ln w="6350">
+                          <a:noFill/>
+                        </a:ln>
+                      </wps:spPr>
+                      <wps:style>
+                        <a:lnRef idx="0">
+                          <a:schemeClr val="accent1"/>
+                        </a:lnRef>
+                        <a:fillRef idx="0">
+                          <a:schemeClr val="accent1"/>
+                        </a:fillRef>
+                        <a:effectRef idx="0">
+                          <a:schemeClr val="accent1"/>
+                        </a:effectRef>
+                        <a:fontRef idx="minor">
+                          <a:schemeClr val="dk1"/>
+                        </a:fontRef>
+                      </wps:style>
+                      <wps:txbx>
+                        <w:txbxContent>
+                          <w:p>
+                            <w:pPr>
+                              <w:rPr>
+                                <w:rFonts w:hint="default" w:eastAsiaTheme="minorEastAsia"/>
+                                <w:lang w:val="en-US" w:eastAsia="zh-CN"/>
+                              </w:rPr>
+                            </w:pPr>
+                            <w:r>
+                              <w:rPr>
+                                <w:rFonts w:hint="eastAsia"/>
+                                <w:lang w:val="en-US" w:eastAsia="zh-CN"/>
+                              </w:rPr>
+                              <w:t>请勿连接VBAT电源线</w:t>
+                            </w:r>
+                          </w:p>
+                        </w:txbxContent>
+                      </wps:txbx>
+                      <wps:bodyPr rot="0" spcFirstLastPara="0" vertOverflow="overflow" horzOverflow="overflow" vert="horz" wrap="square" lIns="91440" tIns="45720" rIns="91440" bIns="45720" numCol="1" spcCol="0" rtlCol="0" fromWordArt="0" anchor="t" anchorCtr="0" forceAA="0" compatLnSpc="1">
+                        <a:noAutofit/>
+                      </wps:bodyPr>
+                    </wps:wsp>
+                  </a:graphicData>
+                </a:graphic>
+              </wp:anchor>
+            </w:drawing>
+          </mc:Choice>
+          <mc:Fallback>
+            <w:pict>
+              <v:shape id="_x0000_s1026" o:spid="_x0000_s1026" o:spt="202" type="#_x0000_t202" style="position:absolute;left:0pt;margin-left:342.35pt;margin-top:66.5pt;height:38.35pt;width:77.6pt;z-index:251723776;mso-width-relative:page;mso-height-relative:page;" filled="f" stroked="f" coordsize="21600,21600" o:gfxdata="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">
+                <v:fill on="f" focussize="0,0"/>
+                <v:stroke on="f" weight="0.5pt"/>
+                <v:imagedata o:title=""/>
+                <o:lock v:ext="edit" aspectratio="f"/>
+                <v:textbox>
+                  <w:txbxContent>
+                    <w:p>
+                      <w:pPr>
+                        <w:rPr>
+                          <w:rFonts w:hint="default" w:eastAsiaTheme="minorEastAsia"/>
+                          <w:lang w:val="en-US" w:eastAsia="zh-CN"/>
+                        </w:rPr>
+                      </w:pPr>
+                      <w:r>
+                        <w:rPr>
+                          <w:rFonts w:hint="eastAsia"/>
+                          <w:lang w:val="en-US" w:eastAsia="zh-CN"/>
+                        </w:rPr>
+                        <w:t>请勿连接VBAT电源线</w:t>
+                      </w:r>
+                    </w:p>
+                  </w:txbxContent>
+                </v:textbox>
+              </v:shape>
+            </w:pict>
+          </mc:Fallback>
+        </mc:AlternateContent>
+      </w:r>
+      <w:r>
+        <w:rPr>
+          <w:sz w:val="20"/>
+        </w:rPr>
+        <mc:AlternateContent>
+          <mc:Choice Requires="wps">
+            <w:drawing>
+              <wp:anchor distT="0" distB="0" distL="114300" distR="114300" simplePos="0" relativeHeight="251722752" behindDoc="0" locked="0" layoutInCell="1" allowOverlap="1">
+                <wp:simplePos x="0" y="0"/>
+                <wp:positionH relativeFrom="column">
+                  <wp:posOffset>4418965</wp:posOffset>
+                </wp:positionH>
+                <wp:positionV relativeFrom="paragraph">
+                  <wp:posOffset>-126365</wp:posOffset>
+                </wp:positionV>
+                <wp:extent cx="490855" cy="437515"/>
+                <wp:effectExtent l="0" t="0" r="0" b="0"/>
+                <wp:wrapNone/>
+                <wp:docPr id="208" name="Text Box 208"/>
+                <wp:cNvGraphicFramePr/>
+                <a:graphic xmlns:a="http://schemas.openxmlformats.org/drawingml/2006/main">
+                  <a:graphicData uri="http://schemas.microsoft.com/office/word/2010/wordprocessingShape">
+                    <wps:wsp>
+                      <wps:cNvSpPr txBox="1"/>
+                      <wps:spPr>
+                        <a:xfrm>
+                          <a:off x="0" y="0"/>
+                          <a:ext cx="490855" cy="437515"/>
+                        </a:xfrm>
+                        <a:prstGeom prst="rect">
+                          <a:avLst/>
+                        </a:prstGeom>
+                        <a:noFill/>
+                        <a:ln w="6350">
+                          <a:noFill/>
+                        </a:ln>
+                      </wps:spPr>
+                      <wps:style>
+                        <a:lnRef idx="0">
+                          <a:schemeClr val="accent1"/>
+                        </a:lnRef>
+                        <a:fillRef idx="0">
+                          <a:schemeClr val="accent1"/>
+                        </a:fillRef>
+                        <a:effectRef idx="0">
+                          <a:schemeClr val="accent1"/>
+                        </a:effectRef>
+                        <a:fontRef idx="minor">
+                          <a:schemeClr val="dk1"/>
+                        </a:fontRef>
+                      </wps:style>
+                      <wps:txbx>
+                        <w:txbxContent>
+                          <w:p>
+                            <w:pPr>
+                              <w:keepNext w:val="0"/>
+                              <w:keepLines w:val="0"/>
+                              <w:pageBreakBefore w:val="0"/>
+                              <w:widowControl/>
+                              <w:kinsoku/>
+                              <w:wordWrap/>
+                              <w:overflowPunct/>
+                              <w:topLinePunct w:val="0"/>
+                              <w:bidi w:val="0"/>
+                              <w:adjustRightInd/>
+                              <w:snapToGrid/>
+                              <w:spacing w:line="160" w:lineRule="exact"/>
+                              <w:jc w:val="both"/>
+                              <w:textAlignment w:val="auto"/>
+                              <w:rPr>
+                                <w:rFonts w:hint="default"/>
+                                <w:sz w:val="16"/>
+                                <w:szCs w:val="16"/>
+                                <w:lang w:val="en-US" w:eastAsia="zh-CN"/>
+                              </w:rPr>
+                            </w:pPr>
+                            <w:r>
+                              <w:rPr>
+                                <w:rFonts w:hint="default"/>
+                                <w:sz w:val="16"/>
+                                <w:szCs w:val="16"/>
+                                <w:lang w:val="en-US" w:eastAsia="zh-CN"/>
+                              </w:rPr>
+                              <w:t>RX</w:t>
+                            </w:r>
+                          </w:p>
+                          <w:p>
+                            <w:pPr>
+                              <w:keepNext w:val="0"/>
+                              <w:keepLines w:val="0"/>
+                              <w:pageBreakBefore w:val="0"/>
+                              <w:widowControl/>
+                              <w:kinsoku/>
+                              <w:wordWrap/>
+                              <w:overflowPunct/>
+                              <w:topLinePunct w:val="0"/>
+                              <w:bidi w:val="0"/>
+                              <w:adjustRightInd/>
+                              <w:snapToGrid/>
+                              <w:spacing w:line="160" w:lineRule="exact"/>
+                              <w:jc w:val="both"/>
+                              <w:textAlignment w:val="auto"/>
+                              <w:rPr>
+                                <w:rFonts w:hint="default"/>
+                                <w:sz w:val="16"/>
+                                <w:szCs w:val="16"/>
+                                <w:lang w:val="en-US" w:eastAsia="zh-CN"/>
+                              </w:rPr>
+                            </w:pPr>
+                            <w:r>
+                              <w:rPr>
+                                <w:rFonts w:hint="default"/>
+                                <w:sz w:val="16"/>
+                                <w:szCs w:val="16"/>
+                                <w:lang w:val="en-US" w:eastAsia="zh-CN"/>
+                              </w:rPr>
+                              <w:t>TX</w:t>
+                            </w:r>
+                          </w:p>
+                          <w:p>
+                            <w:pPr>
+                              <w:keepNext w:val="0"/>
+                              <w:keepLines w:val="0"/>
+                              <w:pageBreakBefore w:val="0"/>
+                              <w:widowControl/>
+                              <w:kinsoku/>
+                              <w:wordWrap/>
+                              <w:overflowPunct/>
+                              <w:topLinePunct w:val="0"/>
+                              <w:bidi w:val="0"/>
+                              <w:adjustRightInd/>
+                              <w:snapToGrid/>
+                              <w:spacing w:line="160" w:lineRule="exact"/>
+                              <w:jc w:val="both"/>
+                              <w:textAlignment w:val="auto"/>
+                              <w:rPr>
+                                <w:rFonts w:hint="default"/>
+                                <w:sz w:val="16"/>
+                                <w:szCs w:val="16"/>
+                                <w:lang w:val="en-US" w:eastAsia="zh-CN"/>
+                              </w:rPr>
+                            </w:pPr>
+                            <w:r>
+                              <w:rPr>
+                                <w:rFonts w:hint="default"/>
+                                <w:sz w:val="16"/>
+                                <w:szCs w:val="16"/>
+                                <w:lang w:val="en-US" w:eastAsia="zh-CN"/>
+                              </w:rPr>
+                              <w:t>GND</w:t>
+                            </w:r>
+                          </w:p>
+                        </w:txbxContent>
+                      </wps:txbx>
+                      <wps:bodyPr rot="0" spcFirstLastPara="0" vertOverflow="overflow" horzOverflow="overflow" vert="horz" wrap="square" lIns="91440" tIns="45720" rIns="91440" bIns="45720" numCol="1" spcCol="0" rtlCol="0" fromWordArt="0" anchor="t" anchorCtr="0" forceAA="0" compatLnSpc="1">
+                        <a:noAutofit/>
+                      </wps:bodyPr>
+                    </wps:wsp>
+                  </a:graphicData>
+                </a:graphic>
+              </wp:anchor>
+            </w:drawing>
+          </mc:Choice>
+          <mc:Fallback>
+            <w:pict>
+              <v:shape id="_x0000_s1026" o:spid="_x0000_s1026" o:spt="202" type="#_x0000_t202" style="position:absolute;left:0pt;margin-left:347.95pt;margin-top:-9.95pt;height:34.45pt;width:38.65pt;z-index:251722752;mso-width-relative:page;mso-height-relative:page;" filled="f" stroked="f" coordsize="21600,21600" o:gfxdata="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">
+                <v:fill on="f" focussize="0,0"/>
+                <v:stroke on="f" weight="0.5pt"/>
+                <v:imagedata o:title=""/>
+                <o:lock v:ext="edit" aspectratio="f"/>
+                <v:textbox>
+                  <w:txbxContent>
+                    <w:p>
+                      <w:pPr>
+                        <w:keepNext w:val="0"/>
+                        <w:keepLines w:val="0"/>
+                        <w:pageBreakBefore w:val="0"/>
+                        <w:widowControl/>
+                        <w:kinsoku/>
+                        <w:wordWrap/>
+                        <w:overflowPunct/>
+                        <w:topLinePunct w:val="0"/>
+                        <w:bidi w:val="0"/>
+                        <w:adjustRightInd/>
+                        <w:snapToGrid/>
+                        <w:spacing w:line="160" w:lineRule="exact"/>
+                        <w:jc w:val="both"/>
+                        <w:textAlignment w:val="auto"/>
+                        <w:rPr>
+                          <w:rFonts w:hint="default"/>
+                          <w:sz w:val="16"/>
+                          <w:szCs w:val="16"/>
+                          <w:lang w:val="en-US" w:eastAsia="zh-CN"/>
+                        </w:rPr>
+                      </w:pPr>
+                      <w:r>
+                        <w:rPr>
+                          <w:rFonts w:hint="default"/>
+                          <w:sz w:val="16"/>
+                          <w:szCs w:val="16"/>
+                          <w:lang w:val="en-US" w:eastAsia="zh-CN"/>
+                        </w:rPr>
+                        <w:t>RX</w:t>
+                      </w:r>
+                    </w:p>
+                    <w:p>
+                      <w:pPr>
+                        <w:keepNext w:val="0"/>
+                        <w:keepLines w:val="0"/>
+                        <w:pageBreakBefore w:val="0"/>
+                        <w:widowControl/>
+                        <w:kinsoku/>
+                        <w:wordWrap/>
+                        <w:overflowPunct/>
+                        <w:topLinePunct w:val="0"/>
+                        <w:bidi w:val="0"/>
+                        <w:adjustRightInd/>
+                        <w:snapToGrid/>
+                        <w:spacing w:line="160" w:lineRule="exact"/>
+                        <w:jc w:val="both"/>
+                        <w:textAlignment w:val="auto"/>
+                        <w:rPr>
+                          <w:rFonts w:hint="default"/>
+                          <w:sz w:val="16"/>
+                          <w:szCs w:val="16"/>
+                          <w:lang w:val="en-US" w:eastAsia="zh-CN"/>
+                        </w:rPr>
+                      </w:pPr>
+                      <w:r>
+                        <w:rPr>
+                          <w:rFonts w:hint="default"/>
+                          <w:sz w:val="16"/>
+                          <w:szCs w:val="16"/>
+                          <w:lang w:val="en-US" w:eastAsia="zh-CN"/>
+                        </w:rPr>
+                        <w:t>TX</w:t>
+                      </w:r>
+                    </w:p>
+                    <w:p>
+                      <w:pPr>
+                        <w:keepNext w:val="0"/>
+                        <w:keepLines w:val="0"/>
+                        <w:pageBreakBefore w:val="0"/>
+                        <w:widowControl/>
+                        <w:kinsoku/>
+                        <w:wordWrap/>
+                        <w:overflowPunct/>
+                        <w:topLinePunct w:val="0"/>
+                        <w:bidi w:val="0"/>
+                        <w:adjustRightInd/>
+                        <w:snapToGrid/>
+                        <w:spacing w:line="160" w:lineRule="exact"/>
+                        <w:jc w:val="both"/>
+                        <w:textAlignment w:val="auto"/>
+                        <w:rPr>
+                          <w:rFonts w:hint="default"/>
+                          <w:sz w:val="16"/>
+                          <w:szCs w:val="16"/>
+                          <w:lang w:val="en-US" w:eastAsia="zh-CN"/>
+                        </w:rPr>
+                      </w:pPr>
+                      <w:r>
+                        <w:rPr>
+                          <w:rFonts w:hint="default"/>
+                          <w:sz w:val="16"/>
+                          <w:szCs w:val="16"/>
+                          <w:lang w:val="en-US" w:eastAsia="zh-CN"/>
+                        </w:rPr>
+                        <w:t>GND</w:t>
+                      </w:r>
+                    </w:p>
+                  </w:txbxContent>
+                </v:textbox>
+              </v:shape>
+            </w:pict>
+          </mc:Fallback>
+        </mc:AlternateContent>
+      </w:r>
+      <w:r>
+        <w:rPr>
+          <w:sz w:val="20"/>
+        </w:rPr>
+        <mc:AlternateContent>
+          <mc:Choice Requires="wps">
+            <w:drawing>
+              <wp:anchor distT="0" distB="0" distL="114300" distR="114300" simplePos="0" relativeHeight="251721728" behindDoc="0" locked="0" layoutInCell="1" allowOverlap="1">
+                <wp:simplePos x="0" y="0"/>
+                <wp:positionH relativeFrom="column">
+                  <wp:posOffset>3700145</wp:posOffset>
+                </wp:positionH>
+                <wp:positionV relativeFrom="paragraph">
+                  <wp:posOffset>1420495</wp:posOffset>
+                </wp:positionV>
+                <wp:extent cx="490855" cy="483870"/>
+                <wp:effectExtent l="3810" t="0" r="0" b="0"/>
+                <wp:wrapNone/>
+                <wp:docPr id="207" name="Text Box 207"/>
+                <wp:cNvGraphicFramePr/>
+                <a:graphic xmlns:a="http://schemas.openxmlformats.org/drawingml/2006/main">
+                  <a:graphicData uri="http://schemas.microsoft.com/office/word/2010/wordprocessingShape">
+                    <wps:wsp>
+                      <wps:cNvSpPr txBox="1"/>
+                      <wps:spPr>
+                        <a:xfrm rot="5400000">
+                          <a:off x="3716655" y="900430"/>
+                          <a:ext cx="490855" cy="483870"/>
+                        </a:xfrm>
+                        <a:prstGeom prst="rect">
+                          <a:avLst/>
+                        </a:prstGeom>
+                        <a:noFill/>
+                        <a:ln w="6350">
+                          <a:noFill/>
+                        </a:ln>
+                      </wps:spPr>
+                      <wps:style>
+                        <a:lnRef idx="0">
+                          <a:schemeClr val="accent1"/>
+                        </a:lnRef>
+                        <a:fillRef idx="0">
+                          <a:schemeClr val="accent1"/>
+                        </a:fillRef>
+                        <a:effectRef idx="0">
+                          <a:schemeClr val="accent1"/>
+                        </a:effectRef>
+                        <a:fontRef idx="minor">
+                          <a:schemeClr val="dk1"/>
+                        </a:fontRef>
+                      </wps:style>
+                      <wps:txbx>
+                        <w:txbxContent>
+                          <w:p>
+                            <w:pPr>
+                              <w:keepNext w:val="0"/>
+                              <w:keepLines w:val="0"/>
+                              <w:pageBreakBefore w:val="0"/>
+                              <w:widowControl/>
+                              <w:kinsoku/>
+                              <w:wordWrap/>
+                              <w:overflowPunct/>
+                              <w:topLinePunct w:val="0"/>
+                              <w:bidi w:val="0"/>
+                              <w:adjustRightInd/>
+                              <w:snapToGrid/>
+                              <w:spacing w:line="160" w:lineRule="exact"/>
+                              <w:textAlignment w:val="auto"/>
+                              <w:rPr>
+                                <w:rFonts w:hint="eastAsia"/>
+                                <w:sz w:val="18"/>
+                                <w:szCs w:val="18"/>
+                                <w:lang w:val="en-US" w:eastAsia="zh-CN"/>
+                              </w:rPr>
+                            </w:pPr>
+                            <w:r>
+                              <w:rPr>
+                                <w:rFonts w:hint="eastAsia"/>
+                                <w:sz w:val="18"/>
+                                <w:szCs w:val="18"/>
+                                <w:lang w:val="en-US" w:eastAsia="zh-CN"/>
+                              </w:rPr>
+                              <w:t>VBAT</w:t>
+                            </w:r>
+                          </w:p>
+                          <w:p>
+                            <w:pPr>
+                              <w:keepNext w:val="0"/>
+                              <w:keepLines w:val="0"/>
+                              <w:pageBreakBefore w:val="0"/>
+                              <w:widowControl/>
+                              <w:kinsoku/>
+                              <w:wordWrap/>
+                              <w:overflowPunct/>
+                              <w:topLinePunct w:val="0"/>
+                              <w:bidi w:val="0"/>
+                              <w:adjustRightInd/>
+                              <w:snapToGrid/>
+                              <w:spacing w:line="160" w:lineRule="exact"/>
+                              <w:textAlignment w:val="auto"/>
+                              <w:rPr>
+                                <w:rFonts w:hint="default"/>
+                                <w:sz w:val="18"/>
+                                <w:szCs w:val="18"/>
+                                <w:lang w:val="en-US" w:eastAsia="zh-CN"/>
+                              </w:rPr>
+                            </w:pPr>
+                            <w:r>
+                              <w:rPr>
+                                <w:rFonts w:hint="default"/>
+                                <w:sz w:val="18"/>
+                                <w:szCs w:val="18"/>
+                                <w:lang w:val="en-US" w:eastAsia="zh-CN"/>
+                              </w:rPr>
+                              <w:t>GND</w:t>
+                            </w:r>
+                          </w:p>
+                          <w:p>
+                            <w:pPr>
+                              <w:keepNext w:val="0"/>
+                              <w:keepLines w:val="0"/>
+                              <w:pageBreakBefore w:val="0"/>
+                              <w:widowControl/>
+                              <w:kinsoku/>
+                              <w:wordWrap/>
+                              <w:overflowPunct/>
+                              <w:topLinePunct w:val="0"/>
+                              <w:bidi w:val="0"/>
+                              <w:adjustRightInd/>
+                              <w:snapToGrid/>
+                              <w:spacing w:line="160" w:lineRule="exact"/>
+                              <w:textAlignment w:val="auto"/>
+                              <w:rPr>
+                                <w:rFonts w:hint="default"/>
+                                <w:sz w:val="18"/>
+                                <w:szCs w:val="18"/>
+                                <w:lang w:val="en-US" w:eastAsia="zh-CN"/>
+                              </w:rPr>
+                            </w:pPr>
+                            <w:r>
+                              <w:rPr>
+                                <w:rFonts w:hint="default"/>
+                                <w:sz w:val="18"/>
+                                <w:szCs w:val="18"/>
+                                <w:lang w:val="en-US" w:eastAsia="zh-CN"/>
+                              </w:rPr>
+                              <w:t>RX</w:t>
+                            </w:r>
+                          </w:p>
+                          <w:p>
+                            <w:pPr>
+                              <w:keepNext w:val="0"/>
+                              <w:keepLines w:val="0"/>
+                              <w:pageBreakBefore w:val="0"/>
+                              <w:widowControl/>
+                              <w:kinsoku/>
+                              <w:wordWrap/>
+                              <w:overflowPunct/>
+                              <w:topLinePunct w:val="0"/>
+                              <w:bidi w:val="0"/>
+                              <w:adjustRightInd/>
+                              <w:snapToGrid/>
+                              <w:spacing w:line="160" w:lineRule="exact"/>
+                              <w:textAlignment w:val="auto"/>
+                              <w:rPr>
+                                <w:rFonts w:hint="default"/>
+                                <w:sz w:val="18"/>
+                                <w:szCs w:val="18"/>
+                                <w:lang w:val="en-US" w:eastAsia="zh-CN"/>
+                              </w:rPr>
+                            </w:pPr>
+                            <w:r>
+                              <w:rPr>
+                                <w:rFonts w:hint="default"/>
+                                <w:sz w:val="18"/>
+                                <w:szCs w:val="18"/>
+                                <w:lang w:val="en-US" w:eastAsia="zh-CN"/>
+                              </w:rPr>
+                              <w:t>TX</w:t>
+                            </w:r>
+                          </w:p>
+                        </w:txbxContent>
+                      </wps:txbx>
+                      <wps:bodyPr rot="0" spcFirstLastPara="0" vertOverflow="overflow" horzOverflow="overflow" vert="horz" wrap="square" lIns="91440" tIns="45720" rIns="91440" bIns="45720" numCol="1" spcCol="0" rtlCol="0" fromWordArt="0" anchor="t" anchorCtr="0" forceAA="0" compatLnSpc="1">
+                        <a:noAutofit/>
+                      </wps:bodyPr>
+                    </wps:wsp>
+                  </a:graphicData>
+                </a:graphic>
+              </wp:anchor>
+            </w:drawing>
+          </mc:Choice>
+          <mc:Fallback>
+            <w:pict>
+              <v:shape id="_x0000_s1026" o:spid="_x0000_s1026" o:spt="202" type="#_x0000_t202" style="position:absolute;left:0pt;margin-left:291.35pt;margin-top:111.85pt;height:38.1pt;width:38.65pt;rotation:5898240f;z-index:251721728;mso-width-relative:page;mso-height-relative:page;" filled="f" stroked="f" coordsize="21600,21600" o:gfxdata="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">
+                <v:fill on="f" focussize="0,0"/>
+                <v:stroke on="f" weight="0.5pt"/>
+                <v:imagedata o:title=""/>
+                <o:lock v:ext="edit" aspectratio="f"/>
+                <v:textbox>
+                  <w:txbxContent>
+                    <w:p>
+                      <w:pPr>
+                        <w:keepNext w:val="0"/>
+                        <w:keepLines w:val="0"/>
+                        <w:pageBreakBefore w:val="0"/>
+                        <w:widowControl/>
+                        <w:kinsoku/>
+                        <w:wordWrap/>
+                        <w:overflowPunct/>
+                        <w:topLinePunct w:val="0"/>
+                        <w:bidi w:val="0"/>
+                        <w:adjustRightInd/>
+                        <w:snapToGrid/>
+                        <w:spacing w:line="160" w:lineRule="exact"/>
+                        <w:textAlignment w:val="auto"/>
+                        <w:rPr>
+                          <w:rFonts w:hint="eastAsia"/>
+                          <w:sz w:val="18"/>
+                          <w:szCs w:val="18"/>
+                          <w:lang w:val="en-US" w:eastAsia="zh-CN"/>
+                        </w:rPr>
+                      </w:pPr>
+                      <w:r>
+                        <w:rPr>
+                          <w:rFonts w:hint="eastAsia"/>
+                          <w:sz w:val="18"/>
+                          <w:szCs w:val="18"/>
+                          <w:lang w:val="en-US" w:eastAsia="zh-CN"/>
+                        </w:rPr>
+                        <w:t>VBAT</w:t>
+                      </w:r>
+                    </w:p>
+                    <w:p>
+                      <w:pPr>
+                        <w:keepNext w:val="0"/>
+                        <w:keepLines w:val="0"/>
+                        <w:pageBreakBefore w:val="0"/>
+                        <w:widowControl/>
+                        <w:kinsoku/>
+                        <w:wordWrap/>
+                        <w:overflowPunct/>
+                        <w:topLinePunct w:val="0"/>
+                        <w:bidi w:val="0"/>
+                        <w:adjustRightInd/>
+                        <w:snapToGrid/>
+                        <w:spacing w:line="160" w:lineRule="exact"/>
+                        <w:textAlignment w:val="auto"/>
+                        <w:rPr>
+                          <w:rFonts w:hint="default"/>
+                          <w:sz w:val="18"/>
+                          <w:szCs w:val="18"/>
+                          <w:lang w:val="en-US" w:eastAsia="zh-CN"/>
+                        </w:rPr>
+                      </w:pPr>
+                      <w:r>
+                        <w:rPr>
+                          <w:rFonts w:hint="default"/>
+                          <w:sz w:val="18"/>
+                          <w:szCs w:val="18"/>
+                          <w:lang w:val="en-US" w:eastAsia="zh-CN"/>
+                        </w:rPr>
+                        <w:t>GND</w:t>
+                      </w:r>
+                    </w:p>
+                    <w:p>
+                      <w:pPr>
+                        <w:keepNext w:val="0"/>
+                        <w:keepLines w:val="0"/>
+                        <w:pageBreakBefore w:val="0"/>
+                        <w:widowControl/>
+                        <w:kinsoku/>
+                        <w:wordWrap/>
+                        <w:overflowPunct/>
+                        <w:topLinePunct w:val="0"/>
+                        <w:bidi w:val="0"/>
+                        <w:adjustRightInd/>
+                        <w:snapToGrid/>
+                        <w:spacing w:line="160" w:lineRule="exact"/>
+                        <w:textAlignment w:val="auto"/>
+                        <w:rPr>
+                          <w:rFonts w:hint="default"/>
+                          <w:sz w:val="18"/>
+                          <w:szCs w:val="18"/>
+                          <w:lang w:val="en-US" w:eastAsia="zh-CN"/>
+                        </w:rPr>
+                      </w:pPr>
+                      <w:r>
+                        <w:rPr>
+                          <w:rFonts w:hint="default"/>
+                          <w:sz w:val="18"/>
+                          <w:szCs w:val="18"/>
+                          <w:lang w:val="en-US" w:eastAsia="zh-CN"/>
+                        </w:rPr>
+                        <w:t>RX</w:t>
+                      </w:r>
+                    </w:p>
+                    <w:p>
+                      <w:pPr>
+                        <w:keepNext w:val="0"/>
+                        <w:keepLines w:val="0"/>
+                        <w:pageBreakBefore w:val="0"/>
+                        <w:widowControl/>
+                        <w:kinsoku/>
+                        <w:wordWrap/>
+                        <w:overflowPunct/>
+                        <w:topLinePunct w:val="0"/>
+                        <w:bidi w:val="0"/>
+                        <w:adjustRightInd/>
+                        <w:snapToGrid/>
+                        <w:spacing w:line="160" w:lineRule="exact"/>
+                        <w:textAlignment w:val="auto"/>
+                        <w:rPr>
+                          <w:rFonts w:hint="default"/>
+                          <w:sz w:val="18"/>
+                          <w:szCs w:val="18"/>
+                          <w:lang w:val="en-US" w:eastAsia="zh-CN"/>
+                        </w:rPr>
+                      </w:pPr>
+                      <w:r>
+                        <w:rPr>
+                          <w:rFonts w:hint="default"/>
+                          <w:sz w:val="18"/>
+                          <w:szCs w:val="18"/>
+                          <w:lang w:val="en-US" w:eastAsia="zh-CN"/>
+                        </w:rPr>
+                        <w:t>TX</w:t>
+                      </w:r>
+                    </w:p>
+                  </w:txbxContent>
+                </v:textbox>
+              </v:shape>
+            </w:pict>
+          </mc:Fallback>
+        </mc:AlternateContent>
+      </w:r>
+      <w:r>
+        <w:rPr>
+          <w:sz w:val="20"/>
+        </w:rPr>
+        <mc:AlternateContent>
+          <mc:Choice Requires="wps">
+            <w:drawing>
+              <wp:anchor distT="0" distB="0" distL="114300" distR="114300" simplePos="0" relativeHeight="251719680" behindDoc="0" locked="0" layoutInCell="1" allowOverlap="1">
+                <wp:simplePos x="0" y="0"/>
+                <wp:positionH relativeFrom="column">
+                  <wp:posOffset>4668520</wp:posOffset>
+                </wp:positionH>
+                <wp:positionV relativeFrom="paragraph">
+                  <wp:posOffset>800100</wp:posOffset>
+                </wp:positionV>
+                <wp:extent cx="299085" cy="0"/>
+                <wp:effectExtent l="38100" t="38100" r="43815" b="38100"/>
+                <wp:wrapNone/>
+                <wp:docPr id="197" name="Straight Connector 197"/>
                 <wp:cNvGraphicFramePr/>
                 <a:graphic xmlns:a="http://schemas.openxmlformats.org/drawingml/2006/main">
                   <a:graphicData uri="http://schemas.microsoft.com/office/word/2010/wordprocessingShape">
                     <wps:wsp>
                       <wps:cNvCnPr/>
                       <wps:spPr>
-                        <a:xfrm flipH="1" flipV="1">
+                        <a:xfrm flipH="1">
                           <a:off x="0" y="0"/>
-                          <a:ext cx="243840" cy="167640"/>
+                          <a:ext cx="299085" cy="0"/>
                         </a:xfrm>
                         <a:prstGeom prst="line">
                           <a:avLst/>
                         </a:prstGeom>
-                        <a:ln w="28575" cap="rnd">
+                        <a:ln w="76200" cap="sq">
                           <a:solidFill>
-                            <a:srgbClr val="00B0F0"/>
+                            <a:schemeClr val="tx1"/>
                           </a:solidFill>
-                          <a:headEnd type="none" w="med" len="med"/>
-                          <a:tailEnd type="none" w="med" len="med"/>
                         </a:ln>
                       </wps:spPr>
                       <wps:style>
@@ -4746,9 +7543,9 @@
           </mc:Choice>
           <mc:Fallback>
             <w:pict>
-              <v:line id="_x0000_s1026" o:spid="_x0000_s1026" o:spt="20" style="position:absolute;left:0pt;flip:x y;margin-left:143.2pt;margin-top:-280.2pt;height:13.2pt;width:19.2pt;z-index:251697152;mso-width-relative:page;mso-height-relative:page;" filled="f" stroked="t" coordsize="21600,21600" o:gfxdata="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">
+              <v:line id="_x0000_s1026" o:spid="_x0000_s1026" o:spt="20" style="position:absolute;left:0pt;flip:x;margin-left:367.6pt;margin-top:63pt;height:0pt;width:23.55pt;z-index:251719680;mso-width-relative:page;mso-height-relative:page;" filled="f" stroked="t" coordsize="21600,21600" o:gfxdata="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">
                 <v:fill on="f" focussize="0,0"/>
-                <v:stroke weight="2.25pt" color="#00B0F0 [3204]" miterlimit="8" joinstyle="miter" endcap="round"/>
+                <v:stroke weight="6pt" color="#000000 [3213]" miterlimit="8" joinstyle="miter" endcap="square"/>
                 <v:imagedata o:title=""/>
                 <o:lock v:ext="edit" aspectratio="f"/>
               </v:line>
@@ -4763,18 +7560,18 @@
         <mc:AlternateContent>
           <mc:Choice Requires="wps">
             <w:drawing>
-              <wp:anchor distT="0" distB="0" distL="114300" distR="114300" simplePos="0" relativeHeight="251696128" behindDoc="0" locked="0" layoutInCell="1" allowOverlap="1">
+              <wp:anchor distT="0" distB="0" distL="114300" distR="114300" simplePos="0" relativeHeight="251717632" behindDoc="0" locked="0" layoutInCell="1" allowOverlap="1">
                 <wp:simplePos x="0" y="0"/>
                 <wp:positionH relativeFrom="column">
-                  <wp:posOffset>1028700</wp:posOffset>
+                  <wp:posOffset>4145280</wp:posOffset>
                 </wp:positionH>
                 <wp:positionV relativeFrom="paragraph">
-                  <wp:posOffset>-3557905</wp:posOffset>
+                  <wp:posOffset>-33020</wp:posOffset>
                 </wp:positionV>
-                <wp:extent cx="787400" cy="0"/>
-                <wp:effectExtent l="0" t="13970" r="0" b="24130"/>
+                <wp:extent cx="299085" cy="0"/>
+                <wp:effectExtent l="38100" t="38100" r="43815" b="38100"/>
                 <wp:wrapNone/>
-                <wp:docPr id="38" name="Straight Connector 38"/>
+                <wp:docPr id="195" name="Straight Connector 195"/>
                 <wp:cNvGraphicFramePr/>
                 <a:graphic xmlns:a="http://schemas.openxmlformats.org/drawingml/2006/main">
                   <a:graphicData uri="http://schemas.microsoft.com/office/word/2010/wordprocessingShape">
@@ -4783,14 +7580,14 @@
                       <wps:spPr>
                         <a:xfrm flipH="1">
                           <a:off x="0" y="0"/>
-                          <a:ext cx="787400" cy="0"/>
+                          <a:ext cx="299085" cy="0"/>
                         </a:xfrm>
                         <a:prstGeom prst="line">
                           <a:avLst/>
                         </a:prstGeom>
-                        <a:ln w="28575">
+                        <a:ln w="76200" cap="sq">
                           <a:solidFill>
-                            <a:srgbClr val="00B0F0"/>
+                            <a:schemeClr val="tx1"/>
                           </a:solidFill>
                         </a:ln>
                       </wps:spPr>
@@ -4817,9 +7614,9 @@
           </mc:Choice>
           <mc:Fallback>
             <w:pict>
-              <v:line id="_x0000_s1026" o:spid="_x0000_s1026" o:spt="20" style="position:absolute;left:0pt;flip:x;margin-left:81pt;margin-top:-280.15pt;height:0pt;width:62pt;z-index:251696128;mso-width-relative:page;mso-height-relative:page;" filled="f" stroked="t" coordsize="21600,21600" o:gfxdata="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">
+              <v:line id="_x0000_s1026" o:spid="_x0000_s1026" o:spt="20" style="position:absolute;left:0pt;flip:x;margin-left:326.4pt;margin-top:-2.6pt;height:0pt;width:23.55pt;z-index:251717632;mso-width-relative:page;mso-height-relative:page;" filled="f" stroked="t" coordsize="21600,21600" o:gfxdata="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">
                 <v:fill on="f" focussize="0,0"/>
-                <v:stroke weight="2.25pt" color="#00B0F0 [3204]" miterlimit="8" joinstyle="miter"/>
+                <v:stroke weight="6pt" color="#000000 [3213]" miterlimit="8" joinstyle="miter" endcap="square"/>
                 <v:imagedata o:title=""/>
                 <o:lock v:ext="edit" aspectratio="f"/>
               </v:line>
@@ -4834,18 +7631,18 @@
         <mc:AlternateContent>
           <mc:Choice Requires="wps">
             <w:drawing>
-              <wp:anchor distT="0" distB="0" distL="114300" distR="114300" simplePos="0" relativeHeight="251698176" behindDoc="0" locked="0" layoutInCell="1" allowOverlap="1">
+              <wp:anchor distT="0" distB="0" distL="114300" distR="114300" simplePos="0" relativeHeight="251716608" behindDoc="0" locked="0" layoutInCell="1" allowOverlap="1">
                 <wp:simplePos x="0" y="0"/>
                 <wp:positionH relativeFrom="column">
-                  <wp:posOffset>1823720</wp:posOffset>
+                  <wp:posOffset>4145280</wp:posOffset>
                 </wp:positionH>
                 <wp:positionV relativeFrom="paragraph">
-                  <wp:posOffset>-3556000</wp:posOffset>
+                  <wp:posOffset>66040</wp:posOffset>
                 </wp:positionV>
-                <wp:extent cx="238760" cy="167640"/>
-                <wp:effectExtent l="13970" t="13970" r="26670" b="21590"/>
+                <wp:extent cx="299085" cy="0"/>
+                <wp:effectExtent l="38100" t="38100" r="43815" b="38100"/>
                 <wp:wrapNone/>
-                <wp:docPr id="40" name="Straight Connector 40"/>
+                <wp:docPr id="194" name="Straight Connector 194"/>
                 <wp:cNvGraphicFramePr/>
                 <a:graphic xmlns:a="http://schemas.openxmlformats.org/drawingml/2006/main">
                   <a:graphicData uri="http://schemas.microsoft.com/office/word/2010/wordprocessingShape">
@@ -4854,14 +7651,14 @@
                       <wps:spPr>
                         <a:xfrm flipH="1">
                           <a:off x="0" y="0"/>
-                          <a:ext cx="238760" cy="167640"/>
+                          <a:ext cx="299085" cy="0"/>
                         </a:xfrm>
                         <a:prstGeom prst="line">
                           <a:avLst/>
                         </a:prstGeom>
-                        <a:ln w="28575" cap="rnd">
+                        <a:ln w="76200" cap="sq">
                           <a:solidFill>
-                            <a:srgbClr val="00B050"/>
+                            <a:schemeClr val="tx1"/>
                           </a:solidFill>
                         </a:ln>
                       </wps:spPr>
@@ -4888,9 +7685,9 @@
           </mc:Choice>
           <mc:Fallback>
             <w:pict>
-              <v:line id="_x0000_s1026" o:spid="_x0000_s1026" o:spt="20" style="position:absolute;left:0pt;flip:x;margin-left:143.6pt;margin-top:-280pt;height:13.2pt;width:18.8pt;z-index:251698176;mso-width-relative:page;mso-height-relative:page;" filled="f" stroked="t" coordsize="21600,21600" o:gfxdata="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">
+              <v:line id="_x0000_s1026" o:spid="_x0000_s1026" o:spt="20" style="position:absolute;left:0pt;flip:x;margin-left:326.4pt;margin-top:5.2pt;height:0pt;width:23.55pt;z-index:251716608;mso-width-relative:page;mso-height-relative:page;" filled="f" stroked="t" coordsize="21600,21600" o:gfxdata="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">
                 <v:fill on="f" focussize="0,0"/>
-                <v:stroke weight="2.25pt" color="#00B050 [3204]" miterlimit="8" joinstyle="miter" endcap="round"/>
+                <v:stroke weight="6pt" color="#000000 [3213]" miterlimit="8" joinstyle="miter" endcap="square"/>
                 <v:imagedata o:title=""/>
                 <o:lock v:ext="edit" aspectratio="f"/>
               </v:line>
@@ -4905,18 +7702,18 @@
         <mc:AlternateContent>
           <mc:Choice Requires="wps">
             <w:drawing>
-              <wp:anchor distT="0" distB="0" distL="114300" distR="114300" simplePos="0" relativeHeight="251695104" behindDoc="0" locked="0" layoutInCell="1" allowOverlap="1">
+              <wp:anchor distT="0" distB="0" distL="114300" distR="114300" simplePos="0" relativeHeight="251715584" behindDoc="0" locked="0" layoutInCell="1" allowOverlap="1">
                 <wp:simplePos x="0" y="0"/>
                 <wp:positionH relativeFrom="column">
-                  <wp:posOffset>1037590</wp:posOffset>
+                  <wp:posOffset>4145280</wp:posOffset>
                 </wp:positionH>
                 <wp:positionV relativeFrom="paragraph">
-                  <wp:posOffset>-3388360</wp:posOffset>
+                  <wp:posOffset>170180</wp:posOffset>
                 </wp:positionV>
-                <wp:extent cx="768350" cy="0"/>
-                <wp:effectExtent l="13970" t="13970" r="30480" b="24130"/>
+                <wp:extent cx="299085" cy="0"/>
+                <wp:effectExtent l="38100" t="38100" r="43815" b="38100"/>
                 <wp:wrapNone/>
-                <wp:docPr id="31" name="Straight Connector 31"/>
+                <wp:docPr id="193" name="Straight Connector 193"/>
                 <wp:cNvGraphicFramePr/>
                 <a:graphic xmlns:a="http://schemas.openxmlformats.org/drawingml/2006/main">
                   <a:graphicData uri="http://schemas.microsoft.com/office/word/2010/wordprocessingShape">
@@ -4925,14 +7722,14 @@
                       <wps:spPr>
                         <a:xfrm flipH="1">
                           <a:off x="0" y="0"/>
-                          <a:ext cx="768350" cy="0"/>
+                          <a:ext cx="299085" cy="0"/>
                         </a:xfrm>
                         <a:prstGeom prst="line">
                           <a:avLst/>
                         </a:prstGeom>
-                        <a:ln w="28575" cap="sq">
+                        <a:ln w="76200" cap="sq">
                           <a:solidFill>
-                            <a:srgbClr val="00B050"/>
+                            <a:schemeClr val="tx1"/>
                           </a:solidFill>
                         </a:ln>
                       </wps:spPr>
@@ -4959,9 +7756,9 @@
           </mc:Choice>
           <mc:Fallback>
             <w:pict>
-              <v:line id="_x0000_s1026" o:spid="_x0000_s1026" o:spt="20" style="position:absolute;left:0pt;flip:x;margin-left:81.7pt;margin-top:-266.8pt;height:0pt;width:60.5pt;z-index:251695104;mso-width-relative:page;mso-height-relative:page;" filled="f" stroked="t" coordsize="21600,21600" o:gfxdata="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">
+              <v:line id="_x0000_s1026" o:spid="_x0000_s1026" o:spt="20" style="position:absolute;left:0pt;flip:x;margin-left:326.4pt;margin-top:13.4pt;height:0pt;width:23.55pt;z-index:251715584;mso-width-relative:page;mso-height-relative:page;" filled="f" stroked="t" coordsize="21600,21600" o:gfxdata="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">
                 <v:fill on="f" focussize="0,0"/>
-                <v:stroke weight="2.25pt" color="#00B050 [3204]" miterlimit="8" joinstyle="miter" endcap="square"/>
+                <v:stroke weight="6pt" color="#000000 [3213]" miterlimit="8" joinstyle="miter" endcap="square"/>
                 <v:imagedata o:title=""/>
                 <o:lock v:ext="edit" aspectratio="f"/>
               </v:line>
@@ -4976,250 +7773,18 @@
         <mc:AlternateContent>
           <mc:Choice Requires="wps">
             <w:drawing>
-              <wp:anchor distT="0" distB="0" distL="114300" distR="114300" simplePos="0" relativeHeight="251694080" behindDoc="0" locked="0" layoutInCell="1" allowOverlap="1">
+              <wp:anchor distT="0" distB="0" distL="114300" distR="114300" simplePos="0" relativeHeight="251661312" behindDoc="0" locked="0" layoutInCell="1" allowOverlap="1">
                 <wp:simplePos x="0" y="0"/>
                 <wp:positionH relativeFrom="column">
-                  <wp:posOffset>1033780</wp:posOffset>
+                  <wp:posOffset>3898265</wp:posOffset>
                 </wp:positionH>
                 <wp:positionV relativeFrom="paragraph">
-                  <wp:posOffset>-4110990</wp:posOffset>
+                  <wp:posOffset>67310</wp:posOffset>
                 </wp:positionV>
-                <wp:extent cx="674370" cy="821690"/>
-                <wp:effectExtent l="0" t="0" r="0" b="0"/>
+                <wp:extent cx="586740" cy="0"/>
+                <wp:effectExtent l="13970" t="13970" r="34290" b="24130"/>
                 <wp:wrapNone/>
-                <wp:docPr id="30" name="Text Box 30"/>
-                <wp:cNvGraphicFramePr/>
-                <a:graphic xmlns:a="http://schemas.openxmlformats.org/drawingml/2006/main">
-                  <a:graphicData uri="http://schemas.microsoft.com/office/word/2010/wordprocessingShape">
-                    <wps:wsp>
-                      <wps:cNvSpPr txBox="1"/>
-                      <wps:spPr>
-                        <a:xfrm>
-                          <a:off x="0" y="0"/>
-                          <a:ext cx="674370" cy="821690"/>
-                        </a:xfrm>
-                        <a:prstGeom prst="rect">
-                          <a:avLst/>
-                        </a:prstGeom>
-                        <a:noFill/>
-                        <a:ln w="6350">
-                          <a:noFill/>
-                        </a:ln>
-                      </wps:spPr>
-                      <wps:style>
-                        <a:lnRef idx="0">
-                          <a:schemeClr val="accent1"/>
-                        </a:lnRef>
-                        <a:fillRef idx="0">
-                          <a:schemeClr val="accent1"/>
-                        </a:fillRef>
-                        <a:effectRef idx="0">
-                          <a:schemeClr val="accent1"/>
-                        </a:effectRef>
-                        <a:fontRef idx="minor">
-                          <a:schemeClr val="dk1"/>
-                        </a:fontRef>
-                      </wps:style>
-                      <wps:txbx>
-                        <w:txbxContent>
-                          <w:p>
-                            <w:pPr>
-                              <w:rPr>
-                                <w:rFonts w:hint="eastAsia"/>
-                                <w:sz w:val="22"/>
-                                <w:szCs w:val="22"/>
-                                <w:lang w:val="en-US" w:eastAsia="zh-CN"/>
-                              </w:rPr>
-                            </w:pPr>
-                            <w:r>
-                              <w:rPr>
-                                <w:rFonts w:hint="eastAsia"/>
-                                <w:sz w:val="22"/>
-                                <w:szCs w:val="22"/>
-                                <w:lang w:val="en-US" w:eastAsia="zh-CN"/>
-                              </w:rPr>
-                              <w:t>5V</w:t>
-                            </w:r>
-                          </w:p>
-                          <w:p>
-                            <w:pPr>
-                              <w:rPr>
-                                <w:rFonts w:hint="eastAsia"/>
-                                <w:sz w:val="22"/>
-                                <w:szCs w:val="22"/>
-                                <w:lang w:val="en-US" w:eastAsia="zh-CN"/>
-                              </w:rPr>
-                            </w:pPr>
-                            <w:r>
-                              <w:rPr>
-                                <w:rFonts w:hint="eastAsia"/>
-                                <w:sz w:val="22"/>
-                                <w:szCs w:val="22"/>
-                                <w:lang w:val="en-US" w:eastAsia="zh-CN"/>
-                              </w:rPr>
-                              <w:t>GND</w:t>
-                            </w:r>
-                          </w:p>
-                          <w:p>
-                            <w:pPr>
-                              <w:rPr>
-                                <w:rFonts w:hint="default"/>
-                                <w:sz w:val="22"/>
-                                <w:szCs w:val="22"/>
-                                <w:lang w:val="en-US" w:eastAsia="zh-CN"/>
-                              </w:rPr>
-                            </w:pPr>
-                            <w:r>
-                              <w:rPr>
-                                <w:rFonts w:hint="eastAsia"/>
-                                <w:sz w:val="22"/>
-                                <w:szCs w:val="22"/>
-                                <w:lang w:val="en-US" w:eastAsia="zh-CN"/>
-                              </w:rPr>
-                              <w:t>RX</w:t>
-                            </w:r>
-                          </w:p>
-                          <w:p>
-                            <w:pPr>
-                              <w:rPr>
-                                <w:rFonts w:hint="default"/>
-                                <w:sz w:val="22"/>
-                                <w:szCs w:val="22"/>
-                                <w:lang w:val="en-US" w:eastAsia="zh-CN"/>
-                              </w:rPr>
-                            </w:pPr>
-                            <w:r>
-                              <w:rPr>
-                                <w:rFonts w:hint="eastAsia"/>
-                                <w:sz w:val="22"/>
-                                <w:szCs w:val="22"/>
-                                <w:lang w:val="en-US" w:eastAsia="zh-CN"/>
-                              </w:rPr>
-                              <w:t>TX</w:t>
-                            </w:r>
-                          </w:p>
-                        </w:txbxContent>
-                      </wps:txbx>
-                      <wps:bodyPr rot="0" spcFirstLastPara="0" vertOverflow="overflow" horzOverflow="overflow" vert="horz" wrap="square" lIns="91440" tIns="45720" rIns="91440" bIns="45720" numCol="1" spcCol="0" rtlCol="0" fromWordArt="0" anchor="t" anchorCtr="0" forceAA="0" compatLnSpc="1">
-                        <a:noAutofit/>
-                      </wps:bodyPr>
-                    </wps:wsp>
-                  </a:graphicData>
-                </a:graphic>
-              </wp:anchor>
-            </w:drawing>
-          </mc:Choice>
-          <mc:Fallback>
-            <w:pict>
-              <v:shape id="_x0000_s1026" o:spid="_x0000_s1026" o:spt="202" type="#_x0000_t202" style="position:absolute;left:0pt;margin-left:81.4pt;margin-top:-323.7pt;height:64.7pt;width:53.1pt;z-index:251694080;mso-width-relative:page;mso-height-relative:page;" filled="f" stroked="f" coordsize="21600,21600" o:gfxdata="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">
-                <v:fill on="f" focussize="0,0"/>
-                <v:stroke on="f" weight="0.5pt"/>
-                <v:imagedata o:title=""/>
-                <o:lock v:ext="edit" aspectratio="f"/>
-                <v:textbox>
-                  <w:txbxContent>
-                    <w:p>
-                      <w:pPr>
-                        <w:rPr>
-                          <w:rFonts w:hint="eastAsia"/>
-                          <w:sz w:val="22"/>
-                          <w:szCs w:val="22"/>
-                          <w:lang w:val="en-US" w:eastAsia="zh-CN"/>
-                        </w:rPr>
-                      </w:pPr>
-                      <w:r>
-                        <w:rPr>
-                          <w:rFonts w:hint="eastAsia"/>
-                          <w:sz w:val="22"/>
-                          <w:szCs w:val="22"/>
-                          <w:lang w:val="en-US" w:eastAsia="zh-CN"/>
-                        </w:rPr>
-                        <w:t>5V</w:t>
-                      </w:r>
-                    </w:p>
-                    <w:p>
-                      <w:pPr>
-                        <w:rPr>
-                          <w:rFonts w:hint="eastAsia"/>
-                          <w:sz w:val="22"/>
-                          <w:szCs w:val="22"/>
-                          <w:lang w:val="en-US" w:eastAsia="zh-CN"/>
-                        </w:rPr>
-                      </w:pPr>
-                      <w:r>
-                        <w:rPr>
-                          <w:rFonts w:hint="eastAsia"/>
-                          <w:sz w:val="22"/>
-                          <w:szCs w:val="22"/>
-                          <w:lang w:val="en-US" w:eastAsia="zh-CN"/>
-                        </w:rPr>
-                        <w:t>GND</w:t>
-                      </w:r>
-                    </w:p>
-                    <w:p>
-                      <w:pPr>
-                        <w:rPr>
-                          <w:rFonts w:hint="default"/>
-                          <w:sz w:val="22"/>
-                          <w:szCs w:val="22"/>
-                          <w:lang w:val="en-US" w:eastAsia="zh-CN"/>
-                        </w:rPr>
-                      </w:pPr>
-                      <w:r>
-                        <w:rPr>
-                          <w:rFonts w:hint="eastAsia"/>
-                          <w:sz w:val="22"/>
-                          <w:szCs w:val="22"/>
-                          <w:lang w:val="en-US" w:eastAsia="zh-CN"/>
-                        </w:rPr>
-                        <w:t>RX</w:t>
-                      </w:r>
-                    </w:p>
-                    <w:p>
-                      <w:pPr>
-                        <w:rPr>
-                          <w:rFonts w:hint="default"/>
-                          <w:sz w:val="22"/>
-                          <w:szCs w:val="22"/>
-                          <w:lang w:val="en-US" w:eastAsia="zh-CN"/>
-                        </w:rPr>
-                      </w:pPr>
-                      <w:r>
-                        <w:rPr>
-                          <w:rFonts w:hint="eastAsia"/>
-                          <w:sz w:val="22"/>
-                          <w:szCs w:val="22"/>
-                          <w:lang w:val="en-US" w:eastAsia="zh-CN"/>
-                        </w:rPr>
-                        <w:t>TX</w:t>
-                      </w:r>
-                    </w:p>
-                  </w:txbxContent>
-                </v:textbox>
-              </v:shape>
-            </w:pict>
-          </mc:Fallback>
-        </mc:AlternateContent>
-      </w:r>
-      <w:r>
-        <w:rPr>
-          <w:sz w:val="20"/>
-        </w:rPr>
-        <mc:AlternateContent>
-          <mc:Choice Requires="wps">
-            <w:drawing>
-              <wp:anchor distT="0" distB="0" distL="114300" distR="114300" simplePos="0" relativeHeight="251693056" behindDoc="0" locked="0" layoutInCell="1" allowOverlap="1">
-                <wp:simplePos x="0" y="0"/>
-                <wp:positionH relativeFrom="column">
-                  <wp:posOffset>2065020</wp:posOffset>
-                </wp:positionH>
-                <wp:positionV relativeFrom="paragraph">
-                  <wp:posOffset>-3390265</wp:posOffset>
-                </wp:positionV>
-                <wp:extent cx="1584960" cy="0"/>
-                <wp:effectExtent l="0" t="13970" r="15240" b="24130"/>
-                <wp:wrapNone/>
-                <wp:docPr id="24" name="Straight Connector 24"/>
+                <wp:docPr id="190" name="Straight Connector 190"/>
                 <wp:cNvGraphicFramePr/>
                 <a:graphic xmlns:a="http://schemas.openxmlformats.org/drawingml/2006/main">
                   <a:graphicData uri="http://schemas.microsoft.com/office/word/2010/wordprocessingShape">
@@ -5228,14 +7793,14 @@
                       <wps:spPr>
                         <a:xfrm flipH="1">
                           <a:off x="0" y="0"/>
-                          <a:ext cx="1584960" cy="0"/>
+                          <a:ext cx="586740" cy="0"/>
                         </a:xfrm>
                         <a:prstGeom prst="line">
                           <a:avLst/>
                         </a:prstGeom>
-                        <a:ln w="28575" cap="flat">
+                        <a:ln w="28575" cap="rnd">
                           <a:solidFill>
-                            <a:srgbClr val="00B0F0"/>
+                            <a:srgbClr val="00B050"/>
                           </a:solidFill>
                         </a:ln>
                       </wps:spPr>
@@ -5262,9 +7827,9 @@
           </mc:Choice>
           <mc:Fallback>
             <w:pict>
-              <v:line id="_x0000_s1026" o:spid="_x0000_s1026" o:spt="20" style="position:absolute;left:0pt;flip:x;margin-left:162.6pt;margin-top:-266.95pt;height:0pt;width:124.8pt;z-index:251693056;mso-width-relative:page;mso-height-relative:page;" filled="f" stroked="t" coordsize="21600,21600" o:gfxdata="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">
+              <v:line id="_x0000_s1026" o:spid="_x0000_s1026" o:spt="20" style="position:absolute;left:0pt;flip:x;margin-left:306.95pt;margin-top:5.3pt;height:0pt;width:46.2pt;z-index:251661312;mso-width-relative:page;mso-height-relative:page;" filled="f" stroked="t" coordsize="21600,21600" o:gfxdata="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">
                 <v:fill on="f" focussize="0,0"/>
-                <v:stroke weight="2.25pt" color="#00B0F0 [3204]" miterlimit="8" joinstyle="miter"/>
+                <v:stroke weight="2.25pt" color="#00B050 [3204]" miterlimit="8" joinstyle="miter" endcap="round"/>
                 <v:imagedata o:title=""/>
                 <o:lock v:ext="edit" aspectratio="f"/>
               </v:line>
@@ -5279,34 +7844,34 @@
         <mc:AlternateContent>
           <mc:Choice Requires="wps">
             <w:drawing>
-              <wp:anchor distT="0" distB="0" distL="114300" distR="114300" simplePos="0" relativeHeight="251692032" behindDoc="0" locked="0" layoutInCell="1" allowOverlap="1">
+              <wp:anchor distT="0" distB="0" distL="114300" distR="114300" simplePos="0" relativeHeight="251713536" behindDoc="0" locked="0" layoutInCell="1" allowOverlap="1">
                 <wp:simplePos x="0" y="0"/>
                 <wp:positionH relativeFrom="column">
-                  <wp:posOffset>2062480</wp:posOffset>
+                  <wp:posOffset>3793490</wp:posOffset>
                 </wp:positionH>
                 <wp:positionV relativeFrom="paragraph">
-                  <wp:posOffset>-3557905</wp:posOffset>
+                  <wp:posOffset>-35560</wp:posOffset>
                 </wp:positionV>
-                <wp:extent cx="1587500" cy="0"/>
-                <wp:effectExtent l="0" t="13970" r="12700" b="24130"/>
+                <wp:extent cx="0" cy="1437005"/>
+                <wp:effectExtent l="13970" t="0" r="36830" b="10795"/>
                 <wp:wrapNone/>
-                <wp:docPr id="23" name="Straight Connector 23"/>
+                <wp:docPr id="188" name="Straight Connector 188"/>
                 <wp:cNvGraphicFramePr/>
                 <a:graphic xmlns:a="http://schemas.openxmlformats.org/drawingml/2006/main">
                   <a:graphicData uri="http://schemas.microsoft.com/office/word/2010/wordprocessingShape">
                     <wps:wsp>
                       <wps:cNvCnPr/>
                       <wps:spPr>
-                        <a:xfrm flipH="1">
+                        <a:xfrm>
                           <a:off x="0" y="0"/>
-                          <a:ext cx="1587500" cy="0"/>
+                          <a:ext cx="0" cy="1437005"/>
                         </a:xfrm>
                         <a:prstGeom prst="line">
                           <a:avLst/>
                         </a:prstGeom>
                         <a:ln w="28575" cap="flat">
                           <a:solidFill>
-                            <a:srgbClr val="00B050"/>
+                            <a:srgbClr val="00B0F0"/>
                           </a:solidFill>
                         </a:ln>
                       </wps:spPr>
@@ -5333,9 +7898,9 @@
           </mc:Choice>
           <mc:Fallback>
             <w:pict>
-              <v:line id="_x0000_s1026" o:spid="_x0000_s1026" o:spt="20" style="position:absolute;left:0pt;flip:x;margin-left:162.4pt;margin-top:-280.15pt;height:0pt;width:125pt;z-index:251692032;mso-width-relative:page;mso-height-relative:page;" filled="f" stroked="t" coordsize="21600,21600" o:gfxdata="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">
+              <v:line id="_x0000_s1026" o:spid="_x0000_s1026" o:spt="20" style="position:absolute;left:0pt;margin-left:298.7pt;margin-top:-2.8pt;height:113.15pt;width:0pt;z-index:251713536;mso-width-relative:page;mso-height-relative:page;" filled="f" stroked="t" coordsize="21600,21600" o:gfxdata="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">
                 <v:fill on="f" focussize="0,0"/>
-                <v:stroke weight="2.25pt" color="#00B050 [3204]" miterlimit="8" joinstyle="miter"/>
+                <v:stroke weight="2.25pt" color="#00B0F0 [3204]" miterlimit="8" joinstyle="miter"/>
                 <v:imagedata o:title=""/>
                 <o:lock v:ext="edit" aspectratio="f"/>
               </v:line>
@@ -5350,275 +7915,39 @@
         <mc:AlternateContent>
           <mc:Choice Requires="wps">
             <w:drawing>
-              <wp:anchor distT="0" distB="0" distL="114300" distR="114300" simplePos="0" relativeHeight="251688960" behindDoc="0" locked="0" layoutInCell="1" allowOverlap="1">
+              <wp:anchor distT="0" distB="0" distL="114300" distR="114300" simplePos="0" relativeHeight="251712512" behindDoc="0" locked="0" layoutInCell="1" allowOverlap="1">
                 <wp:simplePos x="0" y="0"/>
                 <wp:positionH relativeFrom="column">
-                  <wp:posOffset>2268855</wp:posOffset>
+                  <wp:posOffset>3899535</wp:posOffset>
                 </wp:positionH>
                 <wp:positionV relativeFrom="paragraph">
-                  <wp:posOffset>-4105910</wp:posOffset>
+                  <wp:posOffset>71120</wp:posOffset>
                 </wp:positionV>
-                <wp:extent cx="674370" cy="821690"/>
-                <wp:effectExtent l="0" t="0" r="0" b="0"/>
+                <wp:extent cx="0" cy="1333500"/>
+                <wp:effectExtent l="13970" t="0" r="36830" b="12700"/>
                 <wp:wrapNone/>
-                <wp:docPr id="3" name="Text Box 3"/>
-                <wp:cNvGraphicFramePr/>
-                <a:graphic xmlns:a="http://schemas.openxmlformats.org/drawingml/2006/main">
-                  <a:graphicData uri="http://schemas.microsoft.com/office/word/2010/wordprocessingShape">
-                    <wps:wsp>
-                      <wps:cNvSpPr txBox="1"/>
-                      <wps:spPr>
-                        <a:xfrm>
-                          <a:off x="0" y="0"/>
-                          <a:ext cx="674370" cy="821690"/>
-                        </a:xfrm>
-                        <a:prstGeom prst="rect">
-                          <a:avLst/>
-                        </a:prstGeom>
-                        <a:noFill/>
-                        <a:ln w="6350">
-                          <a:noFill/>
-                        </a:ln>
-                      </wps:spPr>
-                      <wps:style>
-                        <a:lnRef idx="0">
-                          <a:schemeClr val="accent1"/>
-                        </a:lnRef>
-                        <a:fillRef idx="0">
-                          <a:schemeClr val="accent1"/>
-                        </a:fillRef>
-                        <a:effectRef idx="0">
-                          <a:schemeClr val="accent1"/>
-                        </a:effectRef>
-                        <a:fontRef idx="minor">
-                          <a:schemeClr val="dk1"/>
-                        </a:fontRef>
-                      </wps:style>
-                      <wps:txbx>
-                        <w:txbxContent>
-                          <w:p>
-                            <w:pPr>
-                              <w:jc w:val="right"/>
-                              <w:rPr>
-                                <w:rFonts w:hint="eastAsia"/>
-                                <w:sz w:val="22"/>
-                                <w:szCs w:val="22"/>
-                                <w:lang w:val="en-US" w:eastAsia="zh-CN"/>
-                              </w:rPr>
-                            </w:pPr>
-                            <w:r>
-                              <w:rPr>
-                                <w:rFonts w:hint="eastAsia"/>
-                                <w:sz w:val="22"/>
-                                <w:szCs w:val="22"/>
-                                <w:lang w:val="en-US" w:eastAsia="zh-CN"/>
-                              </w:rPr>
-                              <w:t>VBAT</w:t>
-                            </w:r>
-                          </w:p>
-                          <w:p>
-                            <w:pPr>
-                              <w:jc w:val="right"/>
-                              <w:rPr>
-                                <w:rFonts w:hint="eastAsia"/>
-                                <w:sz w:val="22"/>
-                                <w:szCs w:val="22"/>
-                                <w:lang w:val="en-US" w:eastAsia="zh-CN"/>
-                              </w:rPr>
-                            </w:pPr>
-                            <w:r>
-                              <w:rPr>
-                                <w:rFonts w:hint="eastAsia"/>
-                                <w:sz w:val="22"/>
-                                <w:szCs w:val="22"/>
-                                <w:lang w:val="en-US" w:eastAsia="zh-CN"/>
-                              </w:rPr>
-                              <w:t>GND</w:t>
-                            </w:r>
-                          </w:p>
-                          <w:p>
-                            <w:pPr>
-                              <w:jc w:val="right"/>
-                              <w:rPr>
-                                <w:rFonts w:hint="default"/>
-                                <w:sz w:val="22"/>
-                                <w:szCs w:val="22"/>
-                                <w:lang w:val="en-US" w:eastAsia="zh-CN"/>
-                              </w:rPr>
-                            </w:pPr>
-                            <w:r>
-                              <w:rPr>
-                                <w:rFonts w:hint="eastAsia"/>
-                                <w:sz w:val="22"/>
-                                <w:szCs w:val="22"/>
-                                <w:lang w:val="en-US" w:eastAsia="zh-CN"/>
-                              </w:rPr>
-                              <w:t>U1_RX</w:t>
-                            </w:r>
-                          </w:p>
-                          <w:p>
-                            <w:pPr>
-                              <w:jc w:val="right"/>
-                              <w:rPr>
-                                <w:rFonts w:hint="default"/>
-                                <w:sz w:val="22"/>
-                                <w:szCs w:val="22"/>
-                                <w:lang w:val="en-US" w:eastAsia="zh-CN"/>
-                              </w:rPr>
-                            </w:pPr>
-                            <w:r>
-                              <w:rPr>
-                                <w:rFonts w:hint="eastAsia"/>
-                                <w:sz w:val="22"/>
-                                <w:szCs w:val="22"/>
-                                <w:lang w:val="en-US" w:eastAsia="zh-CN"/>
-                              </w:rPr>
-                              <w:t>U1_TX</w:t>
-                            </w:r>
-                          </w:p>
-                        </w:txbxContent>
-                      </wps:txbx>
-                      <wps:bodyPr rot="0" spcFirstLastPara="0" vertOverflow="overflow" horzOverflow="overflow" vert="horz" wrap="square" lIns="91440" tIns="45720" rIns="91440" bIns="45720" numCol="1" spcCol="0" rtlCol="0" fromWordArt="0" anchor="t" anchorCtr="0" forceAA="0" compatLnSpc="1">
-                        <a:noAutofit/>
-                      </wps:bodyPr>
-                    </wps:wsp>
-                  </a:graphicData>
-                </a:graphic>
-              </wp:anchor>
-            </w:drawing>
-          </mc:Choice>
-          <mc:Fallback>
-            <w:pict>
-              <v:shape id="_x0000_s1026" o:spid="_x0000_s1026" o:spt="202" type="#_x0000_t202" style="position:absolute;left:0pt;margin-left:178.65pt;margin-top:-323.3pt;height:64.7pt;width:53.1pt;z-index:251688960;mso-width-relative:page;mso-height-relative:page;" filled="f" stroked="f" coordsize="21600,21600" o:gfxdata="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">
-                <v:fill on="f" focussize="0,0"/>
-                <v:stroke on="f" weight="0.5pt"/>
-                <v:imagedata o:title=""/>
-                <o:lock v:ext="edit" aspectratio="f"/>
-                <v:textbox>
-                  <w:txbxContent>
-                    <w:p>
-                      <w:pPr>
-                        <w:jc w:val="right"/>
-                        <w:rPr>
-                          <w:rFonts w:hint="eastAsia"/>
-                          <w:sz w:val="22"/>
-                          <w:szCs w:val="22"/>
-                          <w:lang w:val="en-US" w:eastAsia="zh-CN"/>
-                        </w:rPr>
-                      </w:pPr>
-                      <w:r>
-                        <w:rPr>
-                          <w:rFonts w:hint="eastAsia"/>
-                          <w:sz w:val="22"/>
-                          <w:szCs w:val="22"/>
-                          <w:lang w:val="en-US" w:eastAsia="zh-CN"/>
-                        </w:rPr>
-                        <w:t>VBAT</w:t>
-                      </w:r>
-                    </w:p>
-                    <w:p>
-                      <w:pPr>
-                        <w:jc w:val="right"/>
-                        <w:rPr>
-                          <w:rFonts w:hint="eastAsia"/>
-                          <w:sz w:val="22"/>
-                          <w:szCs w:val="22"/>
-                          <w:lang w:val="en-US" w:eastAsia="zh-CN"/>
-                        </w:rPr>
-                      </w:pPr>
-                      <w:r>
-                        <w:rPr>
-                          <w:rFonts w:hint="eastAsia"/>
-                          <w:sz w:val="22"/>
-                          <w:szCs w:val="22"/>
-                          <w:lang w:val="en-US" w:eastAsia="zh-CN"/>
-                        </w:rPr>
-                        <w:t>GND</w:t>
-                      </w:r>
-                    </w:p>
-                    <w:p>
-                      <w:pPr>
-                        <w:jc w:val="right"/>
-                        <w:rPr>
-                          <w:rFonts w:hint="default"/>
-                          <w:sz w:val="22"/>
-                          <w:szCs w:val="22"/>
-                          <w:lang w:val="en-US" w:eastAsia="zh-CN"/>
-                        </w:rPr>
-                      </w:pPr>
-                      <w:r>
-                        <w:rPr>
-                          <w:rFonts w:hint="eastAsia"/>
-                          <w:sz w:val="22"/>
-                          <w:szCs w:val="22"/>
-                          <w:lang w:val="en-US" w:eastAsia="zh-CN"/>
-                        </w:rPr>
-                        <w:t>U1_RX</w:t>
-                      </w:r>
-                    </w:p>
-                    <w:p>
-                      <w:pPr>
-                        <w:jc w:val="right"/>
-                        <w:rPr>
-                          <w:rFonts w:hint="default"/>
-                          <w:sz w:val="22"/>
-                          <w:szCs w:val="22"/>
-                          <w:lang w:val="en-US" w:eastAsia="zh-CN"/>
-                        </w:rPr>
-                      </w:pPr>
-                      <w:r>
-                        <w:rPr>
-                          <w:rFonts w:hint="eastAsia"/>
-                          <w:sz w:val="22"/>
-                          <w:szCs w:val="22"/>
-                          <w:lang w:val="en-US" w:eastAsia="zh-CN"/>
-                        </w:rPr>
-                        <w:t>U1_TX</w:t>
-                      </w:r>
-                    </w:p>
-                  </w:txbxContent>
-                </v:textbox>
-              </v:shape>
-            </w:pict>
-          </mc:Fallback>
-        </mc:AlternateContent>
-      </w:r>
-      <w:r>
-        <w:rPr>
-          <w:sz w:val="20"/>
-        </w:rPr>
-        <mc:AlternateContent>
-          <mc:Choice Requires="wps">
-            <w:drawing>
-              <wp:anchor distT="0" distB="0" distL="114300" distR="114300" simplePos="0" relativeHeight="251691008" behindDoc="0" locked="0" layoutInCell="1" allowOverlap="1">
-                <wp:simplePos x="0" y="0"/>
-                <wp:positionH relativeFrom="column">
-                  <wp:posOffset>1032510</wp:posOffset>
-                </wp:positionH>
-                <wp:positionV relativeFrom="paragraph">
-                  <wp:posOffset>-3726815</wp:posOffset>
-                </wp:positionV>
-                <wp:extent cx="2620010" cy="0"/>
-                <wp:effectExtent l="0" t="13970" r="21590" b="24130"/>
-                <wp:wrapNone/>
-                <wp:docPr id="21" name="Straight Connector 21"/>
+                <wp:docPr id="187" name="Straight Connector 187"/>
                 <wp:cNvGraphicFramePr/>
                 <a:graphic xmlns:a="http://schemas.openxmlformats.org/drawingml/2006/main">
                   <a:graphicData uri="http://schemas.microsoft.com/office/word/2010/wordprocessingShape">
                     <wps:wsp>
                       <wps:cNvCnPr/>
                       <wps:spPr>
-                        <a:xfrm flipH="1">
+                        <a:xfrm>
                           <a:off x="0" y="0"/>
-                          <a:ext cx="2620010" cy="0"/>
+                          <a:ext cx="0" cy="1333500"/>
                         </a:xfrm>
                         <a:prstGeom prst="line">
                           <a:avLst/>
                         </a:prstGeom>
-                        <a:ln w="28575">
+                        <a:ln w="28575" cap="flat" cmpd="sng">
                           <a:solidFill>
-                            <a:schemeClr val="tx1"/>
+                            <a:srgbClr val="00B050"/>
                           </a:solidFill>
+                          <a:prstDash val="solid"/>
+                          <a:miter lim="800000"/>
+                          <a:headEnd type="none"/>
+                          <a:tailEnd type="none"/>
                         </a:ln>
                       </wps:spPr>
                       <wps:style>
@@ -5644,9 +7973,9 @@
           </mc:Choice>
           <mc:Fallback>
             <w:pict>
-              <v:line id="_x0000_s1026" o:spid="_x0000_s1026" o:spt="20" style="position:absolute;left:0pt;flip:x;margin-left:81.3pt;margin-top:-293.45pt;height:0pt;width:206.3pt;z-index:251691008;mso-width-relative:page;mso-height-relative:page;" filled="f" stroked="t" coordsize="21600,21600" o:gfxdata="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">
+              <v:line id="_x0000_s1026" o:spid="_x0000_s1026" o:spt="20" style="position:absolute;left:0pt;margin-left:307.05pt;margin-top:5.6pt;height:105pt;width:0pt;z-index:251712512;mso-width-relative:page;mso-height-relative:page;" filled="f" stroked="t" coordsize="21600,21600" o:gfxdata="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">
                 <v:fill on="f" focussize="0,0"/>
-                <v:stroke weight="2.25pt" color="#000000 [3213]" miterlimit="8" joinstyle="miter"/>
+                <v:stroke weight="2.25pt" color="#00B050 [3204]" miterlimit="8" joinstyle="miter"/>
                 <v:imagedata o:title=""/>
                 <o:lock v:ext="edit" aspectratio="f"/>
               </v:line>
@@ -5661,18 +7990,18 @@
         <mc:AlternateContent>
           <mc:Choice Requires="wps">
             <w:drawing>
-              <wp:anchor distT="0" distB="0" distL="114300" distR="114300" simplePos="0" relativeHeight="251689984" behindDoc="0" locked="0" layoutInCell="1" allowOverlap="1">
+              <wp:anchor distT="0" distB="0" distL="114300" distR="114300" simplePos="0" relativeHeight="251660288" behindDoc="0" locked="0" layoutInCell="1" allowOverlap="1">
                 <wp:simplePos x="0" y="0"/>
                 <wp:positionH relativeFrom="column">
-                  <wp:posOffset>1032510</wp:posOffset>
+                  <wp:posOffset>3794125</wp:posOffset>
                 </wp:positionH>
                 <wp:positionV relativeFrom="paragraph">
-                  <wp:posOffset>-3890645</wp:posOffset>
+                  <wp:posOffset>-32385</wp:posOffset>
                 </wp:positionV>
-                <wp:extent cx="2620010" cy="0"/>
-                <wp:effectExtent l="0" t="13970" r="21590" b="24130"/>
+                <wp:extent cx="692150" cy="0"/>
+                <wp:effectExtent l="13970" t="13970" r="30480" b="24130"/>
                 <wp:wrapNone/>
-                <wp:docPr id="4" name="Straight Connector 4"/>
+                <wp:docPr id="191" name="Straight Connector 191"/>
                 <wp:cNvGraphicFramePr/>
                 <a:graphic xmlns:a="http://schemas.openxmlformats.org/drawingml/2006/main">
                   <a:graphicData uri="http://schemas.microsoft.com/office/word/2010/wordprocessingShape">
@@ -5680,15 +8009,15 @@
                       <wps:cNvCnPr/>
                       <wps:spPr>
                         <a:xfrm flipH="1">
-                          <a:off x="2194560" y="1041400"/>
-                          <a:ext cx="2620010" cy="0"/>
+                          <a:off x="0" y="0"/>
+                          <a:ext cx="692150" cy="0"/>
                         </a:xfrm>
                         <a:prstGeom prst="line">
                           <a:avLst/>
                         </a:prstGeom>
-                        <a:ln w="28575">
+                        <a:ln w="28575" cap="rnd">
                           <a:solidFill>
-                            <a:srgbClr val="FF0000"/>
+                            <a:srgbClr val="00B0F0"/>
                           </a:solidFill>
                         </a:ln>
                       </wps:spPr>
@@ -5715,7 +8044,149 @@
           </mc:Choice>
           <mc:Fallback>
             <w:pict>
-              <v:line id="_x0000_s1026" o:spid="_x0000_s1026" o:spt="20" style="position:absolute;left:0pt;flip:x;margin-left:81.3pt;margin-top:-306.35pt;height:0pt;width:206.3pt;z-index:251689984;mso-width-relative:page;mso-height-relative:page;" filled="f" stroked="t" coordsize="21600,21600" o:gfxdata="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">
+              <v:line id="_x0000_s1026" o:spid="_x0000_s1026" o:spt="20" style="position:absolute;left:0pt;flip:x;margin-left:298.75pt;margin-top:-2.55pt;height:0pt;width:54.5pt;z-index:251660288;mso-width-relative:page;mso-height-relative:page;" filled="f" stroked="t" coordsize="21600,21600" o:gfxdata="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">
+                <v:fill on="f" focussize="0,0"/>
+                <v:stroke weight="2.25pt" color="#00B0F0 [3204]" miterlimit="8" joinstyle="miter" endcap="round"/>
+                <v:imagedata o:title=""/>
+                <o:lock v:ext="edit" aspectratio="f"/>
+              </v:line>
+            </w:pict>
+          </mc:Fallback>
+        </mc:AlternateContent>
+      </w:r>
+      <w:r>
+        <w:rPr>
+          <w:sz w:val="20"/>
+        </w:rPr>
+        <mc:AlternateContent>
+          <mc:Choice Requires="wps">
+            <w:drawing>
+              <wp:anchor distT="0" distB="0" distL="114300" distR="114300" simplePos="0" relativeHeight="251714560" behindDoc="0" locked="0" layoutInCell="1" allowOverlap="1">
+                <wp:simplePos x="0" y="0"/>
+                <wp:positionH relativeFrom="column">
+                  <wp:posOffset>3992880</wp:posOffset>
+                </wp:positionH>
+                <wp:positionV relativeFrom="paragraph">
+                  <wp:posOffset>167640</wp:posOffset>
+                </wp:positionV>
+                <wp:extent cx="492125" cy="0"/>
+                <wp:effectExtent l="0" t="13970" r="15875" b="24130"/>
+                <wp:wrapNone/>
+                <wp:docPr id="189" name="Straight Connector 189"/>
+                <wp:cNvGraphicFramePr/>
+                <a:graphic xmlns:a="http://schemas.openxmlformats.org/drawingml/2006/main">
+                  <a:graphicData uri="http://schemas.microsoft.com/office/word/2010/wordprocessingShape">
+                    <wps:wsp>
+                      <wps:cNvCnPr/>
+                      <wps:spPr>
+                        <a:xfrm flipH="1">
+                          <a:off x="0" y="0"/>
+                          <a:ext cx="492125" cy="0"/>
+                        </a:xfrm>
+                        <a:prstGeom prst="line">
+                          <a:avLst/>
+                        </a:prstGeom>
+                        <a:ln w="28575">
+                          <a:solidFill>
+                            <a:schemeClr val="tx1"/>
+                          </a:solidFill>
+                        </a:ln>
+                      </wps:spPr>
+                      <wps:style>
+                        <a:lnRef idx="2">
+                          <a:schemeClr val="accent1"/>
+                        </a:lnRef>
+                        <a:fillRef idx="0">
+                          <a:srgbClr val="FFFFFF"/>
+                        </a:fillRef>
+                        <a:effectRef idx="0">
+                          <a:srgbClr val="FFFFFF"/>
+                        </a:effectRef>
+                        <a:fontRef idx="minor">
+                          <a:schemeClr val="tx1"/>
+                        </a:fontRef>
+                      </wps:style>
+                      <wps:bodyPr/>
+                    </wps:wsp>
+                  </a:graphicData>
+                </a:graphic>
+              </wp:anchor>
+            </w:drawing>
+          </mc:Choice>
+          <mc:Fallback>
+            <w:pict>
+              <v:line id="_x0000_s1026" o:spid="_x0000_s1026" o:spt="20" style="position:absolute;left:0pt;flip:x;margin-left:314.4pt;margin-top:13.2pt;height:0pt;width:38.75pt;z-index:251714560;mso-width-relative:page;mso-height-relative:page;" filled="f" stroked="t" coordsize="21600,21600" o:gfxdata="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">
+                <v:fill on="f" focussize="0,0"/>
+                <v:stroke weight="2.25pt" color="#000000 [3213]" miterlimit="8" joinstyle="miter"/>
+                <v:imagedata o:title=""/>
+                <o:lock v:ext="edit" aspectratio="f"/>
+              </v:line>
+            </w:pict>
+          </mc:Fallback>
+        </mc:AlternateContent>
+      </w:r>
+      <w:r>
+        <w:rPr>
+          <w:sz w:val="20"/>
+        </w:rPr>
+        <mc:AlternateContent>
+          <mc:Choice Requires="wps">
+            <w:drawing>
+              <wp:anchor distT="0" distB="0" distL="114300" distR="114300" simplePos="0" relativeHeight="251718656" behindDoc="0" locked="0" layoutInCell="1" allowOverlap="1">
+                <wp:simplePos x="0" y="0"/>
+                <wp:positionH relativeFrom="column">
+                  <wp:posOffset>4093210</wp:posOffset>
+                </wp:positionH>
+                <wp:positionV relativeFrom="paragraph">
+                  <wp:posOffset>799465</wp:posOffset>
+                </wp:positionV>
+                <wp:extent cx="541020" cy="0"/>
+                <wp:effectExtent l="0" t="13970" r="17780" b="24130"/>
+                <wp:wrapNone/>
+                <wp:docPr id="196" name="Straight Connector 196"/>
+                <wp:cNvGraphicFramePr/>
+                <a:graphic xmlns:a="http://schemas.openxmlformats.org/drawingml/2006/main">
+                  <a:graphicData uri="http://schemas.microsoft.com/office/word/2010/wordprocessingShape">
+                    <wps:wsp>
+                      <wps:cNvCnPr/>
+                      <wps:spPr>
+                        <a:xfrm>
+                          <a:off x="0" y="0"/>
+                          <a:ext cx="541020" cy="0"/>
+                        </a:xfrm>
+                        <a:prstGeom prst="line">
+                          <a:avLst/>
+                        </a:prstGeom>
+                        <a:ln w="28575">
+                          <a:solidFill>
+                            <a:srgbClr val="FF0000"/>
+                          </a:solidFill>
+                        </a:ln>
+                      </wps:spPr>
+                      <wps:style>
+                        <a:lnRef idx="2">
+                          <a:schemeClr val="accent1"/>
+                        </a:lnRef>
+                        <a:fillRef idx="0">
+                          <a:srgbClr val="FFFFFF"/>
+                        </a:fillRef>
+                        <a:effectRef idx="0">
+                          <a:srgbClr val="FFFFFF"/>
+                        </a:effectRef>
+                        <a:fontRef idx="minor">
+                          <a:schemeClr val="tx1"/>
+                        </a:fontRef>
+                      </wps:style>
+                      <wps:bodyPr/>
+                    </wps:wsp>
+                  </a:graphicData>
+                </a:graphic>
+              </wp:anchor>
+            </w:drawing>
+          </mc:Choice>
+          <mc:Fallback>
+            <w:pict>
+              <v:line id="_x0000_s1026" o:spid="_x0000_s1026" o:spt="20" style="position:absolute;left:0pt;margin-left:322.3pt;margin-top:62.95pt;height:0pt;width:42.6pt;z-index:251718656;mso-width-relative:page;mso-height-relative:page;" filled="f" stroked="t" coordsize="21600,21600" o:gfxdata="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">
                 <v:fill on="f" focussize="0,0"/>
                 <v:stroke weight="2.25pt" color="#FF0000 [3204]" miterlimit="8" joinstyle="miter"/>
                 <v:imagedata o:title=""/>
@@ -5725,21 +8196,463 @@
           </mc:Fallback>
         </mc:AlternateContent>
       </w:r>
-      <w:bookmarkStart w:id="0" w:name="_GoBack"/>
+      <w:r>
+        <w:rPr>
+          <w:sz w:val="20"/>
+        </w:rPr>
+        <mc:AlternateContent>
+          <mc:Choice Requires="wps">
+            <w:drawing>
+              <wp:anchor distT="0" distB="0" distL="114300" distR="114300" simplePos="0" relativeHeight="251710464" behindDoc="0" locked="0" layoutInCell="1" allowOverlap="1">
+                <wp:simplePos x="0" y="0"/>
+                <wp:positionH relativeFrom="column">
+                  <wp:posOffset>4107815</wp:posOffset>
+                </wp:positionH>
+                <wp:positionV relativeFrom="paragraph">
+                  <wp:posOffset>799465</wp:posOffset>
+                </wp:positionV>
+                <wp:extent cx="0" cy="607695"/>
+                <wp:effectExtent l="13970" t="0" r="36830" b="1905"/>
+                <wp:wrapNone/>
+                <wp:docPr id="185" name="Straight Connector 185"/>
+                <wp:cNvGraphicFramePr/>
+                <a:graphic xmlns:a="http://schemas.openxmlformats.org/drawingml/2006/main">
+                  <a:graphicData uri="http://schemas.microsoft.com/office/word/2010/wordprocessingShape">
+                    <wps:wsp>
+                      <wps:cNvCnPr/>
+                      <wps:spPr>
+                        <a:xfrm>
+                          <a:off x="0" y="0"/>
+                          <a:ext cx="0" cy="607695"/>
+                        </a:xfrm>
+                        <a:prstGeom prst="line">
+                          <a:avLst/>
+                        </a:prstGeom>
+                        <a:ln w="28575">
+                          <a:solidFill>
+                            <a:srgbClr val="FF0000"/>
+                          </a:solidFill>
+                        </a:ln>
+                      </wps:spPr>
+                      <wps:style>
+                        <a:lnRef idx="2">
+                          <a:schemeClr val="accent1"/>
+                        </a:lnRef>
+                        <a:fillRef idx="0">
+                          <a:srgbClr val="FFFFFF"/>
+                        </a:fillRef>
+                        <a:effectRef idx="0">
+                          <a:srgbClr val="FFFFFF"/>
+                        </a:effectRef>
+                        <a:fontRef idx="minor">
+                          <a:schemeClr val="tx1"/>
+                        </a:fontRef>
+                      </wps:style>
+                      <wps:bodyPr/>
+                    </wps:wsp>
+                  </a:graphicData>
+                </a:graphic>
+              </wp:anchor>
+            </w:drawing>
+          </mc:Choice>
+          <mc:Fallback>
+            <w:pict>
+              <v:line id="_x0000_s1026" o:spid="_x0000_s1026" o:spt="20" style="position:absolute;left:0pt;margin-left:323.45pt;margin-top:62.95pt;height:47.85pt;width:0pt;z-index:251710464;mso-width-relative:page;mso-height-relative:page;" filled="f" stroked="t" coordsize="21600,21600" o:gfxdata="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">
+                <v:fill on="f" focussize="0,0"/>
+                <v:stroke weight="2.25pt" color="#FF0000 [3204]" miterlimit="8" joinstyle="miter"/>
+                <v:imagedata o:title=""/>
+                <o:lock v:ext="edit" aspectratio="f"/>
+              </v:line>
+            </w:pict>
+          </mc:Fallback>
+        </mc:AlternateContent>
+      </w:r>
+      <w:r>
+        <w:rPr>
+          <w:sz w:val="20"/>
+        </w:rPr>
+        <mc:AlternateContent>
+          <mc:Choice Requires="wps">
+            <w:drawing>
+              <wp:anchor distT="0" distB="0" distL="114300" distR="114300" simplePos="0" relativeHeight="251711488" behindDoc="0" locked="0" layoutInCell="1" allowOverlap="1">
+                <wp:simplePos x="0" y="0"/>
+                <wp:positionH relativeFrom="column">
+                  <wp:posOffset>4003040</wp:posOffset>
+                </wp:positionH>
+                <wp:positionV relativeFrom="paragraph">
+                  <wp:posOffset>157480</wp:posOffset>
+                </wp:positionV>
+                <wp:extent cx="0" cy="1247140"/>
+                <wp:effectExtent l="13970" t="0" r="36830" b="22860"/>
+                <wp:wrapNone/>
+                <wp:docPr id="186" name="Straight Connector 186"/>
+                <wp:cNvGraphicFramePr/>
+                <a:graphic xmlns:a="http://schemas.openxmlformats.org/drawingml/2006/main">
+                  <a:graphicData uri="http://schemas.microsoft.com/office/word/2010/wordprocessingShape">
+                    <wps:wsp>
+                      <wps:cNvCnPr/>
+                      <wps:spPr>
+                        <a:xfrm>
+                          <a:off x="0" y="0"/>
+                          <a:ext cx="0" cy="1247140"/>
+                        </a:xfrm>
+                        <a:prstGeom prst="line">
+                          <a:avLst/>
+                        </a:prstGeom>
+                        <a:ln w="28575">
+                          <a:solidFill>
+                            <a:schemeClr val="tx1"/>
+                          </a:solidFill>
+                        </a:ln>
+                      </wps:spPr>
+                      <wps:style>
+                        <a:lnRef idx="2">
+                          <a:schemeClr val="accent1"/>
+                        </a:lnRef>
+                        <a:fillRef idx="0">
+                          <a:srgbClr val="FFFFFF"/>
+                        </a:fillRef>
+                        <a:effectRef idx="0">
+                          <a:srgbClr val="FFFFFF"/>
+                        </a:effectRef>
+                        <a:fontRef idx="minor">
+                          <a:schemeClr val="tx1"/>
+                        </a:fontRef>
+                      </wps:style>
+                      <wps:bodyPr/>
+                    </wps:wsp>
+                  </a:graphicData>
+                </a:graphic>
+              </wp:anchor>
+            </w:drawing>
+          </mc:Choice>
+          <mc:Fallback>
+            <w:pict>
+              <v:line id="_x0000_s1026" o:spid="_x0000_s1026" o:spt="20" style="position:absolute;left:0pt;margin-left:315.2pt;margin-top:12.4pt;height:98.2pt;width:0pt;z-index:251711488;mso-width-relative:page;mso-height-relative:page;" filled="f" stroked="t" coordsize="21600,21600" o:gfxdata="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">
+                <v:fill on="f" focussize="0,0"/>
+                <v:stroke weight="2.25pt" color="#000000 [3213]" miterlimit="8" joinstyle="miter"/>
+                <v:imagedata o:title=""/>
+                <o:lock v:ext="edit" aspectratio="f"/>
+              </v:line>
+            </w:pict>
+          </mc:Fallback>
+        </mc:AlternateContent>
+      </w:r>
+      <w:r>
+        <w:rPr>
+          <w:sz w:val="20"/>
+        </w:rPr>
+        <mc:AlternateContent>
+          <mc:Choice Requires="wpg">
+            <w:drawing>
+              <wp:anchor distT="0" distB="0" distL="114300" distR="114300" simplePos="0" relativeHeight="251709440" behindDoc="0" locked="0" layoutInCell="1" allowOverlap="1">
+                <wp:simplePos x="0" y="0"/>
+                <wp:positionH relativeFrom="column">
+                  <wp:posOffset>4485005</wp:posOffset>
+                </wp:positionH>
+                <wp:positionV relativeFrom="paragraph">
+                  <wp:posOffset>-281305</wp:posOffset>
+                </wp:positionV>
+                <wp:extent cx="1717040" cy="727710"/>
+                <wp:effectExtent l="6350" t="6350" r="29210" b="27940"/>
+                <wp:wrapNone/>
+                <wp:docPr id="184" name="Group 184"/>
+                <wp:cNvGraphicFramePr/>
+                <a:graphic xmlns:a="http://schemas.openxmlformats.org/drawingml/2006/main">
+                  <a:graphicData uri="http://schemas.microsoft.com/office/word/2010/wordprocessingGroup">
+                    <wpg:wgp>
+                      <wpg:cNvGrpSpPr/>
+                      <wpg:grpSpPr>
+                        <a:xfrm>
+                          <a:off x="0" y="0"/>
+                          <a:ext cx="1717040" cy="727710"/>
+                          <a:chOff x="12055" y="30079"/>
+                          <a:chExt cx="2704" cy="1146"/>
+                        </a:xfrm>
+                      </wpg:grpSpPr>
+                      <wpg:grpSp>
+                        <wpg:cNvPr id="183" name="Group 183"/>
+                        <wpg:cNvGrpSpPr/>
+                        <wpg:grpSpPr>
+                          <a:xfrm rot="10800000">
+                            <a:off x="13847" y="30253"/>
+                            <a:ext cx="912" cy="782"/>
+                            <a:chOff x="10099" y="30270"/>
+                            <a:chExt cx="912" cy="782"/>
+                          </a:xfrm>
+                        </wpg:grpSpPr>
+                        <wps:wsp>
+                          <wps:cNvPr id="181" name="Rectangle 181"/>
+                          <wps:cNvSpPr/>
+                          <wps:spPr>
+                            <a:xfrm>
+                              <a:off x="10099" y="30270"/>
+                              <a:ext cx="912" cy="782"/>
+                            </a:xfrm>
+                            <a:prstGeom prst="rect">
+                              <a:avLst/>
+                            </a:prstGeom>
+                            <a:noFill/>
+                            <a:ln>
+                              <a:solidFill>
+                                <a:schemeClr val="tx1"/>
+                              </a:solidFill>
+                            </a:ln>
+                          </wps:spPr>
+                          <wps:style>
+                            <a:lnRef idx="2">
+                              <a:schemeClr val="accent1">
+                                <a:lumMod val="75000"/>
+                              </a:schemeClr>
+                            </a:lnRef>
+                            <a:fillRef idx="1">
+                              <a:schemeClr val="accent1"/>
+                            </a:fillRef>
+                            <a:effectRef idx="0">
+                              <a:srgbClr val="FFFFFF"/>
+                            </a:effectRef>
+                            <a:fontRef idx="minor">
+                              <a:schemeClr val="lt1"/>
+                            </a:fontRef>
+                          </wps:style>
+                          <wps:bodyPr rot="0" spcFirstLastPara="0" vertOverflow="overflow" horzOverflow="overflow" vert="horz" wrap="square" lIns="91440" tIns="45720" rIns="91440" bIns="45720" numCol="1" spcCol="0" rtlCol="0" fromWordArt="0" anchor="ctr" anchorCtr="0" forceAA="0" compatLnSpc="1">
+                            <a:noAutofit/>
+                          </wps:bodyPr>
+                        </wps:wsp>
+                        <wps:wsp>
+                          <wps:cNvPr id="180" name="Rectangle 180"/>
+                          <wps:cNvSpPr/>
+                          <wps:spPr>
+                            <a:xfrm>
+                              <a:off x="10582" y="30449"/>
+                              <a:ext cx="119" cy="119"/>
+                            </a:xfrm>
+                            <a:prstGeom prst="rect">
+                              <a:avLst/>
+                            </a:prstGeom>
+                            <a:ln>
+                              <a:solidFill>
+                                <a:schemeClr val="tx1"/>
+                              </a:solidFill>
+                            </a:ln>
+                          </wps:spPr>
+                          <wps:style>
+                            <a:lnRef idx="2">
+                              <a:schemeClr val="accent1"/>
+                            </a:lnRef>
+                            <a:fillRef idx="0">
+                              <a:srgbClr val="FFFFFF"/>
+                            </a:fillRef>
+                            <a:effectRef idx="0">
+                              <a:srgbClr val="FFFFFF"/>
+                            </a:effectRef>
+                            <a:fontRef idx="minor">
+                              <a:schemeClr val="tx1"/>
+                            </a:fontRef>
+                          </wps:style>
+                          <wps:bodyPr rot="0" spcFirstLastPara="0" vertOverflow="overflow" horzOverflow="overflow" vert="horz" wrap="square" lIns="91440" tIns="45720" rIns="91440" bIns="45720" numCol="1" spcCol="0" rtlCol="0" fromWordArt="0" anchor="ctr" anchorCtr="0" forceAA="0" compatLnSpc="1">
+                            <a:noAutofit/>
+                          </wps:bodyPr>
+                        </wps:wsp>
+                        <wps:wsp>
+                          <wps:cNvPr id="179" name="Rectangle 179"/>
+                          <wps:cNvSpPr/>
+                          <wps:spPr>
+                            <a:xfrm>
+                              <a:off x="10582" y="30752"/>
+                              <a:ext cx="119" cy="119"/>
+                            </a:xfrm>
+                            <a:prstGeom prst="rect">
+                              <a:avLst/>
+                            </a:prstGeom>
+                            <a:ln>
+                              <a:solidFill>
+                                <a:schemeClr val="tx1"/>
+                              </a:solidFill>
+                            </a:ln>
+                          </wps:spPr>
+                          <wps:style>
+                            <a:lnRef idx="2">
+                              <a:schemeClr val="accent1"/>
+                            </a:lnRef>
+                            <a:fillRef idx="0">
+                              <a:srgbClr val="FFFFFF"/>
+                            </a:fillRef>
+                            <a:effectRef idx="0">
+                              <a:srgbClr val="FFFFFF"/>
+                            </a:effectRef>
+                            <a:fontRef idx="minor">
+                              <a:schemeClr val="tx1"/>
+                            </a:fontRef>
+                          </wps:style>
+                          <wps:bodyPr rot="0" spcFirstLastPara="0" vertOverflow="overflow" horzOverflow="overflow" vert="horz" wrap="square" lIns="91440" tIns="45720" rIns="91440" bIns="45720" numCol="1" spcCol="0" rtlCol="0" fromWordArt="0" anchor="ctr" anchorCtr="0" forceAA="0" compatLnSpc="1">
+                            <a:noAutofit/>
+                          </wps:bodyPr>
+                        </wps:wsp>
+                      </wpg:grpSp>
+                      <wps:wsp>
+                        <wps:cNvPr id="182" name="Text Box 182"/>
+                        <wps:cNvSpPr txBox="1"/>
+                        <wps:spPr>
+                          <a:xfrm>
+                            <a:off x="12055" y="30079"/>
+                            <a:ext cx="1829" cy="1146"/>
+                          </a:xfrm>
+                          <a:prstGeom prst="rect">
+                            <a:avLst/>
+                          </a:prstGeom>
+                          <a:gradFill>
+                            <a:gsLst>
+                              <a:gs pos="0">
+                                <a:schemeClr val="accent1">
+                                  <a:lumMod val="5000"/>
+                                  <a:lumOff val="95000"/>
+                                </a:schemeClr>
+                              </a:gs>
+                              <a:gs pos="88000">
+                                <a:schemeClr val="bg2">
+                                  <a:lumMod val="90000"/>
+                                </a:schemeClr>
+                              </a:gs>
+                            </a:gsLst>
+                            <a:lin ang="5400000" scaled="0"/>
+                          </a:gradFill>
+                          <a:ln w="12700">
+                            <a:solidFill>
+                              <a:schemeClr val="tx1"/>
+                            </a:solidFill>
+                          </a:ln>
+                        </wps:spPr>
+                        <wps:style>
+                          <a:lnRef idx="0">
+                            <a:schemeClr val="accent1"/>
+                          </a:lnRef>
+                          <a:fillRef idx="0">
+                            <a:schemeClr val="accent1"/>
+                          </a:fillRef>
+                          <a:effectRef idx="0">
+                            <a:schemeClr val="accent1"/>
+                          </a:effectRef>
+                          <a:fontRef idx="minor">
+                            <a:schemeClr val="dk1"/>
+                          </a:fontRef>
+                        </wps:style>
+                        <wps:txbx>
+                          <w:txbxContent>
+                            <w:p>
+                              <w:pPr>
+                                <w:jc w:val="center"/>
+                                <w:rPr>
+                                  <w:rFonts w:hint="default"/>
+                                  <w:lang w:val="en-US" w:eastAsia="zh-CN"/>
+                                </w:rPr>
+                              </w:pPr>
+                              <w:r>
+                                <w:rPr>
+                                  <w:rFonts w:hint="default"/>
+                                  <w:lang w:val="en-US"/>
+                                </w:rPr>
+                                <w:t xml:space="preserve">   USB</w:t>
+                              </w:r>
+                              <w:r>
+                                <w:rPr>
+                                  <w:rFonts w:hint="eastAsia"/>
+                                  <w:lang w:val="en-US" w:eastAsia="zh-CN"/>
+                                </w:rPr>
+                                <w:t>-TTL</w:t>
+                              </w:r>
+                            </w:p>
+                          </w:txbxContent>
+                        </wps:txbx>
+                        <wps:bodyPr rot="0" spcFirstLastPara="0" vertOverflow="overflow" horzOverflow="overflow" vert="horz" wrap="square" lIns="91440" tIns="45720" rIns="91440" bIns="45720" numCol="1" spcCol="0" rtlCol="0" fromWordArt="0" anchor="ctr" anchorCtr="0" forceAA="0" compatLnSpc="1">
+                          <a:noAutofit/>
+                        </wps:bodyPr>
+                      </wps:wsp>
+                    </wpg:wgp>
+                  </a:graphicData>
+                </a:graphic>
+              </wp:anchor>
+            </w:drawing>
+          </mc:Choice>
+          <mc:Fallback>
+            <w:pict>
+              <v:group id="_x0000_s1026" o:spid="_x0000_s1026" o:spt="203" style="position:absolute;left:0pt;margin-left:353.15pt;margin-top:-22.15pt;height:57.3pt;width:135.2pt;z-index:251709440;mso-width-relative:page;mso-height-relative:page;" coordorigin="12055,30079" coordsize="2704,1146" o:gfxdata="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">
+                <o:lock v:ext="edit" aspectratio="f"/>
+                <v:group id="_x0000_s1026" o:spid="_x0000_s1026" o:spt="203" style="position:absolute;left:13847;top:30253;height:782;width:912;rotation:11796480f;" coordorigin="10099,30270" coordsize="912,782" o:gfxdata="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">
+                  <o:lock v:ext="edit" aspectratio="f"/>
+                  <v:rect id="_x0000_s1026" o:spid="_x0000_s1026" o:spt="1" style="position:absolute;left:10099;top:30270;height:782;width:912;v-text-anchor:middle;" filled="f" stroked="t" coordsize="21600,21600" o:gfxdata="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">
+                    <v:fill on="f" focussize="0,0"/>
+                    <v:stroke weight="1pt" color="#000000 [3213]" miterlimit="8" joinstyle="miter"/>
+                    <v:imagedata o:title=""/>
+                    <o:lock v:ext="edit" aspectratio="f"/>
+                  </v:rect>
+                  <v:rect id="_x0000_s1026" o:spid="_x0000_s1026" o:spt="1" style="position:absolute;left:10582;top:30449;height:119;width:119;v-text-anchor:middle;" filled="f" stroked="t" coordsize="21600,21600" o:gfxdata="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">
+                    <v:fill on="f" focussize="0,0"/>
+                    <v:stroke weight="1pt" color="#000000 [3213]" miterlimit="8" joinstyle="miter"/>
+                    <v:imagedata o:title=""/>
+                    <o:lock v:ext="edit" aspectratio="f"/>
+                  </v:rect>
+                  <v:rect id="_x0000_s1026" o:spid="_x0000_s1026" o:spt="1" style="position:absolute;left:10582;top:30752;height:119;width:119;v-text-anchor:middle;" filled="f" stroked="t" coordsize="21600,21600" o:gfxdata="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">
+                    <v:fill on="f" focussize="0,0"/>
+                    <v:stroke weight="1pt" color="#000000 [3213]" miterlimit="8" joinstyle="miter"/>
+                    <v:imagedata o:title=""/>
+                    <o:lock v:ext="edit" aspectratio="f"/>
+                  </v:rect>
+                </v:group>
+                <v:shape id="_x0000_s1026" o:spid="_x0000_s1026" o:spt="202" type="#_x0000_t202" style="position:absolute;left:12055;top:30079;height:1146;width:1829;v-text-anchor:middle;" fillcolor="#F6F8FC [180]" filled="t" stroked="t" coordsize="21600,21600" o:gfxdata="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">
+                  <v:fill type="gradient" on="t" color2="#D0CECE [2894]" focus="100%" focussize="0,0" rotate="t">
+                    <o:fill type="gradientUnscaled" v:ext="backwardCompatible"/>
+                  </v:fill>
+                  <v:stroke weight="1pt" color="#000000 [3213]" joinstyle="round"/>
+                  <v:imagedata o:title=""/>
+                  <o:lock v:ext="edit" aspectratio="f"/>
+                  <v:textbox>
+                    <w:txbxContent>
+                      <w:p>
+                        <w:pPr>
+                          <w:jc w:val="center"/>
+                          <w:rPr>
+                            <w:rFonts w:hint="default"/>
+                            <w:lang w:val="en-US" w:eastAsia="zh-CN"/>
+                          </w:rPr>
+                        </w:pPr>
+                        <w:r>
+                          <w:rPr>
+                            <w:rFonts w:hint="default"/>
+                            <w:lang w:val="en-US"/>
+                          </w:rPr>
+                          <w:t xml:space="preserve">   USB</w:t>
+                        </w:r>
+                        <w:r>
+                          <w:rPr>
+                            <w:rFonts w:hint="eastAsia"/>
+                            <w:lang w:val="en-US" w:eastAsia="zh-CN"/>
+                          </w:rPr>
+                          <w:t>-TTL</w:t>
+                        </w:r>
+                      </w:p>
+                    </w:txbxContent>
+                  </v:textbox>
+                </v:shape>
+              </v:group>
+            </w:pict>
+          </mc:Fallback>
+        </mc:AlternateContent>
+      </w:r>
       <w:r>
         <w:drawing>
-          <wp:anchor distT="0" distB="0" distL="114300" distR="114300" simplePos="0" relativeHeight="251687936" behindDoc="0" locked="0" layoutInCell="1" allowOverlap="1">
+          <wp:anchor distT="0" distB="0" distL="114300" distR="114300" simplePos="0" relativeHeight="251708416" behindDoc="0" locked="0" layoutInCell="1" allowOverlap="1">
             <wp:simplePos x="0" y="0"/>
             <wp:positionH relativeFrom="column">
-              <wp:posOffset>1564640</wp:posOffset>
+              <wp:posOffset>118110</wp:posOffset>
             </wp:positionH>
             <wp:positionV relativeFrom="paragraph">
-              <wp:posOffset>596265</wp:posOffset>
+              <wp:posOffset>2923540</wp:posOffset>
             </wp:positionV>
-            <wp:extent cx="5253990" cy="2728595"/>
-            <wp:effectExtent l="0" t="0" r="14605" b="3810"/>
-            <wp:wrapTopAndBottom/>
-            <wp:docPr id="2" name="Picture 2"/>
+            <wp:extent cx="2527300" cy="1844675"/>
+            <wp:effectExtent l="0" t="0" r="12700" b="9525"/>
+            <wp:wrapNone/>
+            <wp:docPr id="178" name="Picture 13"/>
             <wp:cNvGraphicFramePr>
               <a:graphicFrameLocks xmlns:a="http://schemas.openxmlformats.org/drawingml/2006/main" noChangeAspect="1"/>
             </wp:cNvGraphicFramePr>
@@ -5747,7 +8660,109 @@
               <a:graphicData uri="http://schemas.openxmlformats.org/drawingml/2006/picture">
                 <pic:pic xmlns:pic="http://schemas.openxmlformats.org/drawingml/2006/picture">
                   <pic:nvPicPr>
-                    <pic:cNvPr id="2" name="Picture 2"/>
+                    <pic:cNvPr id="178" name="Picture 13"/>
+                    <pic:cNvPicPr>
+                      <a:picLocks noChangeAspect="1"/>
+                    </pic:cNvPicPr>
+                  </pic:nvPicPr>
+                  <pic:blipFill>
+                    <a:blip r:embed="rId7"/>
+                    <a:stretch>
+                      <a:fillRect/>
+                    </a:stretch>
+                  </pic:blipFill>
+                  <pic:spPr>
+                    <a:xfrm flipV="1">
+                      <a:off x="0" y="0"/>
+                      <a:ext cx="2527300" cy="1844675"/>
+                    </a:xfrm>
+                    <a:prstGeom prst="rect">
+                      <a:avLst/>
+                    </a:prstGeom>
+                    <a:noFill/>
+                    <a:ln>
+                      <a:noFill/>
+                    </a:ln>
+                  </pic:spPr>
+                </pic:pic>
+              </a:graphicData>
+            </a:graphic>
+          </wp:anchor>
+        </w:drawing>
+      </w:r>
+      <w:r>
+        <w:drawing>
+          <wp:anchor distT="0" distB="0" distL="114300" distR="114300" simplePos="0" relativeHeight="251707392" behindDoc="0" locked="0" layoutInCell="1" allowOverlap="1">
+            <wp:simplePos x="0" y="0"/>
+            <wp:positionH relativeFrom="column">
+              <wp:posOffset>-186055</wp:posOffset>
+            </wp:positionH>
+            <wp:positionV relativeFrom="paragraph">
+              <wp:posOffset>-542925</wp:posOffset>
+            </wp:positionV>
+            <wp:extent cx="2829560" cy="1843405"/>
+            <wp:effectExtent l="0" t="0" r="15240" b="10795"/>
+            <wp:wrapNone/>
+            <wp:docPr id="177" name="Picture 12"/>
+            <wp:cNvGraphicFramePr>
+              <a:graphicFrameLocks xmlns:a="http://schemas.openxmlformats.org/drawingml/2006/main" noChangeAspect="1"/>
+            </wp:cNvGraphicFramePr>
+            <a:graphic xmlns:a="http://schemas.openxmlformats.org/drawingml/2006/main">
+              <a:graphicData uri="http://schemas.openxmlformats.org/drawingml/2006/picture">
+                <pic:pic xmlns:pic="http://schemas.openxmlformats.org/drawingml/2006/picture">
+                  <pic:nvPicPr>
+                    <pic:cNvPr id="177" name="Picture 12"/>
+                    <pic:cNvPicPr>
+                      <a:picLocks noChangeAspect="1"/>
+                    </pic:cNvPicPr>
+                  </pic:nvPicPr>
+                  <pic:blipFill>
+                    <a:blip r:embed="rId8"/>
+                    <a:stretch>
+                      <a:fillRect/>
+                    </a:stretch>
+                  </pic:blipFill>
+                  <pic:spPr>
+                    <a:xfrm>
+                      <a:off x="0" y="0"/>
+                      <a:ext cx="2829560" cy="1843405"/>
+                    </a:xfrm>
+                    <a:prstGeom prst="rect">
+                      <a:avLst/>
+                    </a:prstGeom>
+                    <a:noFill/>
+                    <a:ln>
+                      <a:noFill/>
+                    </a:ln>
+                  </pic:spPr>
+                </pic:pic>
+              </a:graphicData>
+            </a:graphic>
+          </wp:anchor>
+        </w:drawing>
+      </w:r>
+      <w:r>
+        <w:drawing>
+          <wp:anchor distT="0" distB="0" distL="114300" distR="114300" simplePos="0" relativeHeight="251706368" behindDoc="0" locked="0" layoutInCell="1" allowOverlap="1">
+            <wp:simplePos x="0" y="0"/>
+            <wp:positionH relativeFrom="column">
+              <wp:posOffset>1470660</wp:posOffset>
+            </wp:positionH>
+            <wp:positionV relativeFrom="paragraph">
+              <wp:posOffset>1312545</wp:posOffset>
+            </wp:positionV>
+            <wp:extent cx="3173095" cy="1647825"/>
+            <wp:effectExtent l="0" t="0" r="1905" b="3175"/>
+            <wp:wrapTopAndBottom/>
+            <wp:docPr id="149" name="Picture 149"/>
+            <wp:cNvGraphicFramePr>
+              <a:graphicFrameLocks xmlns:a="http://schemas.openxmlformats.org/drawingml/2006/main" noChangeAspect="1"/>
+            </wp:cNvGraphicFramePr>
+            <a:graphic xmlns:a="http://schemas.openxmlformats.org/drawingml/2006/main">
+              <a:graphicData uri="http://schemas.openxmlformats.org/drawingml/2006/picture">
+                <pic:pic xmlns:pic="http://schemas.openxmlformats.org/drawingml/2006/picture">
+                  <pic:nvPicPr>
+                    <pic:cNvPr id="149" name="Picture 149"/>
                     <pic:cNvPicPr>
                       <a:picLocks noChangeAspect="1"/>
                     </pic:cNvPicPr>
@@ -5759,9 +8774,595 @@
                     </a:stretch>
                   </pic:blipFill>
                   <pic:spPr>
-                    <a:xfrm rot="16200000">
+                    <a:xfrm>
                       <a:off x="0" y="0"/>
-                      <a:ext cx="5253990" cy="2728595"/>
+                      <a:ext cx="3173095" cy="1647825"/>
+                    </a:xfrm>
+                    <a:prstGeom prst="rect">
+                      <a:avLst/>
+                    </a:prstGeom>
+                    <a:noFill/>
+                    <a:ln>
+                      <a:noFill/>
+                    </a:ln>
+                  </pic:spPr>
+                </pic:pic>
+              </a:graphicData>
+            </a:graphic>
+          </wp:anchor>
+        </w:drawing>
+      </w:r>
+      <w:r>
+        <w:drawing>
+          <wp:anchor distT="0" distB="0" distL="114300" distR="114300" simplePos="0" relativeHeight="251707392" behindDoc="1" locked="0" layoutInCell="1" allowOverlap="1">
+            <wp:simplePos x="0" y="0"/>
+            <wp:positionH relativeFrom="column">
+              <wp:posOffset>-358775</wp:posOffset>
+            </wp:positionH>
+            <wp:positionV relativeFrom="paragraph">
+              <wp:posOffset>575310</wp:posOffset>
+            </wp:positionV>
+            <wp:extent cx="1374140" cy="2597150"/>
+            <wp:effectExtent l="0" t="0" r="19050" b="22860"/>
+            <wp:wrapNone/>
+            <wp:docPr id="159" name="Picture 10"/>
+            <wp:cNvGraphicFramePr>
+              <a:graphicFrameLocks xmlns:a="http://schemas.openxmlformats.org/drawingml/2006/main" noChangeAspect="1"/>
+            </wp:cNvGraphicFramePr>
+            <a:graphic xmlns:a="http://schemas.openxmlformats.org/drawingml/2006/main">
+              <a:graphicData uri="http://schemas.openxmlformats.org/drawingml/2006/picture">
+                <pic:pic xmlns:pic="http://schemas.openxmlformats.org/drawingml/2006/picture">
+                  <pic:nvPicPr>
+                    <pic:cNvPr id="159" name="Picture 10"/>
+                    <pic:cNvPicPr>
+                      <a:picLocks noChangeAspect="1"/>
+                    </pic:cNvPicPr>
+                  </pic:nvPicPr>
+                  <pic:blipFill>
+                    <a:blip r:embed="rId9"/>
+                    <a:stretch>
+                      <a:fillRect/>
+                    </a:stretch>
+                  </pic:blipFill>
+                  <pic:spPr>
+                    <a:xfrm rot="5400000">
+                      <a:off x="0" y="0"/>
+                      <a:ext cx="1374140" cy="2597150"/>
+                    </a:xfrm>
+                    <a:prstGeom prst="rect">
+                      <a:avLst/>
+                    </a:prstGeom>
+                    <a:noFill/>
+                    <a:ln>
+                      <a:noFill/>
+                    </a:ln>
+                  </pic:spPr>
+                </pic:pic>
+              </a:graphicData>
+            </a:graphic>
+          </wp:anchor>
+        </w:drawing>
+      </w:r>
+    </w:p>
+    <w:p>
+      <w:r>
+        <w:br w:type="page"/>
+      </w:r>
+    </w:p>
+    <w:p>
+      <w:r>
+        <w:rPr>
+          <w:sz w:val="20"/>
+        </w:rPr>
+        <mc:AlternateContent>
+          <mc:Choice Requires="wps">
+            <w:drawing>
+              <wp:anchor distT="0" distB="0" distL="114300" distR="114300" simplePos="0" relativeHeight="251730944" behindDoc="0" locked="0" layoutInCell="1" allowOverlap="1">
+                <wp:simplePos x="0" y="0"/>
+                <wp:positionH relativeFrom="column">
+                  <wp:posOffset>1237615</wp:posOffset>
+                </wp:positionH>
+                <wp:positionV relativeFrom="paragraph">
+                  <wp:posOffset>785495</wp:posOffset>
+                </wp:positionV>
+                <wp:extent cx="197485" cy="422910"/>
+                <wp:effectExtent l="6350" t="6350" r="24765" b="27940"/>
+                <wp:wrapNone/>
+                <wp:docPr id="47" name="Rectangle 47"/>
+                <wp:cNvGraphicFramePr/>
+                <a:graphic xmlns:a="http://schemas.openxmlformats.org/drawingml/2006/main">
+                  <a:graphicData uri="http://schemas.microsoft.com/office/word/2010/wordprocessingShape">
+                    <wps:wsp>
+                      <wps:cNvSpPr/>
+                      <wps:spPr>
+                        <a:xfrm>
+                          <a:off x="2381250" y="2144395"/>
+                          <a:ext cx="197485" cy="422910"/>
+                        </a:xfrm>
+                        <a:prstGeom prst="rect">
+                          <a:avLst/>
+                        </a:prstGeom>
+                        <a:solidFill>
+                          <a:srgbClr val="2F2E2C"/>
+                        </a:solidFill>
+                        <a:ln>
+                          <a:solidFill>
+                            <a:srgbClr val="30302E"/>
+                          </a:solidFill>
+                        </a:ln>
+                      </wps:spPr>
+                      <wps:style>
+                        <a:lnRef idx="2">
+                          <a:schemeClr val="accent1">
+                            <a:lumMod val="75000"/>
+                          </a:schemeClr>
+                        </a:lnRef>
+                        <a:fillRef idx="1">
+                          <a:schemeClr val="accent1"/>
+                        </a:fillRef>
+                        <a:effectRef idx="0">
+                          <a:srgbClr val="FFFFFF"/>
+                        </a:effectRef>
+                        <a:fontRef idx="minor">
+                          <a:schemeClr val="lt1"/>
+                        </a:fontRef>
+                      </wps:style>
+                      <wps:bodyPr rot="0" spcFirstLastPara="0" vertOverflow="overflow" horzOverflow="overflow" vert="horz" wrap="square" lIns="91440" tIns="45720" rIns="91440" bIns="45720" numCol="1" spcCol="0" rtlCol="0" fromWordArt="0" anchor="ctr" anchorCtr="0" forceAA="0" compatLnSpc="1">
+                        <a:noAutofit/>
+                      </wps:bodyPr>
+                    </wps:wsp>
+                  </a:graphicData>
+                </a:graphic>
+              </wp:anchor>
+            </w:drawing>
+          </mc:Choice>
+          <mc:Fallback>
+            <w:pict>
+              <v:rect id="_x0000_s1026" o:spid="_x0000_s1026" o:spt="1" style="position:absolute;left:0pt;margin-left:97.45pt;margin-top:61.85pt;height:33.3pt;width:15.55pt;z-index:251730944;v-text-anchor:middle;mso-width-relative:page;mso-height-relative:page;" fillcolor="#2F2E2C" filled="t" stroked="t" coordsize="21600,21600" o:gfxdata="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">
+                <v:fill on="t" focussize="0,0"/>
+                <v:stroke weight="1pt" color="#30302E [2404]" miterlimit="8" joinstyle="miter"/>
+                <v:imagedata o:title=""/>
+                <o:lock v:ext="edit" aspectratio="f"/>
+              </v:rect>
+            </w:pict>
+          </mc:Fallback>
+        </mc:AlternateContent>
+      </w:r>
+      <w:r>
+        <w:drawing>
+          <wp:inline distT="0" distB="0" distL="114300" distR="114300">
+            <wp:extent cx="5273675" cy="4531995"/>
+            <wp:effectExtent l="0" t="0" r="0" b="0"/>
+            <wp:docPr id="44" name="Picture 1"/>
+            <wp:cNvGraphicFramePr>
+              <a:graphicFrameLocks xmlns:a="http://schemas.openxmlformats.org/drawingml/2006/main" noChangeAspect="1"/>
+            </wp:cNvGraphicFramePr>
+            <a:graphic xmlns:a="http://schemas.openxmlformats.org/drawingml/2006/main">
+              <a:graphicData uri="http://schemas.openxmlformats.org/drawingml/2006/picture">
+                <pic:pic xmlns:pic="http://schemas.openxmlformats.org/drawingml/2006/picture">
+                  <pic:nvPicPr>
+                    <pic:cNvPr id="44" name="Picture 1"/>
+                    <pic:cNvPicPr>
+                      <a:picLocks noChangeAspect="1"/>
+                    </pic:cNvPicPr>
+                  </pic:nvPicPr>
+                  <pic:blipFill>
+                    <a:blip r:embed="rId10"/>
+                    <a:srcRect t="8946" b="5117"/>
+                    <a:stretch>
+                      <a:fillRect/>
+                    </a:stretch>
+                  </pic:blipFill>
+                  <pic:spPr>
+                    <a:xfrm>
+                      <a:off x="0" y="0"/>
+                      <a:ext cx="5273675" cy="4531995"/>
+                    </a:xfrm>
+                    <a:prstGeom prst="rect">
+                      <a:avLst/>
+                    </a:prstGeom>
+                    <a:noFill/>
+                    <a:ln>
+                      <a:noFill/>
+                    </a:ln>
+                  </pic:spPr>
+                </pic:pic>
+              </a:graphicData>
+            </a:graphic>
+          </wp:inline>
+        </w:drawing>
+      </w:r>
+    </w:p>
+    <w:p>
+      <w:r>
+        <w:rPr>
+          <w:sz w:val="20"/>
+        </w:rPr>
+        <mc:AlternateContent>
+          <mc:Choice Requires="wps">
+            <w:drawing>
+              <wp:anchor distT="0" distB="0" distL="114300" distR="114300" simplePos="0" relativeHeight="251735040" behindDoc="0" locked="0" layoutInCell="1" allowOverlap="1">
+                <wp:simplePos x="0" y="0"/>
+                <wp:positionH relativeFrom="column">
+                  <wp:posOffset>2611755</wp:posOffset>
+                </wp:positionH>
+                <wp:positionV relativeFrom="paragraph">
+                  <wp:posOffset>95250</wp:posOffset>
+                </wp:positionV>
+                <wp:extent cx="2950845" cy="2936875"/>
+                <wp:effectExtent l="0" t="0" r="20955" b="9525"/>
+                <wp:wrapNone/>
+                <wp:docPr id="55" name="Rectangle 55"/>
+                <wp:cNvGraphicFramePr/>
+                <a:graphic xmlns:a="http://schemas.openxmlformats.org/drawingml/2006/main">
+                  <a:graphicData uri="http://schemas.microsoft.com/office/word/2010/wordprocessingShape">
+                    <wps:wsp>
+                      <wps:cNvSpPr/>
+                      <wps:spPr>
+                        <a:xfrm>
+                          <a:off x="4490085" y="1009650"/>
+                          <a:ext cx="2950845" cy="2936875"/>
+                        </a:xfrm>
+                        <a:prstGeom prst="rect">
+                          <a:avLst/>
+                        </a:prstGeom>
+                        <a:solidFill>
+                          <a:schemeClr val="bg1"/>
+                        </a:solidFill>
+                        <a:ln>
+                          <a:noFill/>
+                        </a:ln>
+                      </wps:spPr>
+                      <wps:style>
+                        <a:lnRef idx="2">
+                          <a:schemeClr val="accent1">
+                            <a:lumMod val="75000"/>
+                          </a:schemeClr>
+                        </a:lnRef>
+                        <a:fillRef idx="1">
+                          <a:schemeClr val="accent1"/>
+                        </a:fillRef>
+                        <a:effectRef idx="0">
+                          <a:srgbClr val="FFFFFF"/>
+                        </a:effectRef>
+                        <a:fontRef idx="minor">
+                          <a:schemeClr val="lt1"/>
+                        </a:fontRef>
+                      </wps:style>
+                      <wps:bodyPr rot="0" spcFirstLastPara="0" vertOverflow="overflow" horzOverflow="overflow" vert="horz" wrap="square" lIns="91440" tIns="45720" rIns="91440" bIns="45720" numCol="1" spcCol="0" rtlCol="0" fromWordArt="0" anchor="ctr" anchorCtr="0" forceAA="0" compatLnSpc="1">
+                        <a:noAutofit/>
+                      </wps:bodyPr>
+                    </wps:wsp>
+                  </a:graphicData>
+                </a:graphic>
+              </wp:anchor>
+            </w:drawing>
+          </mc:Choice>
+          <mc:Fallback>
+            <w:pict>
+              <v:rect id="_x0000_s1026" o:spid="_x0000_s1026" o:spt="1" style="position:absolute;left:0pt;margin-left:205.65pt;margin-top:7.5pt;height:231.25pt;width:232.35pt;z-index:251735040;v-text-anchor:middle;mso-width-relative:page;mso-height-relative:page;" fillcolor="#FFFFFF [3212]" filled="t" stroked="f" coordsize="21600,21600" o:gfxdata="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">
+                <v:fill on="t" focussize="0,0"/>
+                <v:stroke on="f" weight="1pt" miterlimit="8" joinstyle="miter"/>
+                <v:imagedata o:title=""/>
+                <o:lock v:ext="edit" aspectratio="f"/>
+              </v:rect>
+            </w:pict>
+          </mc:Fallback>
+        </mc:AlternateContent>
+      </w:r>
+      <w:r>
+        <w:rPr>
+          <w:sz w:val="20"/>
+        </w:rPr>
+        <mc:AlternateContent>
+          <mc:Choice Requires="wps">
+            <w:drawing>
+              <wp:anchor distT="0" distB="0" distL="114300" distR="114300" simplePos="0" relativeHeight="251734016" behindDoc="0" locked="0" layoutInCell="1" allowOverlap="1">
+                <wp:simplePos x="0" y="0"/>
+                <wp:positionH relativeFrom="column">
+                  <wp:posOffset>799465</wp:posOffset>
+                </wp:positionH>
+                <wp:positionV relativeFrom="paragraph">
+                  <wp:posOffset>594360</wp:posOffset>
+                </wp:positionV>
+                <wp:extent cx="829310" cy="254000"/>
+                <wp:effectExtent l="0" t="0" r="8890" b="0"/>
+                <wp:wrapNone/>
+                <wp:docPr id="51" name="Text Box 51"/>
+                <wp:cNvGraphicFramePr/>
+                <a:graphic xmlns:a="http://schemas.openxmlformats.org/drawingml/2006/main">
+                  <a:graphicData uri="http://schemas.microsoft.com/office/word/2010/wordprocessingShape">
+                    <wps:wsp>
+                      <wps:cNvSpPr txBox="1"/>
+                      <wps:spPr>
+                        <a:xfrm>
+                          <a:off x="0" y="0"/>
+                          <a:ext cx="829310" cy="254000"/>
+                        </a:xfrm>
+                        <a:prstGeom prst="rect">
+                          <a:avLst/>
+                        </a:prstGeom>
+                        <a:solidFill>
+                          <a:schemeClr val="bg1"/>
+                        </a:solidFill>
+                        <a:ln w="6350">
+                          <a:noFill/>
+                        </a:ln>
+                      </wps:spPr>
+                      <wps:style>
+                        <a:lnRef idx="0">
+                          <a:schemeClr val="accent1"/>
+                        </a:lnRef>
+                        <a:fillRef idx="0">
+                          <a:schemeClr val="accent1"/>
+                        </a:fillRef>
+                        <a:effectRef idx="0">
+                          <a:schemeClr val="accent1"/>
+                        </a:effectRef>
+                        <a:fontRef idx="minor">
+                          <a:schemeClr val="dk1"/>
+                        </a:fontRef>
+                      </wps:style>
+                      <wps:txbx>
+                        <w:txbxContent>
+                          <w:p>
+                            <w:pPr>
+                              <w:rPr>
+                                <w:rFonts w:hint="default" w:eastAsia="Heiti SC Medium"/>
+                                <w:lang w:val="en-US" w:eastAsia="zh-CN"/>
+                              </w:rPr>
+                            </w:pPr>
+                            <w:r>
+                              <w:rPr>
+                                <w:rFonts w:hint="eastAsia"/>
+                                <w:lang w:val="en-US" w:eastAsia="zh-CN"/>
+                              </w:rPr>
+                              <w:t>Motor 2</w:t>
+                            </w:r>
+                          </w:p>
+                        </w:txbxContent>
+                      </wps:txbx>
+                      <wps:bodyPr rot="0" spcFirstLastPara="0" vertOverflow="overflow" horzOverflow="overflow" vert="horz" wrap="square" lIns="91440" tIns="45720" rIns="91440" bIns="45720" numCol="1" spcCol="0" rtlCol="0" fromWordArt="0" anchor="t" anchorCtr="0" forceAA="0" compatLnSpc="1">
+                        <a:noAutofit/>
+                      </wps:bodyPr>
+                    </wps:wsp>
+                  </a:graphicData>
+                </a:graphic>
+              </wp:anchor>
+            </w:drawing>
+          </mc:Choice>
+          <mc:Fallback>
+            <w:pict>
+              <v:shape id="_x0000_s1026" o:spid="_x0000_s1026" o:spt="202" type="#_x0000_t202" style="position:absolute;left:0pt;margin-left:62.95pt;margin-top:46.8pt;height:20pt;width:65.3pt;z-index:251734016;mso-width-relative:page;mso-height-relative:page;" fillcolor="#FFFFFF [3212]" filled="t" stroked="f" coordsize="21600,21600" o:gfxdata="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">
+                <v:fill on="t" focussize="0,0"/>
+                <v:stroke on="f" weight="0.5pt"/>
+                <v:imagedata o:title=""/>
+                <o:lock v:ext="edit" aspectratio="f"/>
+                <v:textbox>
+                  <w:txbxContent>
+                    <w:p>
+                      <w:pPr>
+                        <w:rPr>
+                          <w:rFonts w:hint="default" w:eastAsia="Heiti SC Medium"/>
+                          <w:lang w:val="en-US" w:eastAsia="zh-CN"/>
+                        </w:rPr>
+                      </w:pPr>
+                      <w:r>
+                        <w:rPr>
+                          <w:rFonts w:hint="eastAsia"/>
+                          <w:lang w:val="en-US" w:eastAsia="zh-CN"/>
+                        </w:rPr>
+                        <w:t>Motor 2</w:t>
+                      </w:r>
+                    </w:p>
+                  </w:txbxContent>
+                </v:textbox>
+              </v:shape>
+            </w:pict>
+          </mc:Fallback>
+        </mc:AlternateContent>
+      </w:r>
+      <w:r>
+        <w:rPr>
+          <w:sz w:val="20"/>
+        </w:rPr>
+        <mc:AlternateContent>
+          <mc:Choice Requires="wps">
+            <w:drawing>
+              <wp:anchor distT="0" distB="0" distL="114300" distR="114300" simplePos="0" relativeHeight="251732992" behindDoc="0" locked="0" layoutInCell="1" allowOverlap="1">
+                <wp:simplePos x="0" y="0"/>
+                <wp:positionH relativeFrom="column">
+                  <wp:posOffset>856615</wp:posOffset>
+                </wp:positionH>
+                <wp:positionV relativeFrom="paragraph">
+                  <wp:posOffset>3557270</wp:posOffset>
+                </wp:positionV>
+                <wp:extent cx="829310" cy="254000"/>
+                <wp:effectExtent l="0" t="0" r="8890" b="0"/>
+                <wp:wrapNone/>
+                <wp:docPr id="52" name="Text Box 52"/>
+                <wp:cNvGraphicFramePr/>
+                <a:graphic xmlns:a="http://schemas.openxmlformats.org/drawingml/2006/main">
+                  <a:graphicData uri="http://schemas.microsoft.com/office/word/2010/wordprocessingShape">
+                    <wps:wsp>
+                      <wps:cNvSpPr txBox="1"/>
+                      <wps:spPr>
+                        <a:xfrm>
+                          <a:off x="0" y="0"/>
+                          <a:ext cx="829310" cy="254000"/>
+                        </a:xfrm>
+                        <a:prstGeom prst="rect">
+                          <a:avLst/>
+                        </a:prstGeom>
+                        <a:solidFill>
+                          <a:schemeClr val="bg1"/>
+                        </a:solidFill>
+                        <a:ln w="6350">
+                          <a:noFill/>
+                        </a:ln>
+                      </wps:spPr>
+                      <wps:style>
+                        <a:lnRef idx="0">
+                          <a:schemeClr val="accent1"/>
+                        </a:lnRef>
+                        <a:fillRef idx="0">
+                          <a:schemeClr val="accent1"/>
+                        </a:fillRef>
+                        <a:effectRef idx="0">
+                          <a:schemeClr val="accent1"/>
+                        </a:effectRef>
+                        <a:fontRef idx="minor">
+                          <a:schemeClr val="dk1"/>
+                        </a:fontRef>
+                      </wps:style>
+                      <wps:txbx>
+                        <w:txbxContent>
+                          <w:p>
+                            <w:pPr>
+                              <w:rPr>
+                                <w:rFonts w:hint="default" w:eastAsia="Heiti SC Medium"/>
+                                <w:lang w:val="en-US" w:eastAsia="zh-CN"/>
+                              </w:rPr>
+                            </w:pPr>
+                            <w:r>
+                              <w:rPr>
+                                <w:rFonts w:hint="eastAsia"/>
+                                <w:lang w:val="en-US" w:eastAsia="zh-CN"/>
+                              </w:rPr>
+                              <w:t>Motor 1</w:t>
+                            </w:r>
+                          </w:p>
+                        </w:txbxContent>
+                      </wps:txbx>
+                      <wps:bodyPr rot="0" spcFirstLastPara="0" vertOverflow="overflow" horzOverflow="overflow" vert="horz" wrap="square" lIns="91440" tIns="45720" rIns="91440" bIns="45720" numCol="1" spcCol="0" rtlCol="0" fromWordArt="0" anchor="t" anchorCtr="0" forceAA="0" compatLnSpc="1">
+                        <a:noAutofit/>
+                      </wps:bodyPr>
+                    </wps:wsp>
+                  </a:graphicData>
+                </a:graphic>
+              </wp:anchor>
+            </w:drawing>
+          </mc:Choice>
+          <mc:Fallback>
+            <w:pict>
+              <v:shape id="_x0000_s1026" o:spid="_x0000_s1026" o:spt="202" type="#_x0000_t202" style="position:absolute;left:0pt;margin-left:67.45pt;margin-top:280.1pt;height:20pt;width:65.3pt;z-index:251732992;mso-width-relative:page;mso-height-relative:page;" fillcolor="#FFFFFF [3212]" filled="t" stroked="f" coordsize="21600,21600" o:gfxdata="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">
+                <v:fill on="t" focussize="0,0"/>
+                <v:stroke on="f" weight="0.5pt"/>
+                <v:imagedata o:title=""/>
+                <o:lock v:ext="edit" aspectratio="f"/>
+                <v:textbox>
+                  <w:txbxContent>
+                    <w:p>
+                      <w:pPr>
+                        <w:rPr>
+                          <w:rFonts w:hint="default" w:eastAsia="Heiti SC Medium"/>
+                          <w:lang w:val="en-US" w:eastAsia="zh-CN"/>
+                        </w:rPr>
+                      </w:pPr>
+                      <w:r>
+                        <w:rPr>
+                          <w:rFonts w:hint="eastAsia"/>
+                          <w:lang w:val="en-US" w:eastAsia="zh-CN"/>
+                        </w:rPr>
+                        <w:t>Motor 1</w:t>
+                      </w:r>
+                    </w:p>
+                  </w:txbxContent>
+                </v:textbox>
+              </v:shape>
+            </w:pict>
+          </mc:Fallback>
+        </mc:AlternateContent>
+      </w:r>
+      <w:r>
+        <w:drawing>
+          <wp:anchor distT="0" distB="0" distL="114300" distR="114300" simplePos="0" relativeHeight="251736064" behindDoc="0" locked="0" layoutInCell="1" allowOverlap="1">
+            <wp:simplePos x="0" y="0"/>
+            <wp:positionH relativeFrom="column">
+              <wp:posOffset>1769745</wp:posOffset>
+            </wp:positionH>
+            <wp:positionV relativeFrom="paragraph">
+              <wp:posOffset>1627505</wp:posOffset>
+            </wp:positionV>
+            <wp:extent cx="2485390" cy="1290955"/>
+            <wp:effectExtent l="0" t="0" r="3810" b="4445"/>
+            <wp:wrapTopAndBottom/>
+            <wp:docPr id="53" name="Picture 53"/>
+            <wp:cNvGraphicFramePr>
+              <a:graphicFrameLocks xmlns:a="http://schemas.openxmlformats.org/drawingml/2006/main" noChangeAspect="1"/>
+            </wp:cNvGraphicFramePr>
+            <a:graphic xmlns:a="http://schemas.openxmlformats.org/drawingml/2006/main">
+              <a:graphicData uri="http://schemas.openxmlformats.org/drawingml/2006/picture">
+                <pic:pic xmlns:pic="http://schemas.openxmlformats.org/drawingml/2006/picture">
+                  <pic:nvPicPr>
+                    <pic:cNvPr id="53" name="Picture 53"/>
+                    <pic:cNvPicPr>
+                      <a:picLocks noChangeAspect="1"/>
+                    </pic:cNvPicPr>
+                  </pic:nvPicPr>
+                  <pic:blipFill>
+                    <a:blip r:embed="rId4"/>
+                    <a:stretch>
+                      <a:fillRect/>
+                    </a:stretch>
+                  </pic:blipFill>
+                  <pic:spPr>
+                    <a:xfrm>
+                      <a:off x="0" y="0"/>
+                      <a:ext cx="2485390" cy="1290955"/>
+                    </a:xfrm>
+                    <a:prstGeom prst="rect">
+                      <a:avLst/>
+                    </a:prstGeom>
+                    <a:noFill/>
+                    <a:ln>
+                      <a:noFill/>
+                    </a:ln>
+                  </pic:spPr>
+                </pic:pic>
+              </a:graphicData>
+            </a:graphic>
+          </wp:anchor>
+        </w:drawing>
+      </w:r>
+      <w:bookmarkStart w:id="0" w:name="_GoBack"/>
+      <w:r>
+        <w:drawing>
+          <wp:anchor distT="0" distB="0" distL="114300" distR="114300" simplePos="0" relativeHeight="251731968" behindDoc="0" locked="0" layoutInCell="1" allowOverlap="1">
+            <wp:simplePos x="0" y="0"/>
+            <wp:positionH relativeFrom="column">
+              <wp:posOffset>0</wp:posOffset>
+            </wp:positionH>
+            <wp:positionV relativeFrom="paragraph">
+              <wp:posOffset>0</wp:posOffset>
+            </wp:positionV>
+            <wp:extent cx="5273675" cy="4344035"/>
+            <wp:effectExtent l="0" t="0" r="9525" b="24765"/>
+            <wp:wrapNone/>
+            <wp:docPr id="54" name="Picture 14"/>
+            <wp:cNvGraphicFramePr>
+              <a:graphicFrameLocks xmlns:a="http://schemas.openxmlformats.org/drawingml/2006/main" noChangeAspect="1"/>
+            </wp:cNvGraphicFramePr>
+            <a:graphic xmlns:a="http://schemas.openxmlformats.org/drawingml/2006/main">
+              <a:graphicData uri="http://schemas.openxmlformats.org/drawingml/2006/picture">
+                <pic:pic xmlns:pic="http://schemas.openxmlformats.org/drawingml/2006/picture">
+                  <pic:nvPicPr>
+                    <pic:cNvPr id="54" name="Picture 14"/>
+                    <pic:cNvPicPr>
+                      <a:picLocks noChangeAspect="1"/>
+                    </pic:cNvPicPr>
+                  </pic:nvPicPr>
+                  <pic:blipFill>
+                    <a:blip r:embed="rId6"/>
+                    <a:srcRect t="7441" b="10187"/>
+                    <a:stretch>
+                      <a:fillRect/>
+                    </a:stretch>
+                  </pic:blipFill>
+                  <pic:spPr>
+                    <a:xfrm>
+                      <a:off x="0" y="0"/>
+                      <a:ext cx="5273675" cy="4344035"/>
                     </a:xfrm>
                     <a:prstGeom prst="rect">
                       <a:avLst/>
@@ -5795,7 +9396,7 @@
   <w:docDefaults>
     <w:rPrDefault>
       <w:rPr>
-        <w:rFonts w:asciiTheme="minorHAnsi" w:hAnsiTheme="minorHAnsi" w:eastAsiaTheme="minorEastAsia" w:cstheme="minorBidi"/>
+        <w:rFonts w:ascii="Times New Roman" w:hAnsi="Times New Roman" w:eastAsia="宋体" w:cs="Times New Roman"/>
       </w:rPr>
     </w:rPrDefault>
     <w:pPrDefault/>
@@ -6055,7 +9656,7 @@
     <w:qFormat/>
     <w:uiPriority w:val="0"/>
     <w:rPr>
-      <w:rFonts w:asciiTheme="minorHAnsi" w:hAnsiTheme="minorHAnsi" w:eastAsiaTheme="minorEastAsia" w:cstheme="minorBidi"/>
+      <w:rFonts w:eastAsia="Heiti SC Medium" w:asciiTheme="minorAscii" w:hAnsiTheme="minorAscii" w:cstheme="minorBidi"/>
       <w:lang w:val="en-US" w:eastAsia="zh-CN" w:bidi="ar-SA"/>
     </w:rPr>
   </w:style>
@@ -6329,7 +9930,10 @@
 
 <file path=customXml/item1.xml><?xml version="1.0" encoding="utf-8"?>
 <s:customData xmlns="http://www.wps.cn/officeDocument/2013/wpsCustomData" xmlns:s="http://www.wps.cn/officeDocument/2013/wpsCustomData">
-  <customSectProps/>
+  <customSectProps>
+    <customSectPr/>
+    <customSectPr/>
+  </customSectProps>
   <customShpExts>
     <customShpInfo spid="_x0000_s1026" textRotate="1"/>
   </customShpExts>

--- a/assets/annotation.docx
+++ b/assets/annotation.docx
@@ -2160,6 +2160,489 @@
       </w:r>
     </w:p>
     <w:p>
+      <w:bookmarkStart w:id="0" w:name="_GoBack"/>
+      <w:bookmarkEnd w:id="0"/>
+      <w:r>
+        <w:rPr>
+          <w:sz w:val="20"/>
+        </w:rPr>
+        <mc:AlternateContent>
+          <mc:Choice Requires="wps">
+            <w:drawing>
+              <wp:anchor distT="0" distB="0" distL="114300" distR="114300" simplePos="0" relativeHeight="251738112" behindDoc="0" locked="0" layoutInCell="1" allowOverlap="1">
+                <wp:simplePos x="0" y="0"/>
+                <wp:positionH relativeFrom="column">
+                  <wp:posOffset>3593465</wp:posOffset>
+                </wp:positionH>
+                <wp:positionV relativeFrom="paragraph">
+                  <wp:posOffset>-179705</wp:posOffset>
+                </wp:positionV>
+                <wp:extent cx="1241425" cy="381635"/>
+                <wp:effectExtent l="6350" t="6350" r="22225" b="18415"/>
+                <wp:wrapNone/>
+                <wp:docPr id="49" name="Text Box 49"/>
+                <wp:cNvGraphicFramePr/>
+                <a:graphic xmlns:a="http://schemas.openxmlformats.org/drawingml/2006/main">
+                  <a:graphicData uri="http://schemas.microsoft.com/office/word/2010/wordprocessingShape">
+                    <wps:wsp>
+                      <wps:cNvSpPr txBox="1"/>
+                      <wps:spPr>
+                        <a:xfrm>
+                          <a:off x="0" y="0"/>
+                          <a:ext cx="1241425" cy="381635"/>
+                        </a:xfrm>
+                        <a:prstGeom prst="rect">
+                          <a:avLst/>
+                        </a:prstGeom>
+                        <a:noFill/>
+                        <a:ln w="6350">
+                          <a:solidFill>
+                            <a:srgbClr val="000000">
+                              <a:alpha val="0"/>
+                            </a:srgbClr>
+                          </a:solidFill>
+                        </a:ln>
+                        <a:extLst>
+                          <a:ext uri="{909E8E84-426E-40DD-AFC4-6F175D3DCCD1}">
+                            <a14:hiddenFill xmlns:a14="http://schemas.microsoft.com/office/drawing/2010/main">
+                              <a:solidFill>
+                                <a:schemeClr val="lt1"/>
+                              </a:solidFill>
+                            </a14:hiddenFill>
+                          </a:ext>
+                        </a:extLst>
+                      </wps:spPr>
+                      <wps:style>
+                        <a:lnRef idx="0">
+                          <a:schemeClr val="accent1"/>
+                        </a:lnRef>
+                        <a:fillRef idx="0">
+                          <a:schemeClr val="accent1"/>
+                        </a:fillRef>
+                        <a:effectRef idx="0">
+                          <a:schemeClr val="accent1"/>
+                        </a:effectRef>
+                        <a:fontRef idx="minor">
+                          <a:schemeClr val="dk1"/>
+                        </a:fontRef>
+                      </wps:style>
+                      <wps:txbx>
+                        <w:txbxContent>
+                          <w:p>
+                            <w:pPr>
+                              <w:rPr>
+                                <w:rFonts w:hint="eastAsia" w:eastAsia="Heiti SC Medium"/>
+                                <w:sz w:val="28"/>
+                                <w:szCs w:val="28"/>
+                                <w:lang w:val="en-US" w:eastAsia="zh-CN"/>
+                              </w:rPr>
+                            </w:pPr>
+                            <w:r>
+                              <w:rPr>
+                                <w:rFonts w:hint="eastAsia"/>
+                                <w:sz w:val="28"/>
+                                <w:szCs w:val="28"/>
+                                <w:lang w:val="en-US" w:eastAsia="zh-CN"/>
+                              </w:rPr>
+                              <w:t>INAV指示灯</w:t>
+                            </w:r>
+                          </w:p>
+                        </w:txbxContent>
+                      </wps:txbx>
+                      <wps:bodyPr rot="0" spcFirstLastPara="0" vertOverflow="overflow" horzOverflow="overflow" vert="horz" wrap="square" lIns="91440" tIns="45720" rIns="91440" bIns="45720" numCol="1" spcCol="0" rtlCol="0" fromWordArt="0" anchor="t" anchorCtr="0" forceAA="0" compatLnSpc="1">
+                        <a:noAutofit/>
+                      </wps:bodyPr>
+                    </wps:wsp>
+                  </a:graphicData>
+                </a:graphic>
+              </wp:anchor>
+            </w:drawing>
+          </mc:Choice>
+          <mc:Fallback>
+            <w:pict>
+              <v:shape id="_x0000_s1026" o:spid="_x0000_s1026" o:spt="202" type="#_x0000_t202" style="position:absolute;left:0pt;margin-left:282.95pt;margin-top:-14.15pt;height:30.05pt;width:97.75pt;z-index:251738112;mso-width-relative:page;mso-height-relative:page;" filled="f" stroked="t" coordsize="21600,21600" o:gfxdata="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">
+                <v:fill on="f" focussize="0,0"/>
+                <v:stroke weight="0.5pt" color="#000000 [3204]" opacity="0f" joinstyle="round"/>
+                <v:imagedata o:title=""/>
+                <o:lock v:ext="edit" aspectratio="f"/>
+                <v:textbox>
+                  <w:txbxContent>
+                    <w:p>
+                      <w:pPr>
+                        <w:rPr>
+                          <w:rFonts w:hint="eastAsia" w:eastAsia="Heiti SC Medium"/>
+                          <w:sz w:val="28"/>
+                          <w:szCs w:val="28"/>
+                          <w:lang w:val="en-US" w:eastAsia="zh-CN"/>
+                        </w:rPr>
+                      </w:pPr>
+                      <w:r>
+                        <w:rPr>
+                          <w:rFonts w:hint="eastAsia"/>
+                          <w:sz w:val="28"/>
+                          <w:szCs w:val="28"/>
+                          <w:lang w:val="en-US" w:eastAsia="zh-CN"/>
+                        </w:rPr>
+                        <w:t>INAV指示灯</w:t>
+                      </w:r>
+                    </w:p>
+                  </w:txbxContent>
+                </v:textbox>
+              </v:shape>
+            </w:pict>
+          </mc:Fallback>
+        </mc:AlternateContent>
+      </w:r>
+      <w:r>
+        <w:rPr>
+          <w:sz w:val="20"/>
+        </w:rPr>
+        <mc:AlternateContent>
+          <mc:Choice Requires="wps">
+            <w:drawing>
+              <wp:anchor distT="0" distB="0" distL="114300" distR="114300" simplePos="0" relativeHeight="251740160" behindDoc="0" locked="0" layoutInCell="1" allowOverlap="1">
+                <wp:simplePos x="0" y="0"/>
+                <wp:positionH relativeFrom="column">
+                  <wp:posOffset>3797935</wp:posOffset>
+                </wp:positionH>
+                <wp:positionV relativeFrom="paragraph">
+                  <wp:posOffset>177165</wp:posOffset>
+                </wp:positionV>
+                <wp:extent cx="774700" cy="250190"/>
+                <wp:effectExtent l="0" t="0" r="0" b="0"/>
+                <wp:wrapNone/>
+                <wp:docPr id="56" name="Text Box 56"/>
+                <wp:cNvGraphicFramePr/>
+                <a:graphic xmlns:a="http://schemas.openxmlformats.org/drawingml/2006/main">
+                  <a:graphicData uri="http://schemas.microsoft.com/office/word/2010/wordprocessingShape">
+                    <wps:wsp>
+                      <wps:cNvSpPr txBox="1"/>
+                      <wps:spPr>
+                        <a:xfrm>
+                          <a:off x="0" y="0"/>
+                          <a:ext cx="774700" cy="250190"/>
+                        </a:xfrm>
+                        <a:prstGeom prst="rect">
+                          <a:avLst/>
+                        </a:prstGeom>
+                        <a:noFill/>
+                        <a:ln w="6350">
+                          <a:solidFill>
+                            <a:srgbClr val="000000">
+                              <a:alpha val="0"/>
+                            </a:srgbClr>
+                          </a:solidFill>
+                        </a:ln>
+                        <a:extLst>
+                          <a:ext uri="{909E8E84-426E-40DD-AFC4-6F175D3DCCD1}">
+                            <a14:hiddenFill xmlns:a14="http://schemas.microsoft.com/office/drawing/2010/main">
+                              <a:solidFill>
+                                <a:schemeClr val="lt1"/>
+                              </a:solidFill>
+                            </a14:hiddenFill>
+                          </a:ext>
+                        </a:extLst>
+                      </wps:spPr>
+                      <wps:style>
+                        <a:lnRef idx="0">
+                          <a:schemeClr val="accent1"/>
+                        </a:lnRef>
+                        <a:fillRef idx="0">
+                          <a:schemeClr val="accent1"/>
+                        </a:fillRef>
+                        <a:effectRef idx="0">
+                          <a:schemeClr val="accent1"/>
+                        </a:effectRef>
+                        <a:fontRef idx="minor">
+                          <a:schemeClr val="dk1"/>
+                        </a:fontRef>
+                      </wps:style>
+                      <wps:txbx>
+                        <w:txbxContent>
+                          <w:p>
+                            <w:pPr>
+                              <w:jc w:val="both"/>
+                              <w:rPr>
+                                <w:rFonts w:hint="default" w:eastAsia="Heiti SC Medium"/>
+                                <w:sz w:val="15"/>
+                                <w:szCs w:val="15"/>
+                                <w:lang w:val="en-US" w:eastAsia="zh-CN"/>
+                              </w:rPr>
+                            </w:pPr>
+                            <w:r>
+                              <w:rPr>
+                                <w:rFonts w:hint="eastAsia"/>
+                                <w:sz w:val="15"/>
+                                <w:szCs w:val="15"/>
+                                <w:lang w:val="en-US" w:eastAsia="zh-CN"/>
+                              </w:rPr>
+                              <w:t>1               2</w:t>
+                            </w:r>
+                          </w:p>
+                        </w:txbxContent>
+                      </wps:txbx>
+                      <wps:bodyPr rot="0" spcFirstLastPara="0" vertOverflow="overflow" horzOverflow="overflow" vert="horz" wrap="square" lIns="91440" tIns="45720" rIns="91440" bIns="45720" numCol="1" spcCol="0" rtlCol="0" fromWordArt="0" anchor="t" anchorCtr="0" forceAA="0" compatLnSpc="1">
+                        <a:noAutofit/>
+                      </wps:bodyPr>
+                    </wps:wsp>
+                  </a:graphicData>
+                </a:graphic>
+              </wp:anchor>
+            </w:drawing>
+          </mc:Choice>
+          <mc:Fallback>
+            <w:pict>
+              <v:shape id="_x0000_s1026" o:spid="_x0000_s1026" o:spt="202" type="#_x0000_t202" style="position:absolute;left:0pt;margin-left:299.05pt;margin-top:13.95pt;height:19.7pt;width:61pt;z-index:251740160;mso-width-relative:page;mso-height-relative:page;" filled="f" stroked="t" coordsize="21600,21600" o:gfxdata="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">
+                <v:fill on="f" focussize="0,0"/>
+                <v:stroke weight="0.5pt" color="#000000 [3204]" opacity="0f" joinstyle="round"/>
+                <v:imagedata o:title=""/>
+                <o:lock v:ext="edit" aspectratio="f"/>
+                <v:textbox>
+                  <w:txbxContent>
+                    <w:p>
+                      <w:pPr>
+                        <w:jc w:val="both"/>
+                        <w:rPr>
+                          <w:rFonts w:hint="default" w:eastAsia="Heiti SC Medium"/>
+                          <w:sz w:val="15"/>
+                          <w:szCs w:val="15"/>
+                          <w:lang w:val="en-US" w:eastAsia="zh-CN"/>
+                        </w:rPr>
+                      </w:pPr>
+                      <w:r>
+                        <w:rPr>
+                          <w:rFonts w:hint="eastAsia"/>
+                          <w:sz w:val="15"/>
+                          <w:szCs w:val="15"/>
+                          <w:lang w:val="en-US" w:eastAsia="zh-CN"/>
+                        </w:rPr>
+                        <w:t>1               2</w:t>
+                      </w:r>
+                    </w:p>
+                  </w:txbxContent>
+                </v:textbox>
+              </v:shape>
+            </w:pict>
+          </mc:Fallback>
+        </mc:AlternateContent>
+      </w:r>
+      <w:r>
+        <w:rPr>
+          <w:sz w:val="20"/>
+        </w:rPr>
+        <mc:AlternateContent>
+          <mc:Choice Requires="wps">
+            <w:drawing>
+              <wp:anchor distT="0" distB="0" distL="114300" distR="114300" simplePos="0" relativeHeight="251739136" behindDoc="0" locked="0" layoutInCell="1" allowOverlap="1">
+                <wp:simplePos x="0" y="0"/>
+                <wp:positionH relativeFrom="column">
+                  <wp:posOffset>4659630</wp:posOffset>
+                </wp:positionH>
+                <wp:positionV relativeFrom="paragraph">
+                  <wp:posOffset>2406015</wp:posOffset>
+                </wp:positionV>
+                <wp:extent cx="495300" cy="605155"/>
+                <wp:effectExtent l="10795" t="8890" r="27305" b="20955"/>
+                <wp:wrapNone/>
+                <wp:docPr id="50" name="Straight Connector 50"/>
+                <wp:cNvGraphicFramePr/>
+                <a:graphic xmlns:a="http://schemas.openxmlformats.org/drawingml/2006/main">
+                  <a:graphicData uri="http://schemas.microsoft.com/office/word/2010/wordprocessingShape">
+                    <wps:wsp>
+                      <wps:cNvCnPr>
+                        <a:endCxn id="48" idx="1"/>
+                      </wps:cNvCnPr>
+                      <wps:spPr>
+                        <a:xfrm>
+                          <a:off x="5831840" y="3300095"/>
+                          <a:ext cx="495300" cy="605155"/>
+                        </a:xfrm>
+                        <a:prstGeom prst="line">
+                          <a:avLst/>
+                        </a:prstGeom>
+                        <a:ln w="28575">
+                          <a:solidFill>
+                            <a:schemeClr val="tx1"/>
+                          </a:solidFill>
+                        </a:ln>
+                      </wps:spPr>
+                      <wps:style>
+                        <a:lnRef idx="2">
+                          <a:schemeClr val="accent1"/>
+                        </a:lnRef>
+                        <a:fillRef idx="0">
+                          <a:srgbClr val="FFFFFF"/>
+                        </a:fillRef>
+                        <a:effectRef idx="0">
+                          <a:srgbClr val="FFFFFF"/>
+                        </a:effectRef>
+                        <a:fontRef idx="minor">
+                          <a:schemeClr val="tx1"/>
+                        </a:fontRef>
+                      </wps:style>
+                      <wps:bodyPr/>
+                    </wps:wsp>
+                  </a:graphicData>
+                </a:graphic>
+              </wp:anchor>
+            </w:drawing>
+          </mc:Choice>
+          <mc:Fallback>
+            <w:pict>
+              <v:line id="_x0000_s1026" o:spid="_x0000_s1026" o:spt="20" style="position:absolute;left:0pt;margin-left:366.9pt;margin-top:189.45pt;height:47.65pt;width:39pt;z-index:251739136;mso-width-relative:page;mso-height-relative:page;" filled="f" stroked="t" coordsize="21600,21600" o:gfxdata="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">
+                <v:fill on="f" focussize="0,0"/>
+                <v:stroke weight="2.25pt" color="#000000 [3213]" miterlimit="8" joinstyle="miter"/>
+                <v:imagedata o:title=""/>
+                <o:lock v:ext="edit" aspectratio="f"/>
+              </v:line>
+            </w:pict>
+          </mc:Fallback>
+        </mc:AlternateContent>
+      </w:r>
+      <w:r>
+        <w:rPr>
+          <w:sz w:val="20"/>
+        </w:rPr>
+        <mc:AlternateContent>
+          <mc:Choice Requires="wps">
+            <w:drawing>
+              <wp:anchor distT="0" distB="0" distL="114300" distR="114300" simplePos="0" relativeHeight="251737088" behindDoc="0" locked="0" layoutInCell="1" allowOverlap="1">
+                <wp:simplePos x="0" y="0"/>
+                <wp:positionH relativeFrom="column">
+                  <wp:posOffset>5154930</wp:posOffset>
+                </wp:positionH>
+                <wp:positionV relativeFrom="paragraph">
+                  <wp:posOffset>2820035</wp:posOffset>
+                </wp:positionV>
+                <wp:extent cx="1241425" cy="381635"/>
+                <wp:effectExtent l="6350" t="6350" r="22225" b="18415"/>
+                <wp:wrapNone/>
+                <wp:docPr id="48" name="Text Box 48"/>
+                <wp:cNvGraphicFramePr/>
+                <a:graphic xmlns:a="http://schemas.openxmlformats.org/drawingml/2006/main">
+                  <a:graphicData uri="http://schemas.microsoft.com/office/word/2010/wordprocessingShape">
+                    <wps:wsp>
+                      <wps:cNvSpPr txBox="1"/>
+                      <wps:spPr>
+                        <a:xfrm>
+                          <a:off x="6212840" y="3692525"/>
+                          <a:ext cx="1241425" cy="381635"/>
+                        </a:xfrm>
+                        <a:prstGeom prst="rect">
+                          <a:avLst/>
+                        </a:prstGeom>
+                        <a:solidFill>
+                          <a:schemeClr val="lt1"/>
+                        </a:solidFill>
+                        <a:ln w="6350">
+                          <a:solidFill>
+                            <a:srgbClr val="000000">
+                              <a:alpha val="0"/>
+                            </a:srgbClr>
+                          </a:solidFill>
+                        </a:ln>
+                      </wps:spPr>
+                      <wps:style>
+                        <a:lnRef idx="0">
+                          <a:schemeClr val="accent1"/>
+                        </a:lnRef>
+                        <a:fillRef idx="0">
+                          <a:schemeClr val="accent1"/>
+                        </a:fillRef>
+                        <a:effectRef idx="0">
+                          <a:schemeClr val="accent1"/>
+                        </a:effectRef>
+                        <a:fontRef idx="minor">
+                          <a:schemeClr val="dk1"/>
+                        </a:fontRef>
+                      </wps:style>
+                      <wps:txbx>
+                        <w:txbxContent>
+                          <w:p>
+                            <w:pPr>
+                              <w:jc w:val="both"/>
+                              <w:rPr>
+                                <w:rFonts w:hint="eastAsia" w:eastAsia="Heiti SC Medium"/>
+                                <w:sz w:val="28"/>
+                                <w:szCs w:val="28"/>
+                                <w:lang w:val="en-US" w:eastAsia="zh-CN"/>
+                              </w:rPr>
+                            </w:pPr>
+                            <w:r>
+                              <w:rPr>
+                                <w:rFonts w:hint="default"/>
+                                <w:sz w:val="28"/>
+                                <w:szCs w:val="28"/>
+                                <w:lang w:val="en-US"/>
+                              </w:rPr>
+                              <w:t>ELRS</w:t>
+                            </w:r>
+                            <w:r>
+                              <w:rPr>
+                                <w:rFonts w:hint="eastAsia"/>
+                                <w:sz w:val="28"/>
+                                <w:szCs w:val="28"/>
+                                <w:lang w:val="en-US" w:eastAsia="zh-CN"/>
+                              </w:rPr>
+                              <w:t>指示灯</w:t>
+                            </w:r>
+                          </w:p>
+                        </w:txbxContent>
+                      </wps:txbx>
+                      <wps:bodyPr rot="0" spcFirstLastPara="0" vertOverflow="overflow" horzOverflow="overflow" vert="horz" wrap="square" lIns="91440" tIns="45720" rIns="91440" bIns="45720" numCol="1" spcCol="0" rtlCol="0" fromWordArt="0" anchor="t" anchorCtr="0" forceAA="0" compatLnSpc="1">
+                        <a:noAutofit/>
+                      </wps:bodyPr>
+                    </wps:wsp>
+                  </a:graphicData>
+                </a:graphic>
+              </wp:anchor>
+            </w:drawing>
+          </mc:Choice>
+          <mc:Fallback>
+            <w:pict>
+              <v:shape id="_x0000_s1026" o:spid="_x0000_s1026" o:spt="202" type="#_x0000_t202" style="position:absolute;left:0pt;margin-left:405.9pt;margin-top:222.05pt;height:30.05pt;width:97.75pt;z-index:251737088;mso-width-relative:page;mso-height-relative:page;" fillcolor="#FFFFFF [3201]" filled="t" stroked="t" coordsize="21600,21600" o:gfxdata="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">
+                <v:fill on="t" focussize="0,0"/>
+                <v:stroke weight="0.5pt" color="#000000 [3204]" opacity="0f" joinstyle="round"/>
+                <v:imagedata o:title=""/>
+                <o:lock v:ext="edit" aspectratio="f"/>
+                <v:textbox>
+                  <w:txbxContent>
+                    <w:p>
+                      <w:pPr>
+                        <w:jc w:val="both"/>
+                        <w:rPr>
+                          <w:rFonts w:hint="eastAsia" w:eastAsia="Heiti SC Medium"/>
+                          <w:sz w:val="28"/>
+                          <w:szCs w:val="28"/>
+                          <w:lang w:val="en-US" w:eastAsia="zh-CN"/>
+                        </w:rPr>
+                      </w:pPr>
+                      <w:r>
+                        <w:rPr>
+                          <w:rFonts w:hint="default"/>
+                          <w:sz w:val="28"/>
+                          <w:szCs w:val="28"/>
+                          <w:lang w:val="en-US"/>
+                        </w:rPr>
+                        <w:t>ELRS</w:t>
+                      </w:r>
+                      <w:r>
+                        <w:rPr>
+                          <w:rFonts w:hint="eastAsia"/>
+                          <w:sz w:val="28"/>
+                          <w:szCs w:val="28"/>
+                          <w:lang w:val="en-US" w:eastAsia="zh-CN"/>
+                        </w:rPr>
+                        <w:t>指示灯</w:t>
+                      </w:r>
+                    </w:p>
+                  </w:txbxContent>
+                </v:textbox>
+              </v:shape>
+            </w:pict>
+          </mc:Fallback>
+        </mc:AlternateContent>
+      </w:r>
       <w:r>
         <w:rPr>
           <w:sz w:val="20"/>
@@ -6167,7 +6650,7 @@
           </mc:Choice>
           <mc:Fallback>
             <w:pict>
-              <v:shape id="_x0000_s1026" o:spid="_x0000_s1026" o:spt="202" type="#_x0000_t202" style="position:absolute;left:0pt;margin-left:310.8pt;margin-top:98.7pt;height:34.15pt;width:77.6pt;z-index:251726848;mso-width-relative:page;mso-height-relative:page;" fillcolor="#FFFFFF [3212]" filled="t" stroked="f" coordsize="21600,21600" o:gfxdata="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">
+              <v:shape id="_x0000_s1026" o:spid="_x0000_s1026" o:spt="202" type="#_x0000_t202" style="position:absolute;left:0pt;margin-left:310.8pt;margin-top:98.7pt;height:34.15pt;width:77.6pt;z-index:251726848;mso-width-relative:page;mso-height-relative:page;" fillcolor="#FFFFFF [3212]" filled="t" stroked="f" coordsize="21600,21600" o:gfxdata="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">
                 <v:fill on="t" focussize="0,0"/>
                 <v:stroke on="f" weight="0.5pt"/>
                 <v:imagedata o:title=""/>
@@ -9325,7 +9808,6 @@
           </wp:anchor>
         </w:drawing>
       </w:r>
-      <w:bookmarkStart w:id="0" w:name="_GoBack"/>
       <w:r>
         <w:drawing>
           <wp:anchor distT="0" distB="0" distL="114300" distR="114300" simplePos="0" relativeHeight="251731968" behindDoc="0" locked="0" layoutInCell="1" allowOverlap="1">
@@ -9378,7 +9860,6 @@
           </wp:anchor>
         </w:drawing>
       </w:r>
-      <w:bookmarkEnd w:id="0"/>
     </w:p>
     <w:sectPr>
       <w:pgSz w:w="11909" w:h="9360" w:orient="landscape"/>
